--- a/tmpl_gen/sample-templ/2026-02-18/templates-aligned-2026-02.docx
+++ b/tmpl_gen/sample-templ/2026-02-18/templates-aligned-2026-02.docx
@@ -32,15 +32,7 @@
       </w:pPr>
       <w:r>
         <w:rPr/>
-        <w:t>2/1</w:t>
-      </w:r>
-      <w:r>
-        <w:rPr/>
-        <w:t>9</w:t>
-      </w:r>
-      <w:r>
-        <w:rPr/>
-        <w:t>/2026</w:t>
+        <w:t>2/19/2026</w:t>
       </w:r>
     </w:p>
     <w:p>
@@ -146,9 +138,93 @@
         <w:pStyle w:val="BodyText"/>
         <w:rPr/>
       </w:pPr>
-      <w:r>
-        <w:rPr/>
-        <w:t>1.3 Instruction: You are a CTI expert that gives precise and concise answers. Question: Which data component is used to detect the attack pattern {ap:dc.detects.name} and what is the detection logic?  Answer: The attack pattern {ap.name} ({ap.id}) can be detected using the data component {dc:x-mitre-data-component.name}. Its description is: {dc.description}.</w:t>
+      <w:commentRangeStart w:id="0"/>
+      <w:r>
+        <w:rPr/>
+        <w:t>1.3 Instruction</w:t>
+      </w:r>
+      <w:r>
+        <w:rPr/>
+      </w:r>
+      <w:commentRangeEnd w:id="0"/>
+      <w:r>
+        <w:commentReference w:id="0"/>
+      </w:r>
+      <w:r>
+        <w:rPr/>
+        <w:t>: You are a CTI expert that gives precise and concise answers. Question: Which data component is used to detect the attack pattern {ap.name} and what is the detection logic?  Answer: The attack pattern {ap:</w:t>
+      </w:r>
+      <w:r>
+        <w:rPr/>
+        <w:t>attack-pattern</w:t>
+      </w:r>
+      <w:r>
+        <w:rPr/>
+        <w:t>.name} (</w:t>
+      </w:r>
+      <w:r>
+        <w:rPr/>
+        <w:t xml:space="preserve">ID </w:t>
+      </w:r>
+      <w:r>
+        <w:rPr/>
+        <w:t xml:space="preserve">{ap.id}) can be detected </w:t>
+      </w:r>
+      <w:r>
+        <w:rPr/>
+        <w:t xml:space="preserve">with detection strategy {det:ap.detects&lt;detection-strategy.name} </w:t>
+      </w:r>
+      <w:r>
+        <w:rPr/>
+        <w:t xml:space="preserve">({det.id}) </w:t>
+      </w:r>
+      <w:r>
+        <w:rPr/>
+        <w:t xml:space="preserve">and </w:t>
+      </w:r>
+      <w:r>
+        <w:rPr/>
+        <w:t xml:space="preserve">a </w:t>
+      </w:r>
+      <w:r>
+        <w:rPr/>
+        <w:t>corresonding analytic {an:</w:t>
+      </w:r>
+      <w:r>
+        <w:rPr/>
+        <w:t>det.implemented_by.name</w:t>
+      </w:r>
+      <w:r>
+        <w:rPr/>
+        <w:t xml:space="preserve">} </w:t>
+      </w:r>
+      <w:r>
+        <w:rPr/>
+        <w:t xml:space="preserve">(an.id) on platforms: {an.platforms}. This analytic which uses </w:t>
+      </w:r>
+      <w:r>
+        <w:rPr/>
+        <w:t>data component {dc:</w:t>
+      </w:r>
+      <w:r>
+        <w:rPr/>
+        <w:t>an.requires_data</w:t>
+      </w:r>
+      <w:r>
+        <w:rPr/>
+        <w:t xml:space="preserve">.name}, </w:t>
+      </w:r>
+      <w:r>
+        <w:rPr/>
+        <w:t xml:space="preserve">described by: </w:t>
+      </w:r>
+      <w:r>
+        <w:rPr/>
+        <w:t xml:space="preserve">{dc.description}. </w:t>
+      </w:r>
+      <w:r>
+        <w:rPr/>
+        <w:t>The detection logic is the following: {an.description}</w:t>
       </w:r>
     </w:p>
     <w:p>
@@ -168,7 +244,13 @@
       </w:pPr>
       <w:r>
         <w:rPr/>
-        <w:t>Schema: x-mitre-data-component - detects - attack-pattern</w:t>
+        <w:t xml:space="preserve">Schema: x-mitre-detection-strategy - detects - attack-pattern, </w:t>
+      </w:r>
+      <w:r>
+        <w:rPr>
+          <w:lang w:val="en-US" w:eastAsia="zh-CN" w:bidi="hi-IN"/>
+        </w:rPr>
+        <w:t>x-mitre-analytic - requires_data - x-mitre-data-component, x-mitre-detection-strategy -  implemented_by - x-mitre-analytic</w:t>
       </w:r>
     </w:p>
     <w:p>
@@ -305,15 +387,7 @@
       </w:pPr>
       <w:r>
         <w:rPr/>
-        <w:t>1.9 Instruction: You are a CTI expert that gives precise and concise answers. Question: In which kill chain phase does the technique {ap:attack-pattern.name} operate? Answer: The technique {ap.name} ({ap.id}) is associated with the {tac:ap.achieve</w:t>
-      </w:r>
-      <w:r>
-        <w:rPr/>
-        <w:t>s</w:t>
-      </w:r>
-      <w:r>
-        <w:rPr/>
-        <w:t>.name} tactic. Its primary function is: {ap.description}</w:t>
+        <w:t>1.9 Instruction: You are a CTI expert that gives precise and concise answers. Question: In which kill chain phase does the technique {ap:attack-pattern.name} operate? Answer: The technique {ap.name} ({ap.id}) is associated with the {tac:ap.achieves.name} tactic. Its primary function is: {ap.description}</w:t>
       </w:r>
     </w:p>
     <w:p>
@@ -388,29 +462,92 @@
         <w:pStyle w:val="BodyText"/>
         <w:rPr/>
       </w:pPr>
-      <w:r>
-        <w:rPr/>
-        <w:t>2.2 Instruction: You are a CTI expert that gives precise and concise answers. Question: How can a CTI analyst detect the technique {ap:dc.detects.name} (ID {ap.id}) using {dc:x-mitre-data-component.name}? Answer: To detect technique {ap:dc.detects.name}, monitor {dc.name}. Detection logic: {dc.description}</w:t>
-      </w:r>
-    </w:p>
-    <w:p>
-      <w:pPr>
-        <w:pStyle w:val="BodyText"/>
-        <w:rPr/>
-      </w:pPr>
-      <w:r>
-        <w:rPr/>
-        <w:t>Summary: {dc.detects|description}</w:t>
-      </w:r>
-    </w:p>
-    <w:p>
-      <w:pPr>
-        <w:pStyle w:val="BodyText"/>
-        <w:rPr/>
-      </w:pPr>
-      <w:r>
-        <w:rPr/>
-        <w:t>Schema: x-mitre-data-component - detects - attack-pattern</w:t>
+      <w:commentRangeStart w:id="1"/>
+      <w:r>
+        <w:rPr/>
+        <w:t>2.2 Instruction</w:t>
+      </w:r>
+      <w:r>
+        <w:rPr/>
+      </w:r>
+      <w:commentRangeEnd w:id="1"/>
+      <w:r>
+        <w:commentReference w:id="1"/>
+      </w:r>
+      <w:r>
+        <w:rPr/>
+        <w:t>: You are a CTI expert that gives precise and concise answers. Question: How can a CTI analyst detect the technique {ap:</w:t>
+      </w:r>
+      <w:r>
+        <w:rPr/>
+        <w:t>attack-pattern</w:t>
+      </w:r>
+      <w:r>
+        <w:rPr/>
+        <w:t xml:space="preserve">.name} (ID {ap.id}) using </w:t>
+      </w:r>
+      <w:r>
+        <w:rPr/>
+        <w:t xml:space="preserve">data component </w:t>
+      </w:r>
+      <w:r>
+        <w:rPr/>
+        <w:t xml:space="preserve">{dc.name}? Answer: To detect technique {ap.name}, monitor {dc.name}. </w:t>
+      </w:r>
+      <w:r>
+        <w:rPr/>
+        <w:t>Apply detection strategy {det:ap.detects&lt;.name} ({det.id}), more specifically, analytic {an:</w:t>
+      </w:r>
+      <w:r>
+        <w:rPr/>
+        <w:t>det.implemented_by.name</w:t>
+      </w:r>
+      <w:r>
+        <w:rPr/>
+        <w:t xml:space="preserve">} </w:t>
+      </w:r>
+      <w:r>
+        <w:rPr/>
+        <w:t xml:space="preserve">({an.id}), which requires data component (log source) {dc:an.requires.name}. </w:t>
+      </w:r>
+      <w:r>
+        <w:rPr/>
+        <w:t xml:space="preserve"> </w:t>
+      </w:r>
+      <w:r>
+        <w:rPr/>
+        <w:t>Analytic description</w:t>
+      </w:r>
+      <w:r>
+        <w:rPr/>
+        <w:t>: {</w:t>
+      </w:r>
+      <w:r>
+        <w:rPr/>
+        <w:t>an</w:t>
+      </w:r>
+      <w:r>
+        <w:rPr/>
+        <w:t>.description}</w:t>
+      </w:r>
+    </w:p>
+    <w:p>
+      <w:pPr>
+        <w:pStyle w:val="BodyText"/>
+        <w:rPr/>
+      </w:pPr>
+      <w:r>
+        <w:rPr/>
+        <w:t>Schema: x-mitre-detection-strategy - detects - attack-pattern, x-mitre-analytic - requires_data - x-mitre-data-component, x-mitre-detection-strategy -  implemented_by - x-mitre-analytic</w:t>
+      </w:r>
+    </w:p>
+    <w:p>
+      <w:pPr>
+        <w:pStyle w:val="BodyText"/>
+        <w:rPr/>
+      </w:pPr>
+      <w:r>
+        <w:rPr/>
       </w:r>
     </w:p>
     <w:p>
@@ -459,33 +596,17 @@
       </w:pPr>
       <w:r>
         <w:rPr/>
-        <w:t>2.4 Instruction: You are a CTI expert that gives precise and concise answers. Question: What is a recommended mitigation or course of action to counter the technique {ap:attack-pattern.name} (ID {ap.id})? Answer: mitigation {coa:ap.mitigate</w:t>
-      </w:r>
-      <w:r>
-        <w:rPr/>
-        <w:t>s&lt;</w:t>
-      </w:r>
-      <w:r>
-        <w:rPr/>
-        <w:t>.name} is recommended. Mitigation description: {coa.description}</w:t>
-      </w:r>
-    </w:p>
-    <w:p>
-      <w:pPr>
-        <w:pStyle w:val="BodyText"/>
-        <w:rPr/>
-      </w:pPr>
-      <w:r>
-        <w:rPr/>
-        <w:t>Summary: {ap.mitigate</w:t>
-      </w:r>
-      <w:r>
-        <w:rPr/>
-        <w:t>s&lt;</w:t>
-      </w:r>
-      <w:r>
-        <w:rPr/>
-        <w:t>|description}</w:t>
+        <w:t>2.4 Instruction: You are a CTI expert that gives precise and concise answers. Question: What is a recommended mitigation or course of action to counter the technique {ap:attack-pattern.name} (ID {ap.id})? Answer: mitigation {coa:ap.mitigates&lt;.name} is recommended. Mitigation description: {coa.description}</w:t>
+      </w:r>
+    </w:p>
+    <w:p>
+      <w:pPr>
+        <w:pStyle w:val="BodyText"/>
+        <w:rPr/>
+      </w:pPr>
+      <w:r>
+        <w:rPr/>
+        <w:t>Summary: {ap.mitigates&lt;|description}</w:t>
       </w:r>
     </w:p>
     <w:p>
@@ -524,7 +645,7 @@
       </w:r>
       <w:r>
         <w:rPr/>
-        <w:commentReference w:id="0"/>
+        <w:commentReference w:id="2"/>
       </w:r>
       <w:r>
         <w:rPr>
@@ -604,33 +725,17 @@
         <w:rPr/>
         <w:t xml:space="preserve">2.8 Instruction: You are a CTI expert that gives precise and concise answers. Question: To which kill chain phase (tactic) does the technique {ap:attack-pattern.name} (id {ap.id}) belong, and what is its objective? Answer: Technique {ap.name} is part of the </w:t>
       </w:r>
-      <w:commentRangeStart w:id="1"/>
-      <w:r>
-        <w:rPr/>
-        <w:t>{ap.achiev</w:t>
-      </w:r>
-      <w:r>
-        <w:rPr/>
-        <w:t>es</w:t>
-      </w:r>
-      <w:r>
-        <w:rPr/>
-        <w:t>.name</w:t>
-      </w:r>
-      <w:r>
-        <w:rPr/>
-        <w:t xml:space="preserve">} </w:t>
-      </w:r>
-      <w:r>
-        <w:rPr/>
-        <w:t>phase</w:t>
-      </w:r>
-      <w:r>
-        <w:rPr/>
-      </w:r>
-      <w:commentRangeEnd w:id="1"/>
-      <w:r>
-        <w:commentReference w:id="1"/>
+      <w:commentRangeStart w:id="3"/>
+      <w:r>
+        <w:rPr/>
+        <w:t>{ap.achieves.name} phase</w:t>
+      </w:r>
+      <w:r>
+        <w:rPr/>
+      </w:r>
+      <w:commentRangeEnd w:id="3"/>
+      <w:r>
+        <w:commentReference w:id="3"/>
       </w:r>
       <w:r>
         <w:rPr/>
@@ -705,7 +810,7 @@
       </w:r>
       <w:r>
         <w:rPr/>
-        <w:commentReference w:id="2"/>
+        <w:commentReference w:id="4"/>
       </w:r>
       <w:r>
         <w:rPr>
@@ -756,7 +861,7 @@
         <w:rPr/>
         <w:t xml:space="preserve">3.2 Instruction: You are a CTI expert that gives precise and concise answers. Question: What is the most effective mitigation for the technique {ap:attack-pattern.name} (id {ap.id}) to reduce </w:t>
       </w:r>
-      <w:commentRangeStart w:id="3"/>
+      <w:commentRangeStart w:id="5"/>
       <w:r>
         <w:rPr>
           <w:shd w:fill="FFFF00" w:val="clear"/>
@@ -768,466 +873,466 @@
           <w:shd w:fill="FFFF00" w:val="clear"/>
         </w:rPr>
       </w:r>
-      <w:commentRangeEnd w:id="3"/>
-      <w:r>
-        <w:commentReference w:id="3"/>
-      </w:r>
-      <w:r>
-        <w:rPr/>
-        <w:t xml:space="preserve">? Answer: To mitigate {ap.name}, organizations should implement course of action {coa:ap.mitigated_by.name} (id{coa.id}). Description of mitigation: {coa.description} </w:t>
-      </w:r>
-      <w:commentRangeStart w:id="4"/>
+      <w:commentRangeEnd w:id="5"/>
+      <w:r>
+        <w:commentReference w:id="5"/>
+      </w:r>
+      <w:r>
+        <w:rPr/>
+        <w:t>? Answer: To mitigate {ap.name}, organizations should implement course of action {coa:ap.mitigated_by.name} (id{coa.id}). Description of mitigation: {coa.description[</w:t>
+      </w:r>
+      <w:commentRangeStart w:id="6"/>
+      <w:r>
+        <w:rPr/>
+        <w:t>_~"organizational risk"</w:t>
+      </w:r>
+      <w:r>
+        <w:rPr/>
+      </w:r>
+      <w:commentRangeEnd w:id="6"/>
+      <w:r>
+        <w:commentReference w:id="6"/>
+      </w:r>
+      <w:r>
+        <w:rPr/>
+        <w:t>]}.</w:t>
+      </w:r>
+    </w:p>
+    <w:p>
+      <w:pPr>
+        <w:pStyle w:val="BodyText"/>
+        <w:rPr/>
+      </w:pPr>
+      <w:r>
+        <w:rPr/>
+        <w:t>Summary: {ap.mitigated_by|description}</w:t>
+      </w:r>
+    </w:p>
+    <w:p>
+      <w:pPr>
+        <w:pStyle w:val="BodyText"/>
+        <w:rPr/>
+      </w:pPr>
+      <w:r>
+        <w:rPr/>
+        <w:t>Schema: course-of-action - mitigates - attack-pattern</w:t>
+      </w:r>
+    </w:p>
+    <w:p>
+      <w:pPr>
+        <w:pStyle w:val="BodyText"/>
+        <w:rPr/>
+      </w:pPr>
+      <w:r>
+        <w:rPr/>
+      </w:r>
+    </w:p>
+    <w:p>
+      <w:pPr>
+        <w:pStyle w:val="BodyText"/>
+        <w:rPr/>
+      </w:pPr>
+      <w:commentRangeStart w:id="7"/>
+      <w:r>
+        <w:rPr/>
+        <w:t>3.3 Instruction</w:t>
+      </w:r>
+      <w:r>
+        <w:rPr/>
+      </w:r>
+      <w:commentRangeEnd w:id="7"/>
+      <w:r>
+        <w:commentReference w:id="7"/>
+      </w:r>
+      <w:r>
+        <w:rPr/>
+        <w:t>: You are a CTI expert that gives precise and concise answers. Question: In the context of {ap:</w:t>
+      </w:r>
+      <w:r>
+        <w:rPr/>
+        <w:t>attack-pattern</w:t>
+      </w:r>
+      <w:r>
+        <w:rPr/>
+        <w:t>.name} (ID {ap.id}), which data component should be monitored for specialized system call or API usage? Answer: To detect this technique, you should monitor data component {dc.</w:t>
+      </w:r>
+      <w:r>
+        <w:rPr/>
+        <w:t>name</w:t>
+      </w:r>
+      <w:r>
+        <w:rPr/>
+        <w:t>}. Its description is: {dc.description</w:t>
+      </w:r>
       <w:r>
         <w:rPr>
           <w:shd w:fill="FFFF00" w:val="clear"/>
         </w:rPr>
-        <w:t>&lt;*</w:t>
-      </w:r>
+        <w:t>[_~"system call"]</w:t>
+      </w:r>
+      <w:r>
+        <w:rPr/>
+        <w:t xml:space="preserve">}. </w:t>
+      </w:r>
+      <w:r>
+        <w:rPr/>
+        <w:t xml:space="preserve">This is because technique {ap.name} is detected with detection strategy {det:ap.detects&lt;name} (det.id), specifically, with analytic {an:det.implemented_by.name}, which requires data component (log source) {dc:an.requires_data.name}.  </w:t>
+      </w:r>
+    </w:p>
+    <w:p>
+      <w:pPr>
+        <w:pStyle w:val="BodyText"/>
+        <w:rPr/>
+      </w:pPr>
+      <w:r>
+        <w:rPr/>
+        <w:t>Schema: x-mitre-detection-strategy - detects - attack-pattern, x-mitre-analytic - requires_data - x-mitre-data-component, x-mitre-detection-strategy -  implemented_by - x-mitre-analytic</w:t>
+      </w:r>
+    </w:p>
+    <w:p>
+      <w:pPr>
+        <w:pStyle w:val="BodyText"/>
+        <w:rPr/>
+      </w:pPr>
+      <w:r>
+        <w:rPr/>
+      </w:r>
+    </w:p>
+    <w:p>
+      <w:pPr>
+        <w:pStyle w:val="BodyText"/>
+        <w:rPr/>
+      </w:pPr>
+      <w:r>
+        <w:rPr/>
+        <w:t>3.4 Instruction: You are a CTI expert that gives precise and concise answers. Question: How does the malware {m:malware.name} (ID {m.id}) implement the technique {ap:m.uses.name} during its operations? Answer: {m.name} utilizes technique {ap.name} as follows: {ap.description} This is often seen on {m.x_mitre_platforms} platforms.</w:t>
+      </w:r>
+    </w:p>
+    <w:p>
+      <w:pPr>
+        <w:pStyle w:val="BodyText"/>
+        <w:rPr/>
+      </w:pPr>
+      <w:r>
+        <w:rPr/>
+        <w:t>Summary: {m.uses|description}</w:t>
+      </w:r>
+    </w:p>
+    <w:p>
+      <w:pPr>
+        <w:pStyle w:val="BodyText"/>
+        <w:rPr/>
+      </w:pPr>
+      <w:r>
+        <w:rPr/>
+        <w:t>Schema: malware - uses - attack-pattern</w:t>
+      </w:r>
+    </w:p>
+    <w:p>
+      <w:pPr>
+        <w:pStyle w:val="BodyText"/>
+        <w:rPr/>
+      </w:pPr>
+      <w:r>
+        <w:rPr/>
+      </w:r>
+    </w:p>
+    <w:p>
+      <w:pPr>
+        <w:pStyle w:val="BodyText"/>
+        <w:rPr/>
+      </w:pPr>
+      <w:r>
+        <w:rPr/>
+        <w:t xml:space="preserve">3.6 Instruction: You are a CTI expert that gives precise and concise answers. Question: Explain the characteristics of {ap:attack-pattern.name} (id {ap.id}) </w:t>
+      </w:r>
+      <w:commentRangeStart w:id="8"/>
       <w:r>
         <w:rPr>
           <w:shd w:fill="FFFF00" w:val="clear"/>
         </w:rPr>
-      </w:r>
-      <w:commentRangeEnd w:id="4"/>
-      <w:r>
-        <w:commentReference w:id="4"/>
-      </w:r>
-      <w:r>
-        <w:rPr/>
-        <w:t xml:space="preserve"> {coa.description[</w:t>
-      </w:r>
-      <w:commentRangeStart w:id="5"/>
-      <w:r>
-        <w:rPr/>
-        <w:t>_^"organizational risk"</w:t>
-      </w:r>
-      <w:r>
-        <w:rPr/>
-      </w:r>
-      <w:commentRangeEnd w:id="5"/>
-      <w:r>
-        <w:commentReference w:id="5"/>
-      </w:r>
-      <w:r>
-        <w:rPr/>
-        <w:t xml:space="preserve">]} *&gt;  </w:t>
-      </w:r>
-    </w:p>
-    <w:p>
-      <w:pPr>
-        <w:pStyle w:val="BodyText"/>
-        <w:rPr/>
-      </w:pPr>
-      <w:r>
-        <w:rPr/>
-        <w:t>Summary: {ap.mitigated_by|description}</w:t>
-      </w:r>
-    </w:p>
-    <w:p>
-      <w:pPr>
-        <w:pStyle w:val="BodyText"/>
-        <w:rPr/>
-      </w:pPr>
-      <w:r>
-        <w:rPr/>
-        <w:t>Schema: course-of-action - mitigates - attack-pattern</w:t>
-      </w:r>
-    </w:p>
-    <w:p>
-      <w:pPr>
-        <w:pStyle w:val="BodyText"/>
-        <w:rPr/>
-      </w:pPr>
-      <w:r>
-        <w:rPr/>
-      </w:r>
-    </w:p>
-    <w:p>
-      <w:pPr>
-        <w:pStyle w:val="BodyText"/>
-        <w:rPr/>
-      </w:pPr>
-      <w:r>
-        <w:rPr/>
-        <w:t>3.3 Instruction: You are a CTI expert that gives precise and concise answers. Question: In the context of {ap:dc.detects.name} (ID {ap.id}), which data component should be monitored for specialized system call or API usage? Answer: To detect this technique, you should monitor data component {dc:x-mitre-data-component.name}.  Its description is: {dc.description</w:t>
+        <w:t>specifically regarding how it handles data encryption or protocol blending</w:t>
       </w:r>
       <w:r>
         <w:rPr>
           <w:shd w:fill="FFFF00" w:val="clear"/>
         </w:rPr>
-        <w:t>[_^"system call"</w:t>
-      </w:r>
-      <w:r>
-        <w:rPr>
-          <w:shd w:fill="FFFF00" w:val="clear"/>
-        </w:rPr>
+      </w:r>
+      <w:commentRangeEnd w:id="8"/>
+      <w:r>
+        <w:commentReference w:id="8"/>
+      </w:r>
+      <w:r>
+        <w:rPr/>
+        <w:t>. Answer: {ap.name} involves  these steps: {ap.description} Detection often relies on this method: {ap.x_mitre_detection}.</w:t>
+      </w:r>
+    </w:p>
+    <w:p>
+      <w:pPr>
+        <w:pStyle w:val="BodyText"/>
+        <w:rPr/>
+      </w:pPr>
+      <w:r>
+        <w:rPr/>
+      </w:r>
+    </w:p>
+    <w:p>
+      <w:pPr>
+        <w:pStyle w:val="BodyText"/>
+        <w:rPr/>
+      </w:pPr>
+      <w:commentRangeStart w:id="9"/>
+      <w:r>
+        <w:rPr/>
+        <w:t>3.6 Instruction</w:t>
+      </w:r>
+      <w:r>
+        <w:rPr/>
+      </w:r>
+      <w:commentRangeEnd w:id="9"/>
+      <w:r>
+        <w:commentReference w:id="9"/>
+      </w:r>
+      <w:r>
+        <w:rPr/>
+        <w:t>: You are a CTI expert that gives precise and concise answers. Question: Explain the characteristics of {ap:attack-pattern.name} (id {ap.id}. Answer: {ap.name} involves {ap.description} Detection often relies on {ap.x_mitre_detection}</w:t>
+      </w:r>
+    </w:p>
+    <w:p>
+      <w:pPr>
+        <w:pStyle w:val="BodyText"/>
+        <w:rPr/>
+      </w:pPr>
+      <w:r>
+        <w:rPr/>
+      </w:r>
+    </w:p>
+    <w:p>
+      <w:pPr>
+        <w:pStyle w:val="BodyText"/>
+        <w:rPr/>
+      </w:pPr>
+      <w:r>
+        <w:rPr/>
+        <w:t>3.7 Instruction: You are a CTI expert that gives precise and concise answers. Question: To which MITRE ATT&amp;CK tactic does the technique {ap:attack-pattern.name} (ID {ap.id}) belong, and what is the adversary's primary goal in this phase? Answer: {ap.name} maps to the {tac:ap.achieves.name} tactic. Its goal and description is {ap.description}</w:t>
+      </w:r>
+    </w:p>
+    <w:p>
+      <w:pPr>
+        <w:pStyle w:val="BodyText"/>
+        <w:rPr/>
+      </w:pPr>
+      <w:r>
+        <w:rPr/>
+        <w:t>Schema: attack-pattern - achieves - x-mitre-tactic</w:t>
+      </w:r>
+    </w:p>
+    <w:p>
+      <w:pPr>
+        <w:pStyle w:val="BodyText"/>
+        <w:rPr/>
+      </w:pPr>
+      <w:r>
+        <w:rPr/>
+      </w:r>
+    </w:p>
+    <w:p>
+      <w:pPr>
+        <w:pStyle w:val="BodyText"/>
+        <w:rPr/>
+      </w:pPr>
+      <w:commentRangeStart w:id="10"/>
+      <w:r>
+        <w:rPr/>
+        <w:t xml:space="preserve">3.8 Instruction: </w:t>
+      </w:r>
+      <w:r>
+        <w:rPr/>
+      </w:r>
+      <w:commentRangeEnd w:id="10"/>
+      <w:r>
+        <w:commentReference w:id="10"/>
+      </w:r>
+      <w:r>
+        <w:rPr/>
+        <w:t>You are a CTI expert that gives precise and concise answers. Question: Which mechanisms are leveraged by {tl:tool.name} (ID {tl.id}) whan used for technique {ap:tl.uses.name}? Answer: The tool {tl.name} is used to execute attack pattern {ap.name} (ID {ap.id}), that generally targets these platforms: {ap.x_mitre_platforms}. The technique proceeds as follows: {ap.description}.</w:t>
+      </w:r>
+    </w:p>
+    <w:p>
+      <w:pPr>
+        <w:pStyle w:val="BodyText"/>
+        <w:rPr/>
+      </w:pPr>
+      <w:r>
+        <w:rPr/>
+        <w:t>Summary: {tl.uses|description}</w:t>
+      </w:r>
+    </w:p>
+    <w:p>
+      <w:pPr>
+        <w:pStyle w:val="BodyText"/>
+        <w:rPr/>
+      </w:pPr>
+      <w:r>
+        <w:rPr/>
+        <w:t>Schema: tool - uses - attack-pattern</w:t>
+      </w:r>
+    </w:p>
+    <w:p>
+      <w:pPr>
+        <w:pStyle w:val="BodyText"/>
+        <w:rPr/>
+      </w:pPr>
+      <w:r>
+        <w:rPr/>
+      </w:r>
+    </w:p>
+    <w:p>
+      <w:pPr>
+        <w:pStyle w:val="BodyText"/>
+        <w:rPr/>
+      </w:pPr>
+      <w:r>
+        <w:rPr/>
+        <w:t>3.9 Instruction: You are a CTI expert that gives precise and concise answers. Question: Give a technique that uses methods to evade detection. Answer: Attack pattern {ap:attack-pattern.name} (id {ap.id}) uses methods to evade detection, as described below: {ap.description[_~"evade detection"]}. Analysts should look for {ap.x_mitre_detection}.</w:t>
+      </w:r>
+    </w:p>
+    <w:p>
+      <w:pPr>
+        <w:pStyle w:val="BodyText"/>
+        <w:rPr/>
+      </w:pPr>
+      <w:r>
+        <w:rPr/>
+      </w:r>
+    </w:p>
+    <w:p>
+      <w:pPr>
+        <w:pStyle w:val="BodyText"/>
+        <w:rPr/>
+      </w:pPr>
+      <w:r>
+        <w:rPr/>
+        <w:t>3.9a Instruction: You are a CTI expert that gives precise and concise answers. Question: Give a technique that uses methods to bypass security controls. Answer: Attack pattern {ap:attack-pattern.name} (id {ap.id}) uses methods to bypass security controls, as described below: {ap.description[_~"bypass security controls"]}. Analysts should look for {ap.x_mitre_detection}.</w:t>
+      </w:r>
+    </w:p>
+    <w:p>
+      <w:pPr>
+        <w:pStyle w:val="BodyText"/>
+        <w:rPr/>
+      </w:pPr>
+      <w:r>
+        <w:rPr/>
+      </w:r>
+    </w:p>
+    <w:p>
+      <w:pPr>
+        <w:pStyle w:val="BodyText"/>
+        <w:rPr/>
+      </w:pPr>
+      <w:r>
+        <w:rPr/>
+        <w:t>3.10 Instruction: You are a CTI expert that gives precise and concise answers. Question: Describe the artifacts left behind when technique {ap.name} ({ap.id}) is executed on {ap.x_mitre_platforms}. Answer: On {ap.x_mitre_platforms}, the execution of {ap.name} involves the following: {ap.description} Consider the following for detection: {ap:attack-pattern.x_mitre_detection}</w:t>
+      </w:r>
+    </w:p>
+    <w:p>
+      <w:pPr>
+        <w:pStyle w:val="BodyText"/>
+        <w:rPr/>
+      </w:pPr>
+      <w:r>
+        <w:rPr/>
+      </w:r>
+    </w:p>
+    <w:p>
+      <w:pPr>
+        <w:pStyle w:val="BodyText"/>
+        <w:rPr/>
+      </w:pPr>
+      <w:r>
+        <w:rPr/>
+        <w:t>4.1 Instruction: You are a CTI expert that gives precise and concise answers. Question: Which MITRE ATT&amp;CK technique is most directly associated with the attack pattern {cap:CAPEC.name}? Answer: Based on the structural relationship between frameworks, {cap.name} is mapped to the ATT&amp;CK technique {ap:cap.map_ap.name} ({ap.id}). This technique involves the following: {ap.description}</w:t>
+      </w:r>
+    </w:p>
+    <w:p>
+      <w:pPr>
+        <w:pStyle w:val="BodyText"/>
+        <w:rPr/>
+      </w:pPr>
+      <w:r>
+        <w:rPr/>
+        <w:t>Schema: capec:CAPEC - map_ap - attack-pattern</w:t>
+      </w:r>
+    </w:p>
+    <w:p>
+      <w:pPr>
+        <w:pStyle w:val="BodyText"/>
+        <w:rPr/>
+      </w:pPr>
+      <w:r>
+        <w:rPr/>
+      </w:r>
+    </w:p>
+    <w:p>
+      <w:pPr>
+        <w:pStyle w:val="BodyText"/>
+        <w:rPr/>
+      </w:pPr>
+      <w:r>
+        <w:rPr/>
+        <w:t>4.3 Instruction: You are a CTI expert that gives precise and concise answers. Question: How does an adversary use {ap:attack-pattern.name} (ID {ap.id}) to achieve persistence on {ap.x_mitre_platforms} systems? Answer: Adversaries implement {ap.name} by doing the following: {ap.description[_~"achieve persistence"</w:t>
+      </w:r>
+      <w:r>
+        <w:rPr/>
         <w:t>]</w:t>
       </w:r>
       <w:r>
         <w:rPr/>
-        <w:t>}.</w:t>
-      </w:r>
-    </w:p>
-    <w:p>
-      <w:pPr>
-        <w:pStyle w:val="BodyText"/>
-        <w:rPr/>
-      </w:pPr>
-      <w:r>
-        <w:rPr/>
-        <w:t>Summary</w:t>
-      </w:r>
-      <w:r>
-        <w:rPr/>
-        <w:t>: {dc.detects|description}</w:t>
-      </w:r>
-    </w:p>
-    <w:p>
-      <w:pPr>
-        <w:pStyle w:val="BodyText"/>
-        <w:rPr/>
-      </w:pPr>
-      <w:r>
-        <w:rPr/>
-        <w:t>Schema: x-mitre-data-component - detects - attack-pattern</w:t>
-      </w:r>
-    </w:p>
-    <w:p>
-      <w:pPr>
-        <w:pStyle w:val="BodyText"/>
-        <w:rPr/>
-      </w:pPr>
-      <w:r>
-        <w:rPr/>
-      </w:r>
-    </w:p>
-    <w:p>
-      <w:pPr>
-        <w:pStyle w:val="BodyText"/>
-        <w:rPr/>
-      </w:pPr>
-      <w:r>
-        <w:rPr/>
-        <w:t>3.4 Instruction: You are a CTI expert that gives precise and concise answers. Question: How does the malware {m:malware.name} (ID {m.id}) implement the technique {ap:m.uses.name} during its operations? Answer: {m.name} utilizes technique {ap.name} as follows: {ap.description} This is often seen on {m.x_mitre_platforms} platforms.</w:t>
-      </w:r>
-    </w:p>
-    <w:p>
-      <w:pPr>
-        <w:pStyle w:val="BodyText"/>
-        <w:rPr/>
-      </w:pPr>
-      <w:r>
-        <w:rPr/>
-        <w:t>Summary: {m.uses|description}</w:t>
-      </w:r>
-    </w:p>
-    <w:p>
-      <w:pPr>
-        <w:pStyle w:val="BodyText"/>
-        <w:rPr/>
-      </w:pPr>
-      <w:r>
-        <w:rPr/>
-        <w:t>Schema: malware - uses - attack-pattern</w:t>
-      </w:r>
-    </w:p>
-    <w:p>
-      <w:pPr>
-        <w:pStyle w:val="BodyText"/>
-        <w:rPr/>
-      </w:pPr>
-      <w:r>
-        <w:rPr/>
-      </w:r>
-    </w:p>
-    <w:p>
-      <w:pPr>
-        <w:pStyle w:val="BodyText"/>
-        <w:rPr/>
-      </w:pPr>
-      <w:r>
-        <w:rPr/>
-        <w:t xml:space="preserve">3.6 Instruction: You are a CTI expert that gives precise and concise answers. Question: Explain the characteristics of {ap:attack-pattern.name} (id {ap.id}) </w:t>
-      </w:r>
-      <w:commentRangeStart w:id="6"/>
-      <w:r>
-        <w:rPr>
-          <w:shd w:fill="FFFF00" w:val="clear"/>
-        </w:rPr>
-        <w:t>specifically regarding how it handles data encryption or protocol blending</w:t>
-      </w:r>
-      <w:r>
-        <w:rPr>
-          <w:shd w:fill="FFFF00" w:val="clear"/>
-        </w:rPr>
-      </w:r>
-      <w:commentRangeEnd w:id="6"/>
-      <w:r>
-        <w:commentReference w:id="6"/>
-      </w:r>
-      <w:r>
-        <w:rPr/>
-        <w:t>. Answer: {ap.name} involves  these steps: {ap.description} Detection often relies on this method: {ap.x_mitre_detection}.</w:t>
-      </w:r>
-    </w:p>
-    <w:p>
-      <w:pPr>
-        <w:pStyle w:val="BodyText"/>
-        <w:rPr/>
-      </w:pPr>
-      <w:r>
-        <w:rPr/>
-      </w:r>
-    </w:p>
-    <w:p>
-      <w:pPr>
-        <w:pStyle w:val="BodyText"/>
-        <w:rPr/>
-      </w:pPr>
-      <w:commentRangeStart w:id="7"/>
-      <w:r>
-        <w:rPr/>
-        <w:t>3.6 Instruction</w:t>
-      </w:r>
-      <w:r>
-        <w:rPr/>
-      </w:r>
-      <w:commentRangeEnd w:id="7"/>
-      <w:r>
-        <w:commentReference w:id="7"/>
-      </w:r>
-      <w:r>
-        <w:rPr/>
-        <w:t>: You are a CTI expert that gives precise and concise answers. Question: Explain the characteristics of {ap:attack-pattern.name} (id {ap.id}. Answer: {ap.name} involves {ap.description} Detection often relies on {ap.x_mitre_detection}</w:t>
-      </w:r>
-    </w:p>
-    <w:p>
-      <w:pPr>
-        <w:pStyle w:val="BodyText"/>
-        <w:rPr/>
-      </w:pPr>
-      <w:r>
-        <w:rPr/>
-      </w:r>
-    </w:p>
-    <w:p>
-      <w:pPr>
-        <w:pStyle w:val="BodyText"/>
-        <w:rPr/>
-      </w:pPr>
-      <w:r>
-        <w:rPr/>
-        <w:t>3.7 Instruction: You are a CTI expert that gives precise and concise answers. Question: To which MITRE ATT&amp;CK tactic does the technique {ap:attack-pattern.name} (ID {ap.id}) belong, and what is the adversary's primary goal in this phase? Answer: {ap.name} maps to the {tac:ap.achieve</w:t>
-      </w:r>
-      <w:r>
-        <w:rPr/>
-        <w:t>s</w:t>
-      </w:r>
-      <w:r>
-        <w:rPr/>
-        <w:t>.name} tactic. Its goal and description is {ap.description}</w:t>
-      </w:r>
-    </w:p>
-    <w:p>
-      <w:pPr>
-        <w:pStyle w:val="BodyText"/>
-        <w:rPr/>
-      </w:pPr>
-      <w:r>
-        <w:rPr/>
-        <w:t>Schema: attack-pattern - achieves - x-mitre-tactic</w:t>
-      </w:r>
-    </w:p>
-    <w:p>
-      <w:pPr>
-        <w:pStyle w:val="BodyText"/>
-        <w:rPr/>
-      </w:pPr>
-      <w:r>
-        <w:rPr/>
-      </w:r>
-    </w:p>
-    <w:p>
-      <w:pPr>
-        <w:pStyle w:val="BodyText"/>
-        <w:rPr/>
-      </w:pPr>
-      <w:commentRangeStart w:id="8"/>
-      <w:r>
-        <w:rPr/>
-        <w:t xml:space="preserve">3.8 Instruction: </w:t>
-      </w:r>
-      <w:r>
-        <w:rPr/>
-      </w:r>
-      <w:commentRangeEnd w:id="8"/>
-      <w:r>
-        <w:commentReference w:id="8"/>
-      </w:r>
-      <w:r>
-        <w:rPr/>
-        <w:t>You are a CTI expert that gives precise and concise answers. Question: Which mechanisms are leveraged by {tl:tool.name} (ID {tl.id}) whan used for technique {ap:tl.uses.name}? Answer: The tool {tl.name} is used to execute attack pattern {ap.name} (ID {ap.id}), that generally targets these platforms: {ap.x_mitre_platforms}. The technique proceeds as follows: {ap.description}.</w:t>
-      </w:r>
-    </w:p>
-    <w:p>
-      <w:pPr>
-        <w:pStyle w:val="BodyText"/>
-        <w:rPr/>
-      </w:pPr>
-      <w:r>
-        <w:rPr/>
-        <w:t>Summary: {tl.uses|description}</w:t>
-      </w:r>
-    </w:p>
-    <w:p>
-      <w:pPr>
-        <w:pStyle w:val="BodyText"/>
-        <w:rPr/>
-      </w:pPr>
-      <w:r>
-        <w:rPr/>
-        <w:t>Schema: tool - uses - attack-pattern</w:t>
-      </w:r>
-    </w:p>
-    <w:p>
-      <w:pPr>
-        <w:pStyle w:val="BodyText"/>
-        <w:rPr/>
-      </w:pPr>
-      <w:r>
-        <w:rPr/>
-      </w:r>
-    </w:p>
-    <w:p>
-      <w:pPr>
-        <w:pStyle w:val="BodyText"/>
-        <w:rPr/>
-      </w:pPr>
-      <w:r>
-        <w:rPr/>
-        <w:t>3.9 Instruction: You are a CTI expert that gives precise and concise answers. Question: Give a technique that uses methods to evade detection. Answer: Attack pattern {ap:attack-pattern.name} (id {ap.id}) uses methods to evade detection, as described below: {ap.description[_^"evade detection"]}. Analysts should look for {ap.x_mitre_detection}.</w:t>
-      </w:r>
-    </w:p>
-    <w:p>
-      <w:pPr>
-        <w:pStyle w:val="BodyText"/>
-        <w:rPr/>
-      </w:pPr>
-      <w:r>
-        <w:rPr/>
-      </w:r>
-    </w:p>
-    <w:p>
-      <w:pPr>
-        <w:pStyle w:val="BodyText"/>
-        <w:rPr/>
-      </w:pPr>
-      <w:r>
-        <w:rPr/>
-        <w:t>3.9a Instruction: You are a CTI expert that gives precise and concise answers. Question: Give a technique that uses methods to bypass security controls. Answer: Attack pattern {ap:attack-pattern.name} (id {ap.id}) uses methods to evade detection, as described below: {ap.description[_^"evade detection"]}. Analysts should look for {ap.x_mitre_detection}.</w:t>
-      </w:r>
-    </w:p>
-    <w:p>
-      <w:pPr>
-        <w:pStyle w:val="BodyText"/>
-        <w:rPr/>
-      </w:pPr>
-      <w:r>
-        <w:rPr/>
-      </w:r>
-    </w:p>
-    <w:p>
-      <w:pPr>
-        <w:pStyle w:val="BodyText"/>
-        <w:rPr/>
-      </w:pPr>
-      <w:r>
-        <w:rPr/>
-        <w:t>3.10 Instruction: You are a CTI expert that gives precise and concise answers. Question: Describe the artifacts left behind when technique {ap.name} ({ap.id}) is executed on {ap.x_mitre_platforms}. Answer: On {ap.x_mitre_platforms}, the execution of {ap.name} involves the following: {ap.description} Consider the following for detection: {ap:attack-pattern.x_mitre_detection}</w:t>
-      </w:r>
-    </w:p>
-    <w:p>
-      <w:pPr>
-        <w:pStyle w:val="BodyText"/>
-        <w:rPr/>
-      </w:pPr>
-      <w:r>
-        <w:rPr/>
-      </w:r>
-    </w:p>
-    <w:p>
-      <w:pPr>
-        <w:pStyle w:val="BodyText"/>
-        <w:rPr/>
-      </w:pPr>
-      <w:r>
-        <w:rPr/>
-        <w:t>4.1 Instruction: You are a CTI expert that gives precise and concise answers. Question: Which MITRE ATT&amp;CK technique is most directly associated with the attack pattern {cap:CAPEC.name}? Answer: Based on the structural relationship between frameworks, {cap.name} is mapped to the ATT&amp;CK technique {ap:cap.map_ap.name} ({ap.id}). This technique involves the following: {ap.description}</w:t>
-      </w:r>
-    </w:p>
-    <w:p>
-      <w:pPr>
-        <w:pStyle w:val="BodyText"/>
-        <w:rPr/>
-      </w:pPr>
-      <w:r>
-        <w:rPr/>
-        <w:t>Schema: capec:CAPEC - map_ap - attack-pattern</w:t>
-      </w:r>
-    </w:p>
-    <w:p>
-      <w:pPr>
-        <w:pStyle w:val="BodyText"/>
-        <w:rPr/>
-      </w:pPr>
-      <w:r>
-        <w:rPr/>
-      </w:r>
-    </w:p>
-    <w:p>
-      <w:pPr>
-        <w:pStyle w:val="BodyText"/>
-        <w:rPr/>
-      </w:pPr>
-      <w:r>
-        <w:rPr/>
-        <w:t>4.3 Instruction: You are a CTI expert that gives precise and concise answers. Question: How does an adversary use {ap:attack-pattern.name} (ID {ap.id}) to achieve persistence on {ap.x_mitre_platforms} systems? Answer: Adversaries implement {ap.name} by doing the following: {ap.description[_^"achieve persistence"}. In corporate environments, this often involves manipulating {ap.x_mitre_platforms} components to force the loading of malicious binaries.</w:t>
-      </w:r>
-    </w:p>
-    <w:p>
-      <w:pPr>
-        <w:pStyle w:val="BodyText"/>
-        <w:rPr/>
-      </w:pPr>
-      <w:r>
-        <w:rPr/>
-      </w:r>
-    </w:p>
-    <w:p>
-      <w:pPr>
-        <w:pStyle w:val="BodyText"/>
-        <w:rPr/>
-      </w:pPr>
-      <w:r>
-        <w:rPr/>
-        <w:t>4.3a Instruction: You are a CTI expert that gives precise and concise answers. Question: How does an adversary use {ap:attack-pattern.name} (ID {ap.id}) to achieve elevated execution  on {ap.x_mitre_platforms} systems? Answer: Adversaries implement {ap.name} by doing the following: {ap.description[_^"elevated execution"}. In corporate environments, this often involves manipulating {ap.x_mitre_platforms} components to force the loading of malicious binaries.</w:t>
-      </w:r>
-    </w:p>
-    <w:p>
-      <w:pPr>
-        <w:pStyle w:val="BodyText"/>
-        <w:rPr/>
-      </w:pPr>
-      <w:r>
-        <w:rPr/>
-      </w:r>
-    </w:p>
-    <w:p>
-      <w:pPr>
-        <w:pStyle w:val="BodyText"/>
-        <w:rPr/>
-      </w:pPr>
-      <w:commentRangeStart w:id="9"/>
+        <w:t>}. In corporate environments, this often involves manipulating {ap.x_mitre_platforms} components to force the loading of malicious binaries.</w:t>
+      </w:r>
+    </w:p>
+    <w:p>
+      <w:pPr>
+        <w:pStyle w:val="BodyText"/>
+        <w:rPr/>
+      </w:pPr>
+      <w:r>
+        <w:rPr/>
+      </w:r>
+    </w:p>
+    <w:p>
+      <w:pPr>
+        <w:pStyle w:val="BodyText"/>
+        <w:rPr/>
+      </w:pPr>
+      <w:r>
+        <w:rPr/>
+        <w:t>4.3a Instruction: You are a CTI expert that gives precise and concise answers. Question: How does an adversary use {ap:attack-pattern.name} (ID {ap.id}) to achieve elevated execution  on {ap.x_mitre_platforms} systems? Answer: Adversaries implement {ap.name} by doing the following: {ap.description[_~"elevated execution"</w:t>
+      </w:r>
+      <w:r>
+        <w:rPr/>
+        <w:t>]</w:t>
+      </w:r>
+      <w:r>
+        <w:rPr/>
+        <w:t>}. In corporate environments, this often involves manipulating {ap.x_mitre_platforms} components to force the loading of malicious binaries.</w:t>
+      </w:r>
+    </w:p>
+    <w:p>
+      <w:pPr>
+        <w:pStyle w:val="BodyText"/>
+        <w:rPr/>
+      </w:pPr>
+      <w:r>
+        <w:rPr/>
+      </w:r>
+    </w:p>
+    <w:p>
+      <w:pPr>
+        <w:pStyle w:val="BodyText"/>
+        <w:rPr/>
+      </w:pPr>
+      <w:commentRangeStart w:id="11"/>
       <w:r>
         <w:rPr/>
         <w:t>4.4 Instruction</w:t>
@@ -1235,9 +1340,9 @@
       <w:r>
         <w:rPr/>
       </w:r>
-      <w:commentRangeEnd w:id="9"/>
-      <w:r>
-        <w:commentReference w:id="9"/>
+      <w:commentRangeEnd w:id="11"/>
+      <w:r>
+        <w:commentReference w:id="11"/>
       </w:r>
       <w:r>
         <w:rPr/>
@@ -1245,7 +1350,7 @@
       </w:r>
       <w:r>
         <w:rPr/>
-        <w:commentReference w:id="10"/>
+        <w:commentReference w:id="12"/>
       </w:r>
       <w:r>
         <w:rPr/>
@@ -1268,7 +1373,7 @@
         <w:pStyle w:val="BodyText"/>
         <w:rPr/>
       </w:pPr>
-      <w:commentRangeStart w:id="11"/>
+      <w:commentRangeStart w:id="13"/>
       <w:r>
         <w:rPr/>
         <w:t>4.6 Instruction</w:t>
@@ -1276,56 +1381,71 @@
       <w:r>
         <w:rPr/>
       </w:r>
-      <w:commentRangeEnd w:id="11"/>
-      <w:r>
-        <w:commentReference w:id="11"/>
-      </w:r>
-      <w:r>
-        <w:rPr/>
-        <w:t xml:space="preserve">: You are a CTI expert that gives precise and concise answers. Question: Which specific data component and monitoring approach </w:t>
-      </w:r>
-      <w:r>
-        <w:rPr/>
-        <w:t>are</w:t>
-      </w:r>
-      <w:r>
-        <w:rPr/>
-        <w:t xml:space="preserve"> effective for detecting {ap:attack-pattern.name}? Answer: Detection of {ap.name} (ID {ap.id}) is achieved by monitoring data sources {ap.x_mitre_data_sources}. In particular, data component {dc:ap.</w:t>
-      </w:r>
-      <w:r>
-        <w:rPr/>
-        <w:t>detects&lt;</w:t>
-      </w:r>
-      <w:r>
-        <w:rPr/>
-        <w:t>.name} belongs to data source {dc.belongs_to.name} and it is described by {dc.description}. Detection logic for technique {ap.name} should focus on: {ap.x_mitre_detection}</w:t>
-      </w:r>
-    </w:p>
-    <w:p>
-      <w:pPr>
-        <w:pStyle w:val="BodyText"/>
-        <w:rPr/>
-      </w:pPr>
-      <w:r>
-        <w:rPr/>
-        <w:t>Schema: x-mitre-data-component - detects - attack-pattern, x-mitre-data-component - belongs_to - x-mitre-data-source</w:t>
-      </w:r>
-    </w:p>
-    <w:p>
-      <w:pPr>
-        <w:pStyle w:val="BodyText"/>
-        <w:rPr/>
-      </w:pPr>
-      <w:r>
-        <w:rPr/>
-      </w:r>
-    </w:p>
-    <w:p>
-      <w:pPr>
-        <w:pStyle w:val="BodyText"/>
-        <w:rPr/>
-      </w:pPr>
-      <w:commentRangeStart w:id="12"/>
+      <w:commentRangeEnd w:id="13"/>
+      <w:r>
+        <w:commentReference w:id="13"/>
+      </w:r>
+      <w:r>
+        <w:rPr/>
+        <w:t>: You are a CTI expert that gives precise and concise answers. Question: Which specific data component and monitoring approach are effective for detecting {ap:attack-pattern.name}? Answer: To detect this technique, you should monitor data component {dc.</w:t>
+      </w:r>
+      <w:r>
+        <w:rPr/>
+        <w:t>name</w:t>
+      </w:r>
+      <w:r>
+        <w:rPr/>
+        <w:t xml:space="preserve">}. </w:t>
+      </w:r>
+      <w:r>
+        <w:rPr/>
+        <w:t xml:space="preserve">This is because technique {ap.name} is detected with detection strategy {det:ap.detects&lt;name} (det.id), specifically, with analytic {an:det.implemented_by.name} on platforms {an.platforms}, which requires data component (log source) {dc:an.requires_data.name}.  </w:t>
+      </w:r>
+    </w:p>
+    <w:p>
+      <w:pPr>
+        <w:pStyle w:val="BodyText"/>
+        <w:rPr/>
+      </w:pPr>
+      <w:r>
+        <w:rPr/>
+        <w:t>Schema: x-mitre-detection-strategy - detects - attack-pattern, x-mitre-analytic - requires_data - x-mitre-data-component, x-mitre-detection-strategy -  implemented_by - x-mitre-analytic</w:t>
+      </w:r>
+    </w:p>
+    <w:p>
+      <w:pPr>
+        <w:pStyle w:val="BodyText"/>
+        <w:rPr/>
+      </w:pPr>
+      <w:r>
+        <w:rPr/>
+        <w:t>=============</w:t>
+      </w:r>
+    </w:p>
+    <w:p>
+      <w:pPr>
+        <w:pStyle w:val="BodyText"/>
+        <w:rPr/>
+      </w:pPr>
+      <w:r>
+        <w:rPr/>
+      </w:r>
+    </w:p>
+    <w:p>
+      <w:pPr>
+        <w:pStyle w:val="BodyText"/>
+        <w:rPr/>
+      </w:pPr>
+      <w:r>
+        <w:rPr/>
+      </w:r>
+    </w:p>
+    <w:p>
+      <w:pPr>
+        <w:pStyle w:val="BodyText"/>
+        <w:rPr/>
+      </w:pPr>
+      <w:commentRangeStart w:id="14"/>
       <w:r>
         <w:rPr/>
         <w:t>4.7 Instruction:</w:t>
@@ -1333,23 +1453,15 @@
       <w:r>
         <w:rPr/>
       </w:r>
-      <w:commentRangeEnd w:id="12"/>
-      <w:r>
-        <w:commentReference w:id="12"/>
-      </w:r>
-      <w:r>
-        <w:rPr/>
-        <w:t xml:space="preserve"> You are a CTI expert that gives precise and concise answers. Question: Within the {ta:</w:t>
-      </w:r>
-      <w:r>
-        <w:rPr/>
-        <w:t>ap.achieves</w:t>
-      </w:r>
-      <w:r>
-        <w:rPr/>
-        <w:t>.name} tactic, which technique does the following actions:</w:t>
-      </w:r>
-      <w:commentRangeStart w:id="13"/>
+      <w:commentRangeEnd w:id="14"/>
+      <w:r>
+        <w:commentReference w:id="14"/>
+      </w:r>
+      <w:r>
+        <w:rPr/>
+        <w:t xml:space="preserve"> You are a CTI expert that gives precise and concise answers. Question: Within the {ta:ap.achieves.name} tactic, which technique does the following actions:</w:t>
+      </w:r>
+      <w:commentRangeStart w:id="15"/>
       <w:r>
         <w:rPr/>
         <w:t xml:space="preserve"> &lt;desc&gt;</w:t>
@@ -1357,21 +1469,13 @@
       <w:r>
         <w:rPr/>
       </w:r>
-      <w:commentRangeEnd w:id="13"/>
-      <w:r>
-        <w:commentReference w:id="13"/>
-      </w:r>
-      <w:r>
-        <w:rPr/>
-        <w:t>: {</w:t>
-      </w:r>
-      <w:r>
-        <w:rPr/>
-        <w:t>ap:attack-pattern.</w:t>
-      </w:r>
-      <w:r>
-        <w:rPr/>
-        <w:t xml:space="preserve">description}&lt;/desc&gt;? Answer: Technique {ap.name} (ID {ap.id}) is used during the {ta.name} phase, on {ap.x_mitre_platforms} platform(s). </w:t>
+      <w:commentRangeEnd w:id="15"/>
+      <w:r>
+        <w:commentReference w:id="15"/>
+      </w:r>
+      <w:r>
+        <w:rPr/>
+        <w:t xml:space="preserve">: {ap:attack-pattern.description}&lt;/desc&gt;? Answer: Technique {ap.name} (ID {ap.id}) is used during the {ta.name} phase, on {ap.x_mitre_platforms} platform(s). </w:t>
       </w:r>
     </w:p>
     <w:p>
@@ -1398,7 +1502,7 @@
         <w:pStyle w:val="BodyText"/>
         <w:rPr/>
       </w:pPr>
-      <w:commentRangeStart w:id="14"/>
+      <w:commentRangeStart w:id="16"/>
       <w:r>
         <w:rPr/>
         <w:t>4.8 Instruction</w:t>
@@ -1406,13 +1510,13 @@
       <w:r>
         <w:rPr/>
       </w:r>
-      <w:commentRangeEnd w:id="14"/>
-      <w:r>
-        <w:commentReference w:id="14"/>
-      </w:r>
-      <w:r>
-        <w:rPr/>
-        <w:t>: You are a CTI expert that gives precise and concise answers. Question: How does the ATT&amp;CK technique {ap:attack-pattern.name} relate to hardware security ? Answer: Technique {ap.name} (ID {ap.id}) involves the following: {ap.description[_^"</w:t>
+      <w:commentRangeEnd w:id="16"/>
+      <w:r>
+        <w:commentReference w:id="16"/>
+      </w:r>
+      <w:r>
+        <w:rPr/>
+        <w:t>: You are a CTI expert that gives precise and concise answers. Question: How does the ATT&amp;CK technique {ap:attack-pattern.name} relate to hardware security ? Answer: Technique {ap.name} (ID {ap.id}) involves the following: {ap.description[_~"</w:t>
       </w:r>
       <w:r>
         <w:rPr>
@@ -1423,7 +1527,15 @@
       </w:r>
       <w:r>
         <w:rPr/>
-        <w:t>security"}. This is mitigated by course of action {coa:ap.</w:t>
+        <w:t>security"</w:t>
+      </w:r>
+      <w:r>
+        <w:rPr/>
+        <w:t>]</w:t>
+      </w:r>
+      <w:r>
+        <w:rPr/>
+        <w:t>}. This is mitigated by course of action {coa:ap.</w:t>
       </w:r>
       <w:r>
         <w:rPr>
@@ -1492,7 +1604,7 @@
         <w:pStyle w:val="BodyText"/>
         <w:rPr/>
       </w:pPr>
-      <w:commentRangeStart w:id="15"/>
+      <w:commentRangeStart w:id="17"/>
       <w:r>
         <w:rPr/>
         <w:t>4.8a Instruction</w:t>
@@ -1500,13 +1612,21 @@
       <w:r>
         <w:rPr/>
       </w:r>
-      <w:commentRangeEnd w:id="15"/>
-      <w:r>
-        <w:commentReference w:id="15"/>
-      </w:r>
-      <w:r>
-        <w:rPr/>
-        <w:t>: You are a CTI expert that gives precise and concise answers. Question: How does the ATT&amp;CK technique {ap:attack-pattern.name} relate to supply chain compromise? Answer: Technique {ap.name} (ID {ap.id}) involves the following: {ap.description[_^"supply chain compromise"}. This is mitigated by course of action {coa:ap.</w:t>
+      <w:commentRangeEnd w:id="17"/>
+      <w:r>
+        <w:commentReference w:id="17"/>
+      </w:r>
+      <w:r>
+        <w:rPr/>
+        <w:t>: You are a CTI expert that gives precise and concise answers. Question: How does the ATT&amp;CK technique {ap:attack-pattern.name} relate to supply chain compromise? Answer: Technique {ap.name} (ID {ap.id}) involves the following: {ap.description[_~"supply chain compromise"</w:t>
+      </w:r>
+      <w:r>
+        <w:rPr/>
+        <w:t>]</w:t>
+      </w:r>
+      <w:r>
+        <w:rPr/>
+        <w:t>}. This is mitigated by course of action {coa:ap.</w:t>
       </w:r>
       <w:r>
         <w:rPr>
@@ -1634,7 +1754,7 @@
         <w:pStyle w:val="BodyText"/>
         <w:rPr/>
       </w:pPr>
-      <w:commentRangeStart w:id="16"/>
+      <w:commentRangeStart w:id="18"/>
       <w:r>
         <w:rPr/>
         <w:t xml:space="preserve">2.5 Instruction: </w:t>
@@ -1642,21 +1762,13 @@
       <w:r>
         <w:rPr/>
       </w:r>
-      <w:commentRangeEnd w:id="16"/>
-      <w:r>
-        <w:commentReference w:id="16"/>
-      </w:r>
-      <w:r>
-        <w:rPr/>
-        <w:t>You are a CTI expert that gives precise and concise answers. Question: What attack pattern is commonly associated with the threat group {is:intrusion-set.name} (ID {is.id})? Answer: The group {is.name} is known to use attack pattern {</w:t>
-      </w:r>
-      <w:r>
-        <w:rPr/>
-        <w:t>ap:</w:t>
-      </w:r>
-      <w:r>
-        <w:rPr/>
-        <w:t>is.uses&gt;attack-pattern.name} (ID {ap.id}). Procedure detail: {ap.description}</w:t>
+      <w:commentRangeEnd w:id="18"/>
+      <w:r>
+        <w:commentReference w:id="18"/>
+      </w:r>
+      <w:r>
+        <w:rPr/>
+        <w:t>You are a CTI expert that gives precise and concise answers. Question: What attack pattern is commonly associated with the threat group {is:intrusion-set.name} (ID {is.id})? Answer: The group {is.name} is known to use attack pattern {ap:is.uses&gt;attack-pattern.name} (ID {ap.id}). Procedure detail: {ap.description}</w:t>
       </w:r>
     </w:p>
     <w:p>
@@ -1734,17 +1846,17 @@
       </w:pPr>
       <w:r>
         <w:rPr/>
-        <w:t>3.5 Instruction: You are a CTI expert that gives precise and concise answers. Question: Which technique is used by the threat group {is:intrusion-set.name} (ID {is.id}), known for using it during its campaigns, such as its method for initial access? Answer: Intrusion set {is.name} is known to use attack pattern {ap:is.uses&lt;attack-pattern.name} (ID {ap.id}). According to CTI reports: {ap.description[_^"initial access"]}.</w:t>
-      </w:r>
-    </w:p>
-    <w:p>
-      <w:pPr>
-        <w:pStyle w:val="BodyText"/>
-        <w:rPr/>
-      </w:pPr>
-      <w:r>
-        <w:rPr/>
-        <w:t>Summary: {ap:is.uses&lt;attack-pattern|description}</w:t>
+        <w:t>3.5 Instruction: You are a CTI expert that gives precise and concise answers. Question: Which technique is used by the threat group {is:intrusion-set.name} (ID {is.id}), known for using it during its campaigns, such as its method for initial access? Answer: Intrusion set {is.name} is known to use attack pattern {ap:is.uses&gt;attack-pattern.name} (ID {ap.id}). According to CTI reports: {ap.description[_~"initial access"]}.</w:t>
+      </w:r>
+    </w:p>
+    <w:p>
+      <w:pPr>
+        <w:pStyle w:val="BodyText"/>
+        <w:rPr/>
+      </w:pPr>
+      <w:r>
+        <w:rPr/>
+        <w:t>Summary: {ap:is.uses&gt;attack-pattern|description}</w:t>
       </w:r>
     </w:p>
     <w:p>
@@ -1773,17 +1885,17 @@
       </w:pPr>
       <w:r>
         <w:rPr/>
-        <w:t>3.5a Instruction: You are a CTI expert that gives precise and concise answers. Question: Which technique is used by the threat group {is:intrusion-set.name} (ID {is.id}), known for using it during its campaigns, such as its method for infrastructure acquisition? Answer: Intrusion set {is.name} is known to use attack pattern {ap:is.uses&lt;attack-pattern.name} (ID {ap.id}). According to CTI reports: {ap.description[_^"infrastructure acquisition"]}.</w:t>
-      </w:r>
-    </w:p>
-    <w:p>
-      <w:pPr>
-        <w:pStyle w:val="BodyText"/>
-        <w:rPr/>
-      </w:pPr>
-      <w:r>
-        <w:rPr/>
-        <w:t>Summary: {ap:is.uses&lt;attack-pattern|description}</w:t>
+        <w:t>3.5a Instruction: You are a CTI expert that gives precise and concise answers. Question: Which technique is used by the threat group {is:intrusion-set.name} (ID {is.id}), known for using it during its campaigns, such as its method for infrastructure acquisition? Answer: Intrusion set {is.name} is known to use attack pattern {ap:is.uses&gt;attack-pattern.name} (ID {ap.id}). According to CTI reports: {ap.description[_~"infrastructure acquisition"]}.</w:t>
+      </w:r>
+    </w:p>
+    <w:p>
+      <w:pPr>
+        <w:pStyle w:val="BodyText"/>
+        <w:rPr/>
+      </w:pPr>
+      <w:r>
+        <w:rPr/>
+        <w:t>Summary: {ap:is.uses&gt;attack-pattern|description}</w:t>
       </w:r>
     </w:p>
     <w:p>
@@ -1842,7 +1954,7 @@
           <w:shd w:fill="DDDDDD" w:val="clear"/>
         </w:rPr>
       </w:pPr>
-      <w:commentRangeStart w:id="17"/>
+      <w:commentRangeStart w:id="19"/>
       <w:r>
         <w:rPr>
           <w:shd w:fill="DDDDDD" w:val="clear"/>
@@ -1854,9 +1966,9 @@
           <w:shd w:fill="DDDDDD" w:val="clear"/>
         </w:rPr>
       </w:r>
-      <w:commentRangeEnd w:id="17"/>
-      <w:r>
-        <w:commentReference w:id="17"/>
+      <w:commentRangeEnd w:id="19"/>
+      <w:r>
+        <w:commentReference w:id="19"/>
       </w:r>
       <w:r>
         <w:rPr>
@@ -1920,7 +2032,7 @@
           <w:shd w:fill="DDDDDD" w:val="clear"/>
         </w:rPr>
       </w:pPr>
-      <w:commentRangeStart w:id="18"/>
+      <w:commentRangeStart w:id="20"/>
       <w:r>
         <w:rPr>
           <w:shd w:fill="DDDDDD" w:val="clear"/>
@@ -1932,9 +2044,9 @@
           <w:shd w:fill="DDDDDD" w:val="clear"/>
         </w:rPr>
       </w:r>
-      <w:commentRangeEnd w:id="18"/>
-      <w:r>
-        <w:commentReference w:id="18"/>
+      <w:commentRangeEnd w:id="20"/>
+      <w:r>
+        <w:commentReference w:id="20"/>
       </w:r>
       <w:r>
         <w:rPr>
@@ -1974,7 +2086,7 @@
         <w:pStyle w:val="BodyText"/>
         <w:rPr/>
       </w:pPr>
-      <w:commentRangeStart w:id="19"/>
+      <w:commentRangeStart w:id="21"/>
       <w:r>
         <w:rPr>
           <w:shd w:fill="DDDDDD" w:val="clear"/>
@@ -1986,9 +2098,9 @@
           <w:shd w:fill="DDDDDD" w:val="clear"/>
         </w:rPr>
       </w:r>
-      <w:commentRangeEnd w:id="19"/>
-      <w:r>
-        <w:commentReference w:id="19"/>
+      <w:commentRangeEnd w:id="21"/>
+      <w:r>
+        <w:commentReference w:id="21"/>
       </w:r>
       <w:r>
         <w:rPr>
@@ -2121,7 +2233,7 @@
         <w:rPr/>
         <w:t xml:space="preserve">A.5 Instruction: You are a cybersecurity expert that has been trained to give precise responses to complex cybersecurity questions. You work in a SOC protecting data for enterprise customers helping to protect their digital assets. Question: Provide real-world examples of {cap:CAPEC.name} (CAPEC-{cap.id}) in action. Answer: Examples: </w:t>
       </w:r>
-      <w:commentRangeStart w:id="20"/>
+      <w:commentRangeStart w:id="22"/>
       <w:r>
         <w:rPr/>
         <w:t>{cap.example_instances}</w:t>
@@ -2129,15 +2241,15 @@
       <w:r>
         <w:rPr/>
       </w:r>
-      <w:commentRangeEnd w:id="20"/>
-      <w:r>
-        <w:commentReference w:id="20"/>
+      <w:commentRangeEnd w:id="22"/>
+      <w:r>
+        <w:commentReference w:id="22"/>
       </w:r>
       <w:r>
         <w:rPr/>
         <w:t xml:space="preserve">. These cases align with the execution flow  &lt;desc&gt;{cap.execution_flow}&lt;/desc&gt;. This pattern exploits CWE </w:t>
       </w:r>
-      <w:commentRangeStart w:id="21"/>
+      <w:commentRangeStart w:id="23"/>
       <w:r>
         <w:rPr/>
         <w:t xml:space="preserve">{cwe:cap.weakness.name} (ID {cwe:id}). </w:t>
@@ -2145,9 +2257,9 @@
       <w:r>
         <w:rPr/>
       </w:r>
-      <w:commentRangeEnd w:id="21"/>
-      <w:r>
-        <w:commentReference w:id="21"/>
+      <w:commentRangeEnd w:id="23"/>
+      <w:r>
+        <w:commentReference w:id="23"/>
       </w:r>
       <w:r>
         <w:rPr/>
@@ -2268,23 +2380,45 @@
       </w:pPr>
       <w:r>
         <w:rPr/>
-        <w:t xml:space="preserve">S.1 Instruction: You are a cybersecurity expert that has been trained to give precise responses to complex cybersecurity questions. You work in a SOC protecting data for enterprise customers helping to protect their digital assets. Question: Assess remediation urgency for </w:t>
-      </w:r>
-      <w:r>
-        <w:rPr/>
-        <w:t xml:space="preserve">KEV </w:t>
-      </w:r>
-      <w:r>
-        <w:rPr/>
-        <w:t>{k</w:t>
-      </w:r>
-      <w:r>
-        <w:rPr/>
-        <w:t>ev</w:t>
-      </w:r>
-      <w:r>
-        <w:rPr/>
-        <w:t>:KE</w:t>
+        <w:t xml:space="preserve">S.1 Instruction: You are a cybersecurity expert that has been trained to give precise responses to complex cybersecurity questions. You work in a SOC protecting data for enterprise customers helping to protect their digital assets. Question: Assess remediation urgency for KEV {kev:KEV.vulnerabilityName} in {kev.product}. Answer: KEV {kev.vulnerabilityName}) maps to CVE {kev.cveID} and it is actively exploited in {kev.product} (vendor project {kev.vendorProject}). Recommended action: {kev.requiredAction}. </w:t>
+      </w:r>
+    </w:p>
+    <w:p>
+      <w:pPr>
+        <w:pStyle w:val="BodyText"/>
+        <w:rPr/>
+      </w:pPr>
+      <w:r>
+        <w:rPr/>
+      </w:r>
+    </w:p>
+    <w:p>
+      <w:pPr>
+        <w:pStyle w:val="BodyText"/>
+        <w:rPr/>
+      </w:pPr>
+      <w:r>
+        <w:rPr/>
+        <w:t xml:space="preserve">S.2 Instruction: You are a cybersecurity expert that has been trained to give precise responses to complex cybersecurity questions. You work in a SOC protecting data for enterprise customers helping to protect their digital assets. Question: Explain the significance of the due date for KEV {kev:KEV.cveID}, {kev.vulnerabilityName}. Answer: Patching for {kev.cveID} ({kev.vulnerabilityName}) is due by {kev.dueDate}. Meeting this deadline ensures compliance with BOD 22-01 and reduces exposure to active exploitation. </w:t>
+      </w:r>
+    </w:p>
+    <w:p>
+      <w:pPr>
+        <w:pStyle w:val="BodyText"/>
+        <w:rPr/>
+      </w:pPr>
+      <w:r>
+        <w:rPr/>
+      </w:r>
+    </w:p>
+    <w:p>
+      <w:pPr>
+        <w:pStyle w:val="BodyText"/>
+        <w:rPr/>
+      </w:pPr>
+      <w:r>
+        <w:rPr/>
+        <w:t>S.3 Instruction: You are a cybersecurity expert that has been trained to give precise responses to complex cybersecurity questions. You work in a SOC protecting data for enterprise customers helping to protect their digital assets. Question: Identify if KEV{kev:KE</w:t>
       </w:r>
       <w:r>
         <w:rPr/>
@@ -2292,7 +2426,72 @@
       </w:r>
       <w:r>
         <w:rPr/>
-        <w:t>.vulnerabilityName} in {</w:t>
+        <w:t xml:space="preserve">.vulnerabilityName} in {kev.product} is associated with ransomware activity. Answer: KEV {kev.vulnerabilityName} maps to CVE {kev.cveID} in product {kev.product} and it has {kev.knownRansomwareCampaignUse} ransomware association. Immediate patching is recommended for higher risk. </w:t>
+      </w:r>
+    </w:p>
+    <w:p>
+      <w:pPr>
+        <w:pStyle w:val="BodyText"/>
+        <w:rPr/>
+      </w:pPr>
+      <w:r>
+        <w:rPr/>
+      </w:r>
+    </w:p>
+    <w:p>
+      <w:pPr>
+        <w:pStyle w:val="BodyText"/>
+        <w:rPr/>
+      </w:pPr>
+      <w:r>
+        <w:rPr/>
+        <w:t xml:space="preserve">S.4 Instruction: You are a cybersecurity expert that has been trained to give precise responses to complex cybersecurity questions. You work in a SOC protecting data for enterprise customers helping to protect their digital assets. Question: Summarize the technical impact and mitigation for KEV {kev:KEV.vulnerabilityName} in product {kev.product}. Answer: KEV {kev.vulnerabilityName} maps to CVE {kev.cveID} and it causes: {kev.shortDescription}. Mitigation: {kev.requiredAction}. Listed in KEV - patch immediately. </w:t>
+      </w:r>
+    </w:p>
+    <w:p>
+      <w:pPr>
+        <w:pStyle w:val="BodyText"/>
+        <w:rPr/>
+      </w:pPr>
+      <w:r>
+        <w:rPr/>
+      </w:r>
+    </w:p>
+    <w:p>
+      <w:pPr>
+        <w:pStyle w:val="BodyText"/>
+        <w:rPr/>
+      </w:pPr>
+      <w:r>
+        <w:rPr/>
+        <w:t xml:space="preserve">S.5 Instruction: You are a cybersecurity expert that has been trained to give precise responses to complex cybersecurity questions. You work in a SOC protecting data for enterprise customers helping to protect their digital assets. Question: Generate a detailed patching advisory for KEV {kev:KEV.vulnerabilityName} in product {kev.product} from {kev.vendorProject}. Answer: Vulnerability {kev.vulnerabilityName} maps to CVE  {kev.cveID} and it is explied in {kev.product} (vendor {kev.vendorProject}) is actively exploited. Detailed advisory: {kev.shortDescription}. Recommended action: {kev.requiredAction} before {kev.dueDate}. </w:t>
+      </w:r>
+    </w:p>
+    <w:p>
+      <w:pPr>
+        <w:pStyle w:val="BodyText"/>
+        <w:rPr/>
+      </w:pPr>
+      <w:r>
+        <w:rPr/>
+      </w:r>
+    </w:p>
+    <w:p>
+      <w:pPr>
+        <w:pStyle w:val="BodyText"/>
+        <w:rPr/>
+      </w:pPr>
+      <w:r>
+        <w:rPr/>
+        <w:t>S.6 Instruction: You are a cybersecurity expert that has been trained to give precise responses to complex cybersecurity questions. You work in a SOC protecting data for enterprise customers helping to protect their digital assets. Question: Provide a technical summary for KEV {kev:KEV.vulnerabilityName} (CVE {kev.cveID}) in {ke</w:t>
+      </w:r>
+      <w:r>
+        <w:rPr/>
+        <w:t>v.</w:t>
+      </w:r>
+      <w:r>
+        <w:rPr/>
+        <w:t>.product} from {kev.vendorProject}, including its weakness type. Answer: KEV {</w:t>
       </w:r>
       <w:r>
         <w:rPr/>
@@ -2300,623 +2499,24 @@
       </w:r>
       <w:r>
         <w:rPr/>
-        <w:t xml:space="preserve">.product}. Answer: </w:t>
-      </w:r>
-      <w:r>
-        <w:rPr/>
-        <w:t xml:space="preserve">KEV </w:t>
-      </w:r>
-      <w:r>
-        <w:rPr/>
-        <w:t>{k</w:t>
-      </w:r>
-      <w:r>
-        <w:rPr/>
-        <w:t>ev</w:t>
-      </w:r>
-      <w:r>
-        <w:rPr/>
-        <w:t xml:space="preserve">.vulnerabilityName}) </w:t>
-      </w:r>
-      <w:r>
-        <w:rPr/>
-        <w:t xml:space="preserve">maps to CVE {kev.cveID} and it is actively exploited </w:t>
-      </w:r>
-      <w:r>
-        <w:rPr/>
-        <w:t>in {k</w:t>
-      </w:r>
-      <w:r>
-        <w:rPr/>
-        <w:t>ev</w:t>
-      </w:r>
-      <w:r>
-        <w:rPr/>
-        <w:t>.product} (</w:t>
-      </w:r>
-      <w:r>
-        <w:rPr/>
-        <w:t xml:space="preserve">vendor project </w:t>
-      </w:r>
-      <w:r>
-        <w:rPr/>
-        <w:t>{</w:t>
-      </w:r>
-      <w:r>
-        <w:rPr/>
-        <w:t>kev</w:t>
-      </w:r>
-      <w:r>
-        <w:rPr/>
-        <w:t>.vendorProject}). Recommended action: {</w:t>
-      </w:r>
-      <w:r>
-        <w:rPr/>
-        <w:t>kev</w:t>
-      </w:r>
-      <w:r>
-        <w:rPr/>
-        <w:t xml:space="preserve">.requiredAction}. </w:t>
-      </w:r>
-    </w:p>
-    <w:p>
-      <w:pPr>
-        <w:pStyle w:val="BodyText"/>
-        <w:rPr/>
-      </w:pPr>
-      <w:r>
-        <w:rPr/>
-      </w:r>
-    </w:p>
-    <w:p>
-      <w:pPr>
-        <w:pStyle w:val="BodyText"/>
-        <w:rPr/>
-      </w:pPr>
-      <w:r>
-        <w:rPr/>
-        <w:t xml:space="preserve">S.2 Instruction: You are a cybersecurity expert that has been trained to give precise responses to complex cybersecurity questions. You work in a SOC protecting data for enterprise customers helping to protect their digital assets. Question: Explain the significance of </w:t>
-      </w:r>
-      <w:r>
-        <w:rPr/>
-        <w:t xml:space="preserve">the due date </w:t>
-      </w:r>
-      <w:r>
-        <w:rPr/>
-        <w:t xml:space="preserve">for </w:t>
-      </w:r>
-      <w:r>
-        <w:rPr/>
-        <w:t xml:space="preserve">KEV </w:t>
-      </w:r>
-      <w:r>
-        <w:rPr/>
-        <w:t>{ke</w:t>
-      </w:r>
-      <w:r>
-        <w:rPr/>
-        <w:t>v</w:t>
-      </w:r>
-      <w:r>
-        <w:rPr/>
-        <w:t>:</w:t>
-      </w:r>
-      <w:r>
-        <w:rPr/>
-        <w:t>KEV</w:t>
-      </w:r>
-      <w:r>
-        <w:rPr/>
-        <w:t>.</w:t>
-      </w:r>
-      <w:r>
-        <w:rPr/>
-        <w:t>cveID</w:t>
-      </w:r>
-      <w:r>
-        <w:rPr/>
-        <w:t>}, {</w:t>
-      </w:r>
-      <w:r>
-        <w:rPr/>
-        <w:t>kev</w:t>
-      </w:r>
-      <w:r>
-        <w:rPr/>
-        <w:t>.vulnerabilityName}. Answer: Patching for {</w:t>
-      </w:r>
-      <w:r>
-        <w:rPr/>
-        <w:t>kev.cveID</w:t>
-      </w:r>
-      <w:r>
-        <w:rPr/>
-        <w:t>} ({</w:t>
-      </w:r>
-      <w:r>
-        <w:rPr/>
-        <w:t>kev</w:t>
-      </w:r>
-      <w:r>
-        <w:rPr/>
-        <w:t>.vulnerabilityName}) is due by {</w:t>
-      </w:r>
-      <w:r>
-        <w:rPr/>
-        <w:t>kev</w:t>
-      </w:r>
-      <w:r>
-        <w:rPr/>
-        <w:t xml:space="preserve">.dueDate}. Meeting this deadline ensures compliance with BOD 22-01 and reduces exposure to active exploitation. </w:t>
-      </w:r>
-    </w:p>
-    <w:p>
-      <w:pPr>
-        <w:pStyle w:val="BodyText"/>
-        <w:rPr/>
-      </w:pPr>
-      <w:r>
-        <w:rPr/>
-      </w:r>
-    </w:p>
-    <w:p>
-      <w:pPr>
-        <w:pStyle w:val="BodyText"/>
-        <w:rPr/>
-      </w:pPr>
-      <w:r>
-        <w:rPr/>
-        <w:t xml:space="preserve">S.3 Instruction: You are a cybersecurity expert that has been trained to give precise responses to complex cybersecurity questions. You work in a SOC protecting data for enterprise customers helping to protect their digital assets. Question: Identify if </w:t>
-      </w:r>
-      <w:r>
-        <w:rPr/>
-        <w:t>KEV</w:t>
-      </w:r>
-      <w:r>
-        <w:rPr/>
-        <w:t>{</w:t>
-      </w:r>
-      <w:r>
-        <w:rPr/>
-        <w:t>kev</w:t>
-      </w:r>
-      <w:r>
-        <w:rPr/>
-        <w:t>:KVE.vulnerabilityName} in {</w:t>
-      </w:r>
-      <w:r>
-        <w:rPr/>
-        <w:t>kev</w:t>
-      </w:r>
-      <w:r>
-        <w:rPr/>
-        <w:t xml:space="preserve">.product} is associated with ransomware activity. Answer: </w:t>
-      </w:r>
-      <w:r>
-        <w:rPr/>
-        <w:t xml:space="preserve">KEV </w:t>
-      </w:r>
-      <w:r>
-        <w:rPr/>
-        <w:t>{</w:t>
-      </w:r>
-      <w:r>
-        <w:rPr/>
-        <w:t>kev</w:t>
-      </w:r>
-      <w:r>
-        <w:rPr/>
-        <w:t xml:space="preserve">.vulnerabilityName} </w:t>
-      </w:r>
-      <w:r>
-        <w:rPr/>
-        <w:t>maps to CVE {kev.cveID}</w:t>
-      </w:r>
-      <w:r>
-        <w:rPr/>
-        <w:t xml:space="preserve"> in </w:t>
-      </w:r>
-      <w:r>
-        <w:rPr/>
-        <w:t xml:space="preserve">product </w:t>
-      </w:r>
-      <w:r>
-        <w:rPr/>
-        <w:t>{</w:t>
-      </w:r>
-      <w:r>
-        <w:rPr/>
-        <w:t>kev</w:t>
-      </w:r>
-      <w:r>
-        <w:rPr/>
-        <w:t xml:space="preserve">.product} </w:t>
-      </w:r>
-      <w:r>
-        <w:rPr/>
-        <w:t xml:space="preserve">and it </w:t>
-      </w:r>
-      <w:r>
-        <w:rPr/>
-        <w:t>has {</w:t>
-      </w:r>
-      <w:r>
-        <w:rPr/>
-        <w:t>kev</w:t>
-      </w:r>
-      <w:r>
-        <w:rPr/>
-        <w:t xml:space="preserve">.knownRansomwareCampaignUse} ransomware association. Immediate patching is recommended for higher risk. </w:t>
-      </w:r>
-    </w:p>
-    <w:p>
-      <w:pPr>
-        <w:pStyle w:val="BodyText"/>
-        <w:rPr/>
-      </w:pPr>
-      <w:r>
-        <w:rPr/>
-      </w:r>
-    </w:p>
-    <w:p>
-      <w:pPr>
-        <w:pStyle w:val="BodyText"/>
-        <w:rPr/>
-      </w:pPr>
-      <w:r>
-        <w:rPr/>
-        <w:t xml:space="preserve">S.4 Instruction: You are a cybersecurity expert that has been trained to give precise responses to complex cybersecurity questions. You work in a SOC protecting data for enterprise customers helping to protect their digital assets. Question: Summarize the technical impact and mitigation for </w:t>
-      </w:r>
-      <w:r>
-        <w:rPr/>
-        <w:t xml:space="preserve">KEV </w:t>
-      </w:r>
-      <w:r>
-        <w:rPr/>
-        <w:t>{ke</w:t>
-      </w:r>
-      <w:r>
-        <w:rPr/>
-        <w:t>v</w:t>
-      </w:r>
-      <w:r>
-        <w:rPr/>
-        <w:t>:K</w:t>
-      </w:r>
-      <w:r>
-        <w:rPr/>
-        <w:t>EV</w:t>
-      </w:r>
-      <w:r>
-        <w:rPr/>
-        <w:t xml:space="preserve">.vulnerabilityName} in </w:t>
-      </w:r>
-      <w:r>
-        <w:rPr/>
-        <w:t xml:space="preserve">product </w:t>
-      </w:r>
-      <w:r>
-        <w:rPr/>
-        <w:t>{</w:t>
-      </w:r>
-      <w:r>
-        <w:rPr/>
-        <w:t>kev</w:t>
-      </w:r>
-      <w:r>
-        <w:rPr/>
-        <w:t xml:space="preserve">.product}. Answer: </w:t>
-      </w:r>
-      <w:r>
-        <w:rPr/>
-        <w:t xml:space="preserve">KEV </w:t>
-      </w:r>
-      <w:r>
-        <w:rPr/>
-        <w:t>{</w:t>
-      </w:r>
-      <w:r>
-        <w:rPr/>
-        <w:t>kev</w:t>
-      </w:r>
-      <w:r>
-        <w:rPr/>
-        <w:t xml:space="preserve">.vulnerabilityName} </w:t>
-      </w:r>
-      <w:r>
-        <w:rPr/>
-        <w:t xml:space="preserve">maps to CVE {kev.cveID} and it </w:t>
-      </w:r>
-      <w:r>
-        <w:rPr/>
-        <w:t>causes: {</w:t>
-      </w:r>
-      <w:r>
-        <w:rPr/>
-        <w:t>kev</w:t>
-      </w:r>
-      <w:r>
-        <w:rPr/>
-        <w:t>.shortDescription}. Mitigation: {</w:t>
-      </w:r>
-      <w:r>
-        <w:rPr/>
-        <w:t>kev</w:t>
-      </w:r>
-      <w:r>
-        <w:rPr/>
-        <w:t xml:space="preserve">.requiredAction}. Listed in KEV - patch immediately. </w:t>
-      </w:r>
-    </w:p>
-    <w:p>
-      <w:pPr>
-        <w:pStyle w:val="BodyText"/>
-        <w:rPr/>
-      </w:pPr>
-      <w:r>
-        <w:rPr/>
-      </w:r>
-    </w:p>
-    <w:p>
-      <w:pPr>
-        <w:pStyle w:val="BodyText"/>
-        <w:rPr/>
-      </w:pPr>
-      <w:r>
-        <w:rPr/>
-        <w:t xml:space="preserve">S.5 Instruction: You are a cybersecurity expert that has been trained to give precise responses to complex cybersecurity questions. You work in a SOC protecting data for enterprise customers helping to protect their digital assets. Question: Generate a detailed patching advisory for </w:t>
-      </w:r>
-      <w:r>
-        <w:rPr/>
-        <w:t xml:space="preserve">KEV </w:t>
-      </w:r>
-      <w:r>
-        <w:rPr/>
-        <w:t>{k</w:t>
-      </w:r>
-      <w:r>
-        <w:rPr/>
-        <w:t>ev</w:t>
-      </w:r>
-      <w:r>
-        <w:rPr/>
-        <w:t>:K</w:t>
-      </w:r>
-      <w:r>
-        <w:rPr/>
-        <w:t>EV</w:t>
-      </w:r>
-      <w:r>
-        <w:rPr/>
-        <w:t xml:space="preserve">.vulnerabilityName} in </w:t>
-      </w:r>
-      <w:r>
-        <w:rPr/>
-        <w:t xml:space="preserve">product </w:t>
-      </w:r>
-      <w:r>
-        <w:rPr/>
-        <w:t>{</w:t>
-      </w:r>
-      <w:r>
-        <w:rPr/>
-        <w:t>kev</w:t>
-      </w:r>
-      <w:r>
-        <w:rPr/>
-        <w:t xml:space="preserve">.product} </w:t>
-      </w:r>
-      <w:r>
-        <w:rPr/>
-        <w:t>from {kev.vendorProject}</w:t>
-      </w:r>
-      <w:r>
-        <w:rPr/>
-        <w:t>. Answer: Vulnerability {</w:t>
-      </w:r>
-      <w:r>
-        <w:rPr/>
-        <w:t>kev</w:t>
-      </w:r>
-      <w:r>
-        <w:rPr/>
-        <w:t xml:space="preserve">.vulnerabilityName} </w:t>
-      </w:r>
-      <w:r>
-        <w:rPr/>
-        <w:t xml:space="preserve">maps to CVE  {kev.cveID} and it is explied </w:t>
-      </w:r>
-      <w:r>
-        <w:rPr/>
-        <w:t>in {k</w:t>
-      </w:r>
-      <w:r>
-        <w:rPr/>
-        <w:t>ev</w:t>
-      </w:r>
-      <w:r>
-        <w:rPr/>
-        <w:t>.product} (</w:t>
-      </w:r>
-      <w:r>
-        <w:rPr/>
-        <w:t xml:space="preserve">vendor </w:t>
-      </w:r>
-      <w:r>
-        <w:rPr/>
-        <w:t>{</w:t>
-      </w:r>
-      <w:r>
-        <w:rPr/>
-        <w:t>kev</w:t>
-      </w:r>
-      <w:r>
-        <w:rPr/>
-        <w:t>.vendorProject}) is actively exploited. Detailed advisory: {</w:t>
-      </w:r>
-      <w:r>
-        <w:rPr/>
-        <w:t>kev</w:t>
-      </w:r>
-      <w:r>
-        <w:rPr/>
-        <w:t>.shortDescription}. Recommended action: {</w:t>
-      </w:r>
-      <w:r>
-        <w:rPr/>
-        <w:t>kev</w:t>
-      </w:r>
-      <w:r>
-        <w:rPr/>
-        <w:t>.requiredAction} before {</w:t>
-      </w:r>
-      <w:r>
-        <w:rPr/>
-        <w:t>kev</w:t>
-      </w:r>
-      <w:r>
-        <w:rPr/>
-        <w:t xml:space="preserve">.dueDate}. </w:t>
-      </w:r>
-    </w:p>
-    <w:p>
-      <w:pPr>
-        <w:pStyle w:val="BodyText"/>
-        <w:rPr/>
-      </w:pPr>
-      <w:r>
-        <w:rPr/>
-      </w:r>
-    </w:p>
-    <w:p>
-      <w:pPr>
-        <w:pStyle w:val="BodyText"/>
-        <w:rPr/>
-      </w:pPr>
-      <w:r>
-        <w:rPr/>
-        <w:t xml:space="preserve">S.6 Instruction: You are a cybersecurity expert that has been trained to give precise responses to complex cybersecurity questions. You work in a SOC protecting data for enterprise customers helping to protect their digital assets. Question: Provide a technical summary for </w:t>
-      </w:r>
-      <w:r>
-        <w:rPr/>
-        <w:t>KEV</w:t>
-      </w:r>
-      <w:r>
-        <w:rPr/>
-        <w:t xml:space="preserve"> {ke</w:t>
-      </w:r>
-      <w:r>
-        <w:rPr/>
-        <w:t>v</w:t>
-      </w:r>
-      <w:r>
-        <w:rPr/>
-        <w:t>:</w:t>
-      </w:r>
-      <w:r>
-        <w:rPr/>
-        <w:t>KEV</w:t>
-      </w:r>
-      <w:r>
-        <w:rPr/>
-        <w:t xml:space="preserve">.vulnerabilityName} </w:t>
-      </w:r>
-      <w:r>
-        <w:rPr/>
-        <w:t xml:space="preserve">(CVE {kev.cveID}) </w:t>
-      </w:r>
-      <w:r>
-        <w:rPr/>
-        <w:t xml:space="preserve">in {kve:KVE.product} </w:t>
-      </w:r>
-      <w:r>
-        <w:rPr/>
-        <w:t>from {kev.vendorProject}</w:t>
-      </w:r>
-      <w:r>
-        <w:rPr/>
-        <w:t xml:space="preserve">, including its weakness type. Answer: </w:t>
-      </w:r>
-      <w:r>
-        <w:rPr/>
-        <w:t xml:space="preserve">KEV </w:t>
-      </w:r>
-      <w:r>
-        <w:rPr/>
-        <w:t xml:space="preserve">{kve:KVE.vulnerabilityName} </w:t>
-      </w:r>
-      <w:r>
-        <w:rPr/>
-        <w:t>with CVE ID {kev.cveID}</w:t>
-      </w:r>
-      <w:r>
-        <w:rPr/>
-        <w:t xml:space="preserve"> affects {</w:t>
-      </w:r>
-      <w:r>
-        <w:rPr/>
-        <w:t>kev</w:t>
-      </w:r>
-      <w:r>
-        <w:rPr/>
-        <w:t>.product} (</w:t>
-      </w:r>
-      <w:r>
-        <w:rPr/>
-        <w:t xml:space="preserve">from </w:t>
-      </w:r>
-      <w:r>
-        <w:rPr/>
-        <w:t>{</w:t>
-      </w:r>
-      <w:r>
-        <w:rPr/>
-        <w:t>kev</w:t>
-      </w:r>
-      <w:r>
-        <w:rPr/>
-        <w:t>.vendorProject}). Description: {</w:t>
-      </w:r>
-      <w:r>
-        <w:rPr/>
-        <w:t>kev</w:t>
-      </w:r>
-      <w:r>
-        <w:rPr/>
-        <w:t>.shortDescription}. Mitigation: {</w:t>
-      </w:r>
-      <w:r>
-        <w:rPr/>
-        <w:t>kev</w:t>
-      </w:r>
-      <w:r>
-        <w:rPr/>
-        <w:t>.requiredAction}. Weakness(es) involved: {k</w:t>
-      </w:r>
-      <w:r>
-        <w:rPr/>
-        <w:t>ev</w:t>
-      </w:r>
-      <w:r>
-        <w:rPr/>
-        <w:t xml:space="preserve">:cwes}. </w:t>
-      </w:r>
-    </w:p>
-    <w:p>
-      <w:pPr>
-        <w:pStyle w:val="BodyText"/>
-        <w:rPr/>
-      </w:pPr>
-      <w:r>
-        <w:rPr/>
-      </w:r>
-    </w:p>
-    <w:p>
-      <w:pPr>
-        <w:pStyle w:val="BodyText"/>
-        <w:rPr/>
-      </w:pPr>
-      <w:commentRangeStart w:id="22"/>
+        <w:t xml:space="preserve">.vulnerabilityName} with CVE ID {kev.cveID} affects {kev.product} (from {kev.vendorProject}). Description: {kev.shortDescription}. Mitigation: {kev.requiredAction}. Weakness(es) involved: {kev:cwes}. </w:t>
+      </w:r>
+    </w:p>
+    <w:p>
+      <w:pPr>
+        <w:pStyle w:val="BodyText"/>
+        <w:rPr/>
+      </w:pPr>
+      <w:r>
+        <w:rPr/>
+      </w:r>
+    </w:p>
+    <w:p>
+      <w:pPr>
+        <w:pStyle w:val="BodyText"/>
+        <w:rPr/>
+      </w:pPr>
+      <w:commentRangeStart w:id="24"/>
       <w:r>
         <w:rPr/>
         <w:t>S.7 Instruction</w:t>
@@ -2924,111 +2524,19 @@
       <w:r>
         <w:rPr/>
       </w:r>
-      <w:commentRangeEnd w:id="22"/>
-      <w:r>
-        <w:commentReference w:id="22"/>
-      </w:r>
-      <w:r>
-        <w:rPr/>
-        <w:t>: You are a cybersecurity expert that has been trained to give precise responses to complex cybersecurity questions. You work in a SOC protecting data for enterprise customers helping to protect their digital assets. Question: For an organization running {k</w:t>
-      </w:r>
-      <w:r>
-        <w:rPr/>
-        <w:t>ev</w:t>
-      </w:r>
-      <w:r>
-        <w:rPr/>
-        <w:t>:K</w:t>
-      </w:r>
-      <w:r>
-        <w:rPr/>
-        <w:t>EV</w:t>
-      </w:r>
-      <w:r>
-        <w:rPr/>
-        <w:t>.product}, what is the recommended immediate action to mitigate the risk of exploitation for K</w:t>
-      </w:r>
-      <w:r>
-        <w:rPr/>
-        <w:t>EV</w:t>
-      </w:r>
-      <w:r>
-        <w:rPr/>
-        <w:t xml:space="preserve"> {</w:t>
-      </w:r>
-      <w:r>
-        <w:rPr/>
-        <w:t>kev.cveID</w:t>
-      </w:r>
-      <w:r>
-        <w:rPr/>
-        <w:t>}</w:t>
+      <w:commentRangeEnd w:id="24"/>
+      <w:r>
+        <w:commentReference w:id="24"/>
+      </w:r>
+      <w:r>
+        <w:rPr/>
+        <w:t>: You are a cybersecurity expert that has been trained to give precise responses to complex cybersecurity questions. You work in a SOC protecting data for enterprise customers helping to protect their digital assets. Question: For an organization running {kev:KEV.product}, what is the recommended immediate action to mitigate the risk of exploitation for KEV {kev.cveID}</w:t>
       </w:r>
       <w:bookmarkStart w:id="0" w:name="p-rc_770360de88e3d17d-63"/>
-      <w:r>
-        <w:rPr/>
-        <w:t>?</w:t>
-      </w:r>
       <w:bookmarkEnd w:id="0"/>
       <w:r>
         <w:rPr/>
-        <w:t xml:space="preserve"> Answer: For systems running {</w:t>
-      </w:r>
-      <w:r>
-        <w:rPr/>
-        <w:t>kev</w:t>
-      </w:r>
-      <w:r>
-        <w:rPr/>
-        <w:t xml:space="preserve">.product} </w:t>
-      </w:r>
-      <w:r>
-        <w:rPr/>
-        <w:t xml:space="preserve">from </w:t>
-      </w:r>
-      <w:r>
-        <w:rPr/>
-        <w:t>{</w:t>
-      </w:r>
-      <w:r>
-        <w:rPr/>
-        <w:t>kev</w:t>
-      </w:r>
-      <w:r>
-        <w:rPr/>
-        <w:t xml:space="preserve">.vendorProject} affected by </w:t>
-      </w:r>
-      <w:r>
-        <w:rPr/>
-        <w:t xml:space="preserve">KEV </w:t>
-      </w:r>
-      <w:r>
-        <w:rPr/>
-        <w:t>{</w:t>
-      </w:r>
-      <w:r>
-        <w:rPr/>
-        <w:t>kev.cveID</w:t>
-      </w:r>
-      <w:r>
-        <w:rPr/>
-        <w:t>} ({</w:t>
-      </w:r>
-      <w:r>
-        <w:rPr/>
-        <w:t>kev</w:t>
-      </w:r>
-      <w:r>
-        <w:rPr/>
-        <w:t>.vulnerabilityName}), the recommended immediate action is: {</w:t>
-      </w:r>
-      <w:r>
-        <w:rPr/>
-        <w:t>kev</w:t>
-      </w:r>
-      <w:r>
-        <w:rPr/>
-        <w:t>.requiredAction}.</w:t>
+        <w:t>? Answer: For systems running {kev.product} from {kev.vendorProject} affected by KEV {kev.cveID} ({kev.vulnerabilityName}), the recommended immediate action is: {kev.requiredAction}.</w:t>
       </w:r>
     </w:p>
     <w:p>
@@ -3290,7 +2798,7 @@
         <w:rPr/>
         <w:t xml:space="preserve">W.4 Instruction: You are a cybersecurity expert that has been trained to give precise responses to complex cybersecurity questions. You work in a SOC protecting data for enterprise customers helping to protect their digital assets. Question: How can {cwe:Weakness.name} (CWE-{cwe.id}) be detected and prevented? Answer: {cwe.name} can be detected with this detection method: {cwe.detected_by.method} To prevent it, apply </w:t>
       </w:r>
-      <w:commentRangeStart w:id="23"/>
+      <w:commentRangeStart w:id="25"/>
       <w:r>
         <w:rPr/>
         <w:t>this mitigation</w:t>
@@ -3298,9 +2806,9 @@
       <w:r>
         <w:rPr/>
       </w:r>
-      <w:commentRangeEnd w:id="23"/>
-      <w:r>
-        <w:commentReference w:id="23"/>
+      <w:commentRangeEnd w:id="25"/>
+      <w:r>
+        <w:commentReference w:id="25"/>
       </w:r>
       <w:r>
         <w:rPr/>
@@ -3548,7 +3056,7 @@
         <w:rPr/>
         <w:t xml:space="preserve">E.1 Instruction: You are a cybersecurity expert that has been trained to give precise responses to complex cybersecurity questions. You work in a SOC protecting data for enterprise customers helping to protect their digital assets. Question: Describe how defenders can detect or disrupt the technique {ap:attack-pattern.name} ({ap.id}). </w:t>
       </w:r>
-      <w:commentRangeStart w:id="24"/>
+      <w:commentRangeStart w:id="26"/>
       <w:r>
         <w:rPr/>
         <w:t>Answer</w:t>
@@ -3556,9 +3064,9 @@
       <w:r>
         <w:rPr/>
       </w:r>
-      <w:commentRangeEnd w:id="24"/>
-      <w:r>
-        <w:commentReference w:id="24"/>
+      <w:commentRangeEnd w:id="26"/>
+      <w:r>
+        <w:commentReference w:id="26"/>
       </w:r>
       <w:r>
         <w:rPr/>
@@ -3612,30 +3120,14 @@
         <w:rPr/>
         <w:t xml:space="preserve">E.2 Instruction: You are a cybersecurity expert that has been trained to give precise responses to complex cybersecurity questions. You work in a SOC protecting data for enterprise customers helping to protect their digital assets. Question: Explain how deception can be applied against the technique {ap:attack-pattern.name} ({ap.id}). </w:t>
       </w:r>
-      <w:commentRangeStart w:id="25"/>
-      <w:r>
-        <w:rPr/>
-        <w:t>Answer: Deception can be applied against {ap.name} by deploying decoy systems or false targets that attract and expose adversary actions as defined in {ap.x_mitre_detection</w:t>
-      </w:r>
-      <w:r>
-        <w:rPr/>
-        <w:t>[_</w:t>
-      </w:r>
-      <w:r>
-        <w:rPr/>
-        <w:t>!</w:t>
-      </w:r>
-      <w:r>
-        <w:rPr/>
-        <w:t>=""]</w:t>
-      </w:r>
-      <w:r>
-        <w:rPr/>
-        <w:t xml:space="preserve">}. </w:t>
-      </w:r>
-      <w:commentRangeEnd w:id="25"/>
-      <w:r>
-        <w:commentReference w:id="25"/>
+      <w:commentRangeStart w:id="27"/>
+      <w:r>
+        <w:rPr/>
+        <w:t xml:space="preserve">Answer: Deception can be applied against {ap.name} by deploying decoy systems or false targets that attract and expose adversary actions as defined in {ap.x_mitre_detection[_!=""]}. </w:t>
+      </w:r>
+      <w:commentRangeEnd w:id="27"/>
+      <w:r>
+        <w:commentReference w:id="27"/>
       </w:r>
       <w:r>
         <w:rPr/>
@@ -3659,7 +3151,7 @@
         <w:rPr/>
         <w:t xml:space="preserve">E.3 Instruction: You are a cybersecurity expert that has been trained to give precise responses to complex cybersecurity questions. You work in a SOC protecting data for enterprise customers helping to protect their digital assets. </w:t>
       </w:r>
-      <w:commentRangeStart w:id="26"/>
+      <w:commentRangeStart w:id="28"/>
       <w:r>
         <w:rPr/>
         <w:t>Question:</w:t>
@@ -3667,9 +3159,9 @@
       <w:r>
         <w:rPr/>
       </w:r>
-      <w:commentRangeEnd w:id="26"/>
-      <w:r>
-        <w:commentReference w:id="26"/>
+      <w:commentRangeEnd w:id="28"/>
+      <w:r>
+        <w:commentReference w:id="28"/>
       </w:r>
       <w:r>
         <w:rPr/>
@@ -3704,7 +3196,7 @@
         <w:rPr/>
         <w:t xml:space="preserve">E.4 Instruction: You are a cybersecurity expert that has been trained to give precise responses to complex cybersecurity questions. You work in a SOC protecting data for enterprise customers helping to protect their digital assets. </w:t>
       </w:r>
-      <w:commentRangeStart w:id="27"/>
+      <w:commentRangeStart w:id="29"/>
       <w:r>
         <w:rPr/>
         <w:t>Question</w:t>
@@ -3712,9 +3204,9 @@
       <w:r>
         <w:rPr/>
       </w:r>
-      <w:commentRangeEnd w:id="27"/>
-      <w:r>
-        <w:commentReference w:id="27"/>
+      <w:commentRangeEnd w:id="29"/>
+      <w:r>
+        <w:commentReference w:id="29"/>
       </w:r>
       <w:r>
         <w:rPr/>
@@ -3739,7 +3231,7 @@
         <w:rPr/>
         <w:t xml:space="preserve">E.5 Instruction: You are a cybersecurity expert that has been trained to give precise responses to complex cybersecurity questions. You work in a SOC protecting data for enterprise customers helping to protect their digital assets. </w:t>
       </w:r>
-      <w:commentRangeStart w:id="28"/>
+      <w:commentRangeStart w:id="30"/>
       <w:r>
         <w:rPr/>
         <w:t>Question</w:t>
@@ -3747,21 +3239,13 @@
       <w:r>
         <w:rPr/>
       </w:r>
-      <w:commentRangeEnd w:id="28"/>
-      <w:r>
-        <w:commentReference w:id="28"/>
-      </w:r>
-      <w:r>
-        <w:rPr/>
-        <w:t>: Describe how defenders can mislead adversaries using {ap:</w:t>
-      </w:r>
-      <w:r>
-        <w:rPr/>
-        <w:t>attack-pattern</w:t>
-      </w:r>
-      <w:r>
-        <w:rPr/>
-        <w:t>.name} ({ap.id}). Answer: Defenders can mislead adversaries by introducing deceptive configurations or honeypots that mimic assets targeted by {ap.name}, supported by detections methods as follows: {ap.x_mitre_detection}</w:t>
+      <w:commentRangeEnd w:id="30"/>
+      <w:r>
+        <w:commentReference w:id="30"/>
+      </w:r>
+      <w:r>
+        <w:rPr/>
+        <w:t>: Describe how defenders can mislead adversaries using {ap:attack-pattern.name} ({ap.id}). Answer: Defenders can mislead adversaries by introducing deceptive configurations or honeypots that mimic assets targeted by {ap.name}, supported by detections methods as follows: {ap.x_mitre_detection}</w:t>
       </w:r>
     </w:p>
     <w:p>
@@ -3782,7 +3266,7 @@
         <w:rPr/>
         <w:t xml:space="preserve">E.6 Instruction: You are a cybersecurity expert that has been trained to give precise responses to complex cybersecurity questions. You work in a SOC protecting data for enterprise customers helping to protect their digital assets. </w:t>
       </w:r>
-      <w:commentRangeStart w:id="29"/>
+      <w:commentRangeStart w:id="31"/>
       <w:r>
         <w:rPr/>
         <w:t>Question</w:t>
@@ -3790,9 +3274,9 @@
       <w:r>
         <w:rPr/>
       </w:r>
-      <w:commentRangeEnd w:id="29"/>
-      <w:r>
-        <w:commentReference w:id="29"/>
+      <w:commentRangeEnd w:id="31"/>
+      <w:r>
+        <w:commentReference w:id="31"/>
       </w:r>
       <w:r>
         <w:rPr/>
@@ -3854,15 +3338,7 @@
       </w:pPr>
       <w:r>
         <w:rPr/>
-        <w:t>M.2 Instruction: You are a cybersecurity expert that has been trained to give precise responses to complex cybersecurity questions. You work in a SOC protecting data for enterprise customers helping to protect their digital assets. Question: What are the defensive measures against teachnique with ID {ap:attack-pattern.id}? Answer: One set of defensive measures against attack pattern {ap.name} (ID {ap.id}) is the following: {coa:ap.mitigatate</w:t>
-      </w:r>
-      <w:r>
-        <w:rPr/>
-        <w:t>s&lt;</w:t>
-      </w:r>
-      <w:r>
-        <w:rPr/>
-        <w:t xml:space="preserve">.description}. </w:t>
+        <w:t xml:space="preserve">M.2 Instruction: You are a cybersecurity expert that has been trained to give precise responses to complex cybersecurity questions. You work in a SOC protecting data for enterprise customers helping to protect their digital assets. Question: What are the defensive measures against teachnique with ID {ap:attack-pattern.id}? Answer: One set of defensive measures against attack pattern {ap.name} (ID {ap.id}) is the following: {coa:ap.mitigatates&lt;.description}. </w:t>
       </w:r>
     </w:p>
     <w:p>
@@ -3969,7 +3445,7 @@
       </w:pPr>
       <w:r>
         <w:rPr/>
-        <w:t>M.5 Instruction: You are a cybersecurity expert that has been trained to give precise responses to complex cybersecurity questions. You work in a SOC protecting data for enterprise customers helping to protect their digital assets. Question: How can attack pattern {ap:attack-pattern.id} be detected in network traffic? Answer: {ap.name} (ID {ap.id}) can be detected in network traffic by monitoring {ap.x_mitre_data_sources[?^"Network Traffic"} in the following way: {ap.x_mitre_detection}</w:t>
+        <w:t>M.5 Instruction: You are a cybersecurity expert that has been trained to give precise responses to complex cybersecurity questions. You work in a SOC protecting data for enterprise customers helping to protect their digital assets. Question: How can attack pattern {ap:attack-pattern.id} be detected in network traffic? Answer: {ap.name} (ID {ap.id}) can be detected in network traffic by monitoring {ap.x_mitre_data_sources[?~"Network Traffic"} in the following way: {ap.x_mitre_detection}</w:t>
       </w:r>
     </w:p>
     <w:p>
@@ -4039,6 +3515,22 @@
         </w:rPr>
       </w:pPr>
       <w:r>
+        <w:rPr/>
+      </w:r>
+    </w:p>
+    <w:p>
+      <w:pPr>
+        <w:pStyle w:val="Normal"/>
+        <w:jc w:val="start"/>
+        <w:rPr>
+          <w:rFonts w:ascii="Liberation Sans;Arial" w:hAnsi="Liberation Sans;Arial" w:eastAsia="Noto Sans CJK SC" w:cs="Liberation Sans;Arial"/>
+          <w:b/>
+          <w:bCs/>
+          <w:sz w:val="32"/>
+          <w:szCs w:val="32"/>
+        </w:rPr>
+      </w:pPr>
+      <w:r>
         <w:rPr>
           <w:rFonts w:eastAsia="Noto Sans CJK SC" w:cs="Liberation Sans;Arial" w:ascii="Liberation Sans;Arial" w:hAnsi="Liberation Sans;Arial"/>
           <w:b/>
@@ -4046,6 +3538,246 @@
           <w:sz w:val="32"/>
           <w:szCs w:val="32"/>
         </w:rPr>
+        <w:t>Custom Templates</w:t>
+      </w:r>
+    </w:p>
+    <w:p>
+      <w:pPr>
+        <w:pStyle w:val="Normal"/>
+        <w:jc w:val="start"/>
+        <w:rPr>
+          <w:rFonts w:ascii="Liberation Sans;Arial" w:hAnsi="Liberation Sans;Arial" w:eastAsia="Noto Sans CJK SC" w:cs="Liberation Sans;Arial"/>
+          <w:b/>
+          <w:bCs/>
+          <w:sz w:val="32"/>
+          <w:szCs w:val="32"/>
+        </w:rPr>
+      </w:pPr>
+      <w:r>
+        <w:rPr>
+          <w:rFonts w:eastAsia="Noto Sans CJK SC" w:cs="Liberation Sans;Arial" w:ascii="Liberation Sans;Arial" w:hAnsi="Liberation Sans;Arial"/>
+          <w:b/>
+          <w:bCs/>
+          <w:sz w:val="32"/>
+          <w:szCs w:val="32"/>
+        </w:rPr>
+      </w:r>
+    </w:p>
+    <w:p>
+      <w:pPr>
+        <w:pStyle w:val="Normal"/>
+        <w:rPr/>
+      </w:pPr>
+      <w:r>
+        <w:rPr/>
+        <w:t>Next is a c</w:t>
+      </w:r>
+      <w:r>
+        <w:rPr/>
+        <w:t xml:space="preserve">ustom template with a longer path, </w:t>
+      </w:r>
+      <w:r>
+        <w:rPr/>
+        <w:t>for demo purpose:</w:t>
+      </w:r>
+    </w:p>
+    <w:p>
+      <w:pPr>
+        <w:pStyle w:val="Normal"/>
+        <w:rPr/>
+      </w:pPr>
+      <w:r>
+        <w:rPr/>
+      </w:r>
+    </w:p>
+    <w:p>
+      <w:pPr>
+        <w:pStyle w:val="Normal"/>
+        <w:rPr/>
+      </w:pPr>
+      <w:r>
+        <w:rPr/>
+        <w:t>longpath.1 Instruction: You are a cybersecurity expert that has been trained to give precise responses to complex cybersecurity questions. You work in a SOC protecting data for enterprise customers helping to protect their digital assets. Question: Which technique and malware are used by both intrusion sets {is1:intrusion-set.name} (ID {is</w:t>
+      </w:r>
+      <w:r>
+        <w:rPr/>
+        <w:t>1</w:t>
+      </w:r>
+      <w:r>
+        <w:rPr/>
+        <w:t xml:space="preserve">.id}) and {is2:intrusion-set.name} (ID {is2.id})? Recommend a course of action for that technique. Answer: An attack pattern used by both intrusion sets {is1.name} and {is2.name} is </w:t>
+      </w:r>
+      <w:r>
+        <w:rPr/>
+        <w:t>{ap</w:t>
+      </w:r>
+      <w:r>
+        <w:rPr/>
+        <w:t>1</w:t>
+      </w:r>
+      <w:r>
+        <w:rPr/>
+        <w:t>:is1.uses&gt;attack-pattern.name} (ID {ap</w:t>
+      </w:r>
+      <w:r>
+        <w:rPr/>
+        <w:t>1</w:t>
+      </w:r>
+      <w:r>
+        <w:rPr/>
+        <w:t>.id}). Both intrusion sets rely on malware {m</w:t>
+      </w:r>
+      <w:r>
+        <w:rPr/>
+        <w:t>1</w:t>
+      </w:r>
+      <w:r>
+        <w:rPr/>
+        <w:t>:is1.uses&gt;malware.name} (ID {m</w:t>
+      </w:r>
+      <w:r>
+        <w:rPr/>
+        <w:t>1</w:t>
+      </w:r>
+      <w:r>
+        <w:rPr/>
+        <w:t xml:space="preserve">.id}). </w:t>
+      </w:r>
+      <w:r>
+        <w:rPr/>
+        <w:t>A course of action recommended for that technique is {</w:t>
+      </w:r>
+      <w:r>
+        <w:rPr>
+          <w:shd w:fill="FFFF00" w:val="clear"/>
+        </w:rPr>
+        <w:t>coa1:ap1.mitigates</w:t>
+      </w:r>
+      <w:commentRangeStart w:id="32"/>
+      <w:r>
+        <w:rPr>
+          <w:shd w:fill="FFFF00" w:val="clear"/>
+        </w:rPr>
+        <w:t>&lt;</w:t>
+      </w:r>
+      <w:r>
+        <w:rPr>
+          <w:shd w:fill="FFFF00" w:val="clear"/>
+        </w:rPr>
+      </w:r>
+      <w:commentRangeEnd w:id="32"/>
+      <w:r>
+        <w:commentReference w:id="32"/>
+      </w:r>
+      <w:r>
+        <w:rPr>
+          <w:shd w:fill="FFFF00" w:val="clear"/>
+        </w:rPr>
+        <w:t>.name</w:t>
+      </w:r>
+      <w:r>
+        <w:rPr/>
+        <w:t xml:space="preserve">}.  </w:t>
+      </w:r>
+      <w:r>
+        <w:rPr/>
+        <w:t>&lt;* this is an 'invisible' constraint: {ap2:is2.uses&gt;attack-pattern.id} {</w:t>
+      </w:r>
+      <w:commentRangeStart w:id="33"/>
+      <w:r>
+        <w:rPr/>
+        <w:t>force  ap1.id=ap2.id</w:t>
+      </w:r>
+      <w:r>
+        <w:rPr/>
+      </w:r>
+      <w:commentRangeEnd w:id="33"/>
+      <w:r>
+        <w:commentReference w:id="33"/>
+      </w:r>
+      <w:r>
+        <w:rPr/>
+        <w:t>}  {m</w:t>
+      </w:r>
+      <w:r>
+        <w:rPr/>
+        <w:t>2</w:t>
+      </w:r>
+      <w:r>
+        <w:rPr/>
+        <w:t>:is</w:t>
+      </w:r>
+      <w:r>
+        <w:rPr/>
+        <w:t>2</w:t>
+      </w:r>
+      <w:r>
+        <w:rPr/>
+        <w:t xml:space="preserve">.uses&gt;malware.id} </w:t>
+      </w:r>
+      <w:commentRangeStart w:id="34"/>
+      <w:r>
+        <w:rPr/>
+        <w:t>{force m1.id=m2.id}</w:t>
+      </w:r>
+      <w:r>
+        <w:rPr/>
+      </w:r>
+      <w:commentRangeEnd w:id="34"/>
+      <w:r>
+        <w:commentReference w:id="34"/>
+      </w:r>
+      <w:r>
+        <w:rPr/>
+        <w:t xml:space="preserve"> {</w:t>
+      </w:r>
+      <w:r>
+        <w:rPr/>
+        <w:t xml:space="preserve">force </w:t>
+      </w:r>
+      <w:r>
+        <w:rPr/>
+        <w:t>m1.uses.</w:t>
+      </w:r>
+      <w:r>
+        <w:rPr/>
+        <w:t>id=ap1.id</w:t>
+      </w:r>
+      <w:r>
+        <w:rPr/>
+        <w:t>}</w:t>
+      </w:r>
+      <w:r>
+        <w:rPr/>
+        <w:t xml:space="preserve"> </w:t>
+      </w:r>
+      <w:r>
+        <w:rPr/>
+        <w:t xml:space="preserve">{ap1.id[_="T1027.013"]} </w:t>
+      </w:r>
+      <w:r>
+        <w:rPr/>
+        <w:t>*&gt;</w:t>
+      </w:r>
+    </w:p>
+    <w:p>
+      <w:pPr>
+        <w:pStyle w:val="BodyText"/>
+        <w:rPr/>
+      </w:pPr>
+      <w:r>
+        <w:rPr/>
+        <w:t>Schema: course-of-action - mitigates - attack-pattern, intrusion-set - uses - malware, malware - uses - attack-pattern</w:t>
+      </w:r>
+    </w:p>
+    <w:p>
+      <w:pPr>
+        <w:pStyle w:val="BodyText"/>
+        <w:spacing w:before="0" w:after="140"/>
+        <w:rPr/>
+      </w:pPr>
+      <w:r>
+        <w:rPr/>
       </w:r>
     </w:p>
     <w:sectPr>
@@ -4063,10 +3795,45 @@
 
 <file path=word/comments.xml><?xml version="1.0" encoding="utf-8"?>
 <w:comments xmlns:o="urn:schemas-microsoft-com:office:office" xmlns:r="http://schemas.openxmlformats.org/officeDocument/2006/relationships" xmlns:v="urn:schemas-microsoft-com:vml" xmlns:w="http://schemas.openxmlformats.org/wordprocessingml/2006/main" xmlns:w10="urn:schemas-microsoft-com:office:word" xmlns:wp="http://schemas.openxmlformats.org/drawingml/2006/wordprocessingDrawing" xmlns:wps="http://schemas.microsoft.com/office/word/2010/wordprocessingShape" xmlns:wpg="http://schemas.microsoft.com/office/word/2010/wordprocessingGroup" xmlns:mc="http://schemas.openxmlformats.org/markup-compatibility/2006" xmlns:wp14="http://schemas.microsoft.com/office/word/2010/wordprocessingDrawing" xmlns:w14="http://schemas.microsoft.com/office/word/2010/wordml" xmlns:w15="http://schemas.microsoft.com/office/word/2012/wordml" mc:Ignorable="w14 wp14 w15">
-  <w:comment w:id="0" w:author="I.C." w:date="2026-02-07T17:27:00Z" w:initials="I">
+  <w:comment w:id="0" w:author="I.C." w:date="2026-02-22T19:31:19Z" w:initials="I">
+    <w:p>
+      <w:pPr>
+        <w:overflowPunct w:val="false"/>
+        <w:rPr/>
+      </w:pPr>
+      <w:r>
+        <w:rPr>
+          <w:rFonts w:ascii="Liberation Serif" w:hAnsi="Liberation Serif" w:eastAsia="DejaVu Sans" w:cs="Noto Sans Arabic UI"/>
+          <w:kern w:val="0"/>
+          <w:lang w:val="en-US" w:eastAsia="en-US" w:bidi="en-US"/>
+        </w:rPr>
+        <w:t>modified to match revised ATT&amp;CK detection shema</w:t>
+      </w:r>
+    </w:p>
+  </w:comment>
+  <w:comment w:id="1" w:author="I.C." w:date="2026-02-22T21:09:02Z" w:initials="I">
     <w:p>
       <w:pPr>
         <w:overflowPunct w:val="true"/>
+        <w:bidi w:val="0"/>
+        <w:spacing w:before="0" w:after="0"/>
+        <w:jc w:val="start"/>
+        <w:rPr/>
+      </w:pPr>
+      <w:r>
+        <w:rPr>
+          <w:rFonts w:ascii="Liberation Serif" w:hAnsi="Liberation Serif" w:eastAsia="DejaVu Sans" w:cs="Noto Sans Arabic UI"/>
+          <w:kern w:val="0"/>
+          <w:lang w:val="en-US" w:eastAsia="en-US" w:bidi="en-US"/>
+        </w:rPr>
+        <w:t>modified to match revised ATT&amp;CK detection shema</w:t>
+      </w:r>
+    </w:p>
+  </w:comment>
+  <w:comment w:id="2" w:author="I.C." w:date="2026-02-07T17:27:00Z" w:initials="I">
+    <w:p>
+      <w:pPr>
+        <w:overflowPunct w:val="false"/>
         <w:bidi w:val="0"/>
         <w:rPr/>
       </w:pPr>
@@ -4084,7 +3851,7 @@
     </w:p>
     <w:p>
       <w:pPr>
-        <w:overflowPunct w:val="true"/>
+        <w:overflowPunct w:val="false"/>
         <w:bidi w:val="0"/>
         <w:rPr/>
       </w:pPr>
@@ -4101,10 +3868,10 @@
       </w:r>
     </w:p>
   </w:comment>
-  <w:comment w:id="1" w:author="I.C." w:date="2026-02-07T17:33:00Z" w:initials="I">
-    <w:p>
-      <w:pPr>
-        <w:overflowPunct w:val="true"/>
+  <w:comment w:id="3" w:author="I.C." w:date="2026-02-07T17:33:00Z" w:initials="I">
+    <w:p>
+      <w:pPr>
+        <w:overflowPunct w:val="false"/>
         <w:bidi w:val="0"/>
         <w:rPr/>
       </w:pPr>
@@ -4121,10 +3888,10 @@
       </w:r>
     </w:p>
   </w:comment>
-  <w:comment w:id="2" w:author="I.C." w:date="2026-02-07T17:40:00Z" w:initials="I">
-    <w:p>
-      <w:pPr>
-        <w:overflowPunct w:val="true"/>
+  <w:comment w:id="4" w:author="I.C." w:date="2026-02-07T17:40:00Z" w:initials="I">
+    <w:p>
+      <w:pPr>
+        <w:overflowPunct w:val="false"/>
         <w:bidi w:val="0"/>
         <w:rPr/>
       </w:pPr>
@@ -4141,10 +3908,10 @@
       </w:r>
     </w:p>
   </w:comment>
-  <w:comment w:id="3" w:author="I.C." w:date="2026-02-07T17:53:00Z" w:initials="I">
-    <w:p>
-      <w:pPr>
-        <w:overflowPunct w:val="true"/>
+  <w:comment w:id="5" w:author="I.C." w:date="2026-02-07T17:53:00Z" w:initials="I">
+    <w:p>
+      <w:pPr>
+        <w:overflowPunct w:val="false"/>
         <w:bidi w:val="0"/>
         <w:rPr/>
       </w:pPr>
@@ -4172,10 +3939,10 @@
       </w:r>
     </w:p>
   </w:comment>
-  <w:comment w:id="4" w:author="I.C." w:date="2026-02-13T14:02:00Z" w:initials="I">
-    <w:p>
-      <w:pPr>
-        <w:overflowPunct w:val="true"/>
+  <w:comment w:id="6" w:author="I.C." w:date="2026-02-07T17:54:00Z" w:initials="I">
+    <w:p>
+      <w:pPr>
+        <w:overflowPunct w:val="false"/>
         <w:bidi w:val="0"/>
         <w:rPr/>
       </w:pPr>
@@ -4188,14 +3955,33 @@
           <w:szCs w:val="24"/>
           <w:lang w:val="en-US" w:eastAsia="en-US" w:bidi="en-US"/>
         </w:rPr>
-        <w:t>&lt;* invisible section with constraints *&gt;</w:t>
+        <w:t>add support for substring check</w:t>
       </w:r>
     </w:p>
   </w:comment>
-  <w:comment w:id="5" w:author="I.C." w:date="2026-02-07T17:54:00Z" w:initials="I">
+  <w:comment w:id="7" w:author="I.C." w:date="2026-02-22T21:18:12Z" w:initials="I">
     <w:p>
       <w:pPr>
         <w:overflowPunct w:val="true"/>
+        <w:bidi w:val="0"/>
+        <w:spacing w:before="0" w:after="0"/>
+        <w:jc w:val="start"/>
+        <w:rPr/>
+      </w:pPr>
+      <w:r>
+        <w:rPr>
+          <w:rFonts w:ascii="Liberation Serif" w:hAnsi="Liberation Serif" w:eastAsia="DejaVu Sans" w:cs="Noto Sans Arabic UI"/>
+          <w:kern w:val="0"/>
+          <w:lang w:val="en-US" w:eastAsia="en-US" w:bidi="en-US"/>
+        </w:rPr>
+        <w:t>modified to match revised ATT&amp;CK detection shema</w:t>
+      </w:r>
+    </w:p>
+  </w:comment>
+  <w:comment w:id="8" w:author="I.C." w:date="2026-02-07T20:04:00Z" w:initials="I">
+    <w:p>
+      <w:pPr>
+        <w:overflowPunct w:val="false"/>
         <w:bidi w:val="0"/>
         <w:rPr/>
       </w:pPr>
@@ -4208,14 +3994,12 @@
           <w:szCs w:val="24"/>
           <w:lang w:val="en-US" w:eastAsia="en-US" w:bidi="en-US"/>
         </w:rPr>
-        <w:t>add support for substring check</w:t>
-      </w:r>
-    </w:p>
-  </w:comment>
-  <w:comment w:id="6" w:author="I.C." w:date="2026-02-07T20:04:00Z" w:initials="I">
-    <w:p>
-      <w:pPr>
-        <w:overflowPunct w:val="true"/>
+        <w:t>OR filtering not supported.</w:t>
+      </w:r>
+    </w:p>
+    <w:p>
+      <w:pPr>
+        <w:overflowPunct w:val="false"/>
         <w:bidi w:val="0"/>
         <w:rPr/>
       </w:pPr>
@@ -4228,12 +4012,14 @@
           <w:szCs w:val="24"/>
           <w:lang w:val="en-US" w:eastAsia="en-US" w:bidi="en-US"/>
         </w:rPr>
-        <w:t>OR filtering not supported.</w:t>
-      </w:r>
-    </w:p>
-    <w:p>
-      <w:pPr>
-        <w:overflowPunct w:val="true"/>
+        <w:t>Very specific condition. “protocol blending” not included in 4/2025 enterprise.json file.</w:t>
+      </w:r>
+    </w:p>
+  </w:comment>
+  <w:comment w:id="9" w:author="I.C." w:date="2026-02-07T20:05:00Z" w:initials="I">
+    <w:p>
+      <w:pPr>
+        <w:overflowPunct w:val="false"/>
         <w:bidi w:val="0"/>
         <w:rPr/>
       </w:pPr>
@@ -4246,14 +4032,14 @@
           <w:szCs w:val="24"/>
           <w:lang w:val="en-US" w:eastAsia="en-US" w:bidi="en-US"/>
         </w:rPr>
-        <w:t>Very specific condition. “protocol blending” not included in 4/2025 enterprise.json file.</w:t>
+        <w:t>non specific general template</w:t>
       </w:r>
     </w:p>
   </w:comment>
-  <w:comment w:id="7" w:author="I.C." w:date="2026-02-07T20:05:00Z" w:initials="I">
-    <w:p>
-      <w:pPr>
-        <w:overflowPunct w:val="true"/>
+  <w:comment w:id="10" w:author="I.C." w:date="2026-02-07T20:12:00Z" w:initials="I">
+    <w:p>
+      <w:pPr>
+        <w:overflowPunct w:val="false"/>
         <w:bidi w:val="0"/>
         <w:rPr/>
       </w:pPr>
@@ -4266,14 +4052,12 @@
           <w:szCs w:val="24"/>
           <w:lang w:val="en-US" w:eastAsia="en-US" w:bidi="en-US"/>
         </w:rPr>
-        <w:t>non specific general template</w:t>
-      </w:r>
-    </w:p>
-  </w:comment>
-  <w:comment w:id="8" w:author="I.C." w:date="2026-02-07T20:12:00Z" w:initials="I">
-    <w:p>
-      <w:pPr>
-        <w:overflowPunct w:val="true"/>
+        <w:t xml:space="preserve">Original was a malformed template. </w:t>
+      </w:r>
+    </w:p>
+    <w:p>
+      <w:pPr>
+        <w:overflowPunct w:val="false"/>
         <w:bidi w:val="0"/>
         <w:rPr/>
       </w:pPr>
@@ -4286,12 +4070,14 @@
           <w:szCs w:val="24"/>
           <w:lang w:val="en-US" w:eastAsia="en-US" w:bidi="en-US"/>
         </w:rPr>
-        <w:t xml:space="preserve">Original was a malformed template. </w:t>
-      </w:r>
-    </w:p>
-    <w:p>
-      <w:pPr>
-        <w:overflowPunct w:val="true"/>
+        <w:t>Edited to fit schema.</w:t>
+      </w:r>
+    </w:p>
+  </w:comment>
+  <w:comment w:id="11" w:author="I.C." w:date="2026-02-08T20:22:00Z" w:initials="I">
+    <w:p>
+      <w:pPr>
+        <w:overflowPunct w:val="false"/>
         <w:bidi w:val="0"/>
         <w:rPr/>
       </w:pPr>
@@ -4304,14 +4090,14 @@
           <w:szCs w:val="24"/>
           <w:lang w:val="en-US" w:eastAsia="en-US" w:bidi="en-US"/>
         </w:rPr>
-        <w:t>Edited to fit schema.</w:t>
+        <w:t>Modified to match current schema.</w:t>
       </w:r>
     </w:p>
   </w:comment>
-  <w:comment w:id="9" w:author="I.C." w:date="2026-02-08T20:22:00Z" w:initials="I">
-    <w:p>
-      <w:pPr>
-        <w:overflowPunct w:val="true"/>
+  <w:comment w:id="12" w:author="I.C." w:date="2026-02-08T20:21:00Z" w:initials="I">
+    <w:p>
+      <w:pPr>
+        <w:overflowPunct w:val="false"/>
         <w:bidi w:val="0"/>
         <w:rPr/>
       </w:pPr>
@@ -4324,14 +4110,14 @@
           <w:szCs w:val="24"/>
           <w:lang w:val="en-US" w:eastAsia="en-US" w:bidi="en-US"/>
         </w:rPr>
-        <w:t>Modified to match current schema.</w:t>
+        <w:t>Some cwe:Mitigations have no ID.</w:t>
       </w:r>
     </w:p>
   </w:comment>
-  <w:comment w:id="10" w:author="I.C." w:date="2026-02-08T20:21:00Z" w:initials="I">
-    <w:p>
-      <w:pPr>
-        <w:overflowPunct w:val="true"/>
+  <w:comment w:id="13" w:author="I.C." w:date="2026-02-09T17:14:00Z" w:initials="I">
+    <w:p>
+      <w:pPr>
+        <w:overflowPunct w:val="false"/>
         <w:bidi w:val="0"/>
         <w:rPr/>
       </w:pPr>
@@ -4344,14 +4130,12 @@
           <w:szCs w:val="24"/>
           <w:lang w:val="en-US" w:eastAsia="en-US" w:bidi="en-US"/>
         </w:rPr>
-        <w:t>Some cwe:Mitigations have no ID.</w:t>
-      </w:r>
-    </w:p>
-  </w:comment>
-  <w:comment w:id="11" w:author="I.C." w:date="2026-02-09T17:14:00Z" w:initials="I">
-    <w:p>
-      <w:pPr>
-        <w:overflowPunct w:val="true"/>
+        <w:t>Modified for new 10/2025 detection schema.</w:t>
+      </w:r>
+    </w:p>
+    <w:p>
+      <w:pPr>
+        <w:overflowPunct w:val="false"/>
         <w:bidi w:val="0"/>
         <w:rPr/>
       </w:pPr>
@@ -4364,14 +4148,14 @@
           <w:szCs w:val="24"/>
           <w:lang w:val="en-US" w:eastAsia="en-US" w:bidi="en-US"/>
         </w:rPr>
-        <w:t>Modified for node x-mitre-data-source.</w:t>
+        <w:t xml:space="preserve">Very similar to 2.2 </w:t>
       </w:r>
     </w:p>
   </w:comment>
-  <w:comment w:id="12" w:author="I.C." w:date="2026-02-09T17:24:00Z" w:initials="I">
-    <w:p>
-      <w:pPr>
-        <w:overflowPunct w:val="true"/>
+  <w:comment w:id="14" w:author="I.C." w:date="2026-02-09T17:24:00Z" w:initials="I">
+    <w:p>
+      <w:pPr>
+        <w:overflowPunct w:val="false"/>
         <w:bidi w:val="0"/>
         <w:rPr/>
       </w:pPr>
@@ -4388,7 +4172,7 @@
       </w:r>
       <w:r>
         <w:rPr>
-          <w:rFonts w:ascii="Liberation Serif" w:hAnsi="Liberation Serif" w:eastAsia="DejaVu Sans" w:cs=""/>
+          <w:rFonts w:eastAsia="DejaVu Sans" w:ascii="Liberation Serif" w:hAnsi="Liberation Serif" w:cs=""/>
           <w:color w:val="auto"/>
           <w:kern w:val="0"/>
           <w:sz w:val="20"/>
@@ -4399,10 +4183,10 @@
       </w:r>
     </w:p>
   </w:comment>
-  <w:comment w:id="13" w:author="I.C." w:date="2026-02-09T17:25:00Z" w:initials="I">
-    <w:p>
-      <w:pPr>
-        <w:overflowPunct w:val="true"/>
+  <w:comment w:id="15" w:author="I.C." w:date="2026-02-09T17:25:00Z" w:initials="I">
+    <w:p>
+      <w:pPr>
+        <w:overflowPunct w:val="false"/>
         <w:bidi w:val="0"/>
         <w:rPr/>
       </w:pPr>
@@ -4419,10 +4203,10 @@
       </w:r>
     </w:p>
   </w:comment>
-  <w:comment w:id="14" w:author="I.C." w:date="2026-02-09T17:27:00Z" w:initials="I">
-    <w:p>
-      <w:pPr>
-        <w:overflowPunct w:val="true"/>
+  <w:comment w:id="16" w:author="I.C." w:date="2026-02-09T17:27:00Z" w:initials="I">
+    <w:p>
+      <w:pPr>
+        <w:overflowPunct w:val="false"/>
         <w:bidi w:val="0"/>
         <w:rPr/>
       </w:pPr>
@@ -4439,10 +4223,10 @@
       </w:r>
     </w:p>
   </w:comment>
-  <w:comment w:id="15" w:author="I.C." w:date="2026-02-09T17:27:00Z" w:initials="I">
-    <w:p>
-      <w:pPr>
-        <w:overflowPunct w:val="true"/>
+  <w:comment w:id="17" w:author="I.C." w:date="2026-02-09T17:27:00Z" w:initials="I">
+    <w:p>
+      <w:pPr>
+        <w:overflowPunct w:val="false"/>
         <w:bidi w:val="0"/>
         <w:rPr/>
       </w:pPr>
@@ -4459,10 +4243,10 @@
       </w:r>
     </w:p>
   </w:comment>
-  <w:comment w:id="16" w:author="I.C." w:date="2026-02-09T18:39:00Z" w:initials="I">
-    <w:p>
-      <w:pPr>
-        <w:overflowPunct w:val="true"/>
+  <w:comment w:id="18" w:author="I.C." w:date="2026-02-09T18:39:00Z" w:initials="I">
+    <w:p>
+      <w:pPr>
+        <w:overflowPunct w:val="false"/>
         <w:bidi w:val="0"/>
         <w:rPr/>
       </w:pPr>
@@ -4479,10 +4263,10 @@
       </w:r>
     </w:p>
   </w:comment>
-  <w:comment w:id="17" w:author="I.C." w:date="2026-02-09T19:31:00Z" w:initials="I">
-    <w:p>
-      <w:pPr>
-        <w:overflowPunct w:val="true"/>
+  <w:comment w:id="19" w:author="I.C." w:date="2026-02-09T19:31:00Z" w:initials="I">
+    <w:p>
+      <w:pPr>
+        <w:overflowPunct w:val="false"/>
         <w:bidi w:val="0"/>
         <w:rPr/>
       </w:pPr>
@@ -4499,10 +4283,10 @@
       </w:r>
     </w:p>
   </w:comment>
-  <w:comment w:id="18" w:author="I.C." w:date="2026-02-09T20:05:00Z" w:initials="I">
-    <w:p>
-      <w:pPr>
-        <w:overflowPunct w:val="true"/>
+  <w:comment w:id="20" w:author="I.C." w:date="2026-02-09T20:05:00Z" w:initials="I">
+    <w:p>
+      <w:pPr>
+        <w:overflowPunct w:val="false"/>
         <w:bidi w:val="0"/>
         <w:rPr/>
       </w:pPr>
@@ -4519,10 +4303,10 @@
       </w:r>
     </w:p>
   </w:comment>
-  <w:comment w:id="19" w:author="I.C." w:date="2026-02-09T20:06:00Z" w:initials="I">
-    <w:p>
-      <w:pPr>
-        <w:overflowPunct w:val="true"/>
+  <w:comment w:id="21" w:author="I.C." w:date="2026-02-09T20:06:00Z" w:initials="I">
+    <w:p>
+      <w:pPr>
+        <w:overflowPunct w:val="false"/>
         <w:bidi w:val="0"/>
         <w:rPr/>
       </w:pPr>
@@ -4539,10 +4323,10 @@
       </w:r>
     </w:p>
   </w:comment>
-  <w:comment w:id="20" w:author="I.C." w:date="2026-02-11T17:48:00Z" w:initials="I">
-    <w:p>
-      <w:pPr>
-        <w:overflowPunct w:val="true"/>
+  <w:comment w:id="22" w:author="I.C." w:date="2026-02-11T17:48:00Z" w:initials="I">
+    <w:p>
+      <w:pPr>
+        <w:overflowPunct w:val="false"/>
         <w:bidi w:val="0"/>
         <w:rPr/>
       </w:pPr>
@@ -4559,10 +4343,10 @@
       </w:r>
     </w:p>
   </w:comment>
-  <w:comment w:id="21" w:author="I.C." w:date="2026-02-11T17:55:00Z" w:initials="I">
-    <w:p>
-      <w:pPr>
-        <w:overflowPunct w:val="true"/>
+  <w:comment w:id="23" w:author="I.C." w:date="2026-02-11T17:55:00Z" w:initials="I">
+    <w:p>
+      <w:pPr>
+        <w:overflowPunct w:val="false"/>
         <w:bidi w:val="0"/>
         <w:rPr/>
       </w:pPr>
@@ -4579,10 +4363,10 @@
       </w:r>
     </w:p>
   </w:comment>
-  <w:comment w:id="22" w:author="I.C." w:date="2026-02-13T13:44:00Z" w:initials="I">
-    <w:p>
-      <w:pPr>
-        <w:overflowPunct w:val="true"/>
+  <w:comment w:id="24" w:author="I.C." w:date="2026-02-13T13:44:00Z" w:initials="I">
+    <w:p>
+      <w:pPr>
+        <w:overflowPunct w:val="false"/>
         <w:bidi w:val="0"/>
         <w:rPr/>
       </w:pPr>
@@ -4599,10 +4383,10 @@
       </w:r>
     </w:p>
   </w:comment>
-  <w:comment w:id="23" w:author="I.C." w:date="2026-02-12T13:21:00Z" w:initials="I">
-    <w:p>
-      <w:pPr>
-        <w:overflowPunct w:val="true"/>
+  <w:comment w:id="25" w:author="I.C." w:date="2026-02-12T13:21:00Z" w:initials="I">
+    <w:p>
+      <w:pPr>
+        <w:overflowPunct w:val="false"/>
         <w:bidi w:val="0"/>
         <w:rPr/>
       </w:pPr>
@@ -4619,10 +4403,10 @@
       </w:r>
     </w:p>
   </w:comment>
-  <w:comment w:id="24" w:author="I.C." w:date="2026-01-29T21:13:00Z" w:initials="I">
-    <w:p>
-      <w:pPr>
-        <w:overflowPunct w:val="false"/>
+  <w:comment w:id="26" w:author="I.C." w:date="2026-01-29T21:13:00Z" w:initials="I">
+    <w:p>
+      <w:pPr>
+        <w:overflowPunct w:val="true"/>
         <w:bidi w:val="0"/>
         <w:jc w:val="start"/>
         <w:rPr/>
@@ -4640,10 +4424,10 @@
       </w:r>
     </w:p>
   </w:comment>
-  <w:comment w:id="25" w:author="I.C." w:date="2026-01-29T21:14:00Z" w:initials="I">
-    <w:p>
-      <w:pPr>
-        <w:overflowPunct w:val="false"/>
+  <w:comment w:id="27" w:author="I.C." w:date="2026-01-29T21:14:00Z" w:initials="I">
+    <w:p>
+      <w:pPr>
+        <w:overflowPunct w:val="true"/>
         <w:bidi w:val="0"/>
         <w:jc w:val="start"/>
         <w:rPr/>
@@ -4662,7 +4446,7 @@
     </w:p>
     <w:p>
       <w:pPr>
-        <w:overflowPunct w:val="false"/>
+        <w:overflowPunct w:val="true"/>
         <w:bidi w:val="0"/>
         <w:jc w:val="start"/>
         <w:rPr/>
@@ -4680,10 +4464,10 @@
       </w:r>
     </w:p>
   </w:comment>
-  <w:comment w:id="26" w:author="I.C." w:date="2026-02-13T11:27:00Z" w:initials="I">
-    <w:p>
-      <w:pPr>
-        <w:overflowPunct w:val="false"/>
+  <w:comment w:id="28" w:author="I.C." w:date="2026-02-13T11:27:00Z" w:initials="I">
+    <w:p>
+      <w:pPr>
+        <w:overflowPunct w:val="true"/>
         <w:bidi w:val="0"/>
         <w:jc w:val="start"/>
         <w:rPr/>
@@ -4702,7 +4486,7 @@
     </w:p>
     <w:p>
       <w:pPr>
-        <w:overflowPunct w:val="false"/>
+        <w:overflowPunct w:val="true"/>
         <w:bidi w:val="0"/>
         <w:jc w:val="start"/>
         <w:rPr/>
@@ -4720,10 +4504,10 @@
       </w:r>
     </w:p>
   </w:comment>
-  <w:comment w:id="27" w:author="I.C." w:date="2026-02-13T11:27:00Z" w:initials="I">
-    <w:p>
-      <w:pPr>
-        <w:overflowPunct w:val="false"/>
+  <w:comment w:id="29" w:author="I.C." w:date="2026-02-13T11:27:00Z" w:initials="I">
+    <w:p>
+      <w:pPr>
+        <w:overflowPunct w:val="true"/>
         <w:bidi w:val="0"/>
         <w:jc w:val="start"/>
         <w:rPr/>
@@ -4742,7 +4526,7 @@
     </w:p>
     <w:p>
       <w:pPr>
-        <w:overflowPunct w:val="false"/>
+        <w:overflowPunct w:val="true"/>
         <w:bidi w:val="0"/>
         <w:jc w:val="start"/>
         <w:rPr/>
@@ -4756,10 +4540,10 @@
       </w:r>
     </w:p>
   </w:comment>
-  <w:comment w:id="28" w:author="I.C." w:date="2026-02-13T11:33:00Z" w:initials="I">
-    <w:p>
-      <w:pPr>
-        <w:overflowPunct w:val="false"/>
+  <w:comment w:id="30" w:author="I.C." w:date="2026-02-13T11:33:00Z" w:initials="I">
+    <w:p>
+      <w:pPr>
+        <w:overflowPunct w:val="true"/>
         <w:bidi w:val="0"/>
         <w:jc w:val="start"/>
         <w:rPr/>
@@ -4778,7 +4562,7 @@
     </w:p>
     <w:p>
       <w:pPr>
-        <w:overflowPunct w:val="false"/>
+        <w:overflowPunct w:val="true"/>
         <w:bidi w:val="0"/>
         <w:jc w:val="start"/>
         <w:rPr/>
@@ -4792,10 +4576,10 @@
       </w:r>
     </w:p>
   </w:comment>
-  <w:comment w:id="29" w:author="I.C." w:date="2026-02-13T11:39:00Z" w:initials="I">
-    <w:p>
-      <w:pPr>
-        <w:overflowPunct w:val="false"/>
+  <w:comment w:id="31" w:author="I.C." w:date="2026-02-13T11:39:00Z" w:initials="I">
+    <w:p>
+      <w:pPr>
+        <w:overflowPunct w:val="true"/>
         <w:bidi w:val="0"/>
         <w:jc w:val="start"/>
         <w:rPr/>
@@ -4810,6 +4594,54 @@
           <w:lang w:val="en-US" w:eastAsia="en-US" w:bidi="en-US"/>
         </w:rPr>
         <w:t>Not ENGAGE-specific.</w:t>
+      </w:r>
+    </w:p>
+  </w:comment>
+  <w:comment w:id="32" w:author="I.C." w:date="2026-02-20T09:14:58Z" w:initials="I">
+    <w:p>
+      <w:pPr>
+        <w:overflowPunct w:val="false"/>
+        <w:rPr/>
+      </w:pPr>
+      <w:r>
+        <w:rPr>
+          <w:rFonts w:ascii="Liberation Serif" w:hAnsi="Liberation Serif" w:eastAsia="DejaVu Sans" w:cs="Noto Sans Arabic UI"/>
+          <w:kern w:val="0"/>
+          <w:lang w:val="en-US" w:eastAsia="en-US" w:bidi="en-US"/>
+        </w:rPr>
+        <w:t>this is an inverse edge; the originating node is implicit (a coa)</w:t>
+      </w:r>
+    </w:p>
+  </w:comment>
+  <w:comment w:id="33" w:author="I.C." w:date="2026-02-20T09:12:05Z" w:initials="I">
+    <w:p>
+      <w:pPr>
+        <w:overflowPunct w:val="false"/>
+        <w:rPr/>
+      </w:pPr>
+      <w:r>
+        <w:rPr>
+          <w:rFonts w:ascii="Liberation Serif" w:hAnsi="Liberation Serif" w:eastAsia="DejaVu Sans" w:cs="Noto Sans Arabic UI"/>
+          <w:kern w:val="0"/>
+          <w:lang w:val="en-US" w:eastAsia="en-US" w:bidi="en-US"/>
+        </w:rPr>
+        <w:t>join on same ap.</w:t>
+      </w:r>
+    </w:p>
+  </w:comment>
+  <w:comment w:id="34" w:author="I.C." w:date="2026-02-20T09:12:42Z" w:initials="I">
+    <w:p>
+      <w:pPr>
+        <w:overflowPunct w:val="false"/>
+        <w:rPr/>
+      </w:pPr>
+      <w:r>
+        <w:rPr>
+          <w:rFonts w:ascii="Liberation Serif" w:hAnsi="Liberation Serif" w:eastAsia="DejaVu Sans" w:cs="Noto Sans Arabic UI"/>
+          <w:kern w:val="0"/>
+          <w:lang w:val="en-US" w:eastAsia="en-US" w:bidi="en-US"/>
+        </w:rPr>
+        <w:t>join on same malware.</w:t>
       </w:r>
     </w:p>
   </w:comment>
@@ -5097,7 +4929,7 @@
     <w:pPr>
       <w:widowControl/>
       <w:suppressAutoHyphens w:val="true"/>
-      <w:overflowPunct w:val="false"/>
+      <w:overflowPunct w:val="true"/>
       <w:bidi w:val="0"/>
       <w:spacing w:before="0" w:after="0"/>
       <w:jc w:val="start"/>

--- a/tmpl_gen/sample-templ/2026-02-18/templates-aligned-2026-02.docx
+++ b/tmpl_gen/sample-templ/2026-02-18/templates-aligned-2026-02.docx
@@ -32,7 +32,19 @@
       </w:pPr>
       <w:r>
         <w:rPr/>
-        <w:t>2/19/2026</w:t>
+        <w:t>3</w:t>
+      </w:r>
+      <w:r>
+        <w:rPr/>
+        <w:t>/1</w:t>
+      </w:r>
+      <w:r>
+        <w:rPr/>
+        <w:t>8</w:t>
+      </w:r>
+      <w:r>
+        <w:rPr/>
+        <w:t>/2026</w:t>
       </w:r>
     </w:p>
     <w:p>
@@ -152,79 +164,7 @@
       </w:r>
       <w:r>
         <w:rPr/>
-        <w:t>: You are a CTI expert that gives precise and concise answers. Question: Which data component is used to detect the attack pattern {ap.name} and what is the detection logic?  Answer: The attack pattern {ap:</w:t>
-      </w:r>
-      <w:r>
-        <w:rPr/>
-        <w:t>attack-pattern</w:t>
-      </w:r>
-      <w:r>
-        <w:rPr/>
-        <w:t>.name} (</w:t>
-      </w:r>
-      <w:r>
-        <w:rPr/>
-        <w:t xml:space="preserve">ID </w:t>
-      </w:r>
-      <w:r>
-        <w:rPr/>
-        <w:t xml:space="preserve">{ap.id}) can be detected </w:t>
-      </w:r>
-      <w:r>
-        <w:rPr/>
-        <w:t xml:space="preserve">with detection strategy {det:ap.detects&lt;detection-strategy.name} </w:t>
-      </w:r>
-      <w:r>
-        <w:rPr/>
-        <w:t xml:space="preserve">({det.id}) </w:t>
-      </w:r>
-      <w:r>
-        <w:rPr/>
-        <w:t xml:space="preserve">and </w:t>
-      </w:r>
-      <w:r>
-        <w:rPr/>
-        <w:t xml:space="preserve">a </w:t>
-      </w:r>
-      <w:r>
-        <w:rPr/>
-        <w:t>corresonding analytic {an:</w:t>
-      </w:r>
-      <w:r>
-        <w:rPr/>
-        <w:t>det.implemented_by.name</w:t>
-      </w:r>
-      <w:r>
-        <w:rPr/>
-        <w:t xml:space="preserve">} </w:t>
-      </w:r>
-      <w:r>
-        <w:rPr/>
-        <w:t xml:space="preserve">(an.id) on platforms: {an.platforms}. This analytic which uses </w:t>
-      </w:r>
-      <w:r>
-        <w:rPr/>
-        <w:t>data component {dc:</w:t>
-      </w:r>
-      <w:r>
-        <w:rPr/>
-        <w:t>an.requires_data</w:t>
-      </w:r>
-      <w:r>
-        <w:rPr/>
-        <w:t xml:space="preserve">.name}, </w:t>
-      </w:r>
-      <w:r>
-        <w:rPr/>
-        <w:t xml:space="preserve">described by: </w:t>
-      </w:r>
-      <w:r>
-        <w:rPr/>
-        <w:t xml:space="preserve">{dc.description}. </w:t>
-      </w:r>
-      <w:r>
-        <w:rPr/>
-        <w:t>The detection logic is the following: {an.description}</w:t>
+        <w:t>: You are a CTI expert that gives precise and concise answers. Question: Which data component is used to detect the attack pattern {ap.name} and what is the detection logic?  Answer: The attack pattern {ap:attack-pattern.name} (ID {ap.id}) can be detected with detection strategy {det:ap.detects&lt;x-mitre-detection-strategy.name} ({det.id}) and a corresonding analytic {an:det.implemented_by.name} (an.id) on platforms: {an.x_mitre_platforms}. This analytic which uses data component {dc:an.requires_data.name}, described by: {dc.description}. The detection logic is the following: {an.description}</w:t>
       </w:r>
     </w:p>
     <w:p>
@@ -476,59 +416,15 @@
       </w:r>
       <w:r>
         <w:rPr/>
-        <w:t>: You are a CTI expert that gives precise and concise answers. Question: How can a CTI analyst detect the technique {ap:</w:t>
-      </w:r>
-      <w:r>
-        <w:rPr/>
-        <w:t>attack-pattern</w:t>
-      </w:r>
-      <w:r>
-        <w:rPr/>
-        <w:t xml:space="preserve">.name} (ID {ap.id}) using </w:t>
-      </w:r>
-      <w:r>
-        <w:rPr/>
-        <w:t xml:space="preserve">data component </w:t>
-      </w:r>
-      <w:r>
-        <w:rPr/>
-        <w:t xml:space="preserve">{dc.name}? Answer: To detect technique {ap.name}, monitor {dc.name}. </w:t>
-      </w:r>
-      <w:r>
-        <w:rPr/>
-        <w:t>Apply detection strategy {det:ap.detects&lt;.name} ({det.id}), more specifically, analytic {an:</w:t>
-      </w:r>
-      <w:r>
-        <w:rPr/>
-        <w:t>det.implemented_by.name</w:t>
-      </w:r>
-      <w:r>
-        <w:rPr/>
-        <w:t xml:space="preserve">} </w:t>
-      </w:r>
-      <w:r>
-        <w:rPr/>
-        <w:t xml:space="preserve">({an.id}), which requires data component (log source) {dc:an.requires.name}. </w:t>
-      </w:r>
-      <w:r>
-        <w:rPr/>
-        <w:t xml:space="preserve"> </w:t>
-      </w:r>
-      <w:r>
-        <w:rPr/>
-        <w:t>Analytic description</w:t>
-      </w:r>
-      <w:r>
-        <w:rPr/>
-        <w:t>: {</w:t>
-      </w:r>
-      <w:r>
-        <w:rPr/>
-        <w:t>an</w:t>
-      </w:r>
-      <w:r>
-        <w:rPr/>
-        <w:t>.description}</w:t>
+        <w:t>: You are a CTI expert that gives precise and concise answers. Question: How can a CTI analyst detect the technique {ap:attack-pattern.name} (ID {ap.id}) using data component {dc.name}? Answer: To detect technique {ap.name}, monitor {dc.name}. Apply detection strategy {det:ap.detects&lt;.name} ({det.id}), more specifically, analytic {an:det.implemented_by.name} ({an.id}), which requires data component (log source) {dc:an.requires_</w:t>
+      </w:r>
+      <w:r>
+        <w:rPr/>
+        <w:t>data</w:t>
+      </w:r>
+      <w:r>
+        <w:rPr/>
+        <w:t>.name}.  Analytic description: {an.description}</w:t>
       </w:r>
     </w:p>
     <w:p>
@@ -879,7 +775,15 @@
       </w:r>
       <w:r>
         <w:rPr/>
-        <w:t>? Answer: To mitigate {ap.name}, organizations should implement course of action {coa:ap.mitigated_by.name} (id{coa.id}). Description of mitigation: {coa.description[</w:t>
+        <w:t>? Answer: To mitigate {ap.name}, organizations should implement course of action {coa:ap.mitigate</w:t>
+      </w:r>
+      <w:r>
+        <w:rPr/>
+        <w:t>s&lt;</w:t>
+      </w:r>
+      <w:r>
+        <w:rPr/>
+        <w:t>.name} (id{coa.id}). Description of mitigation: {coa.description[</w:t>
       </w:r>
       <w:commentRangeStart w:id="6"/>
       <w:r>
@@ -905,7 +809,23 @@
       </w:pPr>
       <w:r>
         <w:rPr/>
-        <w:t>Summary: {ap.mitigated_by|description}</w:t>
+        <w:t>Summary: {</w:t>
+      </w:r>
+      <w:r>
+        <w:rPr/>
+        <w:t>coa</w:t>
+      </w:r>
+      <w:r>
+        <w:rPr/>
+        <w:t>.mitigate</w:t>
+      </w:r>
+      <w:r>
+        <w:rPr/>
+        <w:t>s</w:t>
+      </w:r>
+      <w:r>
+        <w:rPr/>
+        <w:t>|description}</w:t>
       </w:r>
     </w:p>
     <w:p>
@@ -946,23 +866,7 @@
       </w:r>
       <w:r>
         <w:rPr/>
-        <w:t>: You are a CTI expert that gives precise and concise answers. Question: In the context of {ap:</w:t>
-      </w:r>
-      <w:r>
-        <w:rPr/>
-        <w:t>attack-pattern</w:t>
-      </w:r>
-      <w:r>
-        <w:rPr/>
-        <w:t>.name} (ID {ap.id}), which data component should be monitored for specialized system call or API usage? Answer: To detect this technique, you should monitor data component {dc.</w:t>
-      </w:r>
-      <w:r>
-        <w:rPr/>
-        <w:t>name</w:t>
-      </w:r>
-      <w:r>
-        <w:rPr/>
-        <w:t>}. Its description is: {dc.description</w:t>
+        <w:t>: You are a CTI expert that gives precise and concise answers. Question: In the context of {ap:attack-pattern.name} (ID {ap.id}), which data component should be monitored for specialized system call or API usage? Answer: To detect this technique, you should monitor data component {dc.name}. Its description is: {dc.description</w:t>
       </w:r>
       <w:r>
         <w:rPr>
@@ -972,11 +876,7 @@
       </w:r>
       <w:r>
         <w:rPr/>
-        <w:t xml:space="preserve">}. </w:t>
-      </w:r>
-      <w:r>
-        <w:rPr/>
-        <w:t xml:space="preserve">This is because technique {ap.name} is detected with detection strategy {det:ap.detects&lt;name} (det.id), specifically, with analytic {an:det.implemented_by.name}, which requires data component (log source) {dc:an.requires_data.name}.  </w:t>
+        <w:t xml:space="preserve">}. This is because technique {ap.name} is detected with detection strategy {det:ap.detects&lt;.name} (det.id), specifically, with analytic {an:det.implemented_by.name}, which requires data component (log source) {dc:an.requires_data.name}.  </w:t>
       </w:r>
     </w:p>
     <w:p>
@@ -1280,42 +1180,26 @@
       </w:pPr>
       <w:r>
         <w:rPr/>
-        <w:t>4.3 Instruction: You are a CTI expert that gives precise and concise answers. Question: How does an adversary use {ap:attack-pattern.name} (ID {ap.id}) to achieve persistence on {ap.x_mitre_platforms} systems? Answer: Adversaries implement {ap.name} by doing the following: {ap.description[_~"achieve persistence"</w:t>
-      </w:r>
-      <w:r>
-        <w:rPr/>
-        <w:t>]</w:t>
-      </w:r>
-      <w:r>
-        <w:rPr/>
-        <w:t>}. In corporate environments, this often involves manipulating {ap.x_mitre_platforms} components to force the loading of malicious binaries.</w:t>
-      </w:r>
-    </w:p>
-    <w:p>
-      <w:pPr>
-        <w:pStyle w:val="BodyText"/>
-        <w:rPr/>
-      </w:pPr>
-      <w:r>
-        <w:rPr/>
-      </w:r>
-    </w:p>
-    <w:p>
-      <w:pPr>
-        <w:pStyle w:val="BodyText"/>
-        <w:rPr/>
-      </w:pPr>
-      <w:r>
-        <w:rPr/>
-        <w:t>4.3a Instruction: You are a CTI expert that gives precise and concise answers. Question: How does an adversary use {ap:attack-pattern.name} (ID {ap.id}) to achieve elevated execution  on {ap.x_mitre_platforms} systems? Answer: Adversaries implement {ap.name} by doing the following: {ap.description[_~"elevated execution"</w:t>
-      </w:r>
-      <w:r>
-        <w:rPr/>
-        <w:t>]</w:t>
-      </w:r>
-      <w:r>
-        <w:rPr/>
-        <w:t>}. In corporate environments, this often involves manipulating {ap.x_mitre_platforms} components to force the loading of malicious binaries.</w:t>
+        <w:t>4.3 Instruction: You are a CTI expert that gives precise and concise answers. Question: How does an adversary use {ap:attack-pattern.name} (ID {ap.id}) to achieve persistence on {ap.x_mitre_platforms} systems? Answer: Adversaries implement {ap.name} by doing the following: {ap.description[_~"achieve persistence"]}. In corporate environments, this often involves manipulating {ap.x_mitre_platforms} components to force the loading of malicious binaries.</w:t>
+      </w:r>
+    </w:p>
+    <w:p>
+      <w:pPr>
+        <w:pStyle w:val="BodyText"/>
+        <w:rPr/>
+      </w:pPr>
+      <w:r>
+        <w:rPr/>
+      </w:r>
+    </w:p>
+    <w:p>
+      <w:pPr>
+        <w:pStyle w:val="BodyText"/>
+        <w:rPr/>
+      </w:pPr>
+      <w:r>
+        <w:rPr/>
+        <w:t>4.3a Instruction: You are a CTI expert that gives precise and concise answers. Question: How does an adversary use {ap:attack-pattern.name} (ID {ap.id}) to achieve elevated execution  on {ap.x_mitre_platforms} systems? Answer: Adversaries implement {ap.name} by doing the following: {ap.description[_~"elevated execution"]}. In corporate environments, this often involves manipulating {ap.x_mitre_platforms} components to force the loading of malicious binaries.</w:t>
       </w:r>
     </w:p>
     <w:p>
@@ -1387,19 +1271,7 @@
       </w:r>
       <w:r>
         <w:rPr/>
-        <w:t>: You are a CTI expert that gives precise and concise answers. Question: Which specific data component and monitoring approach are effective for detecting {ap:attack-pattern.name}? Answer: To detect this technique, you should monitor data component {dc.</w:t>
-      </w:r>
-      <w:r>
-        <w:rPr/>
-        <w:t>name</w:t>
-      </w:r>
-      <w:r>
-        <w:rPr/>
-        <w:t xml:space="preserve">}. </w:t>
-      </w:r>
-      <w:r>
-        <w:rPr/>
-        <w:t xml:space="preserve">This is because technique {ap.name} is detected with detection strategy {det:ap.detects&lt;name} (det.id), specifically, with analytic {an:det.implemented_by.name} on platforms {an.platforms}, which requires data component (log source) {dc:an.requires_data.name}.  </w:t>
+        <w:t xml:space="preserve">: You are a CTI expert that gives precise and concise answers. Question: Which specific data component and monitoring approach are effective for detecting {ap:attack-pattern.name}? Answer: To detect this technique, you should monitor data component {dc.name}. This is because technique {ap.name} is detected with detection strategy {det:ap.detects&lt;.name} (det.id), specifically, with analytic {an:det.implemented_by.name} on platforms {an.x_mitre_platforms}, which requires data component (log source) {dc:an.requires_data.name}.  </w:t>
       </w:r>
     </w:p>
     <w:p>
@@ -1500,6 +1372,11 @@
     <w:p>
       <w:pPr>
         <w:pStyle w:val="BodyText"/>
+        <w:widowControl/>
+        <w:suppressAutoHyphens w:val="true"/>
+        <w:overflowPunct w:val="false"/>
+        <w:bidi w:val="0"/>
+        <w:jc w:val="start"/>
         <w:rPr/>
       </w:pPr>
       <w:commentRangeStart w:id="16"/>
@@ -1527,81 +1404,95 @@
       </w:r>
       <w:r>
         <w:rPr/>
-        <w:t>security"</w:t>
-      </w:r>
-      <w:r>
-        <w:rPr/>
-        <w:t>]</w:t>
-      </w:r>
-      <w:r>
-        <w:rPr/>
-        <w:t>}. This is mitigated by course of action {coa:ap.</w:t>
-      </w:r>
-      <w:r>
-        <w:rPr>
-          <w:rFonts w:cs="DejaVu Sans Mono" w:ascii="DejaVu Sans Mono" w:hAnsi="DejaVu Sans Mono"/>
-          <w:sz w:val="18"/>
-          <w:szCs w:val="18"/>
-        </w:rPr>
-        <w:t>mitigates&lt;.name</w:t>
-      </w:r>
-      <w:r>
-        <w:rPr/>
-        <w:t>} (ID {coa:id}) by doing the following: {coa.description}</w:t>
-      </w:r>
-    </w:p>
-    <w:p>
-      <w:pPr>
-        <w:pStyle w:val="BodyText"/>
-        <w:rPr/>
-      </w:pPr>
-      <w:r>
-        <w:rPr/>
-        <w:t>Summary: {coa:ap.</w:t>
-      </w:r>
-      <w:r>
-        <w:rPr>
-          <w:rFonts w:cs="DejaVu Sans Mono" w:ascii="DejaVu Sans Mono" w:hAnsi="DejaVu Sans Mono"/>
-          <w:sz w:val="18"/>
-          <w:szCs w:val="18"/>
-        </w:rPr>
-        <w:t>mitigates&lt;.description</w:t>
-      </w:r>
-      <w:r>
-        <w:rPr/>
-        <w:t>}</w:t>
-      </w:r>
-    </w:p>
-    <w:p>
-      <w:pPr>
-        <w:pStyle w:val="BodyText"/>
-        <w:rPr/>
-      </w:pPr>
-      <w:r>
-        <w:rPr/>
-        <w:t xml:space="preserve">Schema: </w:t>
-      </w:r>
-      <w:r>
-        <w:rPr>
-          <w:rFonts w:cs="DejaVu Sans Mono" w:ascii="DejaVu Sans Mono" w:hAnsi="DejaVu Sans Mono"/>
-          <w:sz w:val="18"/>
-          <w:szCs w:val="18"/>
-        </w:rPr>
-        <w:t>course-of-action mitigates attack-pattern</w:t>
-      </w:r>
-    </w:p>
-    <w:p>
-      <w:pPr>
-        <w:pStyle w:val="BodyText"/>
-        <w:rPr/>
-      </w:pPr>
-      <w:r>
-        <w:rPr/>
-      </w:r>
-    </w:p>
-    <w:p>
-      <w:pPr>
-        <w:pStyle w:val="BodyText"/>
+        <w:t>security"]}. This is mitigated by course of acti</w:t>
+      </w:r>
+      <w:r>
+        <w:rPr>
+          <w:rFonts w:eastAsia="Noto Serif CJK SC" w:cs="Noto Sans Devanagari"/>
+          <w:color w:val="auto"/>
+          <w:kern w:val="2"/>
+          <w:sz w:val="24"/>
+          <w:szCs w:val="24"/>
+          <w:lang w:val="en-US" w:eastAsia="zh-CN" w:bidi="hi-IN"/>
+        </w:rPr>
+        <w:t>on {coa:ap.mitigates&lt;.name} (ID {coa.id}) by doing the following: {coa.description}</w:t>
+      </w:r>
+    </w:p>
+    <w:p>
+      <w:pPr>
+        <w:pStyle w:val="BodyText"/>
+        <w:widowControl/>
+        <w:suppressAutoHyphens w:val="true"/>
+        <w:overflowPunct w:val="false"/>
+        <w:bidi w:val="0"/>
+        <w:jc w:val="start"/>
+        <w:rPr>
+          <w:rFonts w:ascii="Liberation Serif;Times New Roman" w:hAnsi="Liberation Serif;Times New Roman" w:eastAsia="Noto Serif CJK SC" w:cs="Noto Sans Devanagari"/>
+          <w:color w:val="auto"/>
+          <w:kern w:val="2"/>
+          <w:sz w:val="24"/>
+          <w:szCs w:val="24"/>
+          <w:lang w:val="en-US" w:eastAsia="zh-CN" w:bidi="hi-IN"/>
+        </w:rPr>
+      </w:pPr>
+      <w:r>
+        <w:rPr>
+          <w:rFonts w:eastAsia="Noto Serif CJK SC" w:cs="Noto Sans Devanagari"/>
+          <w:color w:val="auto"/>
+          <w:kern w:val="2"/>
+          <w:sz w:val="24"/>
+          <w:szCs w:val="24"/>
+          <w:lang w:val="en-US" w:eastAsia="zh-CN" w:bidi="hi-IN"/>
+        </w:rPr>
+        <w:t>Summary: {coa:ap.mitigates&lt;.description}</w:t>
+      </w:r>
+    </w:p>
+    <w:p>
+      <w:pPr>
+        <w:pStyle w:val="BodyText"/>
+        <w:widowControl/>
+        <w:suppressAutoHyphens w:val="true"/>
+        <w:overflowPunct w:val="false"/>
+        <w:bidi w:val="0"/>
+        <w:jc w:val="start"/>
+        <w:rPr>
+          <w:rFonts w:ascii="Liberation Serif;Times New Roman" w:hAnsi="Liberation Serif;Times New Roman" w:eastAsia="Noto Serif CJK SC" w:cs="Noto Sans Devanagari"/>
+          <w:color w:val="auto"/>
+          <w:kern w:val="2"/>
+          <w:sz w:val="24"/>
+          <w:szCs w:val="24"/>
+          <w:lang w:val="en-US" w:eastAsia="zh-CN" w:bidi="hi-IN"/>
+        </w:rPr>
+      </w:pPr>
+      <w:r>
+        <w:rPr>
+          <w:rFonts w:eastAsia="Noto Serif CJK SC" w:cs="Noto Sans Devanagari"/>
+          <w:color w:val="auto"/>
+          <w:kern w:val="2"/>
+          <w:sz w:val="24"/>
+          <w:szCs w:val="24"/>
+          <w:lang w:val="en-US" w:eastAsia="zh-CN" w:bidi="hi-IN"/>
+        </w:rPr>
+        <w:t>Schema: course-of-action mitigates attack-pattern</w:t>
+      </w:r>
+    </w:p>
+    <w:p>
+      <w:pPr>
+        <w:pStyle w:val="BodyText"/>
+        <w:rPr/>
+      </w:pPr>
+      <w:r>
+        <w:rPr/>
+      </w:r>
+    </w:p>
+    <w:p>
+      <w:pPr>
+        <w:pStyle w:val="BodyText"/>
+        <w:widowControl/>
+        <w:suppressAutoHyphens w:val="true"/>
+        <w:overflowPunct w:val="false"/>
+        <w:bidi w:val="0"/>
+        <w:jc w:val="start"/>
         <w:rPr/>
       </w:pPr>
       <w:commentRangeStart w:id="17"/>
@@ -1618,76 +1509,487 @@
       </w:r>
       <w:r>
         <w:rPr/>
-        <w:t>: You are a CTI expert that gives precise and concise answers. Question: How does the ATT&amp;CK technique {ap:attack-pattern.name} relate to supply chain compromise? Answer: Technique {ap.name} (ID {ap.id}) involves the following: {ap.description[_~"supply chain compromise"</w:t>
-      </w:r>
-      <w:r>
-        <w:rPr/>
-        <w:t>]</w:t>
-      </w:r>
-      <w:r>
-        <w:rPr/>
-        <w:t>}. This is mitigated by course of action {coa:ap.</w:t>
-      </w:r>
-      <w:r>
-        <w:rPr>
-          <w:rFonts w:cs="DejaVu Sans Mono" w:ascii="DejaVu Sans Mono" w:hAnsi="DejaVu Sans Mono"/>
-          <w:sz w:val="18"/>
-          <w:szCs w:val="18"/>
-        </w:rPr>
-        <w:t>mitigates&lt;.name</w:t>
-      </w:r>
-      <w:r>
-        <w:rPr/>
-        <w:t>} (ID {coa:id})  by doing the following: {coa.description}</w:t>
-      </w:r>
-    </w:p>
-    <w:p>
-      <w:pPr>
-        <w:pStyle w:val="BodyText"/>
-        <w:rPr/>
-      </w:pPr>
-      <w:r>
-        <w:rPr/>
-        <w:t>Summary: {coa:ap.</w:t>
-      </w:r>
-      <w:r>
-        <w:rPr>
-          <w:rFonts w:cs="DejaVu Sans Mono" w:ascii="DejaVu Sans Mono" w:hAnsi="DejaVu Sans Mono"/>
-          <w:sz w:val="18"/>
-          <w:szCs w:val="18"/>
-        </w:rPr>
-        <w:t>mitigates&lt;.description</w:t>
-      </w:r>
-      <w:r>
-        <w:rPr/>
-        <w:t>}</w:t>
-      </w:r>
-    </w:p>
-    <w:p>
-      <w:pPr>
-        <w:pStyle w:val="BodyText"/>
-        <w:rPr/>
-      </w:pPr>
-      <w:r>
-        <w:rPr/>
-        <w:t xml:space="preserve">Schema: </w:t>
-      </w:r>
-      <w:r>
-        <w:rPr>
-          <w:rFonts w:cs="DejaVu Sans Mono" w:ascii="DejaVu Sans Mono" w:hAnsi="DejaVu Sans Mono"/>
-          <w:sz w:val="18"/>
-          <w:szCs w:val="18"/>
-        </w:rPr>
-        <w:t>course-of-action mitigates attack-pattern</w:t>
-      </w:r>
-    </w:p>
-    <w:p>
-      <w:pPr>
-        <w:pStyle w:val="BodyText"/>
-        <w:rPr/>
-      </w:pPr>
-      <w:r>
-        <w:rPr/>
+        <w:t xml:space="preserve">: </w:t>
+      </w:r>
+      <w:r>
+        <w:rPr>
+          <w:rFonts w:eastAsia="Noto Serif CJK SC" w:cs="Noto Sans Devanagari"/>
+          <w:color w:val="auto"/>
+          <w:kern w:val="2"/>
+          <w:sz w:val="24"/>
+          <w:szCs w:val="24"/>
+          <w:lang w:val="en-US" w:eastAsia="zh-CN" w:bidi="hi-IN"/>
+        </w:rPr>
+        <w:t>You are a CTI expert that gives precise and concise answers. Question: How does the ATT&amp;CK technique {ap:attack-pattern.name} relate to supply chain compromise? Answer: Technique {ap.name} (ID {ap.id}) involves the following: {ap.description[_~"supply chain compromise"]}. This is mitigated by course of action {coa:ap.mitigates&lt;.name} (ID {coa.id})  by doing the following: {coa.description}</w:t>
+      </w:r>
+    </w:p>
+    <w:p>
+      <w:pPr>
+        <w:pStyle w:val="BodyText"/>
+        <w:widowControl/>
+        <w:suppressAutoHyphens w:val="true"/>
+        <w:overflowPunct w:val="false"/>
+        <w:bidi w:val="0"/>
+        <w:jc w:val="start"/>
+        <w:rPr>
+          <w:rFonts w:ascii="Liberation Serif;Times New Roman" w:hAnsi="Liberation Serif;Times New Roman" w:eastAsia="Noto Serif CJK SC" w:cs="Noto Sans Devanagari"/>
+          <w:color w:val="auto"/>
+          <w:kern w:val="2"/>
+          <w:sz w:val="24"/>
+          <w:szCs w:val="24"/>
+          <w:lang w:val="en-US" w:eastAsia="zh-CN" w:bidi="hi-IN"/>
+        </w:rPr>
+      </w:pPr>
+      <w:r>
+        <w:rPr>
+          <w:rFonts w:eastAsia="Noto Serif CJK SC" w:cs="Noto Sans Devanagari"/>
+          <w:color w:val="auto"/>
+          <w:kern w:val="2"/>
+          <w:sz w:val="24"/>
+          <w:szCs w:val="24"/>
+          <w:lang w:val="en-US" w:eastAsia="zh-CN" w:bidi="hi-IN"/>
+        </w:rPr>
+        <w:t>Summary: {coa:ap.mitigates&lt;.description}</w:t>
+      </w:r>
+    </w:p>
+    <w:p>
+      <w:pPr>
+        <w:pStyle w:val="BodyText"/>
+        <w:widowControl/>
+        <w:suppressAutoHyphens w:val="true"/>
+        <w:overflowPunct w:val="false"/>
+        <w:bidi w:val="0"/>
+        <w:jc w:val="start"/>
+        <w:rPr>
+          <w:rFonts w:ascii="Liberation Serif;Times New Roman" w:hAnsi="Liberation Serif;Times New Roman" w:eastAsia="Noto Serif CJK SC" w:cs="Noto Sans Devanagari"/>
+          <w:color w:val="auto"/>
+          <w:kern w:val="2"/>
+          <w:sz w:val="24"/>
+          <w:szCs w:val="24"/>
+          <w:lang w:val="en-US" w:eastAsia="zh-CN" w:bidi="hi-IN"/>
+        </w:rPr>
+      </w:pPr>
+      <w:r>
+        <w:rPr>
+          <w:rFonts w:eastAsia="Noto Serif CJK SC" w:cs="Noto Sans Devanagari"/>
+          <w:color w:val="auto"/>
+          <w:kern w:val="2"/>
+          <w:sz w:val="24"/>
+          <w:szCs w:val="24"/>
+          <w:lang w:val="en-US" w:eastAsia="zh-CN" w:bidi="hi-IN"/>
+        </w:rPr>
+        <w:t>Schema: course-of-action mitigates attack-pattern</w:t>
+      </w:r>
+    </w:p>
+    <w:p>
+      <w:pPr>
+        <w:pStyle w:val="BodyText"/>
+        <w:widowControl/>
+        <w:suppressAutoHyphens w:val="true"/>
+        <w:overflowPunct w:val="false"/>
+        <w:bidi w:val="0"/>
+        <w:jc w:val="start"/>
+        <w:rPr>
+          <w:rFonts w:ascii="Liberation Serif;Times New Roman" w:hAnsi="Liberation Serif;Times New Roman" w:eastAsia="Noto Serif CJK SC" w:cs="Noto Sans Devanagari"/>
+          <w:color w:val="auto"/>
+          <w:kern w:val="2"/>
+          <w:sz w:val="24"/>
+          <w:szCs w:val="24"/>
+          <w:lang w:val="en-US" w:eastAsia="zh-CN" w:bidi="hi-IN"/>
+        </w:rPr>
+      </w:pPr>
+      <w:r>
+        <w:rPr>
+          <w:rFonts w:eastAsia="Noto Serif CJK SC" w:cs="Noto Sans Devanagari"/>
+          <w:color w:val="auto"/>
+          <w:kern w:val="2"/>
+          <w:sz w:val="24"/>
+          <w:szCs w:val="24"/>
+          <w:lang w:val="en-US" w:eastAsia="zh-CN" w:bidi="hi-IN"/>
+        </w:rPr>
+      </w:r>
+    </w:p>
+    <w:p>
+      <w:pPr>
+        <w:pStyle w:val="BodyText"/>
+        <w:widowControl/>
+        <w:suppressAutoHyphens w:val="true"/>
+        <w:overflowPunct w:val="false"/>
+        <w:bidi w:val="0"/>
+        <w:jc w:val="start"/>
+        <w:rPr>
+          <w:rFonts w:ascii="Liberation Serif;Times New Roman" w:hAnsi="Liberation Serif;Times New Roman" w:eastAsia="Noto Serif CJK SC" w:cs="Noto Sans Devanagari"/>
+          <w:color w:val="auto"/>
+          <w:kern w:val="2"/>
+          <w:sz w:val="24"/>
+          <w:szCs w:val="24"/>
+          <w:lang w:val="en-US" w:eastAsia="zh-CN" w:bidi="hi-IN"/>
+        </w:rPr>
+      </w:pPr>
+      <w:r>
+        <w:rPr>
+          <w:rFonts w:eastAsia="Noto Serif CJK SC" w:cs="Noto Sans Devanagari"/>
+          <w:color w:val="auto"/>
+          <w:kern w:val="2"/>
+          <w:sz w:val="24"/>
+          <w:szCs w:val="24"/>
+          <w:lang w:val="en-US" w:eastAsia="zh-CN" w:bidi="hi-IN"/>
+        </w:rPr>
+      </w:r>
+    </w:p>
+    <w:p>
+      <w:pPr>
+        <w:pStyle w:val="BodyText"/>
+        <w:widowControl/>
+        <w:suppressAutoHyphens w:val="true"/>
+        <w:overflowPunct w:val="false"/>
+        <w:bidi w:val="0"/>
+        <w:jc w:val="start"/>
+        <w:rPr>
+          <w:rFonts w:ascii="Liberation Serif;Times New Roman" w:hAnsi="Liberation Serif;Times New Roman" w:eastAsia="Noto Serif CJK SC" w:cs="Noto Sans Devanagari"/>
+          <w:color w:val="auto"/>
+          <w:kern w:val="2"/>
+          <w:sz w:val="24"/>
+          <w:szCs w:val="24"/>
+          <w:lang w:val="en-US" w:eastAsia="zh-CN" w:bidi="hi-IN"/>
+        </w:rPr>
+      </w:pPr>
+      <w:r>
+        <w:rPr>
+          <w:rFonts w:eastAsia="Noto Serif CJK SC" w:cs="Noto Sans Devanagari"/>
+          <w:color w:val="auto"/>
+          <w:kern w:val="2"/>
+          <w:sz w:val="24"/>
+          <w:szCs w:val="24"/>
+          <w:lang w:val="en-US" w:eastAsia="zh-CN" w:bidi="hi-IN"/>
+        </w:rPr>
+        <w:t xml:space="preserve">Threat Actors &amp; Campaigns </w:t>
+      </w:r>
+    </w:p>
+    <w:p>
+      <w:pPr>
+        <w:pStyle w:val="BodyText"/>
+        <w:widowControl/>
+        <w:suppressAutoHyphens w:val="true"/>
+        <w:overflowPunct w:val="false"/>
+        <w:bidi w:val="0"/>
+        <w:jc w:val="start"/>
+        <w:rPr>
+          <w:rFonts w:ascii="Liberation Serif;Times New Roman" w:hAnsi="Liberation Serif;Times New Roman" w:eastAsia="Noto Serif CJK SC" w:cs="Noto Sans Devanagari"/>
+          <w:color w:val="auto"/>
+          <w:kern w:val="2"/>
+          <w:sz w:val="24"/>
+          <w:szCs w:val="24"/>
+          <w:lang w:val="en-US" w:eastAsia="zh-CN" w:bidi="hi-IN"/>
+        </w:rPr>
+      </w:pPr>
+      <w:r>
+        <w:rPr>
+          <w:rFonts w:eastAsia="Noto Serif CJK SC" w:cs="Noto Sans Devanagari"/>
+          <w:color w:val="auto"/>
+          <w:kern w:val="2"/>
+          <w:sz w:val="24"/>
+          <w:szCs w:val="24"/>
+          <w:lang w:val="en-US" w:eastAsia="zh-CN" w:bidi="hi-IN"/>
+        </w:rPr>
+        <w:t>1.8 Instruction: You are a CTI expert that gives precise and concise answers. Question: Which threat actor or group is the campaign {c:campaign.name} attributed to, and what tools did they use? Answer: The campaign {c.name} is attributed to the intrusion set {is:c.attributed-to.name} (ID {c.id}), aliases: {is.aliases}. During this campaign, they used the tool {c.uses&gt;tool.name} and the malware {c.uses&gt;malware.name}.</w:t>
+      </w:r>
+    </w:p>
+    <w:p>
+      <w:pPr>
+        <w:pStyle w:val="BodyText"/>
+        <w:widowControl/>
+        <w:suppressAutoHyphens w:val="true"/>
+        <w:overflowPunct w:val="false"/>
+        <w:bidi w:val="0"/>
+        <w:jc w:val="start"/>
+        <w:rPr>
+          <w:rFonts w:ascii="Liberation Serif;Times New Roman" w:hAnsi="Liberation Serif;Times New Roman" w:eastAsia="Noto Serif CJK SC" w:cs="Noto Sans Devanagari"/>
+          <w:color w:val="auto"/>
+          <w:kern w:val="2"/>
+          <w:sz w:val="24"/>
+          <w:szCs w:val="24"/>
+          <w:lang w:val="en-US" w:eastAsia="zh-CN" w:bidi="hi-IN"/>
+        </w:rPr>
+      </w:pPr>
+      <w:r>
+        <w:rPr>
+          <w:rFonts w:eastAsia="Noto Serif CJK SC" w:cs="Noto Sans Devanagari"/>
+          <w:color w:val="auto"/>
+          <w:kern w:val="2"/>
+          <w:sz w:val="24"/>
+          <w:szCs w:val="24"/>
+          <w:lang w:val="en-US" w:eastAsia="zh-CN" w:bidi="hi-IN"/>
+        </w:rPr>
+        <w:t xml:space="preserve">Summary: {c.attributed-to|desription}, {c.uses&gt;tool|description}, {c.uses&gt;malware|description}, </w:t>
+      </w:r>
+    </w:p>
+    <w:p>
+      <w:pPr>
+        <w:pStyle w:val="BodyText"/>
+        <w:widowControl/>
+        <w:suppressAutoHyphens w:val="true"/>
+        <w:overflowPunct w:val="false"/>
+        <w:bidi w:val="0"/>
+        <w:jc w:val="start"/>
+        <w:rPr>
+          <w:rFonts w:ascii="Liberation Serif;Times New Roman" w:hAnsi="Liberation Serif;Times New Roman" w:eastAsia="Noto Serif CJK SC" w:cs="Noto Sans Devanagari"/>
+          <w:color w:val="auto"/>
+          <w:kern w:val="2"/>
+          <w:sz w:val="24"/>
+          <w:szCs w:val="24"/>
+          <w:lang w:val="en-US" w:eastAsia="zh-CN" w:bidi="hi-IN"/>
+        </w:rPr>
+      </w:pPr>
+      <w:r>
+        <w:rPr>
+          <w:rFonts w:eastAsia="Noto Serif CJK SC" w:cs="Noto Sans Devanagari"/>
+          <w:color w:val="auto"/>
+          <w:kern w:val="2"/>
+          <w:sz w:val="24"/>
+          <w:szCs w:val="24"/>
+          <w:lang w:val="en-US" w:eastAsia="zh-CN" w:bidi="hi-IN"/>
+        </w:rPr>
+        <w:t>Schema: campaign - attributed-to - intrusion-set, campaign - uses - malware, campaign - uses - tool</w:t>
+      </w:r>
+    </w:p>
+    <w:p>
+      <w:pPr>
+        <w:pStyle w:val="BodyText"/>
+        <w:widowControl/>
+        <w:suppressAutoHyphens w:val="true"/>
+        <w:overflowPunct w:val="false"/>
+        <w:bidi w:val="0"/>
+        <w:jc w:val="start"/>
+        <w:rPr>
+          <w:rFonts w:ascii="Liberation Serif;Times New Roman" w:hAnsi="Liberation Serif;Times New Roman" w:eastAsia="Noto Serif CJK SC" w:cs="Noto Sans Devanagari"/>
+          <w:color w:val="auto"/>
+          <w:kern w:val="2"/>
+          <w:sz w:val="24"/>
+          <w:szCs w:val="24"/>
+          <w:lang w:val="en-US" w:eastAsia="zh-CN" w:bidi="hi-IN"/>
+        </w:rPr>
+      </w:pPr>
+      <w:r>
+        <w:rPr>
+          <w:rFonts w:eastAsia="Noto Serif CJK SC" w:cs="Noto Sans Devanagari"/>
+          <w:color w:val="auto"/>
+          <w:kern w:val="2"/>
+          <w:sz w:val="24"/>
+          <w:szCs w:val="24"/>
+          <w:lang w:val="en-US" w:eastAsia="zh-CN" w:bidi="hi-IN"/>
+        </w:rPr>
+      </w:r>
+    </w:p>
+    <w:p>
+      <w:pPr>
+        <w:pStyle w:val="BodyText"/>
+        <w:widowControl/>
+        <w:suppressAutoHyphens w:val="true"/>
+        <w:overflowPunct w:val="false"/>
+        <w:bidi w:val="0"/>
+        <w:jc w:val="start"/>
+        <w:rPr>
+          <w:rFonts w:ascii="Liberation Serif;Times New Roman" w:hAnsi="Liberation Serif;Times New Roman" w:eastAsia="Noto Serif CJK SC" w:cs="Noto Sans Devanagari"/>
+          <w:color w:val="auto"/>
+          <w:kern w:val="2"/>
+          <w:sz w:val="24"/>
+          <w:szCs w:val="24"/>
+          <w:lang w:val="en-US" w:eastAsia="zh-CN" w:bidi="hi-IN"/>
+        </w:rPr>
+      </w:pPr>
+      <w:commentRangeStart w:id="18"/>
+      <w:r>
+        <w:rPr>
+          <w:rFonts w:eastAsia="Noto Serif CJK SC" w:cs="Noto Sans Devanagari"/>
+          <w:color w:val="auto"/>
+          <w:kern w:val="2"/>
+          <w:sz w:val="24"/>
+          <w:szCs w:val="24"/>
+          <w:lang w:val="en-US" w:eastAsia="zh-CN" w:bidi="hi-IN"/>
+        </w:rPr>
+        <w:t xml:space="preserve">2.5 Instruction: </w:t>
+      </w:r>
+      <w:r>
+        <w:rPr>
+          <w:rFonts w:eastAsia="Noto Serif CJK SC" w:cs="Noto Sans Devanagari"/>
+          <w:color w:val="auto"/>
+          <w:kern w:val="2"/>
+          <w:sz w:val="24"/>
+          <w:szCs w:val="24"/>
+          <w:lang w:val="en-US" w:eastAsia="zh-CN" w:bidi="hi-IN"/>
+        </w:rPr>
+      </w:r>
+      <w:commentRangeEnd w:id="18"/>
+      <w:r>
+        <w:commentReference w:id="18"/>
+      </w:r>
+      <w:r>
+        <w:rPr>
+          <w:rFonts w:eastAsia="Noto Serif CJK SC" w:cs="Noto Sans Devanagari"/>
+          <w:color w:val="auto"/>
+          <w:kern w:val="2"/>
+          <w:sz w:val="24"/>
+          <w:szCs w:val="24"/>
+          <w:lang w:val="en-US" w:eastAsia="zh-CN" w:bidi="hi-IN"/>
+        </w:rPr>
+        <w:t>You are a CTI expert that gives precise and concise answers. Question: What attack pattern is commonly associated with the threat group {is:intrusion-set.name} (ID {is.id})? Answer: The group {is.name} is known to use attack pattern {ap:is.uses&gt;attack-pattern.name} (ID {ap.id}). Procedure detail: {ap.description}</w:t>
+      </w:r>
+    </w:p>
+    <w:p>
+      <w:pPr>
+        <w:pStyle w:val="BodyText"/>
+        <w:widowControl/>
+        <w:suppressAutoHyphens w:val="true"/>
+        <w:overflowPunct w:val="false"/>
+        <w:bidi w:val="0"/>
+        <w:jc w:val="start"/>
+        <w:rPr>
+          <w:rFonts w:ascii="Liberation Serif;Times New Roman" w:hAnsi="Liberation Serif;Times New Roman" w:eastAsia="Noto Serif CJK SC" w:cs="Noto Sans Devanagari"/>
+          <w:color w:val="auto"/>
+          <w:kern w:val="2"/>
+          <w:sz w:val="24"/>
+          <w:szCs w:val="24"/>
+          <w:lang w:val="en-US" w:eastAsia="zh-CN" w:bidi="hi-IN"/>
+        </w:rPr>
+      </w:pPr>
+      <w:r>
+        <w:rPr>
+          <w:rFonts w:eastAsia="Noto Serif CJK SC" w:cs="Noto Sans Devanagari"/>
+          <w:color w:val="auto"/>
+          <w:kern w:val="2"/>
+          <w:sz w:val="24"/>
+          <w:szCs w:val="24"/>
+          <w:lang w:val="en-US" w:eastAsia="zh-CN" w:bidi="hi-IN"/>
+        </w:rPr>
+        <w:t>Summary: {is.uses&gt;attack-pattern|description}</w:t>
+      </w:r>
+    </w:p>
+    <w:p>
+      <w:pPr>
+        <w:pStyle w:val="BodyText"/>
+        <w:rPr/>
+      </w:pPr>
+      <w:r>
+        <w:rPr/>
+        <w:t>Schema: campaign - uses - attack-pattern</w:t>
+      </w:r>
+    </w:p>
+    <w:p>
+      <w:pPr>
+        <w:pStyle w:val="BodyText"/>
+        <w:rPr/>
+      </w:pPr>
+      <w:r>
+        <w:rPr/>
+      </w:r>
+    </w:p>
+    <w:p>
+      <w:pPr>
+        <w:pStyle w:val="BodyText"/>
+        <w:rPr/>
+      </w:pPr>
+      <w:r>
+        <w:rPr/>
+        <w:t>2.10 Instruction: You are a CTI expert that gives precise and concise answers. Question: During the {c:campaign.name} campaign, what malware and techniques were observed? Answer: The campaign {c.name} involved the use of {c.uses&gt;malware.name} and technique {c.uses&gt;attack-pattern.name}.</w:t>
+      </w:r>
+    </w:p>
+    <w:p>
+      <w:pPr>
+        <w:pStyle w:val="BodyText"/>
+        <w:rPr/>
+      </w:pPr>
+      <w:r>
+        <w:rPr/>
+        <w:t>Summary: {c.uses&gt;malware|description}, c.uses&gt;attack-pattern.description}</w:t>
+      </w:r>
+    </w:p>
+    <w:p>
+      <w:pPr>
+        <w:pStyle w:val="BodyText"/>
+        <w:rPr/>
+      </w:pPr>
+      <w:r>
+        <w:rPr/>
+        <w:t>Schema: campaign - uses - malware, campaign - uses - attack-pattern</w:t>
+      </w:r>
+    </w:p>
+    <w:p>
+      <w:pPr>
+        <w:pStyle w:val="BodyText"/>
+        <w:rPr/>
+      </w:pPr>
+      <w:r>
+        <w:rPr/>
+      </w:r>
+    </w:p>
+    <w:p>
+      <w:pPr>
+        <w:pStyle w:val="BodyText"/>
+        <w:rPr/>
+      </w:pPr>
+      <w:r>
+        <w:rPr/>
+        <w:t>3.5 Instruction: You are a CTI expert that gives precise and concise answers. Question: Which technique is used by the threat group {is:intrusion-set.name} (ID {is.id}), known for using it during its campaigns, such as its method for initial access? Answer: Intrusion set {is.name} is known to use attack pattern {ap:is.uses&gt;attack-pattern.name} (ID {ap.id}). According to CTI reports: {ap.description[_~"initial access"]}.</w:t>
+      </w:r>
+    </w:p>
+    <w:p>
+      <w:pPr>
+        <w:pStyle w:val="BodyText"/>
+        <w:rPr/>
+      </w:pPr>
+      <w:r>
+        <w:rPr/>
+        <w:t>Summary: {ap:is.uses&gt;attack-pattern|description}</w:t>
+      </w:r>
+    </w:p>
+    <w:p>
+      <w:pPr>
+        <w:pStyle w:val="BodyText"/>
+        <w:rPr/>
+      </w:pPr>
+      <w:r>
+        <w:rPr/>
+        <w:t>Schema: intrusion-set - uses - attack-pattern</w:t>
+      </w:r>
+    </w:p>
+    <w:p>
+      <w:pPr>
+        <w:pStyle w:val="BodyText"/>
+        <w:rPr/>
+      </w:pPr>
+      <w:r>
+        <w:rPr/>
+      </w:r>
+    </w:p>
+    <w:p>
+      <w:pPr>
+        <w:pStyle w:val="BodyText"/>
+        <w:rPr/>
+      </w:pPr>
+      <w:r>
+        <w:rPr/>
+        <w:t>3.5a Instruction: You are a CTI expert that gives precise and concise answers. Question: Which technique is used by the threat group {is:intrusion-set.name} (ID {is.id}), known for using it during its campaigns, such as its method for infrastructure acquisition? Answer: Intrusion set {is.name} is known to use attack pattern {ap:is.uses&gt;attack-pattern.name} (ID {ap.id}). According to CTI reports: {ap.description[_~"infrastructure acquisition"]}.</w:t>
+      </w:r>
+    </w:p>
+    <w:p>
+      <w:pPr>
+        <w:pStyle w:val="BodyText"/>
+        <w:rPr/>
+      </w:pPr>
+      <w:r>
+        <w:rPr/>
+        <w:t>Summary: {ap:is.uses&gt;attack-pattern|description}</w:t>
+      </w:r>
+    </w:p>
+    <w:p>
+      <w:pPr>
+        <w:pStyle w:val="BodyText"/>
+        <w:rPr/>
+      </w:pPr>
+      <w:r>
+        <w:rPr/>
+        <w:t>Schema: intrusion-set - uses - attack-pattern</w:t>
       </w:r>
     </w:p>
     <w:p>
@@ -1707,205 +2009,127 @@
       </w:pPr>
       <w:r>
         <w:rPr/>
-        <w:t xml:space="preserve">Threat Actors &amp; Campaigns </w:t>
-      </w:r>
-    </w:p>
-    <w:p>
-      <w:pPr>
-        <w:pStyle w:val="BodyText"/>
-        <w:rPr/>
-      </w:pPr>
-      <w:r>
-        <w:rPr/>
-        <w:t>1.8 Instruction: You are a CTI expert that gives precise and concise answers. Question: Which threat actor or group is the campaign {c:campaign.name} attributed to, and what tools did they use? Answer: The campaign {c.name} is attributed to the intrusion set {is:c.attributed-to.name} (ID {c.id}), aliases: {is.aliases}. During this campaign, they used the tool {c.uses&gt;tool.name} and the malware {c.uses&gt;malware.name}.</w:t>
-      </w:r>
-    </w:p>
-    <w:p>
-      <w:pPr>
-        <w:pStyle w:val="BodyText"/>
-        <w:rPr/>
-      </w:pPr>
-      <w:r>
-        <w:rPr/>
-        <w:t xml:space="preserve">Summary: {c.attributed-to|desription}, {c.uses&gt;tool|description}, {c.uses&gt;malware|description}, </w:t>
-      </w:r>
-    </w:p>
-    <w:p>
-      <w:pPr>
-        <w:pStyle w:val="BodyText"/>
-        <w:rPr/>
-      </w:pPr>
-      <w:r>
-        <w:rPr/>
-        <w:t>Schema: campaign - attributed-to - intrusion-set, campaign - uses - malware, campaign - uses - tool</w:t>
-      </w:r>
-    </w:p>
-    <w:p>
-      <w:pPr>
-        <w:pStyle w:val="BodyText"/>
-        <w:rPr/>
-      </w:pPr>
-      <w:r>
-        <w:rPr/>
-      </w:r>
-    </w:p>
-    <w:p>
-      <w:pPr>
-        <w:pStyle w:val="BodyText"/>
-        <w:rPr/>
-      </w:pPr>
-      <w:commentRangeStart w:id="18"/>
-      <w:r>
-        <w:rPr/>
-        <w:t xml:space="preserve">2.5 Instruction: </w:t>
-      </w:r>
-      <w:r>
-        <w:rPr/>
-      </w:r>
-      <w:commentRangeEnd w:id="18"/>
-      <w:r>
-        <w:commentReference w:id="18"/>
-      </w:r>
-      <w:r>
-        <w:rPr/>
-        <w:t>You are a CTI expert that gives precise and concise answers. Question: What attack pattern is commonly associated with the threat group {is:intrusion-set.name} (ID {is.id})? Answer: The group {is.name} is known to use attack pattern {ap:is.uses&gt;attack-pattern.name} (ID {ap.id}). Procedure detail: {ap.description}</w:t>
-      </w:r>
-    </w:p>
-    <w:p>
-      <w:pPr>
-        <w:pStyle w:val="BodyText"/>
-        <w:rPr/>
-      </w:pPr>
-      <w:r>
-        <w:rPr/>
-        <w:t>Summary: {is.uses&gt;attack-pattern|description}</w:t>
-      </w:r>
-    </w:p>
-    <w:p>
-      <w:pPr>
-        <w:pStyle w:val="BodyText"/>
-        <w:rPr/>
-      </w:pPr>
-      <w:r>
-        <w:rPr/>
-        <w:t>Schema: campaign - uses - attack-pattern</w:t>
-      </w:r>
-    </w:p>
-    <w:p>
-      <w:pPr>
-        <w:pStyle w:val="BodyText"/>
-        <w:rPr/>
-      </w:pPr>
-      <w:r>
-        <w:rPr/>
-      </w:r>
-    </w:p>
-    <w:p>
-      <w:pPr>
-        <w:pStyle w:val="BodyText"/>
-        <w:rPr/>
-      </w:pPr>
-      <w:r>
-        <w:rPr/>
-        <w:t>2.10 Instruction: You are a CTI expert that gives precise and concise answers. Question: During the {c:campaign.name} campaign, what malware and techniques were observed? Answer: The campaign {c.name} involved the use of {c.uses&gt;malware.name} and technique {c.uses&gt;attack-pattern.name}.</w:t>
-      </w:r>
-    </w:p>
-    <w:p>
-      <w:pPr>
-        <w:pStyle w:val="BodyText"/>
-        <w:rPr/>
-      </w:pPr>
-      <w:r>
-        <w:rPr/>
-        <w:t>Summary: {c.uses&gt;malware|description}, c.uses&gt;attack-pattern.description}</w:t>
-      </w:r>
-    </w:p>
-    <w:p>
-      <w:pPr>
-        <w:pStyle w:val="BodyText"/>
-        <w:rPr/>
-      </w:pPr>
-      <w:r>
-        <w:rPr/>
-        <w:t>Schema: campaign - uses - malware, campaign - uses - attack-pattern</w:t>
-      </w:r>
-    </w:p>
-    <w:p>
-      <w:pPr>
-        <w:pStyle w:val="BodyText"/>
-        <w:rPr/>
-      </w:pPr>
-      <w:r>
-        <w:rPr/>
-      </w:r>
-    </w:p>
-    <w:p>
-      <w:pPr>
-        <w:pStyle w:val="BodyText"/>
-        <w:rPr/>
-      </w:pPr>
-      <w:r>
-        <w:rPr/>
-        <w:t>3.5 Instruction: You are a CTI expert that gives precise and concise answers. Question: Which technique is used by the threat group {is:intrusion-set.name} (ID {is.id}), known for using it during its campaigns, such as its method for initial access? Answer: Intrusion set {is.name} is known to use attack pattern {ap:is.uses&gt;attack-pattern.name} (ID {ap.id}). According to CTI reports: {ap.description[_~"initial access"]}.</w:t>
-      </w:r>
-    </w:p>
-    <w:p>
-      <w:pPr>
-        <w:pStyle w:val="BodyText"/>
-        <w:rPr/>
-      </w:pPr>
-      <w:r>
-        <w:rPr/>
-        <w:t>Summary: {ap:is.uses&gt;attack-pattern|description}</w:t>
-      </w:r>
-    </w:p>
-    <w:p>
-      <w:pPr>
-        <w:pStyle w:val="BodyText"/>
-        <w:rPr/>
-      </w:pPr>
-      <w:r>
-        <w:rPr/>
-        <w:t>Schema: intrusion-set - uses - attack-pattern</w:t>
-      </w:r>
-    </w:p>
-    <w:p>
-      <w:pPr>
-        <w:pStyle w:val="BodyText"/>
-        <w:rPr/>
-      </w:pPr>
-      <w:r>
-        <w:rPr/>
-      </w:r>
-    </w:p>
-    <w:p>
-      <w:pPr>
-        <w:pStyle w:val="BodyText"/>
-        <w:rPr/>
-      </w:pPr>
-      <w:r>
-        <w:rPr/>
-        <w:t>3.5a Instruction: You are a CTI expert that gives precise and concise answers. Question: Which technique is used by the threat group {is:intrusion-set.name} (ID {is.id}), known for using it during its campaigns, such as its method for infrastructure acquisition? Answer: Intrusion set {is.name} is known to use attack pattern {ap:is.uses&gt;attack-pattern.name} (ID {ap.id}). According to CTI reports: {ap.description[_~"infrastructure acquisition"]}.</w:t>
-      </w:r>
-    </w:p>
-    <w:p>
-      <w:pPr>
-        <w:pStyle w:val="BodyText"/>
-        <w:rPr/>
-      </w:pPr>
-      <w:r>
-        <w:rPr/>
-        <w:t>Summary: {ap:is.uses&gt;attack-pattern|description}</w:t>
-      </w:r>
-    </w:p>
-    <w:p>
-      <w:pPr>
-        <w:pStyle w:val="BodyText"/>
-        <w:rPr/>
-      </w:pPr>
-      <w:r>
-        <w:rPr/>
-        <w:t>Schema: intrusion-set - uses - attack-pattern</w:t>
+        <w:t>Vulnerability Management</w:t>
+      </w:r>
+    </w:p>
+    <w:p>
+      <w:pPr>
+        <w:pStyle w:val="BodyText"/>
+        <w:rPr/>
+      </w:pPr>
+      <w:r>
+        <w:rPr/>
+        <w:t>The templates in gray should be excluded from generation since they use non-existent generation capabilities.</w:t>
+      </w:r>
+    </w:p>
+    <w:p>
+      <w:pPr>
+        <w:pStyle w:val="BodyText"/>
+        <w:rPr/>
+      </w:pPr>
+      <w:r>
+        <w:rPr/>
+      </w:r>
+    </w:p>
+    <w:p>
+      <w:pPr>
+        <w:pStyle w:val="BodyText"/>
+        <w:rPr>
+          <w:shd w:fill="DDDDDD" w:val="clear"/>
+        </w:rPr>
+      </w:pPr>
+      <w:r>
+        <w:rPr>
+          <w:shd w:fill="DDDDDD" w:val="clear"/>
+        </w:rPr>
+        <w:t>4.2 Instruction</w:t>
+      </w:r>
+      <w:r>
+        <w:rPr>
+          <w:shd w:fill="DDDDDD" w:val="clear"/>
+        </w:rPr>
+        <w:commentReference w:id="19"/>
+      </w:r>
+      <w:r>
+        <w:rPr>
+          <w:shd w:fill="DDDDDD" w:val="clear"/>
+        </w:rPr>
+        <w:t>: You are a CTI expert that gives precise and concise answers. Question: Analyze CVE {cve:CVE.id}. Based on its CVSS vector, what are the primary requirements for exploitation? Answer: The CVE description is: {cve.descriptions[0]}. The CVSS vector for this vulnerability indicates an Attack Vector (AV) of {cve.</w:t>
+      </w:r>
+      <w:r>
+        <w:rPr>
+          <w:shd w:fill="DDDDDD" w:val="clear"/>
+        </w:rPr>
+        <w:t>v</w:t>
+      </w:r>
+      <w:r>
+        <w:rPr>
+          <w:shd w:fill="DDDDDD" w:val="clear"/>
+        </w:rPr>
+        <w:t>ulnerability.cvss3_1_attackVector} and User Interaction (UI) requirement of {cve:vulnerability.user_interaction}, meaning it is {cve.vulnerability.exploitability_summary}.</w:t>
+      </w:r>
+    </w:p>
+    <w:p>
+      <w:pPr>
+        <w:pStyle w:val="BodyText"/>
+        <w:rPr>
+          <w:shd w:fill="DDDDDD" w:val="clear"/>
+        </w:rPr>
+      </w:pPr>
+      <w:r>
+        <w:rPr/>
+      </w:r>
+    </w:p>
+    <w:p>
+      <w:pPr>
+        <w:pStyle w:val="Normal"/>
+        <w:rPr/>
+      </w:pPr>
+      <w:r>
+        <w:rPr/>
+        <w:t>4.2a Instruction</w:t>
+      </w:r>
+      <w:r>
+        <w:rPr/>
+        <w:commentReference w:id="20"/>
+      </w:r>
+      <w:r>
+        <w:rPr/>
+        <w:t xml:space="preserve">: You are a CTI expert that gives precise and concise answers. Question: Analyze CVE {cve:CVE.id}. Based on its CVSS vector, what are the primary requirements for exploitation? Answer: The CVE description is: {cve.descriptions[0]}. The CVSS vector for this vulnerability indicates an Attack Vector (AV) of {cve.cvss3_1_attackVector}, </w:t>
+      </w:r>
+      <w:r>
+        <w:rPr/>
+        <w:t>a vector string of {cve.cvss3_1_vectorString}, with a base score of {cve.cvss3_1_baseScore}. Its exploits are: {cve</w:t>
+      </w:r>
+      <w:r>
+        <w:rPr/>
+        <w:t>.</w:t>
+      </w:r>
+      <w:r>
+        <w:rPr/>
+        <w:t>exploits}.</w:t>
+      </w:r>
+    </w:p>
+    <w:p>
+      <w:pPr>
+        <w:pStyle w:val="BodyText"/>
+        <w:rPr/>
+      </w:pPr>
+      <w:r>
+        <w:rPr/>
+      </w:r>
+    </w:p>
+    <w:p>
+      <w:pPr>
+        <w:pStyle w:val="BodyText"/>
+        <w:rPr>
+          <w:shd w:fill="DDDDDD" w:val="clear"/>
+        </w:rPr>
+      </w:pPr>
+      <w:r>
+        <w:rPr>
+          <w:shd w:fill="DDDDDD" w:val="clear"/>
+        </w:rPr>
       </w:r>
     </w:p>
     <w:p>
@@ -1921,108 +2145,68 @@
       <w:pPr>
         <w:pStyle w:val="Heading3"/>
         <w:ind w:hanging="0" w:start="0" w:end="0"/>
-        <w:rPr/>
-      </w:pPr>
-      <w:r>
-        <w:rPr/>
-        <w:t>Vulnerability Management</w:t>
-      </w:r>
-    </w:p>
-    <w:p>
-      <w:pPr>
-        <w:pStyle w:val="BodyText"/>
-        <w:rPr/>
-      </w:pPr>
-      <w:r>
-        <w:rPr/>
-        <w:t>The templates in gray should be excluded from generation since they use non-existent generation capabilities.</w:t>
-      </w:r>
-    </w:p>
-    <w:p>
-      <w:pPr>
-        <w:pStyle w:val="BodyText"/>
-        <w:rPr/>
-      </w:pPr>
-      <w:r>
-        <w:rPr/>
-      </w:r>
-    </w:p>
-    <w:p>
-      <w:pPr>
-        <w:pStyle w:val="BodyText"/>
         <w:rPr>
           <w:shd w:fill="DDDDDD" w:val="clear"/>
         </w:rPr>
       </w:pPr>
-      <w:commentRangeStart w:id="19"/>
-      <w:r>
+      <w:r>
+        <w:rPr/>
+        <w:t>Misc</w:t>
+      </w:r>
+    </w:p>
+    <w:p>
+      <w:pPr>
+        <w:pStyle w:val="BodyText"/>
         <w:rPr>
           <w:shd w:fill="DDDDDD" w:val="clear"/>
         </w:rPr>
-        <w:t>4.2 Instruction</w:t>
-      </w:r>
+      </w:pPr>
+      <w:commentRangeStart w:id="21"/>
       <w:r>
         <w:rPr>
           <w:shd w:fill="DDDDDD" w:val="clear"/>
         </w:rPr>
-      </w:r>
-      <w:commentRangeEnd w:id="19"/>
-      <w:r>
-        <w:commentReference w:id="19"/>
+        <w:t>4.9 Instruction:</w:t>
       </w:r>
       <w:r>
         <w:rPr>
           <w:shd w:fill="DDDDDD" w:val="clear"/>
         </w:rPr>
-        <w:t>: You are a CTI expert that gives precise and concise answers. Question: Analyze CVE {cve:CVE.id}. Based on its CVSS vector, what are the primary requirements for exploitation? Answer: The CVE description is: {cve.descriptions[0]}. The CVSS vector for this vulnerability indicates an Attack Vector (AV) of {cve:vulnerability.attack_vector} and User Interaction (UI) requirement of {cve:vulnerability.user_interaction}, meaning it is {cve:vulnerability.exploitability_summary}.</w:t>
-      </w:r>
-    </w:p>
-    <w:p>
-      <w:pPr>
-        <w:pStyle w:val="BodyText"/>
+      </w:r>
+      <w:commentRangeEnd w:id="21"/>
+      <w:r>
+        <w:commentReference w:id="21"/>
+      </w:r>
+      <w:r>
         <w:rPr>
           <w:shd w:fill="DDDDDD" w:val="clear"/>
         </w:rPr>
-      </w:pPr>
+        <w:t xml:space="preserve"> You are a CTI expert that gives precise and concise answers. Question: In a CTI graph database, how does an 'elastic' sub-graph relationship affect the matching of adversary activity threads? Answer: An elastic sub-graph allows for matching events in general phase order even when there are intervening events or time gaps. This is reflected in the {ack:attack-pattern.subtechnique-of_</w:t>
+      </w:r>
       <w:r>
         <w:rPr>
           <w:shd w:fill="DDDDDD" w:val="clear"/>
         </w:rPr>
-      </w:r>
-    </w:p>
-    <w:p>
-      <w:pPr>
-        <w:pStyle w:val="BodyText"/>
+        <w:t>FAIL</w:t>
+      </w:r>
+      <w:r>
         <w:rPr>
           <w:shd w:fill="DDDDDD" w:val="clear"/>
         </w:rPr>
-      </w:pPr>
-      <w:r>
+        <w:t>} and {ack:campaign.uses} relationships, where a campaign may use multiple techniques over an extended period.</w:t>
+      </w:r>
+    </w:p>
+    <w:p>
+      <w:pPr>
+        <w:pStyle w:val="BodyText"/>
         <w:rPr>
           <w:shd w:fill="DDDDDD" w:val="clear"/>
         </w:rPr>
-      </w:r>
-    </w:p>
-    <w:p>
-      <w:pPr>
-        <w:pStyle w:val="BodyText"/>
-        <w:rPr/>
-      </w:pPr>
-      <w:r>
-        <w:rPr/>
-      </w:r>
-    </w:p>
-    <w:p>
-      <w:pPr>
-        <w:pStyle w:val="Heading3"/>
-        <w:ind w:hanging="0" w:start="0" w:end="0"/>
+      </w:pPr>
+      <w:r>
         <w:rPr>
           <w:shd w:fill="DDDDDD" w:val="clear"/>
         </w:rPr>
-      </w:pPr>
-      <w:r>
-        <w:rPr/>
-        <w:t>Misc</w:t>
       </w:r>
     </w:p>
     <w:p>
@@ -2032,81 +2216,38 @@
           <w:shd w:fill="DDDDDD" w:val="clear"/>
         </w:rPr>
       </w:pPr>
-      <w:commentRangeStart w:id="20"/>
       <w:r>
         <w:rPr>
           <w:shd w:fill="DDDDDD" w:val="clear"/>
         </w:rPr>
-        <w:t>4.9 Instruction:</w:t>
-      </w:r>
+      </w:r>
+    </w:p>
+    <w:p>
+      <w:pPr>
+        <w:pStyle w:val="BodyText"/>
+        <w:rPr/>
+      </w:pPr>
+      <w:commentRangeStart w:id="22"/>
       <w:r>
         <w:rPr>
           <w:shd w:fill="DDDDDD" w:val="clear"/>
         </w:rPr>
-      </w:r>
-      <w:commentRangeEnd w:id="20"/>
-      <w:r>
-        <w:commentReference w:id="20"/>
+        <w:t>4.10 Instruction:</w:t>
       </w:r>
       <w:r>
         <w:rPr>
           <w:shd w:fill="DDDDDD" w:val="clear"/>
         </w:rPr>
-        <w:t xml:space="preserve"> You are a CTI expert that gives precise and concise answers. Question: In a CTI graph database, how does an 'elastic' sub-graph relationship affect the matching of adversary activity threads? Answer: An elastic sub-graph allows for matching events in general phase order even when there are intervening events or time gaps. This is reflected in the {ack:attack-pattern.subtechnique-of} and {ack:campaign.uses} relationships, where a campaign may use multiple techniques over an extended period.</w:t>
-      </w:r>
-    </w:p>
-    <w:p>
-      <w:pPr>
-        <w:pStyle w:val="BodyText"/>
+      </w:r>
+      <w:commentRangeEnd w:id="22"/>
+      <w:r>
+        <w:commentReference w:id="22"/>
+      </w:r>
+      <w:r>
         <w:rPr>
           <w:shd w:fill="DDDDDD" w:val="clear"/>
         </w:rPr>
-      </w:pPr>
-      <w:r>
-        <w:rPr>
-          <w:shd w:fill="DDDDDD" w:val="clear"/>
-        </w:rPr>
-      </w:r>
-    </w:p>
-    <w:p>
-      <w:pPr>
-        <w:pStyle w:val="BodyText"/>
-        <w:rPr>
-          <w:shd w:fill="DDDDDD" w:val="clear"/>
-        </w:rPr>
-      </w:pPr>
-      <w:r>
-        <w:rPr>
-          <w:shd w:fill="DDDDDD" w:val="clear"/>
-        </w:rPr>
-      </w:r>
-    </w:p>
-    <w:p>
-      <w:pPr>
-        <w:pStyle w:val="BodyText"/>
-        <w:rPr/>
-      </w:pPr>
-      <w:commentRangeStart w:id="21"/>
-      <w:r>
-        <w:rPr>
-          <w:shd w:fill="DDDDDD" w:val="clear"/>
-        </w:rPr>
-        <w:t>4.10 Instruction:</w:t>
-      </w:r>
-      <w:r>
-        <w:rPr>
-          <w:shd w:fill="DDDDDD" w:val="clear"/>
-        </w:rPr>
-      </w:r>
-      <w:commentRangeEnd w:id="21"/>
-      <w:r>
-        <w:commentReference w:id="21"/>
-      </w:r>
-      <w:r>
-        <w:rPr>
-          <w:shd w:fill="DDDDDD" w:val="clear"/>
-        </w:rPr>
-        <w:t xml:space="preserve"> You are a CTI expert that gives precise and concise answers.\n\nQuestion: In a hybrid security model using an MSSP, how should responsibilities be divided for incident detection and operational response?\n\nAnswer: In an effective division of responsibilities, the MSSP is responsible for {ack:course-of-action.description} (detecting and analyzing activity), while the internal organization retains the authority for {ack:course-of-action.name} (making operational and final containment decisions).</w:t>
+        <w:t xml:space="preserve"> You are a CTI expert that gives precise and concise answers.\n\nQuestion: In a hybrid security model using an MSSP, how should responsibilities be divided for incident detection and operational response? Answer: In an effective division of responsibilities, the MSSP is responsible for {ack:course-of-action.description} (detecting and analyzing activity), while the internal organization retains the authority for {ack:course-of-action.name} (making operational and final containment decisions).</w:t>
       </w:r>
     </w:p>
     <w:p>
@@ -2155,7 +2296,15 @@
       </w:pPr>
       <w:r>
         <w:rPr/>
-        <w:t xml:space="preserve">A.1 Instruction: You are a cybersecurity expert that has been trained to give precise responses to complex cybersecurity questions. You work in a SOC protecting data for enterprise customers helping to protect their digital assets. Question: Describe the CAPEC attack pattern {cap:CAPEC.name} (CAPEC-{cap.id}). Answer: {cap.name} (CAPEC-{cap.id}) is about:{cap.description}. It is a {cap.Abstraction}-level pattern (status: {cap.status}) with {cap.severity} severity and a {cap.likelihood_of_attack} likelihood. </w:t>
+        <w:t>A.1 Instruction: You are a cybersecurity expert that has been trained to give precise responses to complex cybersecurity questions. You work in a SOC protecting data for enterprise customers helping to protect their digital assets. Question: Describe the CAPEC attack pattern {cap:CAPEC.name} (CAPEC-{cap.id}). Answer: {cap.name} (CAPEC-{cap.id}) is about:{cap.description}. It is a {cap.</w:t>
+      </w:r>
+      <w:r>
+        <w:rPr/>
+        <w:t>a</w:t>
+      </w:r>
+      <w:r>
+        <w:rPr/>
+        <w:t xml:space="preserve">bstraction}-level pattern (status: {cap.status}) with {cap.severity} severity and a {cap.likelihood_of_attack} likelihood. </w:t>
       </w:r>
     </w:p>
     <w:p>
@@ -2231,28 +2380,20 @@
       </w:pPr>
       <w:r>
         <w:rPr/>
-        <w:t xml:space="preserve">A.5 Instruction: You are a cybersecurity expert that has been trained to give precise responses to complex cybersecurity questions. You work in a SOC protecting data for enterprise customers helping to protect their digital assets. Question: Provide real-world examples of {cap:CAPEC.name} (CAPEC-{cap.id}) in action. Answer: Examples: </w:t>
-      </w:r>
-      <w:commentRangeStart w:id="22"/>
-      <w:r>
-        <w:rPr/>
-        <w:t>{cap.example_instances}</w:t>
-      </w:r>
-      <w:r>
-        <w:rPr/>
-      </w:r>
-      <w:commentRangeEnd w:id="22"/>
-      <w:r>
-        <w:commentReference w:id="22"/>
-      </w:r>
-      <w:r>
-        <w:rPr/>
-        <w:t xml:space="preserve">. These cases align with the execution flow  &lt;desc&gt;{cap.execution_flow}&lt;/desc&gt;. This pattern exploits CWE </w:t>
+        <w:t>A.5 Instruction: You are a cybersecurity expert that has been trained to give precise responses to complex cybersecurity questions. You work in a SOC protecting data for enterprise customers helping to protect their digital assets. Question: Provide real-world examples of {cap:CAPEC.name} (CAPEC-{cap.id}) in action. Answer: Examples: {cap.example_instances}. These cases align with th</w:t>
+      </w:r>
+      <w:r>
+        <w:rPr/>
+        <w:t>is</w:t>
+      </w:r>
+      <w:r>
+        <w:rPr/>
+        <w:t xml:space="preserve"> execution flow : {cap.execution_flow}. This pattern exploits CWE </w:t>
       </w:r>
       <w:commentRangeStart w:id="23"/>
       <w:r>
         <w:rPr/>
-        <w:t xml:space="preserve">{cwe:cap.weakness.name} (ID {cwe:id}). </w:t>
+        <w:t xml:space="preserve">{cwe:cap.exploits.name} (ID {cwe.id}). </w:t>
       </w:r>
       <w:r>
         <w:rPr/>
@@ -2273,45 +2414,77 @@
       </w:pPr>
       <w:r>
         <w:rPr/>
-        <w:t>Schema: CAPEC - Weakness - cwe:CWE</w:t>
-      </w:r>
-    </w:p>
-    <w:p>
-      <w:pPr>
-        <w:pStyle w:val="BodyText"/>
-        <w:rPr/>
-      </w:pPr>
-      <w:r>
-        <w:rPr/>
-      </w:r>
-    </w:p>
-    <w:p>
-      <w:pPr>
-        <w:pStyle w:val="BodyText"/>
-        <w:rPr/>
-      </w:pPr>
-      <w:r>
-        <w:rPr/>
-      </w:r>
-    </w:p>
-    <w:p>
-      <w:pPr>
-        <w:pStyle w:val="BodyText"/>
-        <w:rPr/>
-      </w:pPr>
-      <w:r>
-        <w:rPr/>
-        <w:t>A.6 Instruction: You are a cybersecurity expert that has been trained to give precise responses to complex cybersecurity questions. You work in a SOC protecting data for enterprise customers helping to protect their digital assets. Question: How is {cap:CAPEC.name} (CAPEC-{cap.id}) related to other weaknesses or taxonomies? Answer: {cap.name} connects to weakness {cap.weakness.name} (ID {cwe:id}) and has a taxonomy mapping to ATT&amp;CK technique {ap:cap.map_ap.name} (ID {ap.id}), reflecting the shared principles in the attack pattern description {cap.description}.</w:t>
-      </w:r>
-    </w:p>
-    <w:p>
-      <w:pPr>
-        <w:pStyle w:val="BodyText"/>
-        <w:rPr/>
-      </w:pPr>
-      <w:r>
-        <w:rPr/>
-        <w:t>Schema:  capec:CAPEC - weakness - cwe:Weakness</w:t>
+        <w:t xml:space="preserve">Schema: CAPEC - </w:t>
+      </w:r>
+      <w:r>
+        <w:rPr/>
+        <w:t>exploits</w:t>
+      </w:r>
+      <w:r>
+        <w:rPr/>
+        <w:t xml:space="preserve"> - cwe:CWE</w:t>
+      </w:r>
+    </w:p>
+    <w:p>
+      <w:pPr>
+        <w:pStyle w:val="BodyText"/>
+        <w:rPr/>
+      </w:pPr>
+      <w:r>
+        <w:rPr/>
+      </w:r>
+    </w:p>
+    <w:p>
+      <w:pPr>
+        <w:pStyle w:val="BodyText"/>
+        <w:rPr/>
+      </w:pPr>
+      <w:r>
+        <w:rPr/>
+      </w:r>
+    </w:p>
+    <w:p>
+      <w:pPr>
+        <w:pStyle w:val="BodyText"/>
+        <w:rPr/>
+      </w:pPr>
+      <w:r>
+        <w:rPr/>
+        <w:t>A.6 Instruction: You are a cybersecurity expert that has been trained to give precise responses to complex cybersecurity questions. You work in a SOC protecting data for enterprise customers helping to protect their digital assets. Question: How is {cap:CAPEC.name} (CAPEC-{cap.id}) related to other weaknesses or taxonomies? Answer: {cap.name} connects to weakness {</w:t>
+      </w:r>
+      <w:r>
+        <w:rPr/>
+        <w:t>cwe:</w:t>
+      </w:r>
+      <w:r>
+        <w:rPr/>
+        <w:t>cap.</w:t>
+      </w:r>
+      <w:r>
+        <w:rPr/>
+        <w:t>exploits</w:t>
+      </w:r>
+      <w:r>
+        <w:rPr/>
+        <w:t>.name} (ID {cwe.id}) and has a taxonomy mapping to ATT&amp;CK technique {ap:cap.map_ap.name} (ID {ap.id}), reflecting the shared principles in the attack pattern description {cap.description}.</w:t>
+      </w:r>
+    </w:p>
+    <w:p>
+      <w:pPr>
+        <w:pStyle w:val="BodyText"/>
+        <w:rPr/>
+      </w:pPr>
+      <w:r>
+        <w:rPr/>
+        <w:t xml:space="preserve">Schema:  capec:CAPEC - </w:t>
+      </w:r>
+      <w:r>
+        <w:rPr/>
+        <w:t>exploits</w:t>
+      </w:r>
+      <w:r>
+        <w:rPr/>
+        <w:t xml:space="preserve"> - cwe:Weakness</w:t>
       </w:r>
     </w:p>
     <w:p>
@@ -2340,17 +2513,33 @@
       </w:r>
       <w:r>
         <w:rPr/>
-        <w:t xml:space="preserve"> {cap.weakness.id} for contextual linking. </w:t>
-      </w:r>
-    </w:p>
-    <w:p>
-      <w:pPr>
-        <w:pStyle w:val="BodyText"/>
-        <w:rPr/>
-      </w:pPr>
-      <w:r>
-        <w:rPr/>
-        <w:t>Schema:  capec:CAPEC - weakness - cwe:Weakness</w:t>
+        <w:t xml:space="preserve"> {cap.</w:t>
+      </w:r>
+      <w:r>
+        <w:rPr/>
+        <w:t>exploits</w:t>
+      </w:r>
+      <w:r>
+        <w:rPr/>
+        <w:t xml:space="preserve">.id} for contextual linking. </w:t>
+      </w:r>
+    </w:p>
+    <w:p>
+      <w:pPr>
+        <w:pStyle w:val="BodyText"/>
+        <w:rPr/>
+      </w:pPr>
+      <w:r>
+        <w:rPr/>
+        <w:t xml:space="preserve">Schema:  capec:CAPEC - </w:t>
+      </w:r>
+      <w:r>
+        <w:rPr/>
+        <w:t>exploits</w:t>
+      </w:r>
+      <w:r>
+        <w:rPr/>
+        <w:t xml:space="preserve"> - cwe:Weakness</w:t>
       </w:r>
     </w:p>
     <w:p>
@@ -2418,15 +2607,7 @@
       </w:pPr>
       <w:r>
         <w:rPr/>
-        <w:t>S.3 Instruction: You are a cybersecurity expert that has been trained to give precise responses to complex cybersecurity questions. You work in a SOC protecting data for enterprise customers helping to protect their digital assets. Question: Identify if KEV{kev:KE</w:t>
-      </w:r>
-      <w:r>
-        <w:rPr/>
-        <w:t>V</w:t>
-      </w:r>
-      <w:r>
-        <w:rPr/>
-        <w:t xml:space="preserve">.vulnerabilityName} in {kev.product} is associated with ransomware activity. Answer: KEV {kev.vulnerabilityName} maps to CVE {kev.cveID} in product {kev.product} and it has {kev.knownRansomwareCampaignUse} ransomware association. Immediate patching is recommended for higher risk. </w:t>
+        <w:t xml:space="preserve">S.3 Instruction: You are a cybersecurity expert that has been trained to give precise responses to complex cybersecurity questions. You work in a SOC protecting data for enterprise customers helping to protect their digital assets. Question: Identify if KEV{kev:KEV.vulnerabilityName} in {kev.product} is associated with ransomware activity. Answer: KEV {kev.vulnerabilityName} maps to CVE {kev.cveID} in product {kev.product} and it has {kev.knownRansomwareCampaignUse} ransomware association. Immediate patching is recommended for higher risk. </w:t>
       </w:r>
     </w:p>
     <w:p>
@@ -2483,23 +2664,7 @@
       </w:pPr>
       <w:r>
         <w:rPr/>
-        <w:t>S.6 Instruction: You are a cybersecurity expert that has been trained to give precise responses to complex cybersecurity questions. You work in a SOC protecting data for enterprise customers helping to protect their digital assets. Question: Provide a technical summary for KEV {kev:KEV.vulnerabilityName} (CVE {kev.cveID}) in {ke</w:t>
-      </w:r>
-      <w:r>
-        <w:rPr/>
-        <w:t>v.</w:t>
-      </w:r>
-      <w:r>
-        <w:rPr/>
-        <w:t>.product} from {kev.vendorProject}, including its weakness type. Answer: KEV {</w:t>
-      </w:r>
-      <w:r>
-        <w:rPr/>
-        <w:t>kev</w:t>
-      </w:r>
-      <w:r>
-        <w:rPr/>
-        <w:t xml:space="preserve">.vulnerabilityName} with CVE ID {kev.cveID} affects {kev.product} (from {kev.vendorProject}). Description: {kev.shortDescription}. Mitigation: {kev.requiredAction}. Weakness(es) involved: {kev:cwes}. </w:t>
+        <w:t xml:space="preserve">S.6 Instruction: You are a cybersecurity expert that has been trained to give precise responses to complex cybersecurity questions. You work in a SOC protecting data for enterprise customers helping to protect their digital assets. Question: Provide a technical summary for KEV {kev:KEV.vulnerabilityName} (CVE {kev.cveID}) in {kev.product} from {kev.vendorProject}, including its weakness type. Answer: KEV {kev.vulnerabilityName} with CVE ID {kev.cveID} affects {kev.product} (from {kev.vendorProject}). Description: {kev.shortDescription}. Mitigation: {kev.requiredAction}. Weakness(es) involved: {kev.cwes}. </w:t>
       </w:r>
     </w:p>
     <w:p>
@@ -2530,9 +2695,13 @@
       </w:r>
       <w:r>
         <w:rPr/>
-        <w:t>: You are a cybersecurity expert that has been trained to give precise responses to complex cybersecurity questions. You work in a SOC protecting data for enterprise customers helping to protect their digital assets. Question: For an organization running {kev:KEV.product}, what is the recommended immediate action to mitigate the risk of exploitation for KEV {kev.cveID}</w:t>
+        <w:t>: You are a cybersecurity expert that has been trained to give precise responses to complex cybersecurity questions. You work in a SOC protecting data for enterprise customers helping to protect their digital assets. Question: For an organization running {kev:KEV.product}, what is the recommended immediate action to mitigate the risk of exploitation for KEV {kev.cveID</w:t>
       </w:r>
       <w:bookmarkStart w:id="0" w:name="p-rc_770360de88e3d17d-63"/>
+      <w:r>
+        <w:rPr/>
+        <w:t>}</w:t>
+      </w:r>
       <w:bookmarkEnd w:id="0"/>
       <w:r>
         <w:rPr/>
@@ -2555,7 +2724,7 @@
       </w:pPr>
       <w:r>
         <w:rPr/>
-        <w:t>S.8 Instruction: You are a cybersecurity expert that has been trained to give precise responses to complex cybersecurity questions. You work in a SOC protecting data for enterprise customers helping to protect their digital assets. Question: What is a weakness that lead up to known exploited vulnerability {kev:KEV.vulnerabilityName} associated with CVE {kev.cveID}? Answer: known exploited vulnerability {kev:KEV.vulnerabilityName} originated with weakness CWE {cwe:kev.known_exploit&lt;Weakness.name} with CWE ID {cwe.id}, described as follows: {cwe.description}</w:t>
+        <w:t>S.8 Instruction: You are a cybersecurity expert that has been trained to give precise responses to complex cybersecurity questions. You work in a SOC protecting data for enterprise customers helping to protect their digital assets. Question: What is a weakness that lead up to known exploited vulnerability {kev:KEV.vulnerabilityName} associated with CVE {kev.cveID}? Answer: known exploited vulnerability {kev.vulnerabilityName} originated with weakness CWE {cwe:kev.known_exploit&lt;Weakness.name} with CWE ID {cwe.id}, described as follows: {cwe.description}</w:t>
       </w:r>
     </w:p>
     <w:p>
@@ -2604,20 +2773,18 @@
       </w:pPr>
       <w:r>
         <w:rPr/>
-        <w:t>V.1 Instruction: You are a cybersecurity expert that has been trained to give precise responses to complex cybersecurity questions. You work in a SOC protecting data for enterprise customers helping to protect their digital assets. Question: What is CVE {cve:CVE.id}, describe the vulnerability and the potential impact. Answer: CVE {cve.id}, titled {cve.title}, describes a vulnerability like this: {cve.descriptions}. The potential impact is {cve.</w:t>
-      </w:r>
-      <w:r>
-        <w:rPr>
-          <w:rFonts w:cs="DejaVu Sans Mono" w:ascii="DejaVu Sans Mono" w:hAnsi="DejaVu Sans Mono"/>
-          <w:sz w:val="18"/>
-          <w:szCs w:val="18"/>
-          <w:shd w:fill="auto" w:val="clear"/>
-        </w:rPr>
-        <w:t>cvss3_1_vector</w:t>
-      </w:r>
-      <w:r>
-        <w:rPr/>
-        <w:t xml:space="preserve">}. </w:t>
+        <w:t xml:space="preserve">V.1 Instruction: You are a cybersecurity expert that has been trained to give precise responses to complex cybersecurity questions. You work in a SOC protecting data for enterprise customers helping to protect their digital assets. Question: What is CVE {cve:CVE.id}, describe the vulnerability and the potential impact. Answer: CVE {cve.id}, titled {cve.title}, describes a vulnerability like this: {cve.descriptions}. </w:t>
+      </w:r>
+      <w:r>
+        <w:rPr>
+          <w:rFonts w:eastAsia="Noto Serif CJK SC" w:cs="Noto Sans Devanagari"/>
+          <w:color w:val="auto"/>
+          <w:kern w:val="2"/>
+          <w:sz w:val="24"/>
+          <w:szCs w:val="24"/>
+          <w:lang w:val="en-US" w:eastAsia="zh-CN" w:bidi="hi-IN"/>
+        </w:rPr>
+        <w:t xml:space="preserve">The potential impact is {cve.cvss3_1_attackVector}. </w:t>
       </w:r>
     </w:p>
     <w:p>
@@ -2693,7 +2860,7 @@
       </w:pPr>
       <w:r>
         <w:rPr/>
-        <w:t xml:space="preserve">V.5 Instruction: You are a cybersecurity expert that has been trained to give precise responses to complex cybersecurity questions. You work in a SOC protecting data for enterprise customers helping to protect their digital assets. Question: Identify the CVSS v3.1 Attack Vector (AV) for the vulnerability described as follows: {cve:CVE.descriptions} Answer: Attack Vector: {cve.cvss3_1_attack_vector} </w:t>
+        <w:t xml:space="preserve">V.5 Instruction: You are a cybersecurity expert that has been trained to give precise responses to complex cybersecurity questions. You work in a SOC protecting data for enterprise customers helping to protect their digital assets. Question: Identify the CVSS v3.1 Attack Vector (AV) for the vulnerability described as follows: {cve:CVE.descriptions} Answer: Attack Vector: {cve.cvss3_1_attackVector} </w:t>
       </w:r>
     </w:p>
     <w:p>
@@ -2742,26 +2909,61 @@
       </w:pPr>
       <w:r>
         <w:rPr/>
-        <w:t xml:space="preserve">W.2 Instruction: You are a cybersecurity expert that has been trained to give precise responses to complex cybersecurity questions. You work in a SOC protecting data for enterprise customers helping to protect their digital assets. Question: What is the root cause of {cwe:Weakness.name} (CWE-{cwe.id})? Answer: The root cause of {cwe.name} is often found in functional areas like {cwe.functional_area}. In essence, {cwe.description}. </w:t>
-      </w:r>
-    </w:p>
-    <w:p>
-      <w:pPr>
-        <w:pStyle w:val="BodyText"/>
-        <w:rPr/>
-      </w:pPr>
-      <w:r>
-        <w:rPr/>
-      </w:r>
-    </w:p>
-    <w:p>
-      <w:pPr>
-        <w:pStyle w:val="BodyText"/>
-        <w:rPr/>
-      </w:pPr>
-      <w:r>
-        <w:rPr/>
-        <w:t>W.3 Instruction: You are a cybersecurity expert that has been trained to give precise responses to complex cybersecurity questions. You work in a SOC protecting data for enterprise customers helping to protect their digital assets. Question: Describe how attackers could exploit {cwe:Weakness.name} (CWE-{cwe.id}) and what the consequences are. Answer: Attackers exploit {cwe.name} with a likelihood of exploit of {cwe.Likelihood_Of_Exploit}, which can lead to observed examples such as CVE-{cve.id}, described as {cve:cwe.observed_as.description}</w:t>
+        <w:t>W.2 Instruction: You are a cybersecurity expert that has been trained to give precise responses to complex cybersecurity questions. You work in a SOC protecting data for enterprise customers helping to protect their digital assets. Question: What is the root cause of {cwe:Weakness.name} (CWE-{cwe.id})? Answer: The root cause of {cwe.name} is often found in functional areas like {cwe.functional_area</w:t>
+      </w:r>
+      <w:r>
+        <w:rPr/>
+        <w:t>s</w:t>
+      </w:r>
+      <w:r>
+        <w:rPr/>
+        <w:t>}. In ess</w:t>
+      </w:r>
+      <w:r>
+        <w:rPr>
+          <w:rFonts w:eastAsia="Noto Serif CJK SC" w:cs="Noto Sans Devanagari"/>
+          <w:color w:val="auto"/>
+          <w:kern w:val="2"/>
+          <w:sz w:val="24"/>
+          <w:szCs w:val="24"/>
+          <w:lang w:val="en-US" w:eastAsia="zh-CN" w:bidi="hi-IN"/>
+        </w:rPr>
+        <w:t xml:space="preserve">ence, {cwe.extended_description}. </w:t>
+      </w:r>
+    </w:p>
+    <w:p>
+      <w:pPr>
+        <w:pStyle w:val="BodyText"/>
+        <w:rPr/>
+      </w:pPr>
+      <w:r>
+        <w:rPr/>
+      </w:r>
+    </w:p>
+    <w:p>
+      <w:pPr>
+        <w:pStyle w:val="BodyText"/>
+        <w:rPr/>
+      </w:pPr>
+      <w:r>
+        <w:rPr/>
+        <w:t xml:space="preserve">W.3 Instruction: You are a cybersecurity expert that has been trained to give precise responses to complex cybersecurity questions. You work in a SOC protecting data for enterprise customers helping to protect their digital assets. Question: Describe how attackers could exploit {cwe:Weakness.name} (CWE-{cwe.id}) and what the consequences are. Answer: Attackers exploit {cwe.name} with a likelihood of exploit of {cwe.likelihood_of_exploit}, which can lead to observed examples such as CVE-{cve.id} </w:t>
+      </w:r>
+      <w:r>
+        <w:rPr/>
+        <w:t>({cve.title})</w:t>
+      </w:r>
+      <w:r>
+        <w:rPr/>
+        <w:t>, described as {cve:cwe.observed_as.description</w:t>
+      </w:r>
+      <w:r>
+        <w:rPr/>
+        <w:t>s[0]</w:t>
+      </w:r>
+      <w:r>
+        <w:rPr/>
+        <w:t>}</w:t>
       </w:r>
     </w:p>
     <w:p>
@@ -2889,7 +3091,15 @@
       </w:pPr>
       <w:r>
         <w:rPr/>
-        <w:t xml:space="preserve">W.7 Instruction: You are a cybersecurity expert that has been trained to give precise responses to complex cybersecurity questions. You work in a SOC protecting data for enterprise customers helping to protect their digital assets. Question: Give an example CVE related to {cwe:Weakness.name} (CWE-{cwe.id}) and explain its cause. Answer: Examples include CVE {cve:cwe.observed_as.id}. It demonstrates weakness CWE-{cwe.id} by doing the following: {cve.description}. </w:t>
+        <w:t>W.7 Instruction: You are a cybersecurity expert that has been trained to give precise responses to complex cybersecurity questions. You work in a SOC protecting data for enterprise customers helping to protect their digital assets. Question: Give an example CVE related to {cwe:Weakness.name} (CWE-{cwe.id}) and explain its cause. Answer: Examples include CVE {cve:cwe.observed_as.id}. It demonstrates weakness CWE-{cwe.id} by doing the following: {cve.description</w:t>
+      </w:r>
+      <w:r>
+        <w:rPr/>
+        <w:t>s</w:t>
+      </w:r>
+      <w:r>
+        <w:rPr/>
+        <w:t xml:space="preserve">}. </w:t>
       </w:r>
     </w:p>
     <w:p>
@@ -2919,112 +3129,329 @@
       </w:pPr>
       <w:r>
         <w:rPr/>
-        <w:t xml:space="preserve">P.1 Instruction: You are a cybersecurity expert that has been trained to give precise responses to complex cybersecurity questions. You work in a SOC protecting data for enterprise customers helping to protect their digital assets. Question: Assess the exploitability likelihood for {epss:EPSS.id} with EPSS {epss:EPSS.epss} and percentile {epss:EPSS.percentile}. Answer: {epss:EPSS.id} has an EPSS of {epss:EPSS.epss} ({epss:EPSS.percentile} percentile). Higher percentiles indicate greater exploit likelihood; prioritize remediation accordingly. </w:t>
-      </w:r>
-    </w:p>
-    <w:p>
-      <w:pPr>
-        <w:pStyle w:val="BodyText"/>
-        <w:rPr/>
-      </w:pPr>
-      <w:r>
-        <w:rPr/>
-      </w:r>
-    </w:p>
-    <w:p>
-      <w:pPr>
-        <w:pStyle w:val="BodyText"/>
-        <w:rPr/>
-      </w:pPr>
-      <w:r>
-        <w:rPr/>
-        <w:t xml:space="preserve">P.2 Instruction: You are a cybersecurity expert that has been trained to give precise responses to complex cybersecurity questions. You work in a SOC protecting data for enterprise customers helping to protect their digital assets. Question: Compare EPSS {epss:EPSS.epss} and CVSS {cve:CVE.cvss3_1} for </w:t>
-      </w:r>
-      <w:r>
-        <w:rPr>
-          <w:shd w:fill="FFFF00" w:val="clear"/>
-        </w:rPr>
-        <w:t>{cve.id}</w:t>
-      </w:r>
-      <w:r>
-        <w:rPr/>
-        <w:t xml:space="preserve"> and explain prioritization. Answer: {cve:CVE.id}: EPSS {epss:EPSS.epss} reflects exploitation likelihood; CVSS {cve:CVE.cvss3_1} indicates technical severity. High EPSS + high CVSS → urgent remediation; low EPSS + high CVSS → moderate priority. </w:t>
-      </w:r>
-    </w:p>
-    <w:p>
-      <w:pPr>
-        <w:pStyle w:val="BodyText"/>
-        <w:rPr/>
-      </w:pPr>
-      <w:r>
-        <w:rPr/>
-      </w:r>
-    </w:p>
-    <w:p>
-      <w:pPr>
-        <w:pStyle w:val="BodyText"/>
-        <w:rPr/>
-      </w:pPr>
-      <w:r>
-        <w:rPr/>
-        <w:t xml:space="preserve">P.3 Instruction: You are a cybersecurity expert that has been trained to give precise responses to complex cybersecurity questions. You work in a SOC protecting data for enterprise customers helping to protect their digital assets. Question: Explain how EPSS {epss:EPSS.epss} for {cve:CVE.id} on {epss:EPSS.date} informs short-term patching. Answer: On {epss:EPSS.date}, {cve:CVE.id} had EPSS {epss:EPSS.epss}, indicating probability of near-term exploitation. Rising scores suggest prioritizing immediate remediation. </w:t>
-      </w:r>
-    </w:p>
-    <w:p>
-      <w:pPr>
-        <w:pStyle w:val="BodyText"/>
-        <w:rPr/>
-      </w:pPr>
-      <w:r>
-        <w:rPr/>
-      </w:r>
-    </w:p>
-    <w:p>
-      <w:pPr>
-        <w:pStyle w:val="BodyText"/>
-        <w:rPr/>
-      </w:pPr>
-      <w:r>
-        <w:rPr/>
-        <w:t xml:space="preserve">P.4 Instruction: You are a cybersecurity expert that has been trained to give precise responses to complex cybersecurity questions. You work in a SOC protecting data for enterprise customers helping to protect their digital assets. Question: Given {cve:CVE.id} with EPSS {epss:EPSS.epss} and another CVE with lower EPSS, which to prioritize? Answer: {cve:CVE.id} with higher EPSS {epss:EPSS.epss} should be prioritized due to greater real-world exploit likelihood. </w:t>
-      </w:r>
-    </w:p>
-    <w:p>
-      <w:pPr>
-        <w:pStyle w:val="BodyText"/>
-        <w:rPr/>
-      </w:pPr>
-      <w:r>
-        <w:rPr/>
-      </w:r>
-    </w:p>
-    <w:p>
-      <w:pPr>
-        <w:pStyle w:val="BodyText"/>
-        <w:rPr/>
-      </w:pPr>
-      <w:r>
-        <w:rPr/>
-        <w:t xml:space="preserve">P.5 Instruction: You are a cybersecurity expert that has been trained to give precise responses to complex cybersecurity questions. You work in a SOC protecting data for enterprise customers helping to protect their digital assets. Question: Correlate EPSS {epss:EPSS.epss} for {cve:CVE.id} with external threat intelligence. Answer: EPSS {epss:EPSS.epss} for {cve:CVE.id} suggests exploit likelihood; combine with KEV, exploit DB, or campaign data to confirm real-world risk. </w:t>
-      </w:r>
-    </w:p>
-    <w:p>
-      <w:pPr>
-        <w:pStyle w:val="BodyText"/>
-        <w:rPr/>
-      </w:pPr>
-      <w:r>
-        <w:rPr/>
-      </w:r>
-    </w:p>
-    <w:p>
-      <w:pPr>
-        <w:pStyle w:val="BodyText"/>
-        <w:rPr/>
-      </w:pPr>
-      <w:r>
-        <w:rPr/>
-        <w:t xml:space="preserve">P.6 Instruction: You are a cybersecurity expert that has been trained to give precise responses to complex cybersecurity questions. You work in a SOC protecting data for enterprise customers helping to protect their digital assets. Question: Provide an EPSS-based risk assessment for {cve:CVE.id}, with CVSS {cve:CVE.cvss3_1}. Answer: {cve:CVE.id}: EPSS {epss:EPSS.epss} ({epss:EPSS.epss} chance of near-term exploitation), CVSS {cve:CVE.cvss3_1} indicates severity. Use both plus context to prioritize remediation. </w:t>
+        <w:t xml:space="preserve">P.1 Instruction: You are a cybersecurity expert that has been trained to give precise responses to complex cybersecurity questions. You work in a SOC protecting data for enterprise customers helping to protect their digital assets. Question: Assess the exploitability likelihood for </w:t>
+      </w:r>
+      <w:r>
+        <w:rPr/>
+        <w:t>CVE-{e:EPSS.cve}</w:t>
+      </w:r>
+      <w:r>
+        <w:rPr/>
+        <w:t xml:space="preserve">with EPSS and percentile. Answer: </w:t>
+      </w:r>
+      <w:r>
+        <w:rPr/>
+        <w:t xml:space="preserve">CVE-{cve:e.scores.id} </w:t>
+      </w:r>
+      <w:r>
+        <w:rPr/>
+        <w:t xml:space="preserve">has an EPSS of {e.epss} </w:t>
+      </w:r>
+      <w:r>
+        <w:rPr/>
+        <w:t xml:space="preserve">and a percentile of </w:t>
+      </w:r>
+      <w:r>
+        <w:rPr/>
+        <w:t xml:space="preserve">{e.percentile}. Higher percentiles indicate greater exploit likelihood; prioritize remediation accordingly. </w:t>
+      </w:r>
+    </w:p>
+    <w:p>
+      <w:pPr>
+        <w:pStyle w:val="BodyText"/>
+        <w:rPr/>
+      </w:pPr>
+      <w:r>
+        <w:rPr/>
+      </w:r>
+    </w:p>
+    <w:p>
+      <w:pPr>
+        <w:pStyle w:val="BodyText"/>
+        <w:rPr/>
+      </w:pPr>
+      <w:r>
+        <w:rPr/>
+        <w:t xml:space="preserve">P.2 Instruction: You are a cybersecurity expert that has been trained to give precise responses to complex cybersecurity questions. You work in a SOC protecting data for enterprise customers helping to protect their digital assets. Question: Compare EPSS and CVSS for </w:t>
+      </w:r>
+      <w:r>
+        <w:rPr/>
+        <w:t>CVE-</w:t>
+      </w:r>
+      <w:r>
+        <w:rPr/>
+        <w:t>{</w:t>
+      </w:r>
+      <w:r>
+        <w:rPr/>
+        <w:t>e:EPSS.</w:t>
+      </w:r>
+      <w:r>
+        <w:rPr/>
+        <w:t xml:space="preserve">cve} and explain prioritization. Answer: </w:t>
+      </w:r>
+      <w:r>
+        <w:rPr/>
+        <w:t>CVE-</w:t>
+      </w:r>
+      <w:r>
+        <w:rPr/>
+        <w:t>{cve:</w:t>
+      </w:r>
+      <w:r>
+        <w:rPr/>
+        <w:t>e.scores</w:t>
+      </w:r>
+      <w:r>
+        <w:rPr/>
+        <w:t xml:space="preserve">.id} </w:t>
+      </w:r>
+      <w:r>
+        <w:rPr/>
+        <w:t>has an</w:t>
+      </w:r>
+      <w:r>
+        <w:rPr/>
+        <w:t xml:space="preserve"> EPSS </w:t>
+      </w:r>
+      <w:r>
+        <w:rPr/>
+        <w:t xml:space="preserve">of </w:t>
+      </w:r>
+      <w:r>
+        <w:rPr/>
+        <w:t>{e.epss} reflect</w:t>
+      </w:r>
+      <w:r>
+        <w:rPr/>
+        <w:t xml:space="preserve">ing </w:t>
+      </w:r>
+      <w:r>
+        <w:rPr/>
+        <w:t xml:space="preserve">exploitation likelihood; </w:t>
+      </w:r>
+      <w:r>
+        <w:rPr/>
+        <w:t xml:space="preserve">a </w:t>
+      </w:r>
+      <w:r>
+        <w:rPr/>
+        <w:t xml:space="preserve">CVSS </w:t>
+      </w:r>
+      <w:r>
+        <w:rPr/>
+        <w:t>of</w:t>
+      </w:r>
+      <w:r>
+        <w:rPr>
+          <w:rFonts w:eastAsia="Noto Serif CJK SC" w:cs="Noto Sans Devanagari"/>
+          <w:color w:val="auto"/>
+          <w:kern w:val="2"/>
+          <w:sz w:val="24"/>
+          <w:szCs w:val="24"/>
+          <w:lang w:val="en-US" w:eastAsia="zh-CN" w:bidi="hi-IN"/>
+        </w:rPr>
+        <w:t>{cve.cvss3_1_baseScore}</w:t>
+      </w:r>
+      <w:r>
+        <w:rPr/>
+        <w:t xml:space="preserve"> indicates technical severity. High EPSS + high CVSS → urgent remediation; low EPSS + high CVSS → moderate priority. </w:t>
+      </w:r>
+    </w:p>
+    <w:p>
+      <w:pPr>
+        <w:pStyle w:val="BodyText"/>
+        <w:rPr/>
+      </w:pPr>
+      <w:r>
+        <w:rPr/>
+      </w:r>
+    </w:p>
+    <w:p>
+      <w:pPr>
+        <w:pStyle w:val="BodyText"/>
+        <w:rPr/>
+      </w:pPr>
+      <w:commentRangeStart w:id="26"/>
+      <w:r>
+        <w:rPr/>
+        <w:t xml:space="preserve">P.3 Instruction: You are a cybersecurity expert that has been trained to give precise responses to complex cybersecurity questions. You work in a SOC protecting data for enterprise customers helping to protect their digital assets. Question: Explain how EPSS for </w:t>
+      </w:r>
+      <w:r>
+        <w:rPr/>
+        <w:t>CVE-</w:t>
+      </w:r>
+      <w:r>
+        <w:rPr/>
+        <w:t>{</w:t>
+      </w:r>
+      <w:r>
+        <w:rPr/>
+        <w:t>e:EPSS.</w:t>
+      </w:r>
+      <w:r>
+        <w:rPr/>
+        <w:t>cve_</w:t>
+      </w:r>
+      <w:r>
+        <w:rPr/>
+        <w:t>FAIL</w:t>
+      </w:r>
+      <w:r>
+        <w:rPr/>
+        <w:t xml:space="preserve">} informs short-term patching. Answer: On {epss:EPSS.date}, {cve:CVE.id} had EPSS {epss:EPSS.epss}, indicating probability of near-term exploitation. Rising scores suggest prioritizing immediate remediation. </w:t>
+      </w:r>
+      <w:commentRangeEnd w:id="26"/>
+      <w:r>
+        <w:commentReference w:id="26"/>
+      </w:r>
+      <w:r>
+        <w:rPr/>
+      </w:r>
+    </w:p>
+    <w:p>
+      <w:pPr>
+        <w:pStyle w:val="BodyText"/>
+        <w:rPr/>
+      </w:pPr>
+      <w:r>
+        <w:rPr/>
+      </w:r>
+    </w:p>
+    <w:p>
+      <w:pPr>
+        <w:pStyle w:val="BodyText"/>
+        <w:rPr/>
+      </w:pPr>
+      <w:commentRangeStart w:id="27"/>
+      <w:r>
+        <w:rPr/>
+        <w:t>P.4 Instruction: You are a cybersecurity expert that has been trained to give precise responses to complex cybersecurity questions. You work in a SOC protecting data for enterprise customers helping to protect their digital assets. Question: Given {cve:CVE.id_</w:t>
+      </w:r>
+      <w:r>
+        <w:rPr/>
+        <w:t>FAIL</w:t>
+      </w:r>
+      <w:r>
+        <w:rPr/>
+        <w:t xml:space="preserve">} with EPSS {epss:EPSS.epss} and another CVE with lower EPSS, which to prioritize? Answer: {cve:CVE.id} with higher EPSS {epss:EPSS.epss} should be prioritized due to greater real-world exploit likelihood. </w:t>
+      </w:r>
+      <w:commentRangeEnd w:id="27"/>
+      <w:r>
+        <w:commentReference w:id="27"/>
+      </w:r>
+      <w:r>
+        <w:rPr/>
+      </w:r>
+    </w:p>
+    <w:p>
+      <w:pPr>
+        <w:pStyle w:val="BodyText"/>
+        <w:rPr/>
+      </w:pPr>
+      <w:r>
+        <w:rPr/>
+      </w:r>
+    </w:p>
+    <w:p>
+      <w:pPr>
+        <w:pStyle w:val="BodyText"/>
+        <w:rPr/>
+      </w:pPr>
+      <w:commentRangeStart w:id="28"/>
+      <w:r>
+        <w:rPr/>
+        <w:t>P.5 Instruction: You are a cybersecurity expert that has been trained to give precise responses to complex cybersecurity questions. You work in a SOC protecting data for enterprise customers helping to protect their digital assets. Question: Correlate EPSS {epss:EPSS.epss_</w:t>
+      </w:r>
+      <w:r>
+        <w:rPr/>
+        <w:t>FAIL</w:t>
+      </w:r>
+      <w:r>
+        <w:rPr/>
+        <w:t xml:space="preserve">} for {cve:CVE.id} with external threat intelligence. Answer: EPSS {epss:EPSS.epss} for {cve:CVE.id} suggests exploit likelihood; combine with KEV, exploit DB, or campaign data to confirm real-world risk. </w:t>
+      </w:r>
+      <w:commentRangeEnd w:id="28"/>
+      <w:r>
+        <w:commentReference w:id="28"/>
+      </w:r>
+      <w:r>
+        <w:rPr/>
+      </w:r>
+    </w:p>
+    <w:p>
+      <w:pPr>
+        <w:pStyle w:val="BodyText"/>
+        <w:rPr/>
+      </w:pPr>
+      <w:r>
+        <w:rPr/>
+      </w:r>
+    </w:p>
+    <w:p>
+      <w:pPr>
+        <w:pStyle w:val="BodyText"/>
+        <w:rPr/>
+      </w:pPr>
+      <w:r>
+        <w:rPr/>
+        <w:t>P.6 Instruction: You are a cybersecurity expert that has been trained to give precise responses to complex cybersecurity questions. You work in a SOC protecting data for enterprise customers helping to protect their digital assets. Question: Provide an EPSS-based risk assessment for {cve:</w:t>
+      </w:r>
+      <w:r>
+        <w:rPr/>
+        <w:t>e</w:t>
+      </w:r>
+      <w:r>
+        <w:rPr/>
+        <w:t xml:space="preserve">.id}, with CVSS. Answer: {cve.id} </w:t>
+      </w:r>
+      <w:r>
+        <w:rPr/>
+        <w:t>has an</w:t>
+      </w:r>
+      <w:r>
+        <w:rPr/>
+        <w:t xml:space="preserve"> EPSS </w:t>
+      </w:r>
+      <w:r>
+        <w:rPr/>
+        <w:t xml:space="preserve">of </w:t>
+      </w:r>
+      <w:r>
+        <w:rPr/>
+        <w:t>{e:EPSS.epss} (</w:t>
+      </w:r>
+      <w:r>
+        <w:rPr/>
+        <w:t xml:space="preserve">probability </w:t>
+      </w:r>
+      <w:r>
+        <w:rPr/>
+        <w:t xml:space="preserve">of near-term exploitation) </w:t>
+      </w:r>
+      <w:r>
+        <w:rPr/>
+        <w:t>with a percentile of {e.percentile}</w:t>
+      </w:r>
+      <w:r>
+        <w:rPr/>
+        <w:t xml:space="preserve">, </w:t>
+      </w:r>
+      <w:r>
+        <w:rPr/>
+        <w:t xml:space="preserve">and a </w:t>
+      </w:r>
+      <w:r>
+        <w:rPr/>
+        <w:t>CVSS {cve.cvss3_1_</w:t>
+      </w:r>
+      <w:r>
+        <w:rPr/>
+        <w:t>baseScore</w:t>
+      </w:r>
+      <w:r>
+        <w:rPr/>
+        <w:t xml:space="preserve">} indicates severity. Use both plus context to prioritize remediation. </w:t>
       </w:r>
     </w:p>
     <w:p>
@@ -3056,7 +3483,7 @@
         <w:rPr/>
         <w:t xml:space="preserve">E.1 Instruction: You are a cybersecurity expert that has been trained to give precise responses to complex cybersecurity questions. You work in a SOC protecting data for enterprise customers helping to protect their digital assets. Question: Describe how defenders can detect or disrupt the technique {ap:attack-pattern.name} ({ap.id}). </w:t>
       </w:r>
-      <w:commentRangeStart w:id="26"/>
+      <w:commentRangeStart w:id="29"/>
       <w:r>
         <w:rPr/>
         <w:t>Answer</w:t>
@@ -3064,9 +3491,9 @@
       <w:r>
         <w:rPr/>
       </w:r>
-      <w:commentRangeEnd w:id="26"/>
-      <w:r>
-        <w:commentReference w:id="26"/>
+      <w:commentRangeEnd w:id="29"/>
+      <w:r>
+        <w:commentReference w:id="29"/>
       </w:r>
       <w:r>
         <w:rPr/>
@@ -3120,14 +3547,14 @@
         <w:rPr/>
         <w:t xml:space="preserve">E.2 Instruction: You are a cybersecurity expert that has been trained to give precise responses to complex cybersecurity questions. You work in a SOC protecting data for enterprise customers helping to protect their digital assets. Question: Explain how deception can be applied against the technique {ap:attack-pattern.name} ({ap.id}). </w:t>
       </w:r>
-      <w:commentRangeStart w:id="27"/>
+      <w:commentRangeStart w:id="30"/>
       <w:r>
         <w:rPr/>
         <w:t xml:space="preserve">Answer: Deception can be applied against {ap.name} by deploying decoy systems or false targets that attract and expose adversary actions as defined in {ap.x_mitre_detection[_!=""]}. </w:t>
       </w:r>
-      <w:commentRangeEnd w:id="27"/>
-      <w:r>
-        <w:commentReference w:id="27"/>
+      <w:commentRangeEnd w:id="30"/>
+      <w:r>
+        <w:commentReference w:id="30"/>
       </w:r>
       <w:r>
         <w:rPr/>
@@ -3151,7 +3578,7 @@
         <w:rPr/>
         <w:t xml:space="preserve">E.3 Instruction: You are a cybersecurity expert that has been trained to give precise responses to complex cybersecurity questions. You work in a SOC protecting data for enterprise customers helping to protect their digital assets. </w:t>
       </w:r>
-      <w:commentRangeStart w:id="28"/>
+      <w:commentRangeStart w:id="31"/>
       <w:r>
         <w:rPr/>
         <w:t>Question:</w:t>
@@ -3159,9 +3586,9 @@
       <w:r>
         <w:rPr/>
       </w:r>
-      <w:commentRangeEnd w:id="28"/>
-      <w:r>
-        <w:commentReference w:id="28"/>
+      <w:commentRangeEnd w:id="31"/>
+      <w:r>
+        <w:commentReference w:id="31"/>
       </w:r>
       <w:r>
         <w:rPr/>
@@ -3196,7 +3623,7 @@
         <w:rPr/>
         <w:t xml:space="preserve">E.4 Instruction: You are a cybersecurity expert that has been trained to give precise responses to complex cybersecurity questions. You work in a SOC protecting data for enterprise customers helping to protect their digital assets. </w:t>
       </w:r>
-      <w:commentRangeStart w:id="29"/>
+      <w:commentRangeStart w:id="32"/>
       <w:r>
         <w:rPr/>
         <w:t>Question</w:t>
@@ -3204,9 +3631,9 @@
       <w:r>
         <w:rPr/>
       </w:r>
-      <w:commentRangeEnd w:id="29"/>
-      <w:r>
-        <w:commentReference w:id="29"/>
+      <w:commentRangeEnd w:id="32"/>
+      <w:r>
+        <w:commentReference w:id="32"/>
       </w:r>
       <w:r>
         <w:rPr/>
@@ -3231,7 +3658,7 @@
         <w:rPr/>
         <w:t xml:space="preserve">E.5 Instruction: You are a cybersecurity expert that has been trained to give precise responses to complex cybersecurity questions. You work in a SOC protecting data for enterprise customers helping to protect their digital assets. </w:t>
       </w:r>
-      <w:commentRangeStart w:id="30"/>
+      <w:commentRangeStart w:id="33"/>
       <w:r>
         <w:rPr/>
         <w:t>Question</w:t>
@@ -3239,9 +3666,9 @@
       <w:r>
         <w:rPr/>
       </w:r>
-      <w:commentRangeEnd w:id="30"/>
-      <w:r>
-        <w:commentReference w:id="30"/>
+      <w:commentRangeEnd w:id="33"/>
+      <w:r>
+        <w:commentReference w:id="33"/>
       </w:r>
       <w:r>
         <w:rPr/>
@@ -3266,7 +3693,7 @@
         <w:rPr/>
         <w:t xml:space="preserve">E.6 Instruction: You are a cybersecurity expert that has been trained to give precise responses to complex cybersecurity questions. You work in a SOC protecting data for enterprise customers helping to protect their digital assets. </w:t>
       </w:r>
-      <w:commentRangeStart w:id="31"/>
+      <w:commentRangeStart w:id="34"/>
       <w:r>
         <w:rPr/>
         <w:t>Question</w:t>
@@ -3274,9 +3701,9 @@
       <w:r>
         <w:rPr/>
       </w:r>
-      <w:commentRangeEnd w:id="31"/>
-      <w:r>
-        <w:commentReference w:id="31"/>
+      <w:commentRangeEnd w:id="34"/>
+      <w:r>
+        <w:commentReference w:id="34"/>
       </w:r>
       <w:r>
         <w:rPr/>
@@ -3338,7 +3765,7 @@
       </w:pPr>
       <w:r>
         <w:rPr/>
-        <w:t xml:space="preserve">M.2 Instruction: You are a cybersecurity expert that has been trained to give precise responses to complex cybersecurity questions. You work in a SOC protecting data for enterprise customers helping to protect their digital assets. Question: What are the defensive measures against teachnique with ID {ap:attack-pattern.id}? Answer: One set of defensive measures against attack pattern {ap.name} (ID {ap.id}) is the following: {coa:ap.mitigatates&lt;.description}. </w:t>
+        <w:t xml:space="preserve">M.2 Instruction: You are a cybersecurity expert that has been trained to give precise responses to complex cybersecurity questions. You work in a SOC protecting data for enterprise customers helping to protect their digital assets. Question: What are the defensive measures against teachnique with ID {ap:attack-pattern.id}? Answer: One set of defensive measures against attack pattern {ap.name} (ID {ap.id}) is the following: {coa:ap.mitigates&lt;.description}. </w:t>
       </w:r>
     </w:p>
     <w:p>
@@ -3445,7 +3872,15 @@
       </w:pPr>
       <w:r>
         <w:rPr/>
-        <w:t>M.5 Instruction: You are a cybersecurity expert that has been trained to give precise responses to complex cybersecurity questions. You work in a SOC protecting data for enterprise customers helping to protect their digital assets. Question: How can attack pattern {ap:attack-pattern.id} be detected in network traffic? Answer: {ap.name} (ID {ap.id}) can be detected in network traffic by monitoring {ap.x_mitre_data_sources[?~"Network Traffic"} in the following way: {ap.x_mitre_detection}</w:t>
+        <w:t>M.5 Instruction: You are a cybersecurity expert that has been trained to give precise responses to complex cybersecurity questions. You work in a SOC protecting data for enterprise customers helping to protect their digital assets. Question: How can attack pattern {ap:attack-pattern.id} be detected in network traffic? Answer: {ap.name} (ID {ap.id}) can be detected in network traffic by monitoring {ap.x_mitre_data_sources[?~"Network Traffic"</w:t>
+      </w:r>
+      <w:r>
+        <w:rPr/>
+        <w:t>]</w:t>
+      </w:r>
+      <w:r>
+        <w:rPr/>
+        <w:t>} in the following way: {ap.x_mitre_detection}</w:t>
       </w:r>
     </w:p>
     <w:p>
@@ -3515,7 +3950,13 @@
         </w:rPr>
       </w:pPr>
       <w:r>
-        <w:rPr/>
+        <w:rPr>
+          <w:rFonts w:eastAsia="Noto Sans CJK SC" w:cs="Liberation Sans;Arial" w:ascii="Liberation Sans;Arial" w:hAnsi="Liberation Sans;Arial"/>
+          <w:b/>
+          <w:bCs/>
+          <w:sz w:val="32"/>
+          <w:szCs w:val="32"/>
+        </w:rPr>
       </w:r>
     </w:p>
     <w:p>
@@ -3570,15 +4011,7 @@
       </w:pPr>
       <w:r>
         <w:rPr/>
-        <w:t>Next is a c</w:t>
-      </w:r>
-      <w:r>
-        <w:rPr/>
-        <w:t xml:space="preserve">ustom template with a longer path, </w:t>
-      </w:r>
-      <w:r>
-        <w:rPr/>
-        <w:t>for demo purpose:</w:t>
+        <w:t>Next is a custom template with a longer path, for demo purpose:</w:t>
       </w:r>
     </w:p>
     <w:p>
@@ -3597,55 +4030,7 @@
       </w:pPr>
       <w:r>
         <w:rPr/>
-        <w:t>longpath.1 Instruction: You are a cybersecurity expert that has been trained to give precise responses to complex cybersecurity questions. You work in a SOC protecting data for enterprise customers helping to protect their digital assets. Question: Which technique and malware are used by both intrusion sets {is1:intrusion-set.name} (ID {is</w:t>
-      </w:r>
-      <w:r>
-        <w:rPr/>
-        <w:t>1</w:t>
-      </w:r>
-      <w:r>
-        <w:rPr/>
-        <w:t xml:space="preserve">.id}) and {is2:intrusion-set.name} (ID {is2.id})? Recommend a course of action for that technique. Answer: An attack pattern used by both intrusion sets {is1.name} and {is2.name} is </w:t>
-      </w:r>
-      <w:r>
-        <w:rPr/>
-        <w:t>{ap</w:t>
-      </w:r>
-      <w:r>
-        <w:rPr/>
-        <w:t>1</w:t>
-      </w:r>
-      <w:r>
-        <w:rPr/>
-        <w:t>:is1.uses&gt;attack-pattern.name} (ID {ap</w:t>
-      </w:r>
-      <w:r>
-        <w:rPr/>
-        <w:t>1</w:t>
-      </w:r>
-      <w:r>
-        <w:rPr/>
-        <w:t>.id}). Both intrusion sets rely on malware {m</w:t>
-      </w:r>
-      <w:r>
-        <w:rPr/>
-        <w:t>1</w:t>
-      </w:r>
-      <w:r>
-        <w:rPr/>
-        <w:t>:is1.uses&gt;malware.name} (ID {m</w:t>
-      </w:r>
-      <w:r>
-        <w:rPr/>
-        <w:t>1</w:t>
-      </w:r>
-      <w:r>
-        <w:rPr/>
-        <w:t xml:space="preserve">.id}). </w:t>
-      </w:r>
-      <w:r>
-        <w:rPr/>
-        <w:t>A course of action recommended for that technique is {</w:t>
+        <w:t>longpath.1 Instruction: You are a cybersecurity expert that has been trained to give precise responses to complex cybersecurity questions. You work in a SOC protecting data for enterprise customers helping to protect their digital assets. Question: Which technique and malware are used by both intrusion sets {is1:intrusion-set.name} (ID {is1.id}) and {is2:intrusion-set.name} (ID {is2.id})? Recommend a course of action for that technique. Answer: An attack pattern used by both intrusion sets {is1.name} and {is2.name} is {ap1:is1.uses&gt;attack-pattern.name} (ID {ap1.id}). Both intrusion sets rely on malware {m1:is1.uses&gt;malware.name} (ID {m1.id}). A course of action recommended for that technique is {</w:t>
       </w:r>
       <w:r>
         <w:rPr>
@@ -3653,7 +4038,7 @@
         </w:rPr>
         <w:t>coa1:ap1.mitigates</w:t>
       </w:r>
-      <w:commentRangeStart w:id="32"/>
+      <w:commentRangeStart w:id="35"/>
       <w:r>
         <w:rPr>
           <w:shd w:fill="FFFF00" w:val="clear"/>
@@ -3665,9 +4050,9 @@
           <w:shd w:fill="FFFF00" w:val="clear"/>
         </w:rPr>
       </w:r>
-      <w:commentRangeEnd w:id="32"/>
-      <w:r>
-        <w:commentReference w:id="32"/>
+      <w:commentRangeEnd w:id="35"/>
+      <w:r>
+        <w:commentReference w:id="35"/>
       </w:r>
       <w:r>
         <w:rPr>
@@ -3677,13 +4062,9 @@
       </w:r>
       <w:r>
         <w:rPr/>
-        <w:t xml:space="preserve">}.  </w:t>
-      </w:r>
-      <w:r>
-        <w:rPr/>
-        <w:t>&lt;* this is an 'invisible' constraint: {ap2:is2.uses&gt;attack-pattern.id} {</w:t>
-      </w:r>
-      <w:commentRangeStart w:id="33"/>
+        <w:t>}.  &lt;* this is an 'invisible' constraint: {ap2:is2.uses&gt;attack-pattern.id} {</w:t>
+      </w:r>
+      <w:commentRangeStart w:id="36"/>
       <w:r>
         <w:rPr/>
         <w:t>force  ap1.id=ap2.id</w:t>
@@ -3691,31 +4072,15 @@
       <w:r>
         <w:rPr/>
       </w:r>
-      <w:commentRangeEnd w:id="33"/>
-      <w:r>
-        <w:commentReference w:id="33"/>
-      </w:r>
-      <w:r>
-        <w:rPr/>
-        <w:t>}  {m</w:t>
-      </w:r>
-      <w:r>
-        <w:rPr/>
-        <w:t>2</w:t>
-      </w:r>
-      <w:r>
-        <w:rPr/>
-        <w:t>:is</w:t>
-      </w:r>
-      <w:r>
-        <w:rPr/>
-        <w:t>2</w:t>
-      </w:r>
-      <w:r>
-        <w:rPr/>
-        <w:t xml:space="preserve">.uses&gt;malware.id} </w:t>
-      </w:r>
-      <w:commentRangeStart w:id="34"/>
+      <w:commentRangeEnd w:id="36"/>
+      <w:r>
+        <w:commentReference w:id="36"/>
+      </w:r>
+      <w:r>
+        <w:rPr/>
+        <w:t xml:space="preserve">}  {m2:is2.uses&gt;malware.id} </w:t>
+      </w:r>
+      <w:commentRangeStart w:id="37"/>
       <w:r>
         <w:rPr/>
         <w:t>{force m1.id=m2.id}</w:t>
@@ -3723,41 +4088,13 @@
       <w:r>
         <w:rPr/>
       </w:r>
-      <w:commentRangeEnd w:id="34"/>
-      <w:r>
-        <w:commentReference w:id="34"/>
-      </w:r>
-      <w:r>
-        <w:rPr/>
-        <w:t xml:space="preserve"> {</w:t>
-      </w:r>
-      <w:r>
-        <w:rPr/>
-        <w:t xml:space="preserve">force </w:t>
-      </w:r>
-      <w:r>
-        <w:rPr/>
-        <w:t>m1.uses.</w:t>
-      </w:r>
-      <w:r>
-        <w:rPr/>
-        <w:t>id=ap1.id</w:t>
-      </w:r>
-      <w:r>
-        <w:rPr/>
-        <w:t>}</w:t>
-      </w:r>
-      <w:r>
-        <w:rPr/>
-        <w:t xml:space="preserve"> </w:t>
-      </w:r>
-      <w:r>
-        <w:rPr/>
-        <w:t xml:space="preserve">{ap1.id[_="T1027.013"]} </w:t>
-      </w:r>
-      <w:r>
-        <w:rPr/>
-        <w:t>*&gt;</w:t>
+      <w:commentRangeEnd w:id="37"/>
+      <w:r>
+        <w:commentReference w:id="37"/>
+      </w:r>
+      <w:r>
+        <w:rPr/>
+        <w:t xml:space="preserve"> {force m1.uses.id=ap1.id} {ap1.id[_="T1027.013"]} *&gt;</w:t>
       </w:r>
     </w:p>
     <w:p>
@@ -3798,7 +4135,7 @@
   <w:comment w:id="0" w:author="I.C." w:date="2026-02-22T19:31:19Z" w:initials="I">
     <w:p>
       <w:pPr>
-        <w:overflowPunct w:val="false"/>
+        <w:overflowPunct w:val="true"/>
         <w:rPr/>
       </w:pPr>
       <w:r>
@@ -3807,14 +4144,14 @@
           <w:kern w:val="0"/>
           <w:lang w:val="en-US" w:eastAsia="en-US" w:bidi="en-US"/>
         </w:rPr>
-        <w:t>modified to match revised ATT&amp;CK detection shema</w:t>
+        <w:t>modified to match revised ATT&amp;CK detection schema</w:t>
       </w:r>
     </w:p>
   </w:comment>
   <w:comment w:id="1" w:author="I.C." w:date="2026-02-22T21:09:02Z" w:initials="I">
     <w:p>
       <w:pPr>
-        <w:overflowPunct w:val="true"/>
+        <w:overflowPunct w:val="false"/>
         <w:bidi w:val="0"/>
         <w:spacing w:before="0" w:after="0"/>
         <w:jc w:val="start"/>
@@ -3833,7 +4170,7 @@
   <w:comment w:id="2" w:author="I.C." w:date="2026-02-07T17:27:00Z" w:initials="I">
     <w:p>
       <w:pPr>
-        <w:overflowPunct w:val="false"/>
+        <w:overflowPunct w:val="true"/>
         <w:bidi w:val="0"/>
         <w:rPr/>
       </w:pPr>
@@ -3851,7 +4188,7 @@
     </w:p>
     <w:p>
       <w:pPr>
-        <w:overflowPunct w:val="false"/>
+        <w:overflowPunct w:val="true"/>
         <w:bidi w:val="0"/>
         <w:rPr/>
       </w:pPr>
@@ -3871,7 +4208,7 @@
   <w:comment w:id="3" w:author="I.C." w:date="2026-02-07T17:33:00Z" w:initials="I">
     <w:p>
       <w:pPr>
-        <w:overflowPunct w:val="false"/>
+        <w:overflowPunct w:val="true"/>
         <w:bidi w:val="0"/>
         <w:rPr/>
       </w:pPr>
@@ -3891,7 +4228,7 @@
   <w:comment w:id="4" w:author="I.C." w:date="2026-02-07T17:40:00Z" w:initials="I">
     <w:p>
       <w:pPr>
-        <w:overflowPunct w:val="false"/>
+        <w:overflowPunct w:val="true"/>
         <w:bidi w:val="0"/>
         <w:rPr/>
       </w:pPr>
@@ -3911,7 +4248,7 @@
   <w:comment w:id="5" w:author="I.C." w:date="2026-02-07T17:53:00Z" w:initials="I">
     <w:p>
       <w:pPr>
-        <w:overflowPunct w:val="false"/>
+        <w:overflowPunct w:val="true"/>
         <w:bidi w:val="0"/>
         <w:rPr/>
       </w:pPr>
@@ -3942,7 +4279,7 @@
   <w:comment w:id="6" w:author="I.C." w:date="2026-02-07T17:54:00Z" w:initials="I">
     <w:p>
       <w:pPr>
-        <w:overflowPunct w:val="false"/>
+        <w:overflowPunct w:val="true"/>
         <w:bidi w:val="0"/>
         <w:rPr/>
       </w:pPr>
@@ -3962,7 +4299,7 @@
   <w:comment w:id="7" w:author="I.C." w:date="2026-02-22T21:18:12Z" w:initials="I">
     <w:p>
       <w:pPr>
-        <w:overflowPunct w:val="true"/>
+        <w:overflowPunct w:val="false"/>
         <w:bidi w:val="0"/>
         <w:spacing w:before="0" w:after="0"/>
         <w:jc w:val="start"/>
@@ -3981,7 +4318,7 @@
   <w:comment w:id="8" w:author="I.C." w:date="2026-02-07T20:04:00Z" w:initials="I">
     <w:p>
       <w:pPr>
-        <w:overflowPunct w:val="false"/>
+        <w:overflowPunct w:val="true"/>
         <w:bidi w:val="0"/>
         <w:rPr/>
       </w:pPr>
@@ -3999,7 +4336,7 @@
     </w:p>
     <w:p>
       <w:pPr>
-        <w:overflowPunct w:val="false"/>
+        <w:overflowPunct w:val="true"/>
         <w:bidi w:val="0"/>
         <w:rPr/>
       </w:pPr>
@@ -4019,7 +4356,7 @@
   <w:comment w:id="9" w:author="I.C." w:date="2026-02-07T20:05:00Z" w:initials="I">
     <w:p>
       <w:pPr>
-        <w:overflowPunct w:val="false"/>
+        <w:overflowPunct w:val="true"/>
         <w:bidi w:val="0"/>
         <w:rPr/>
       </w:pPr>
@@ -4039,7 +4376,7 @@
   <w:comment w:id="10" w:author="I.C." w:date="2026-02-07T20:12:00Z" w:initials="I">
     <w:p>
       <w:pPr>
-        <w:overflowPunct w:val="false"/>
+        <w:overflowPunct w:val="true"/>
         <w:bidi w:val="0"/>
         <w:rPr/>
       </w:pPr>
@@ -4057,7 +4394,7 @@
     </w:p>
     <w:p>
       <w:pPr>
-        <w:overflowPunct w:val="false"/>
+        <w:overflowPunct w:val="true"/>
         <w:bidi w:val="0"/>
         <w:rPr/>
       </w:pPr>
@@ -4077,7 +4414,7 @@
   <w:comment w:id="11" w:author="I.C." w:date="2026-02-08T20:22:00Z" w:initials="I">
     <w:p>
       <w:pPr>
-        <w:overflowPunct w:val="false"/>
+        <w:overflowPunct w:val="true"/>
         <w:bidi w:val="0"/>
         <w:rPr/>
       </w:pPr>
@@ -4097,7 +4434,7 @@
   <w:comment w:id="12" w:author="I.C." w:date="2026-02-08T20:21:00Z" w:initials="I">
     <w:p>
       <w:pPr>
-        <w:overflowPunct w:val="false"/>
+        <w:overflowPunct w:val="true"/>
         <w:bidi w:val="0"/>
         <w:rPr/>
       </w:pPr>
@@ -4117,7 +4454,7 @@
   <w:comment w:id="13" w:author="I.C." w:date="2026-02-09T17:14:00Z" w:initials="I">
     <w:p>
       <w:pPr>
-        <w:overflowPunct w:val="false"/>
+        <w:overflowPunct w:val="true"/>
         <w:bidi w:val="0"/>
         <w:rPr/>
       </w:pPr>
@@ -4135,7 +4472,7 @@
     </w:p>
     <w:p>
       <w:pPr>
-        <w:overflowPunct w:val="false"/>
+        <w:overflowPunct w:val="true"/>
         <w:bidi w:val="0"/>
         <w:rPr/>
       </w:pPr>
@@ -4155,7 +4492,7 @@
   <w:comment w:id="14" w:author="I.C." w:date="2026-02-09T17:24:00Z" w:initials="I">
     <w:p>
       <w:pPr>
-        <w:overflowPunct w:val="false"/>
+        <w:overflowPunct w:val="true"/>
         <w:bidi w:val="0"/>
         <w:rPr/>
       </w:pPr>
@@ -4186,7 +4523,7 @@
   <w:comment w:id="15" w:author="I.C." w:date="2026-02-09T17:25:00Z" w:initials="I">
     <w:p>
       <w:pPr>
-        <w:overflowPunct w:val="false"/>
+        <w:overflowPunct w:val="true"/>
         <w:bidi w:val="0"/>
         <w:rPr/>
       </w:pPr>
@@ -4206,7 +4543,7 @@
   <w:comment w:id="16" w:author="I.C." w:date="2026-02-09T17:27:00Z" w:initials="I">
     <w:p>
       <w:pPr>
-        <w:overflowPunct w:val="false"/>
+        <w:overflowPunct w:val="true"/>
         <w:bidi w:val="0"/>
         <w:rPr/>
       </w:pPr>
@@ -4226,7 +4563,7 @@
   <w:comment w:id="17" w:author="I.C." w:date="2026-02-09T17:27:00Z" w:initials="I">
     <w:p>
       <w:pPr>
-        <w:overflowPunct w:val="false"/>
+        <w:overflowPunct w:val="true"/>
         <w:bidi w:val="0"/>
         <w:rPr/>
       </w:pPr>
@@ -4246,7 +4583,7 @@
   <w:comment w:id="18" w:author="I.C." w:date="2026-02-09T18:39:00Z" w:initials="I">
     <w:p>
       <w:pPr>
-        <w:overflowPunct w:val="false"/>
+        <w:overflowPunct w:val="true"/>
         <w:bidi w:val="0"/>
         <w:rPr/>
       </w:pPr>
@@ -4266,7 +4603,7 @@
   <w:comment w:id="19" w:author="I.C." w:date="2026-02-09T19:31:00Z" w:initials="I">
     <w:p>
       <w:pPr>
-        <w:overflowPunct w:val="false"/>
+        <w:overflowPunct w:val="true"/>
         <w:bidi w:val="0"/>
         <w:rPr/>
       </w:pPr>
@@ -4283,10 +4620,10 @@
       </w:r>
     </w:p>
   </w:comment>
-  <w:comment w:id="20" w:author="I.C." w:date="2026-02-09T20:05:00Z" w:initials="I">
-    <w:p>
-      <w:pPr>
-        <w:overflowPunct w:val="false"/>
+  <w:comment w:id="20" w:author="I.C." w:date="2026-02-09T19:31:00Z" w:initials="I">
+    <w:p>
+      <w:pPr>
+        <w:overflowPunct w:val="true"/>
         <w:bidi w:val="0"/>
         <w:rPr/>
       </w:pPr>
@@ -4299,14 +4636,34 @@
           <w:szCs w:val="24"/>
           <w:lang w:val="en-US" w:eastAsia="en-US" w:bidi="en-US"/>
         </w:rPr>
+        <w:t>Modified from original to fit schema</w:t>
+      </w:r>
+    </w:p>
+  </w:comment>
+  <w:comment w:id="21" w:author="I.C." w:date="2026-02-09T20:05:00Z" w:initials="I">
+    <w:p>
+      <w:pPr>
+        <w:overflowPunct w:val="true"/>
+        <w:bidi w:val="0"/>
+        <w:rPr/>
+      </w:pPr>
+      <w:r>
+        <w:rPr>
+          <w:rFonts w:ascii="Liberation Serif;Times New Roman" w:hAnsi="Liberation Serif;Times New Roman" w:eastAsia="DejaVu Sans" w:cs="Noto Sans Arabic UI"/>
+          <w:color w:val="auto"/>
+          <w:kern w:val="0"/>
+          <w:sz w:val="24"/>
+          <w:szCs w:val="24"/>
+          <w:lang w:val="en-US" w:eastAsia="en-US" w:bidi="en-US"/>
+        </w:rPr>
         <w:t>not a template; more like a malformed instruction</w:t>
       </w:r>
     </w:p>
   </w:comment>
-  <w:comment w:id="21" w:author="I.C." w:date="2026-02-09T20:06:00Z" w:initials="I">
-    <w:p>
-      <w:pPr>
-        <w:overflowPunct w:val="false"/>
+  <w:comment w:id="22" w:author="I.C." w:date="2026-02-09T20:06:00Z" w:initials="I">
+    <w:p>
+      <w:pPr>
+        <w:overflowPunct w:val="true"/>
         <w:bidi w:val="0"/>
         <w:rPr/>
       </w:pPr>
@@ -4320,33 +4677,13 @@
           <w:lang w:val="en-US" w:eastAsia="en-US" w:bidi="en-US"/>
         </w:rPr>
         <w:t>Malformed template.</w:t>
-      </w:r>
-    </w:p>
-  </w:comment>
-  <w:comment w:id="22" w:author="I.C." w:date="2026-02-11T17:48:00Z" w:initials="I">
-    <w:p>
-      <w:pPr>
-        <w:overflowPunct w:val="false"/>
-        <w:bidi w:val="0"/>
-        <w:rPr/>
-      </w:pPr>
-      <w:r>
-        <w:rPr>
-          <w:rFonts w:ascii="Liberation Serif;Times New Roman" w:hAnsi="Liberation Serif;Times New Roman" w:eastAsia="DejaVu Sans" w:cs="Noto Sans Arabic UI"/>
-          <w:color w:val="auto"/>
-          <w:kern w:val="0"/>
-          <w:sz w:val="24"/>
-          <w:szCs w:val="24"/>
-          <w:lang w:val="en-US" w:eastAsia="en-US" w:bidi="en-US"/>
-        </w:rPr>
-        <w:t>Should use delimiters?</w:t>
       </w:r>
     </w:p>
   </w:comment>
   <w:comment w:id="23" w:author="I.C." w:date="2026-02-11T17:55:00Z" w:initials="I">
     <w:p>
       <w:pPr>
-        <w:overflowPunct w:val="false"/>
+        <w:overflowPunct w:val="true"/>
         <w:bidi w:val="0"/>
         <w:rPr/>
       </w:pPr>
@@ -4366,7 +4703,7 @@
   <w:comment w:id="24" w:author="I.C." w:date="2026-02-13T13:44:00Z" w:initials="I">
     <w:p>
       <w:pPr>
-        <w:overflowPunct w:val="false"/>
+        <w:overflowPunct w:val="true"/>
         <w:bidi w:val="0"/>
         <w:rPr/>
       </w:pPr>
@@ -4386,29 +4723,8 @@
   <w:comment w:id="25" w:author="I.C." w:date="2026-02-12T13:21:00Z" w:initials="I">
     <w:p>
       <w:pPr>
-        <w:overflowPunct w:val="false"/>
-        <w:bidi w:val="0"/>
-        <w:rPr/>
-      </w:pPr>
-      <w:r>
-        <w:rPr>
-          <w:rFonts w:ascii="Liberation Serif;Times New Roman" w:hAnsi="Liberation Serif;Times New Roman" w:eastAsia="DejaVu Sans" w:cs="Noto Sans Arabic UI"/>
-          <w:color w:val="auto"/>
-          <w:kern w:val="0"/>
-          <w:sz w:val="24"/>
-          <w:szCs w:val="24"/>
-          <w:lang w:val="en-US" w:eastAsia="en-US" w:bidi="en-US"/>
-        </w:rPr>
-        <w:t>make list when possible</w:t>
-      </w:r>
-    </w:p>
-  </w:comment>
-  <w:comment w:id="26" w:author="I.C." w:date="2026-01-29T21:13:00Z" w:initials="I">
-    <w:p>
-      <w:pPr>
         <w:overflowPunct w:val="true"/>
         <w:bidi w:val="0"/>
-        <w:jc w:val="start"/>
         <w:rPr/>
       </w:pPr>
       <w:r>
@@ -4420,115 +4736,13 @@
           <w:szCs w:val="24"/>
           <w:lang w:val="en-US" w:eastAsia="en-US" w:bidi="en-US"/>
         </w:rPr>
-        <w:t>Not really ENGAGE-spacific.</w:t>
+        <w:t>make list when possible</w:t>
       </w:r>
     </w:p>
   </w:comment>
-  <w:comment w:id="27" w:author="I.C." w:date="2026-01-29T21:14:00Z" w:initials="I">
-    <w:p>
-      <w:pPr>
-        <w:overflowPunct w:val="true"/>
-        <w:bidi w:val="0"/>
-        <w:jc w:val="start"/>
-        <w:rPr/>
-      </w:pPr>
-      <w:r>
-        <w:rPr>
-          <w:rFonts w:ascii="Liberation Serif;Times New Roman" w:hAnsi="Liberation Serif;Times New Roman" w:eastAsia="DejaVu Sans" w:cs="Noto Sans Arabic UI"/>
-          <w:color w:val="auto"/>
-          <w:kern w:val="0"/>
-          <w:sz w:val="24"/>
-          <w:szCs w:val="24"/>
-          <w:lang w:val="en-US" w:eastAsia="en-US" w:bidi="en-US"/>
-        </w:rPr>
-        <w:t>Not ENGAGE-specific.</w:t>
-      </w:r>
-    </w:p>
-    <w:p>
-      <w:pPr>
-        <w:overflowPunct w:val="true"/>
-        <w:bidi w:val="0"/>
-        <w:jc w:val="start"/>
-        <w:rPr/>
-      </w:pPr>
-      <w:r>
-        <w:rPr>
-          <w:rFonts w:ascii="Liberation Serif;Times New Roman" w:hAnsi="Liberation Serif;Times New Roman" w:eastAsia="DejaVu Sans" w:cs="Noto Sans Arabic UI"/>
-          <w:color w:val="auto"/>
-          <w:kern w:val="0"/>
-          <w:sz w:val="24"/>
-          <w:szCs w:val="24"/>
-          <w:lang w:val="en-US" w:eastAsia="en-US" w:bidi="en-US"/>
-        </w:rPr>
-        <w:t>General statement.</w:t>
-      </w:r>
-    </w:p>
-  </w:comment>
-  <w:comment w:id="28" w:author="I.C." w:date="2026-02-13T11:27:00Z" w:initials="I">
-    <w:p>
-      <w:pPr>
-        <w:overflowPunct w:val="true"/>
-        <w:bidi w:val="0"/>
-        <w:jc w:val="start"/>
-        <w:rPr/>
-      </w:pPr>
-      <w:r>
-        <w:rPr>
-          <w:rFonts w:ascii="Liberation Serif;Times New Roman" w:hAnsi="Liberation Serif;Times New Roman" w:eastAsia="DejaVu Sans" w:cs="Noto Sans Arabic UI"/>
-          <w:color w:val="auto"/>
-          <w:kern w:val="0"/>
-          <w:sz w:val="24"/>
-          <w:szCs w:val="24"/>
-          <w:lang w:val="en-US" w:eastAsia="en-US" w:bidi="en-US"/>
-        </w:rPr>
-        <w:t>Not ENGAGE-specific.</w:t>
-      </w:r>
-    </w:p>
-    <w:p>
-      <w:pPr>
-        <w:overflowPunct w:val="true"/>
-        <w:bidi w:val="0"/>
-        <w:jc w:val="start"/>
-        <w:rPr/>
-      </w:pPr>
-      <w:r>
-        <w:rPr>
-          <w:rFonts w:ascii="Liberation Serif;Times New Roman" w:hAnsi="Liberation Serif;Times New Roman" w:eastAsia="DejaVu Sans" w:cs="Noto Sans Arabic UI"/>
-          <w:color w:val="auto"/>
-          <w:kern w:val="0"/>
-          <w:sz w:val="24"/>
-          <w:szCs w:val="24"/>
-          <w:lang w:val="en-US" w:eastAsia="en-US" w:bidi="en-US"/>
-        </w:rPr>
-        <w:t>General statement.</w:t>
-      </w:r>
-    </w:p>
-  </w:comment>
-  <w:comment w:id="29" w:author="I.C." w:date="2026-02-13T11:27:00Z" w:initials="I">
-    <w:p>
-      <w:pPr>
-        <w:overflowPunct w:val="true"/>
-        <w:bidi w:val="0"/>
-        <w:jc w:val="start"/>
-        <w:rPr/>
-      </w:pPr>
-      <w:r>
-        <w:rPr>
-          <w:rFonts w:ascii="Liberation Serif;Times New Roman" w:hAnsi="Liberation Serif;Times New Roman" w:eastAsia="DejaVu Sans" w:cs="Noto Sans Arabic UI"/>
-          <w:color w:val="auto"/>
-          <w:kern w:val="0"/>
-          <w:sz w:val="24"/>
-          <w:szCs w:val="24"/>
-          <w:lang w:val="en-US" w:eastAsia="en-US" w:bidi="en-US"/>
-        </w:rPr>
-        <w:t>Not ENGAGE-specific.</w:t>
-      </w:r>
-    </w:p>
-    <w:p>
-      <w:pPr>
-        <w:overflowPunct w:val="true"/>
-        <w:bidi w:val="0"/>
-        <w:jc w:val="start"/>
+  <w:comment w:id="26" w:author="I.C." w:date="2026-03-20T08:15:34Z" w:initials="I">
+    <w:p>
+      <w:pPr>
         <w:rPr/>
       </w:pPr>
       <w:r>
@@ -4537,34 +4751,13 @@
           <w:kern w:val="0"/>
           <w:lang w:val="en-US" w:eastAsia="en-US" w:bidi="en-US"/>
         </w:rPr>
+        <w:t>EPSS has no field date.</w:t>
       </w:r>
     </w:p>
   </w:comment>
-  <w:comment w:id="30" w:author="I.C." w:date="2026-02-13T11:33:00Z" w:initials="I">
-    <w:p>
-      <w:pPr>
-        <w:overflowPunct w:val="true"/>
-        <w:bidi w:val="0"/>
-        <w:jc w:val="start"/>
-        <w:rPr/>
-      </w:pPr>
-      <w:r>
-        <w:rPr>
-          <w:rFonts w:ascii="Liberation Serif;Times New Roman" w:hAnsi="Liberation Serif;Times New Roman" w:eastAsia="DejaVu Sans" w:cs="Noto Sans Arabic UI"/>
-          <w:color w:val="auto"/>
-          <w:kern w:val="0"/>
-          <w:sz w:val="24"/>
-          <w:szCs w:val="24"/>
-          <w:lang w:val="en-US" w:eastAsia="en-US" w:bidi="en-US"/>
-        </w:rPr>
-        <w:t>Not ENGAGE-specific.</w:t>
-      </w:r>
-    </w:p>
-    <w:p>
-      <w:pPr>
-        <w:overflowPunct w:val="true"/>
-        <w:bidi w:val="0"/>
-        <w:jc w:val="start"/>
+  <w:comment w:id="27" w:author="I.C." w:date="2026-03-20T08:16:26Z" w:initials="I">
+    <w:p>
+      <w:pPr>
         <w:rPr/>
       </w:pPr>
       <w:r>
@@ -4573,34 +4766,13 @@
           <w:kern w:val="0"/>
           <w:lang w:val="en-US" w:eastAsia="en-US" w:bidi="en-US"/>
         </w:rPr>
+        <w:t>Malformed template.</w:t>
       </w:r>
     </w:p>
   </w:comment>
-  <w:comment w:id="31" w:author="I.C." w:date="2026-02-13T11:39:00Z" w:initials="I">
-    <w:p>
-      <w:pPr>
-        <w:overflowPunct w:val="true"/>
-        <w:bidi w:val="0"/>
-        <w:jc w:val="start"/>
-        <w:rPr/>
-      </w:pPr>
-      <w:r>
-        <w:rPr>
-          <w:rFonts w:ascii="Liberation Serif;Times New Roman" w:hAnsi="Liberation Serif;Times New Roman" w:eastAsia="DejaVu Sans" w:cs="Noto Sans Arabic UI"/>
-          <w:color w:val="auto"/>
-          <w:kern w:val="0"/>
-          <w:sz w:val="24"/>
-          <w:szCs w:val="24"/>
-          <w:lang w:val="en-US" w:eastAsia="en-US" w:bidi="en-US"/>
-        </w:rPr>
-        <w:t>Not ENGAGE-specific.</w:t>
-      </w:r>
-    </w:p>
-  </w:comment>
-  <w:comment w:id="32" w:author="I.C." w:date="2026-02-20T09:14:58Z" w:initials="I">
-    <w:p>
-      <w:pPr>
-        <w:overflowPunct w:val="false"/>
+  <w:comment w:id="28" w:author="I.C." w:date="2026-03-20T08:17:01Z" w:initials="I">
+    <w:p>
+      <w:pPr>
         <w:rPr/>
       </w:pPr>
       <w:r>
@@ -4609,14 +4781,136 @@
           <w:kern w:val="0"/>
           <w:lang w:val="en-US" w:eastAsia="en-US" w:bidi="en-US"/>
         </w:rPr>
-        <w:t>this is an inverse edge; the originating node is implicit (a coa)</w:t>
+        <w:t>Malformed template.</w:t>
       </w:r>
     </w:p>
   </w:comment>
-  <w:comment w:id="33" w:author="I.C." w:date="2026-02-20T09:12:05Z" w:initials="I">
+  <w:comment w:id="29" w:author="I.C." w:date="2026-01-29T21:13:00Z" w:initials="I">
     <w:p>
       <w:pPr>
         <w:overflowPunct w:val="false"/>
+        <w:bidi w:val="0"/>
+        <w:jc w:val="start"/>
+        <w:rPr/>
+      </w:pPr>
+      <w:r>
+        <w:rPr>
+          <w:rFonts w:ascii="Liberation Serif;Times New Roman" w:hAnsi="Liberation Serif;Times New Roman" w:eastAsia="DejaVu Sans" w:cs="Noto Sans Arabic UI"/>
+          <w:color w:val="auto"/>
+          <w:kern w:val="0"/>
+          <w:sz w:val="24"/>
+          <w:szCs w:val="24"/>
+          <w:lang w:val="en-US" w:eastAsia="en-US" w:bidi="en-US"/>
+        </w:rPr>
+        <w:t>Not really ENGAGE-spacific.</w:t>
+      </w:r>
+    </w:p>
+  </w:comment>
+  <w:comment w:id="30" w:author="I.C." w:date="2026-01-29T21:14:00Z" w:initials="I">
+    <w:p>
+      <w:pPr>
+        <w:overflowPunct w:val="false"/>
+        <w:bidi w:val="0"/>
+        <w:jc w:val="start"/>
+        <w:rPr/>
+      </w:pPr>
+      <w:r>
+        <w:rPr>
+          <w:rFonts w:ascii="Liberation Serif;Times New Roman" w:hAnsi="Liberation Serif;Times New Roman" w:eastAsia="DejaVu Sans" w:cs="Noto Sans Arabic UI"/>
+          <w:color w:val="auto"/>
+          <w:kern w:val="0"/>
+          <w:sz w:val="24"/>
+          <w:szCs w:val="24"/>
+          <w:lang w:val="en-US" w:eastAsia="en-US" w:bidi="en-US"/>
+        </w:rPr>
+        <w:t>Not ENGAGE-specific.</w:t>
+      </w:r>
+    </w:p>
+    <w:p>
+      <w:pPr>
+        <w:overflowPunct w:val="false"/>
+        <w:bidi w:val="0"/>
+        <w:jc w:val="start"/>
+        <w:rPr/>
+      </w:pPr>
+      <w:r>
+        <w:rPr>
+          <w:rFonts w:ascii="Liberation Serif;Times New Roman" w:hAnsi="Liberation Serif;Times New Roman" w:eastAsia="DejaVu Sans" w:cs="Noto Sans Arabic UI"/>
+          <w:color w:val="auto"/>
+          <w:kern w:val="0"/>
+          <w:sz w:val="24"/>
+          <w:szCs w:val="24"/>
+          <w:lang w:val="en-US" w:eastAsia="en-US" w:bidi="en-US"/>
+        </w:rPr>
+        <w:t>General statement.</w:t>
+      </w:r>
+    </w:p>
+  </w:comment>
+  <w:comment w:id="31" w:author="I.C." w:date="2026-02-13T11:27:00Z" w:initials="I">
+    <w:p>
+      <w:pPr>
+        <w:overflowPunct w:val="false"/>
+        <w:bidi w:val="0"/>
+        <w:jc w:val="start"/>
+        <w:rPr/>
+      </w:pPr>
+      <w:r>
+        <w:rPr>
+          <w:rFonts w:ascii="Liberation Serif;Times New Roman" w:hAnsi="Liberation Serif;Times New Roman" w:eastAsia="DejaVu Sans" w:cs="Noto Sans Arabic UI"/>
+          <w:color w:val="auto"/>
+          <w:kern w:val="0"/>
+          <w:sz w:val="24"/>
+          <w:szCs w:val="24"/>
+          <w:lang w:val="en-US" w:eastAsia="en-US" w:bidi="en-US"/>
+        </w:rPr>
+        <w:t>Not ENGAGE-specific.</w:t>
+      </w:r>
+    </w:p>
+    <w:p>
+      <w:pPr>
+        <w:overflowPunct w:val="false"/>
+        <w:bidi w:val="0"/>
+        <w:jc w:val="start"/>
+        <w:rPr/>
+      </w:pPr>
+      <w:r>
+        <w:rPr>
+          <w:rFonts w:ascii="Liberation Serif;Times New Roman" w:hAnsi="Liberation Serif;Times New Roman" w:eastAsia="DejaVu Sans" w:cs="Noto Sans Arabic UI"/>
+          <w:color w:val="auto"/>
+          <w:kern w:val="0"/>
+          <w:sz w:val="24"/>
+          <w:szCs w:val="24"/>
+          <w:lang w:val="en-US" w:eastAsia="en-US" w:bidi="en-US"/>
+        </w:rPr>
+        <w:t>General statement.</w:t>
+      </w:r>
+    </w:p>
+  </w:comment>
+  <w:comment w:id="32" w:author="I.C." w:date="2026-02-13T11:27:00Z" w:initials="I">
+    <w:p>
+      <w:pPr>
+        <w:overflowPunct w:val="false"/>
+        <w:bidi w:val="0"/>
+        <w:jc w:val="start"/>
+        <w:rPr/>
+      </w:pPr>
+      <w:r>
+        <w:rPr>
+          <w:rFonts w:ascii="Liberation Serif;Times New Roman" w:hAnsi="Liberation Serif;Times New Roman" w:eastAsia="DejaVu Sans" w:cs="Noto Sans Arabic UI"/>
+          <w:color w:val="auto"/>
+          <w:kern w:val="0"/>
+          <w:sz w:val="24"/>
+          <w:szCs w:val="24"/>
+          <w:lang w:val="en-US" w:eastAsia="en-US" w:bidi="en-US"/>
+        </w:rPr>
+        <w:t>Not ENGAGE-specific.</w:t>
+      </w:r>
+    </w:p>
+    <w:p>
+      <w:pPr>
+        <w:overflowPunct w:val="false"/>
+        <w:bidi w:val="0"/>
+        <w:jc w:val="start"/>
         <w:rPr/>
       </w:pPr>
       <w:r>
@@ -4625,14 +4919,102 @@
           <w:kern w:val="0"/>
           <w:lang w:val="en-US" w:eastAsia="en-US" w:bidi="en-US"/>
         </w:rPr>
+      </w:r>
+    </w:p>
+  </w:comment>
+  <w:comment w:id="33" w:author="I.C." w:date="2026-02-13T11:33:00Z" w:initials="I">
+    <w:p>
+      <w:pPr>
+        <w:overflowPunct w:val="false"/>
+        <w:bidi w:val="0"/>
+        <w:jc w:val="start"/>
+        <w:rPr/>
+      </w:pPr>
+      <w:r>
+        <w:rPr>
+          <w:rFonts w:ascii="Liberation Serif;Times New Roman" w:hAnsi="Liberation Serif;Times New Roman" w:eastAsia="DejaVu Sans" w:cs="Noto Sans Arabic UI"/>
+          <w:color w:val="auto"/>
+          <w:kern w:val="0"/>
+          <w:sz w:val="24"/>
+          <w:szCs w:val="24"/>
+          <w:lang w:val="en-US" w:eastAsia="en-US" w:bidi="en-US"/>
+        </w:rPr>
+        <w:t>Not ENGAGE-specific.</w:t>
+      </w:r>
+    </w:p>
+    <w:p>
+      <w:pPr>
+        <w:overflowPunct w:val="false"/>
+        <w:bidi w:val="0"/>
+        <w:jc w:val="start"/>
+        <w:rPr/>
+      </w:pPr>
+      <w:r>
+        <w:rPr>
+          <w:rFonts w:ascii="Liberation Serif" w:hAnsi="Liberation Serif" w:eastAsia="DejaVu Sans" w:cs="Noto Sans Arabic UI"/>
+          <w:kern w:val="0"/>
+          <w:lang w:val="en-US" w:eastAsia="en-US" w:bidi="en-US"/>
+        </w:rPr>
+      </w:r>
+    </w:p>
+  </w:comment>
+  <w:comment w:id="34" w:author="I.C." w:date="2026-02-13T11:39:00Z" w:initials="I">
+    <w:p>
+      <w:pPr>
+        <w:overflowPunct w:val="false"/>
+        <w:bidi w:val="0"/>
+        <w:jc w:val="start"/>
+        <w:rPr/>
+      </w:pPr>
+      <w:r>
+        <w:rPr>
+          <w:rFonts w:ascii="Liberation Serif;Times New Roman" w:hAnsi="Liberation Serif;Times New Roman" w:eastAsia="DejaVu Sans" w:cs="Noto Sans Arabic UI"/>
+          <w:color w:val="auto"/>
+          <w:kern w:val="0"/>
+          <w:sz w:val="24"/>
+          <w:szCs w:val="24"/>
+          <w:lang w:val="en-US" w:eastAsia="en-US" w:bidi="en-US"/>
+        </w:rPr>
+        <w:t>Not ENGAGE-specific.</w:t>
+      </w:r>
+    </w:p>
+  </w:comment>
+  <w:comment w:id="35" w:author="I.C." w:date="2026-02-20T09:14:58Z" w:initials="I">
+    <w:p>
+      <w:pPr>
+        <w:overflowPunct w:val="true"/>
+        <w:rPr/>
+      </w:pPr>
+      <w:r>
+        <w:rPr>
+          <w:rFonts w:ascii="Liberation Serif" w:hAnsi="Liberation Serif" w:eastAsia="DejaVu Sans" w:cs="Noto Sans Arabic UI"/>
+          <w:kern w:val="0"/>
+          <w:lang w:val="en-US" w:eastAsia="en-US" w:bidi="en-US"/>
+        </w:rPr>
+        <w:t>this is an inverse edge; the originating node is implicit (a coa)</w:t>
+      </w:r>
+    </w:p>
+  </w:comment>
+  <w:comment w:id="36" w:author="I.C." w:date="2026-02-20T09:12:05Z" w:initials="I">
+    <w:p>
+      <w:pPr>
+        <w:overflowPunct w:val="true"/>
+        <w:rPr/>
+      </w:pPr>
+      <w:r>
+        <w:rPr>
+          <w:rFonts w:ascii="Liberation Serif" w:hAnsi="Liberation Serif" w:eastAsia="DejaVu Sans" w:cs="Noto Sans Arabic UI"/>
+          <w:kern w:val="0"/>
+          <w:lang w:val="en-US" w:eastAsia="en-US" w:bidi="en-US"/>
+        </w:rPr>
         <w:t>join on same ap.</w:t>
       </w:r>
     </w:p>
   </w:comment>
-  <w:comment w:id="34" w:author="I.C." w:date="2026-02-20T09:12:42Z" w:initials="I">
-    <w:p>
-      <w:pPr>
-        <w:overflowPunct w:val="false"/>
+  <w:comment w:id="37" w:author="I.C." w:date="2026-02-20T09:12:42Z" w:initials="I">
+    <w:p>
+      <w:pPr>
+        <w:overflowPunct w:val="true"/>
         <w:rPr/>
       </w:pPr>
       <w:r>
@@ -4929,7 +5311,7 @@
     <w:pPr>
       <w:widowControl/>
       <w:suppressAutoHyphens w:val="true"/>
-      <w:overflowPunct w:val="true"/>
+      <w:overflowPunct w:val="false"/>
       <w:bidi w:val="0"/>
       <w:spacing w:before="0" w:after="0"/>
       <w:jc w:val="start"/>

--- a/tmpl_gen/sample-templ/2026-02-18/templates-aligned-2026-02.docx
+++ b/tmpl_gen/sample-templ/2026-02-18/templates-aligned-2026-02.docx
@@ -13,7 +13,21 @@
           <w:sz w:val="32"/>
           <w:szCs w:val="32"/>
         </w:rPr>
-        <w:t>Sample IFT Templates Aligned with the 01/2025 CTI Schema</w:t>
+        <w:t>Sample IFT Templates Aligned with the 0</w:t>
+      </w:r>
+      <w:r>
+        <w:rPr>
+          <w:sz w:val="32"/>
+          <w:szCs w:val="32"/>
+        </w:rPr>
+        <w:t>2</w:t>
+      </w:r>
+      <w:r>
+        <w:rPr>
+          <w:sz w:val="32"/>
+          <w:szCs w:val="32"/>
+        </w:rPr>
+        <w:t>/2025 CTI Schema</w:t>
       </w:r>
     </w:p>
     <w:p>
@@ -32,19 +46,7 @@
       </w:pPr>
       <w:r>
         <w:rPr/>
-        <w:t>3</w:t>
-      </w:r>
-      <w:r>
-        <w:rPr/>
-        <w:t>/1</w:t>
-      </w:r>
-      <w:r>
-        <w:rPr/>
-        <w:t>8</w:t>
-      </w:r>
-      <w:r>
-        <w:rPr/>
-        <w:t>/2026</w:t>
+        <w:t>3/18/2026</w:t>
       </w:r>
     </w:p>
     <w:p>
@@ -416,15 +418,7 @@
       </w:r>
       <w:r>
         <w:rPr/>
-        <w:t>: You are a CTI expert that gives precise and concise answers. Question: How can a CTI analyst detect the technique {ap:attack-pattern.name} (ID {ap.id}) using data component {dc.name}? Answer: To detect technique {ap.name}, monitor {dc.name}. Apply detection strategy {det:ap.detects&lt;.name} ({det.id}), more specifically, analytic {an:det.implemented_by.name} ({an.id}), which requires data component (log source) {dc:an.requires_</w:t>
-      </w:r>
-      <w:r>
-        <w:rPr/>
-        <w:t>data</w:t>
-      </w:r>
-      <w:r>
-        <w:rPr/>
-        <w:t>.name}.  Analytic description: {an.description}</w:t>
+        <w:t>: You are a CTI expert that gives precise and concise answers. Question: How can a CTI analyst detect the technique {ap:attack-pattern.name} (ID {ap.id}) using data component {dc.name}? Answer: To detect technique {ap.name}, monitor {dc.name}. Apply detection strategy {det:ap.detects&lt;.name} ({det.id}), more specifically, analytic {an:det.implemented_by.name} ({an.id}), which requires data component (log source) {dc:an.requires_data.name}.  Analytic description: {an.description}</w:t>
       </w:r>
     </w:p>
     <w:p>
@@ -775,23 +769,20 @@
       </w:r>
       <w:r>
         <w:rPr/>
-        <w:t>? Answer: To mitigate {ap.name}, organizations should implement course of action {coa:ap.mitigate</w:t>
-      </w:r>
-      <w:r>
-        <w:rPr/>
-        <w:t>s&lt;</w:t>
-      </w:r>
-      <w:r>
-        <w:rPr/>
-        <w:t>.name} (id{coa.id}). Description of mitigation: {coa.description[</w:t>
+        <w:t xml:space="preserve">? Answer: To mitigate {ap.name}, organizations should implement course of action {coa:ap.mitigates&lt;.name} (id{coa.id}). Description of mitigation: {coa.description[_~"risk"]}. </w:t>
       </w:r>
       <w:commentRangeStart w:id="6"/>
       <w:r>
         <w:rPr/>
-        <w:t>_~"organizational risk"</w:t>
-      </w:r>
-      <w:r>
-        <w:rPr/>
+        <w:t>&lt;*{coa.description[_~"</w:t>
+      </w:r>
+      <w:r>
+        <w:rPr/>
+        <w:t>organization</w:t>
+      </w:r>
+      <w:r>
+        <w:rPr/>
+        <w:t>"]}*&gt;</w:t>
       </w:r>
       <w:commentRangeEnd w:id="6"/>
       <w:r>
@@ -799,33 +790,16 @@
       </w:r>
       <w:r>
         <w:rPr/>
-        <w:t>]}.</w:t>
-      </w:r>
-    </w:p>
-    <w:p>
-      <w:pPr>
-        <w:pStyle w:val="BodyText"/>
-        <w:rPr/>
-      </w:pPr>
-      <w:r>
-        <w:rPr/>
-        <w:t>Summary: {</w:t>
-      </w:r>
-      <w:r>
-        <w:rPr/>
-        <w:t>coa</w:t>
-      </w:r>
-      <w:r>
-        <w:rPr/>
-        <w:t>.mitigate</w:t>
-      </w:r>
-      <w:r>
-        <w:rPr/>
-        <w:t>s</w:t>
-      </w:r>
-      <w:r>
-        <w:rPr/>
-        <w:t>|description}</w:t>
+      </w:r>
+    </w:p>
+    <w:p>
+      <w:pPr>
+        <w:pStyle w:val="BodyText"/>
+        <w:rPr/>
+      </w:pPr>
+      <w:r>
+        <w:rPr/>
+        <w:t>Summary: {coa.mitigates|description}</w:t>
       </w:r>
     </w:p>
     <w:p>
@@ -943,8 +917,30 @@
         <w:rPr/>
       </w:pPr>
       <w:r>
-        <w:rPr/>
-        <w:t xml:space="preserve">3.6 Instruction: You are a CTI expert that gives precise and concise answers. Question: Explain the characteristics of {ap:attack-pattern.name} (id {ap.id}) </w:t>
+        <w:rPr>
+          <w:shd w:fill="FFFF00" w:val="clear"/>
+        </w:rPr>
+        <w:t xml:space="preserve">EXCLUDED: </w:t>
+      </w:r>
+      <w:r>
+        <w:rPr/>
+        <w:t>3.6 Instruction: You are a CTI expert that gives precise and concise answers. Question: Explain the characteristics of {ap:attack-pattern.name</w:t>
+      </w:r>
+      <w:r>
+        <w:rPr>
+          <w:shd w:fill="FFFF00" w:val="clear"/>
+        </w:rPr>
+        <w:t>_</w:t>
+      </w:r>
+      <w:r>
+        <w:rPr>
+          <w:shd w:fill="FFFF00" w:val="clear"/>
+        </w:rPr>
+        <w:t>FAIL</w:t>
+      </w:r>
+      <w:r>
+        <w:rPr/>
+        <w:t xml:space="preserve">} (id {ap.id}) </w:t>
       </w:r>
       <w:commentRangeStart w:id="8"/>
       <w:r>
@@ -984,7 +980,15 @@
       <w:commentRangeStart w:id="9"/>
       <w:r>
         <w:rPr/>
-        <w:t>3.6 Instruction</w:t>
+        <w:t>3.6</w:t>
+      </w:r>
+      <w:r>
+        <w:rPr/>
+        <w:t>a</w:t>
+      </w:r>
+      <w:r>
+        <w:rPr/>
+        <w:t xml:space="preserve"> Instruction</w:t>
       </w:r>
       <w:r>
         <w:rPr/>
@@ -995,7 +999,47 @@
       </w:r>
       <w:r>
         <w:rPr/>
-        <w:t>: You are a CTI expert that gives precise and concise answers. Question: Explain the characteristics of {ap:attack-pattern.name} (id {ap.id}. Answer: {ap.name} involves {ap.description} Detection often relies on {ap.x_mitre_detection}</w:t>
+        <w:t xml:space="preserve">: You are a CTI expert that gives precise and concise answers. Question: Explain the characteristics of {ap:attack-pattern.name} (id {ap.id}, specifically regarding how it handles </w:t>
+      </w:r>
+      <w:r>
+        <w:rPr>
+          <w:shd w:fill="FFFF00" w:val="clear"/>
+        </w:rPr>
+        <w:t>data encryption</w:t>
+      </w:r>
+      <w:r>
+        <w:rPr/>
+        <w:t xml:space="preserve">. Answer: </w:t>
+      </w:r>
+      <w:r>
+        <w:rPr/>
+        <w:t xml:space="preserve">technique </w:t>
+      </w:r>
+      <w:r>
+        <w:rPr/>
+        <w:t>{ap.name} involves {ap.description</w:t>
+      </w:r>
+      <w:r>
+        <w:rPr/>
+        <w:t>[_~"</w:t>
+      </w:r>
+      <w:r>
+        <w:rPr>
+          <w:shd w:fill="FFFF00" w:val="clear"/>
+        </w:rPr>
+        <w:t>encryption</w:t>
+      </w:r>
+      <w:r>
+        <w:rPr/>
+        <w:t>"]</w:t>
+      </w:r>
+      <w:r>
+        <w:rPr/>
+        <w:t xml:space="preserve">} </w:t>
+      </w:r>
+      <w:r>
+        <w:rPr/>
+        <w:t>A detection strategy for {ap.id} is {det:ap.detects&lt;x-mitre-detection-strategy.name} ({det.id}), implemented by {an:det.implemented_by.name} (an.id) on platforms: {an.x_mitre_platforms}. The detection logic is the following: {an.description}</w:t>
       </w:r>
     </w:p>
     <w:p>
@@ -1094,45 +1138,105 @@
       </w:pPr>
       <w:r>
         <w:rPr/>
-        <w:t>3.9 Instruction: You are a CTI expert that gives precise and concise answers. Question: Give a technique that uses methods to evade detection. Answer: Attack pattern {ap:attack-pattern.name} (id {ap.id}) uses methods to evade detection, as described below: {ap.description[_~"evade detection"]}. Analysts should look for {ap.x_mitre_detection}.</w:t>
-      </w:r>
-    </w:p>
-    <w:p>
-      <w:pPr>
-        <w:pStyle w:val="BodyText"/>
-        <w:rPr/>
-      </w:pPr>
-      <w:r>
-        <w:rPr/>
-      </w:r>
-    </w:p>
-    <w:p>
-      <w:pPr>
-        <w:pStyle w:val="BodyText"/>
-        <w:rPr/>
-      </w:pPr>
-      <w:r>
-        <w:rPr/>
-        <w:t>3.9a Instruction: You are a CTI expert that gives precise and concise answers. Question: Give a technique that uses methods to bypass security controls. Answer: Attack pattern {ap:attack-pattern.name} (id {ap.id}) uses methods to bypass security controls, as described below: {ap.description[_~"bypass security controls"]}. Analysts should look for {ap.x_mitre_detection}.</w:t>
-      </w:r>
-    </w:p>
-    <w:p>
-      <w:pPr>
-        <w:pStyle w:val="BodyText"/>
-        <w:rPr/>
-      </w:pPr>
-      <w:r>
-        <w:rPr/>
-      </w:r>
-    </w:p>
-    <w:p>
-      <w:pPr>
-        <w:pStyle w:val="BodyText"/>
-        <w:rPr/>
-      </w:pPr>
-      <w:r>
-        <w:rPr/>
-        <w:t>3.10 Instruction: You are a CTI expert that gives precise and concise answers. Question: Describe the artifacts left behind when technique {ap.name} ({ap.id}) is executed on {ap.x_mitre_platforms}. Answer: On {ap.x_mitre_platforms}, the execution of {ap.name} involves the following: {ap.description} Consider the following for detection: {ap:attack-pattern.x_mitre_detection}</w:t>
+        <w:t xml:space="preserve">3.9 Instruction: You are a CTI expert that gives precise and concise answers. Question: Give a technique that uses methods to evade detection. Answer: Attack pattern {ap:attack-pattern.name} (id {ap.id}) uses methods to evade detection, as described below: {ap.description[_~"evade detection"]}. Analysts should </w:t>
+      </w:r>
+      <w:r>
+        <w:rPr/>
+        <w:t>apply detection strategy {det:ap.detects&lt;x-mitre-detection-strategy.name} ({det.id}) and a corres</w:t>
+      </w:r>
+      <w:r>
+        <w:rPr/>
+        <w:t>p</w:t>
+      </w:r>
+      <w:r>
+        <w:rPr/>
+        <w:t>onding {an:det.implemented_by.name} (an.id) on platforms: {an.x_mitre_platforms}.</w:t>
+      </w:r>
+    </w:p>
+    <w:p>
+      <w:pPr>
+        <w:pStyle w:val="BodyText"/>
+        <w:rPr/>
+      </w:pPr>
+      <w:r>
+        <w:rPr/>
+      </w:r>
+    </w:p>
+    <w:p>
+      <w:pPr>
+        <w:pStyle w:val="BodyText"/>
+        <w:rPr/>
+      </w:pPr>
+      <w:r>
+        <w:rPr/>
+        <w:t>3.9</w:t>
+      </w:r>
+      <w:r>
+        <w:rPr/>
+        <w:t>a</w:t>
+      </w:r>
+      <w:r>
+        <w:rPr/>
+        <w:t xml:space="preserve"> Instruction: You are a CTI expert that gives precise and concise answers. Question: Give a technique that uses methods to evade detection. Answer: Attack pattern {ap:attack-pattern.name} (id {ap.id}) uses methods to evade detection, as described below: {ap.description[_~"bypass security controls"]}. Analysts should </w:t>
+      </w:r>
+      <w:r>
+        <w:rPr/>
+        <w:t>apply detection strategy {det:ap.detects&lt;x-mitre-detection-strategy.name} ({det.id}) and a corres</w:t>
+      </w:r>
+      <w:r>
+        <w:rPr/>
+        <w:t>p</w:t>
+      </w:r>
+      <w:r>
+        <w:rPr/>
+        <w:t>onding {an:det.implemented_by.name} (an.id) on platforms: {an.x_mitre_platforms}.</w:t>
+      </w:r>
+    </w:p>
+    <w:p>
+      <w:pPr>
+        <w:pStyle w:val="BodyText"/>
+        <w:rPr/>
+      </w:pPr>
+      <w:r>
+        <w:rPr/>
+      </w:r>
+    </w:p>
+    <w:p>
+      <w:pPr>
+        <w:pStyle w:val="BodyText"/>
+        <w:rPr/>
+      </w:pPr>
+      <w:r>
+        <w:rPr/>
+        <w:t>3.10 Instruction: You are a CTI expert that gives precise and concise answers. Question: Describe the artifacts left behind when technique {ap:</w:t>
+      </w:r>
+      <w:r>
+        <w:rPr/>
+        <w:t>attack-pattern</w:t>
+      </w:r>
+      <w:r>
+        <w:rPr/>
+        <w:t xml:space="preserve">.name} ({ap.id}) is executed on {ap.x_mitre_platforms}. Answer: On {ap.x_mitre_platforms}, the execution of {ap.name} involves the following: {ap.description} Consider the following </w:t>
+      </w:r>
+      <w:r>
+        <w:rPr/>
+        <w:t xml:space="preserve">strategy for </w:t>
+      </w:r>
+      <w:r>
+        <w:rPr/>
+        <w:t>detection: {det:ap.detects&lt;x-mitre-detection-strategy.name} ({det.id}) and a corres</w:t>
+      </w:r>
+      <w:r>
+        <w:rPr/>
+        <w:t>p</w:t>
+      </w:r>
+      <w:r>
+        <w:rPr/>
+        <w:t xml:space="preserve">onding  (an.id) on platforms {an.x_mitre_platforms}. {an:det.implemented_by.name} </w:t>
+      </w:r>
+      <w:r>
+        <w:rPr/>
+        <w:t xml:space="preserve">({an.id}). </w:t>
       </w:r>
     </w:p>
     <w:p>
@@ -1199,34 +1303,54 @@
       </w:pPr>
       <w:r>
         <w:rPr/>
-        <w:t>4.3a Instruction: You are a CTI expert that gives precise and concise answers. Question: How does an adversary use {ap:attack-pattern.name} (ID {ap.id}) to achieve elevated execution  on {ap.x_mitre_platforms} systems? Answer: Adversaries implement {ap.name} by doing the following: {ap.description[_~"elevated execution"]}. In corporate environments, this often involves manipulating {ap.x_mitre_platforms} components to force the loading of malicious binaries.</w:t>
-      </w:r>
-    </w:p>
-    <w:p>
-      <w:pPr>
-        <w:pStyle w:val="BodyText"/>
-        <w:rPr/>
-      </w:pPr>
-      <w:r>
-        <w:rPr/>
-      </w:r>
-    </w:p>
-    <w:p>
-      <w:pPr>
-        <w:pStyle w:val="BodyText"/>
-        <w:rPr/>
-      </w:pPr>
+        <w:t>4.3a Instruction: You are a CTI expert that gives precise and concise answers. Question: How does an adversary use {ap:attack-pattern.name} (ID {ap.id}) to achieve elevated execution  on {ap.x_mitre_platforms} systems? Answer: Adversaries implement {ap.name} by doing the following: {ap.description[_~"elevate</w:t>
+      </w:r>
+      <w:r>
+        <w:rPr/>
+        <w:t>d</w:t>
+      </w:r>
+      <w:r>
+        <w:rPr/>
+        <w:t xml:space="preserve">"]}. In corporate environments, this often involves manipulating {ap.x_mitre_platforms} components to force the loading of malicious binaries. </w:t>
+      </w:r>
       <w:commentRangeStart w:id="11"/>
       <w:r>
         <w:rPr/>
+        <w:t>&lt;*{ap.description[_~"execution"]}*&gt;</w:t>
+      </w:r>
+      <w:commentRangeEnd w:id="11"/>
+      <w:r>
+        <w:commentReference w:id="11"/>
+      </w:r>
+      <w:r>
+        <w:rPr/>
+      </w:r>
+    </w:p>
+    <w:p>
+      <w:pPr>
+        <w:pStyle w:val="BodyText"/>
+        <w:rPr/>
+      </w:pPr>
+      <w:r>
+        <w:rPr/>
+      </w:r>
+    </w:p>
+    <w:p>
+      <w:pPr>
+        <w:pStyle w:val="BodyText"/>
+        <w:rPr/>
+      </w:pPr>
+      <w:commentRangeStart w:id="12"/>
+      <w:r>
+        <w:rPr/>
         <w:t>4.4 Instruction</w:t>
       </w:r>
       <w:r>
         <w:rPr/>
       </w:r>
-      <w:commentRangeEnd w:id="11"/>
-      <w:r>
-        <w:commentReference w:id="11"/>
+      <w:commentRangeEnd w:id="12"/>
+      <w:r>
+        <w:commentReference w:id="12"/>
       </w:r>
       <w:r>
         <w:rPr/>
@@ -1234,7 +1358,7 @@
       </w:r>
       <w:r>
         <w:rPr/>
-        <w:commentReference w:id="12"/>
+        <w:commentReference w:id="13"/>
       </w:r>
       <w:r>
         <w:rPr/>
@@ -1257,7 +1381,7 @@
         <w:pStyle w:val="BodyText"/>
         <w:rPr/>
       </w:pPr>
-      <w:commentRangeStart w:id="13"/>
+      <w:commentRangeStart w:id="14"/>
       <w:r>
         <w:rPr/>
         <w:t>4.6 Instruction</w:t>
@@ -1265,9 +1389,9 @@
       <w:r>
         <w:rPr/>
       </w:r>
-      <w:commentRangeEnd w:id="13"/>
-      <w:r>
-        <w:commentReference w:id="13"/>
+      <w:commentRangeEnd w:id="14"/>
+      <w:r>
+        <w:commentReference w:id="14"/>
       </w:r>
       <w:r>
         <w:rPr/>
@@ -1317,7 +1441,7 @@
         <w:pStyle w:val="BodyText"/>
         <w:rPr/>
       </w:pPr>
-      <w:commentRangeStart w:id="14"/>
+      <w:commentRangeStart w:id="15"/>
       <w:r>
         <w:rPr/>
         <w:t>4.7 Instruction:</w:t>
@@ -1325,15 +1449,15 @@
       <w:r>
         <w:rPr/>
       </w:r>
-      <w:commentRangeEnd w:id="14"/>
-      <w:r>
-        <w:commentReference w:id="14"/>
+      <w:commentRangeEnd w:id="15"/>
+      <w:r>
+        <w:commentReference w:id="15"/>
       </w:r>
       <w:r>
         <w:rPr/>
         <w:t xml:space="preserve"> You are a CTI expert that gives precise and concise answers. Question: Within the {ta:ap.achieves.name} tactic, which technique does the following actions:</w:t>
       </w:r>
-      <w:commentRangeStart w:id="15"/>
+      <w:commentRangeStart w:id="16"/>
       <w:r>
         <w:rPr/>
         <w:t xml:space="preserve"> &lt;desc&gt;</w:t>
@@ -1341,9 +1465,9 @@
       <w:r>
         <w:rPr/>
       </w:r>
-      <w:commentRangeEnd w:id="15"/>
-      <w:r>
-        <w:commentReference w:id="15"/>
+      <w:commentRangeEnd w:id="16"/>
+      <w:r>
+        <w:commentReference w:id="16"/>
       </w:r>
       <w:r>
         <w:rPr/>
@@ -1374,12 +1498,12 @@
         <w:pStyle w:val="BodyText"/>
         <w:widowControl/>
         <w:suppressAutoHyphens w:val="true"/>
-        <w:overflowPunct w:val="false"/>
+        <w:overflowPunct w:val="true"/>
         <w:bidi w:val="0"/>
         <w:jc w:val="start"/>
         <w:rPr/>
       </w:pPr>
-      <w:commentRangeStart w:id="16"/>
+      <w:commentRangeStart w:id="17"/>
       <w:r>
         <w:rPr/>
         <w:t>4.8 Instruction</w:t>
@@ -1387,24 +1511,13 @@
       <w:r>
         <w:rPr/>
       </w:r>
-      <w:commentRangeEnd w:id="16"/>
-      <w:r>
-        <w:commentReference w:id="16"/>
-      </w:r>
-      <w:r>
-        <w:rPr/>
-        <w:t>: You are a CTI expert that gives precise and concise answers. Question: How does the ATT&amp;CK technique {ap:attack-pattern.name} relate to hardware security ? Answer: Technique {ap.name} (ID {ap.id}) involves the following: {ap.description[_~"</w:t>
-      </w:r>
-      <w:r>
-        <w:rPr>
-          <w:b w:val="false"/>
-          <w:i w:val="false"/>
-        </w:rPr>
-        <w:t xml:space="preserve">hardware </w:t>
-      </w:r>
-      <w:r>
-        <w:rPr/>
-        <w:t>security"]}. This is mitigated by course of acti</w:t>
+      <w:commentRangeEnd w:id="17"/>
+      <w:r>
+        <w:commentReference w:id="17"/>
+      </w:r>
+      <w:r>
+        <w:rPr/>
+        <w:t>: You are a CTI expert that gives precise and concise answers. Question: How does the ATT&amp;CK technique {ap:attack-pattern.name} relate to hardware security ? Answer: Technique {ap.name} (ID {ap.id}) involves the following: {ap.description[_~"security"]}. This is mitigated by course of acti</w:t>
       </w:r>
       <w:r>
         <w:rPr>
@@ -1415,7 +1528,33 @@
           <w:szCs w:val="24"/>
           <w:lang w:val="en-US" w:eastAsia="zh-CN" w:bidi="hi-IN"/>
         </w:rPr>
-        <w:t>on {coa:ap.mitigates&lt;.name} (ID {coa.id}) by doing the following: {coa.description}</w:t>
+        <w:t xml:space="preserve">on {coa:ap.mitigates&lt;.name} (ID {coa.id}) by doing the following: {coa.description} </w:t>
+      </w:r>
+      <w:commentRangeStart w:id="18"/>
+      <w:r>
+        <w:rPr>
+          <w:rFonts w:eastAsia="Noto Serif CJK SC" w:cs="Noto Sans Devanagari"/>
+          <w:color w:val="auto"/>
+          <w:kern w:val="2"/>
+          <w:sz w:val="24"/>
+          <w:szCs w:val="24"/>
+          <w:lang w:val="en-US" w:eastAsia="zh-CN" w:bidi="hi-IN"/>
+        </w:rPr>
+        <w:t>&lt;*{ap.description[_~"security"]}*&gt;</w:t>
+      </w:r>
+      <w:commentRangeEnd w:id="18"/>
+      <w:r>
+        <w:commentReference w:id="18"/>
+      </w:r>
+      <w:r>
+        <w:rPr>
+          <w:rFonts w:eastAsia="Noto Serif CJK SC" w:cs="Noto Sans Devanagari"/>
+          <w:color w:val="auto"/>
+          <w:kern w:val="2"/>
+          <w:sz w:val="24"/>
+          <w:szCs w:val="24"/>
+          <w:lang w:val="en-US" w:eastAsia="zh-CN" w:bidi="hi-IN"/>
+        </w:rPr>
       </w:r>
     </w:p>
     <w:p>
@@ -1423,7 +1562,7 @@
         <w:pStyle w:val="BodyText"/>
         <w:widowControl/>
         <w:suppressAutoHyphens w:val="true"/>
-        <w:overflowPunct w:val="false"/>
+        <w:overflowPunct w:val="true"/>
         <w:bidi w:val="0"/>
         <w:jc w:val="start"/>
         <w:rPr>
@@ -1452,7 +1591,7 @@
         <w:pStyle w:val="BodyText"/>
         <w:widowControl/>
         <w:suppressAutoHyphens w:val="true"/>
-        <w:overflowPunct w:val="false"/>
+        <w:overflowPunct w:val="true"/>
         <w:bidi w:val="0"/>
         <w:jc w:val="start"/>
         <w:rPr>
@@ -1490,12 +1629,12 @@
         <w:pStyle w:val="BodyText"/>
         <w:widowControl/>
         <w:suppressAutoHyphens w:val="true"/>
-        <w:overflowPunct w:val="false"/>
+        <w:overflowPunct w:val="true"/>
         <w:bidi w:val="0"/>
         <w:jc w:val="start"/>
         <w:rPr/>
       </w:pPr>
-      <w:commentRangeStart w:id="17"/>
+      <w:commentRangeStart w:id="19"/>
       <w:r>
         <w:rPr/>
         <w:t>4.8a Instruction</w:t>
@@ -1503,9 +1642,9 @@
       <w:r>
         <w:rPr/>
       </w:r>
-      <w:commentRangeEnd w:id="17"/>
-      <w:r>
-        <w:commentReference w:id="17"/>
+      <w:commentRangeEnd w:id="19"/>
+      <w:r>
+        <w:commentReference w:id="19"/>
       </w:r>
       <w:r>
         <w:rPr/>
@@ -1528,7 +1667,7 @@
         <w:pStyle w:val="BodyText"/>
         <w:widowControl/>
         <w:suppressAutoHyphens w:val="true"/>
-        <w:overflowPunct w:val="false"/>
+        <w:overflowPunct w:val="true"/>
         <w:bidi w:val="0"/>
         <w:jc w:val="start"/>
         <w:rPr>
@@ -1557,7 +1696,7 @@
         <w:pStyle w:val="BodyText"/>
         <w:widowControl/>
         <w:suppressAutoHyphens w:val="true"/>
-        <w:overflowPunct w:val="false"/>
+        <w:overflowPunct w:val="true"/>
         <w:bidi w:val="0"/>
         <w:jc w:val="start"/>
         <w:rPr>
@@ -1586,7 +1725,7 @@
         <w:pStyle w:val="BodyText"/>
         <w:widowControl/>
         <w:suppressAutoHyphens w:val="true"/>
-        <w:overflowPunct w:val="false"/>
+        <w:overflowPunct w:val="true"/>
         <w:bidi w:val="0"/>
         <w:jc w:val="start"/>
         <w:rPr>
@@ -1614,7 +1753,7 @@
         <w:pStyle w:val="BodyText"/>
         <w:widowControl/>
         <w:suppressAutoHyphens w:val="true"/>
-        <w:overflowPunct w:val="false"/>
+        <w:overflowPunct w:val="true"/>
         <w:bidi w:val="0"/>
         <w:jc w:val="start"/>
         <w:rPr>
@@ -1642,7 +1781,7 @@
         <w:pStyle w:val="BodyText"/>
         <w:widowControl/>
         <w:suppressAutoHyphens w:val="true"/>
-        <w:overflowPunct w:val="false"/>
+        <w:overflowPunct w:val="true"/>
         <w:bidi w:val="0"/>
         <w:jc w:val="start"/>
         <w:rPr>
@@ -1671,7 +1810,7 @@
         <w:pStyle w:val="BodyText"/>
         <w:widowControl/>
         <w:suppressAutoHyphens w:val="true"/>
-        <w:overflowPunct w:val="false"/>
+        <w:overflowPunct w:val="true"/>
         <w:bidi w:val="0"/>
         <w:jc w:val="start"/>
         <w:rPr>
@@ -1700,7 +1839,7 @@
         <w:pStyle w:val="BodyText"/>
         <w:widowControl/>
         <w:suppressAutoHyphens w:val="true"/>
-        <w:overflowPunct w:val="false"/>
+        <w:overflowPunct w:val="true"/>
         <w:bidi w:val="0"/>
         <w:jc w:val="start"/>
         <w:rPr>
@@ -1729,7 +1868,7 @@
         <w:pStyle w:val="BodyText"/>
         <w:widowControl/>
         <w:suppressAutoHyphens w:val="true"/>
-        <w:overflowPunct w:val="false"/>
+        <w:overflowPunct w:val="true"/>
         <w:bidi w:val="0"/>
         <w:jc w:val="start"/>
         <w:rPr>
@@ -1758,7 +1897,7 @@
         <w:pStyle w:val="BodyText"/>
         <w:widowControl/>
         <w:suppressAutoHyphens w:val="true"/>
-        <w:overflowPunct w:val="false"/>
+        <w:overflowPunct w:val="true"/>
         <w:bidi w:val="0"/>
         <w:jc w:val="start"/>
         <w:rPr>
@@ -1786,7 +1925,7 @@
         <w:pStyle w:val="BodyText"/>
         <w:widowControl/>
         <w:suppressAutoHyphens w:val="true"/>
-        <w:overflowPunct w:val="false"/>
+        <w:overflowPunct w:val="true"/>
         <w:bidi w:val="0"/>
         <w:jc w:val="start"/>
         <w:rPr>
@@ -1798,7 +1937,7 @@
           <w:lang w:val="en-US" w:eastAsia="zh-CN" w:bidi="hi-IN"/>
         </w:rPr>
       </w:pPr>
-      <w:commentRangeStart w:id="18"/>
+      <w:commentRangeStart w:id="20"/>
       <w:r>
         <w:rPr>
           <w:rFonts w:eastAsia="Noto Serif CJK SC" w:cs="Noto Sans Devanagari"/>
@@ -1820,9 +1959,9 @@
           <w:lang w:val="en-US" w:eastAsia="zh-CN" w:bidi="hi-IN"/>
         </w:rPr>
       </w:r>
-      <w:commentRangeEnd w:id="18"/>
-      <w:r>
-        <w:commentReference w:id="18"/>
+      <w:commentRangeEnd w:id="20"/>
+      <w:r>
+        <w:commentReference w:id="20"/>
       </w:r>
       <w:r>
         <w:rPr>
@@ -1841,7 +1980,7 @@
         <w:pStyle w:val="BodyText"/>
         <w:widowControl/>
         <w:suppressAutoHyphens w:val="true"/>
-        <w:overflowPunct w:val="false"/>
+        <w:overflowPunct w:val="true"/>
         <w:bidi w:val="0"/>
         <w:jc w:val="start"/>
         <w:rPr>
@@ -2042,42 +2181,36 @@
         <w:rPr>
           <w:shd w:fill="DDDDDD" w:val="clear"/>
         </w:rPr>
+        <w:t xml:space="preserve">EXCLUDE: </w:t>
+      </w:r>
+      <w:r>
+        <w:rPr>
+          <w:shd w:fill="DDDDDD" w:val="clear"/>
+        </w:rPr>
         <w:t>4.2 Instruction</w:t>
       </w:r>
       <w:r>
+        <w:rPr/>
+        <w:commentReference w:id="21"/>
+      </w:r>
+      <w:r>
         <w:rPr>
           <w:shd w:fill="DDDDDD" w:val="clear"/>
         </w:rPr>
-        <w:commentReference w:id="19"/>
-      </w:r>
-      <w:r>
+        <w:t>: You are a CTI expert that gives precise and concise answers. Question: Analyze CVE {cve:CVE.id}. Based on its CVSS vector, what are the primary requirements for exploitation? Answer: The CVE description is: {cve.descriptions[0]}. The CVSS vector for this vulnerability indicates an Attack Vector (AV) of {cve.vulnerability.cvss3_1_attackVector} and User Interaction (UI) requirement of {cve:vulnerability.user_interaction}, meaning it is {cve.vulnerability.exploitability_summary}.</w:t>
+      </w:r>
+    </w:p>
+    <w:p>
+      <w:pPr>
+        <w:pStyle w:val="BodyText"/>
         <w:rPr>
           <w:shd w:fill="DDDDDD" w:val="clear"/>
         </w:rPr>
-        <w:t>: You are a CTI expert that gives precise and concise answers. Question: Analyze CVE {cve:CVE.id}. Based on its CVSS vector, what are the primary requirements for exploitation? Answer: The CVE description is: {cve.descriptions[0]}. The CVSS vector for this vulnerability indicates an Attack Vector (AV) of {cve.</w:t>
-      </w:r>
+      </w:pPr>
       <w:r>
         <w:rPr>
           <w:shd w:fill="DDDDDD" w:val="clear"/>
         </w:rPr>
-        <w:t>v</w:t>
-      </w:r>
-      <w:r>
-        <w:rPr>
-          <w:shd w:fill="DDDDDD" w:val="clear"/>
-        </w:rPr>
-        <w:t>ulnerability.cvss3_1_attackVector} and User Interaction (UI) requirement of {cve:vulnerability.user_interaction}, meaning it is {cve.vulnerability.exploitability_summary}.</w:t>
-      </w:r>
-    </w:p>
-    <w:p>
-      <w:pPr>
-        <w:pStyle w:val="BodyText"/>
-        <w:rPr>
-          <w:shd w:fill="DDDDDD" w:val="clear"/>
-        </w:rPr>
-      </w:pPr>
-      <w:r>
-        <w:rPr/>
       </w:r>
     </w:p>
     <w:p>
@@ -2091,23 +2224,11 @@
       </w:r>
       <w:r>
         <w:rPr/>
-        <w:commentReference w:id="20"/>
-      </w:r>
-      <w:r>
-        <w:rPr/>
-        <w:t xml:space="preserve">: You are a CTI expert that gives precise and concise answers. Question: Analyze CVE {cve:CVE.id}. Based on its CVSS vector, what are the primary requirements for exploitation? Answer: The CVE description is: {cve.descriptions[0]}. The CVSS vector for this vulnerability indicates an Attack Vector (AV) of {cve.cvss3_1_attackVector}, </w:t>
-      </w:r>
-      <w:r>
-        <w:rPr/>
-        <w:t>a vector string of {cve.cvss3_1_vectorString}, with a base score of {cve.cvss3_1_baseScore}. Its exploits are: {cve</w:t>
-      </w:r>
-      <w:r>
-        <w:rPr/>
-        <w:t>.</w:t>
-      </w:r>
-      <w:r>
-        <w:rPr/>
-        <w:t>exploits}.</w:t>
+        <w:commentReference w:id="22"/>
+      </w:r>
+      <w:r>
+        <w:rPr/>
+        <w:t>: You are a CTI expert that gives precise and concise answers. Question: Analyze CVE {cve:CVE.id}. Based on its CVSS vector, what are the primary requirements for exploitation? Answer: The CVE description is: {cve.descriptions[0]}. The CVSS vector for this vulnerability indicates an Attack Vector (AV) of {cve.cvss3_1_attackVector}, a vector string of {cve.cvss3_1_vectorString}, with a base score of {cve.cvss3_1_baseScore}. Its exploits are: {cve.exploits}.</w:t>
       </w:r>
     </w:p>
     <w:p>
@@ -2161,7 +2282,13 @@
           <w:shd w:fill="DDDDDD" w:val="clear"/>
         </w:rPr>
       </w:pPr>
-      <w:commentRangeStart w:id="21"/>
+      <w:r>
+        <w:rPr>
+          <w:shd w:fill="FFFF00" w:val="clear"/>
+        </w:rPr>
+        <w:t xml:space="preserve">REVIEW THIS: </w:t>
+      </w:r>
+      <w:commentRangeStart w:id="23"/>
       <w:r>
         <w:rPr>
           <w:shd w:fill="DDDDDD" w:val="clear"/>
@@ -2173,27 +2300,28 @@
           <w:shd w:fill="DDDDDD" w:val="clear"/>
         </w:rPr>
       </w:r>
-      <w:commentRangeEnd w:id="21"/>
-      <w:r>
-        <w:commentReference w:id="21"/>
+      <w:commentRangeEnd w:id="23"/>
+      <w:r>
+        <w:commentReference w:id="23"/>
       </w:r>
       <w:r>
         <w:rPr>
           <w:shd w:fill="DDDDDD" w:val="clear"/>
         </w:rPr>
-        <w:t xml:space="preserve"> You are a CTI expert that gives precise and concise answers. Question: In a CTI graph database, how does an 'elastic' sub-graph relationship affect the matching of adversary activity threads? Answer: An elastic sub-graph allows for matching events in general phase order even when there are intervening events or time gaps. This is reflected in the {ack:attack-pattern.subtechnique-of_</w:t>
-      </w:r>
-      <w:r>
+        <w:t xml:space="preserve"> You are a CTI expert that gives precise and concise answers. Question: In a CTI graph database, how does an 'elastic' sub-graph relationship affect the matching of adversary activity threads? Answer: An elastic sub-graph allows for matching events in general phase order even when there are intervening events or time gaps. This is reflected in the {ack:attack-pattern.subtechnique-of_FAIL} and {ack:campaign.uses} relationships, where a campaign may use multiple techniques over an extended period.</w:t>
+      </w:r>
+    </w:p>
+    <w:p>
+      <w:pPr>
+        <w:pStyle w:val="BodyText"/>
         <w:rPr>
           <w:shd w:fill="DDDDDD" w:val="clear"/>
         </w:rPr>
-        <w:t>FAIL</w:t>
-      </w:r>
+      </w:pPr>
       <w:r>
         <w:rPr>
           <w:shd w:fill="DDDDDD" w:val="clear"/>
         </w:rPr>
-        <w:t>} and {ack:campaign.uses} relationships, where a campaign may use multiple techniques over an extended period.</w:t>
       </w:r>
     </w:p>
     <w:p>
@@ -2212,36 +2340,29 @@
     <w:p>
       <w:pPr>
         <w:pStyle w:val="BodyText"/>
+        <w:rPr/>
+      </w:pPr>
+      <w:r>
+        <w:rPr>
+          <w:shd w:fill="FFFF00" w:val="clear"/>
+        </w:rPr>
+        <w:t xml:space="preserve">REVIEW THIS: </w:t>
+      </w:r>
+      <w:commentRangeStart w:id="24"/>
+      <w:r>
         <w:rPr>
           <w:shd w:fill="DDDDDD" w:val="clear"/>
         </w:rPr>
-      </w:pPr>
+        <w:t>4.10 Instruction:</w:t>
+      </w:r>
       <w:r>
         <w:rPr>
           <w:shd w:fill="DDDDDD" w:val="clear"/>
         </w:rPr>
       </w:r>
-    </w:p>
-    <w:p>
-      <w:pPr>
-        <w:pStyle w:val="BodyText"/>
-        <w:rPr/>
-      </w:pPr>
-      <w:commentRangeStart w:id="22"/>
-      <w:r>
-        <w:rPr>
-          <w:shd w:fill="DDDDDD" w:val="clear"/>
-        </w:rPr>
-        <w:t>4.10 Instruction:</w:t>
-      </w:r>
-      <w:r>
-        <w:rPr>
-          <w:shd w:fill="DDDDDD" w:val="clear"/>
-        </w:rPr>
-      </w:r>
-      <w:commentRangeEnd w:id="22"/>
-      <w:r>
-        <w:commentReference w:id="22"/>
+      <w:commentRangeEnd w:id="24"/>
+      <w:r>
+        <w:commentReference w:id="24"/>
       </w:r>
       <w:r>
         <w:rPr>
@@ -2296,15 +2417,7 @@
       </w:pPr>
       <w:r>
         <w:rPr/>
-        <w:t>A.1 Instruction: You are a cybersecurity expert that has been trained to give precise responses to complex cybersecurity questions. You work in a SOC protecting data for enterprise customers helping to protect their digital assets. Question: Describe the CAPEC attack pattern {cap:CAPEC.name} (CAPEC-{cap.id}). Answer: {cap.name} (CAPEC-{cap.id}) is about:{cap.description}. It is a {cap.</w:t>
-      </w:r>
-      <w:r>
-        <w:rPr/>
-        <w:t>a</w:t>
-      </w:r>
-      <w:r>
-        <w:rPr/>
-        <w:t xml:space="preserve">bstraction}-level pattern (status: {cap.status}) with {cap.severity} severity and a {cap.likelihood_of_attack} likelihood. </w:t>
+        <w:t xml:space="preserve">A.1 Instruction: You are a cybersecurity expert that has been trained to give precise responses to complex cybersecurity questions. You work in a SOC protecting data for enterprise customers helping to protect their digital assets. Question: Describe the CAPEC attack pattern {cap:CAPEC.name} (CAPEC-{cap.id}). Answer: {cap.name} (CAPEC-{cap.id}) is about:{cap.description}. It is a {cap.abstraction}-level pattern (status: {cap.status}) with {cap.severity} severity and a {cap.likelihood_of_attack} likelihood. </w:t>
       </w:r>
     </w:p>
     <w:p>
@@ -2380,17 +2493,9 @@
       </w:pPr>
       <w:r>
         <w:rPr/>
-        <w:t>A.5 Instruction: You are a cybersecurity expert that has been trained to give precise responses to complex cybersecurity questions. You work in a SOC protecting data for enterprise customers helping to protect their digital assets. Question: Provide real-world examples of {cap:CAPEC.name} (CAPEC-{cap.id}) in action. Answer: Examples: {cap.example_instances}. These cases align with th</w:t>
-      </w:r>
-      <w:r>
-        <w:rPr/>
-        <w:t>is</w:t>
-      </w:r>
-      <w:r>
-        <w:rPr/>
-        <w:t xml:space="preserve"> execution flow : {cap.execution_flow}. This pattern exploits CWE </w:t>
-      </w:r>
-      <w:commentRangeStart w:id="23"/>
+        <w:t xml:space="preserve">A.5 Instruction: You are a cybersecurity expert that has been trained to give precise responses to complex cybersecurity questions. You work in a SOC protecting data for enterprise customers helping to protect their digital assets. Question: Provide real-world examples of {cap:CAPEC.name} (CAPEC-{cap.id}) in action. Answer: Examples: {cap.example_instances}. These cases align with this execution flow : {cap.execution_flow}. This pattern exploits CWE </w:t>
+      </w:r>
+      <w:commentRangeStart w:id="25"/>
       <w:r>
         <w:rPr/>
         <w:t xml:space="preserve">{cwe:cap.exploits.name} (ID {cwe.id}). </w:t>
@@ -2398,9 +2503,9 @@
       <w:r>
         <w:rPr/>
       </w:r>
-      <w:commentRangeEnd w:id="23"/>
-      <w:r>
-        <w:commentReference w:id="23"/>
+      <w:commentRangeEnd w:id="25"/>
+      <w:r>
+        <w:commentReference w:id="25"/>
       </w:r>
       <w:r>
         <w:rPr/>
@@ -2414,77 +2519,45 @@
       </w:pPr>
       <w:r>
         <w:rPr/>
-        <w:t xml:space="preserve">Schema: CAPEC - </w:t>
-      </w:r>
-      <w:r>
-        <w:rPr/>
-        <w:t>exploits</w:t>
-      </w:r>
-      <w:r>
-        <w:rPr/>
-        <w:t xml:space="preserve"> - cwe:CWE</w:t>
-      </w:r>
-    </w:p>
-    <w:p>
-      <w:pPr>
-        <w:pStyle w:val="BodyText"/>
-        <w:rPr/>
-      </w:pPr>
-      <w:r>
-        <w:rPr/>
-      </w:r>
-    </w:p>
-    <w:p>
-      <w:pPr>
-        <w:pStyle w:val="BodyText"/>
-        <w:rPr/>
-      </w:pPr>
-      <w:r>
-        <w:rPr/>
-      </w:r>
-    </w:p>
-    <w:p>
-      <w:pPr>
-        <w:pStyle w:val="BodyText"/>
-        <w:rPr/>
-      </w:pPr>
-      <w:r>
-        <w:rPr/>
-        <w:t>A.6 Instruction: You are a cybersecurity expert that has been trained to give precise responses to complex cybersecurity questions. You work in a SOC protecting data for enterprise customers helping to protect their digital assets. Question: How is {cap:CAPEC.name} (CAPEC-{cap.id}) related to other weaknesses or taxonomies? Answer: {cap.name} connects to weakness {</w:t>
-      </w:r>
-      <w:r>
-        <w:rPr/>
-        <w:t>cwe:</w:t>
-      </w:r>
-      <w:r>
-        <w:rPr/>
-        <w:t>cap.</w:t>
-      </w:r>
-      <w:r>
-        <w:rPr/>
-        <w:t>exploits</w:t>
-      </w:r>
-      <w:r>
-        <w:rPr/>
-        <w:t>.name} (ID {cwe.id}) and has a taxonomy mapping to ATT&amp;CK technique {ap:cap.map_ap.name} (ID {ap.id}), reflecting the shared principles in the attack pattern description {cap.description}.</w:t>
-      </w:r>
-    </w:p>
-    <w:p>
-      <w:pPr>
-        <w:pStyle w:val="BodyText"/>
-        <w:rPr/>
-      </w:pPr>
-      <w:r>
-        <w:rPr/>
-        <w:t xml:space="preserve">Schema:  capec:CAPEC - </w:t>
-      </w:r>
-      <w:r>
-        <w:rPr/>
-        <w:t>exploits</w:t>
-      </w:r>
-      <w:r>
-        <w:rPr/>
-        <w:t xml:space="preserve"> - cwe:Weakness</w:t>
+        <w:t>Schema: CAPEC - exploits - cwe:CWE</w:t>
+      </w:r>
+    </w:p>
+    <w:p>
+      <w:pPr>
+        <w:pStyle w:val="BodyText"/>
+        <w:rPr/>
+      </w:pPr>
+      <w:r>
+        <w:rPr/>
+      </w:r>
+    </w:p>
+    <w:p>
+      <w:pPr>
+        <w:pStyle w:val="BodyText"/>
+        <w:rPr/>
+      </w:pPr>
+      <w:r>
+        <w:rPr/>
+      </w:r>
+    </w:p>
+    <w:p>
+      <w:pPr>
+        <w:pStyle w:val="BodyText"/>
+        <w:rPr/>
+      </w:pPr>
+      <w:r>
+        <w:rPr/>
+        <w:t>A.6 Instruction: You are a cybersecurity expert that has been trained to give precise responses to complex cybersecurity questions. You work in a SOC protecting data for enterprise customers helping to protect their digital assets. Question: How is {cap:CAPEC.name} (CAPEC-{cap.id}) related to other weaknesses or taxonomies? Answer: {cap.name} connects to weakness {cwe:cap.exploits.name} (ID {cwe.id}) and has a taxonomy mapping to ATT&amp;CK technique {ap:cap.map_ap.name} (ID {ap.id}), reflecting the shared principles in the attack pattern description {cap.description}.</w:t>
+      </w:r>
+    </w:p>
+    <w:p>
+      <w:pPr>
+        <w:pStyle w:val="BodyText"/>
+        <w:rPr/>
+      </w:pPr>
+      <w:r>
+        <w:rPr/>
+        <w:t>Schema:  capec:CAPEC - exploits - cwe:Weakness</w:t>
       </w:r>
     </w:p>
     <w:p>
@@ -2513,33 +2586,17 @@
       </w:r>
       <w:r>
         <w:rPr/>
-        <w:t xml:space="preserve"> {cap.</w:t>
-      </w:r>
-      <w:r>
-        <w:rPr/>
-        <w:t>exploits</w:t>
-      </w:r>
-      <w:r>
-        <w:rPr/>
-        <w:t xml:space="preserve">.id} for contextual linking. </w:t>
-      </w:r>
-    </w:p>
-    <w:p>
-      <w:pPr>
-        <w:pStyle w:val="BodyText"/>
-        <w:rPr/>
-      </w:pPr>
-      <w:r>
-        <w:rPr/>
-        <w:t xml:space="preserve">Schema:  capec:CAPEC - </w:t>
-      </w:r>
-      <w:r>
-        <w:rPr/>
-        <w:t>exploits</w:t>
-      </w:r>
-      <w:r>
-        <w:rPr/>
-        <w:t xml:space="preserve"> - cwe:Weakness</w:t>
+        <w:t xml:space="preserve"> {cap.exploits.id} for contextual linking. </w:t>
+      </w:r>
+    </w:p>
+    <w:p>
+      <w:pPr>
+        <w:pStyle w:val="BodyText"/>
+        <w:rPr/>
+      </w:pPr>
+      <w:r>
+        <w:rPr/>
+        <w:t>Schema:  capec:CAPEC - exploits - cwe:Weakness</w:t>
       </w:r>
     </w:p>
     <w:p>
@@ -2681,7 +2738,7 @@
         <w:pStyle w:val="BodyText"/>
         <w:rPr/>
       </w:pPr>
-      <w:commentRangeStart w:id="24"/>
+      <w:commentRangeStart w:id="26"/>
       <w:r>
         <w:rPr/>
         <w:t>S.7 Instruction</w:t>
@@ -2689,23 +2746,19 @@
       <w:r>
         <w:rPr/>
       </w:r>
-      <w:commentRangeEnd w:id="24"/>
-      <w:r>
-        <w:commentReference w:id="24"/>
+      <w:commentRangeEnd w:id="26"/>
+      <w:r>
+        <w:commentReference w:id="26"/>
       </w:r>
       <w:r>
         <w:rPr/>
         <w:t>: You are a cybersecurity expert that has been trained to give precise responses to complex cybersecurity questions. You work in a SOC protecting data for enterprise customers helping to protect their digital assets. Question: For an organization running {kev:KEV.product}, what is the recommended immediate action to mitigate the risk of exploitation for KEV {kev.cveID</w:t>
       </w:r>
       <w:bookmarkStart w:id="0" w:name="p-rc_770360de88e3d17d-63"/>
-      <w:r>
-        <w:rPr/>
-        <w:t>}</w:t>
-      </w:r>
       <w:bookmarkEnd w:id="0"/>
       <w:r>
         <w:rPr/>
-        <w:t>? Answer: For systems running {kev.product} from {kev.vendorProject} affected by KEV {kev.cveID} ({kev.vulnerabilityName}), the recommended immediate action is: {kev.requiredAction}.</w:t>
+        <w:t>}? Answer: For systems running {kev.product} from {kev.vendorProject} affected by KEV {kev.cveID} ({kev.vulnerabilityName}), the recommended immediate action is: {kev.requiredAction}.</w:t>
       </w:r>
     </w:p>
     <w:p>
@@ -2909,15 +2962,7 @@
       </w:pPr>
       <w:r>
         <w:rPr/>
-        <w:t>W.2 Instruction: You are a cybersecurity expert that has been trained to give precise responses to complex cybersecurity questions. You work in a SOC protecting data for enterprise customers helping to protect their digital assets. Question: What is the root cause of {cwe:Weakness.name} (CWE-{cwe.id})? Answer: The root cause of {cwe.name} is often found in functional areas like {cwe.functional_area</w:t>
-      </w:r>
-      <w:r>
-        <w:rPr/>
-        <w:t>s</w:t>
-      </w:r>
-      <w:r>
-        <w:rPr/>
-        <w:t>}. In ess</w:t>
+        <w:t>W.2 Instruction: You are a cybersecurity expert that has been trained to give precise responses to complex cybersecurity questions. You work in a SOC protecting data for enterprise customers helping to protect their digital assets. Question: What is the root cause of {cwe:Weakness.name} (CWE-{cwe.id})? Answer: The root cause of {cwe.name} is often found in functional areas like {cwe.functional_areas}. In ess</w:t>
       </w:r>
       <w:r>
         <w:rPr>
@@ -2947,23 +2992,7 @@
       </w:pPr>
       <w:r>
         <w:rPr/>
-        <w:t xml:space="preserve">W.3 Instruction: You are a cybersecurity expert that has been trained to give precise responses to complex cybersecurity questions. You work in a SOC protecting data for enterprise customers helping to protect their digital assets. Question: Describe how attackers could exploit {cwe:Weakness.name} (CWE-{cwe.id}) and what the consequences are. Answer: Attackers exploit {cwe.name} with a likelihood of exploit of {cwe.likelihood_of_exploit}, which can lead to observed examples such as CVE-{cve.id} </w:t>
-      </w:r>
-      <w:r>
-        <w:rPr/>
-        <w:t>({cve.title})</w:t>
-      </w:r>
-      <w:r>
-        <w:rPr/>
-        <w:t>, described as {cve:cwe.observed_as.description</w:t>
-      </w:r>
-      <w:r>
-        <w:rPr/>
-        <w:t>s[0]</w:t>
-      </w:r>
-      <w:r>
-        <w:rPr/>
-        <w:t>}</w:t>
+        <w:t>W.3 Instruction: You are a cybersecurity expert that has been trained to give precise responses to complex cybersecurity questions. You work in a SOC protecting data for enterprise customers helping to protect their digital assets. Question: Describe how attackers could exploit {cwe:Weakness.name} (CWE-{cwe.id}) and what the consequences are. Answer: Attackers exploit {cwe.name} with a likelihood of exploit of {cwe.likelihood_of_exploit}, which can lead to observed examples such as CVE-{cve.id} ({cve.title}), described as {cve:cwe.observed_as.descriptions[0]}</w:t>
       </w:r>
     </w:p>
     <w:p>
@@ -3000,7 +3029,7 @@
         <w:rPr/>
         <w:t xml:space="preserve">W.4 Instruction: You are a cybersecurity expert that has been trained to give precise responses to complex cybersecurity questions. You work in a SOC protecting data for enterprise customers helping to protect their digital assets. Question: How can {cwe:Weakness.name} (CWE-{cwe.id}) be detected and prevented? Answer: {cwe.name} can be detected with this detection method: {cwe.detected_by.method} To prevent it, apply </w:t>
       </w:r>
-      <w:commentRangeStart w:id="25"/>
+      <w:commentRangeStart w:id="27"/>
       <w:r>
         <w:rPr/>
         <w:t>this mitigation</w:t>
@@ -3008,9 +3037,9 @@
       <w:r>
         <w:rPr/>
       </w:r>
-      <w:commentRangeEnd w:id="25"/>
-      <w:r>
-        <w:commentReference w:id="25"/>
+      <w:commentRangeEnd w:id="27"/>
+      <w:r>
+        <w:commentReference w:id="27"/>
       </w:r>
       <w:r>
         <w:rPr/>
@@ -3091,15 +3120,7 @@
       </w:pPr>
       <w:r>
         <w:rPr/>
-        <w:t>W.7 Instruction: You are a cybersecurity expert that has been trained to give precise responses to complex cybersecurity questions. You work in a SOC protecting data for enterprise customers helping to protect their digital assets. Question: Give an example CVE related to {cwe:Weakness.name} (CWE-{cwe.id}) and explain its cause. Answer: Examples include CVE {cve:cwe.observed_as.id}. It demonstrates weakness CWE-{cwe.id} by doing the following: {cve.description</w:t>
-      </w:r>
-      <w:r>
-        <w:rPr/>
-        <w:t>s</w:t>
-      </w:r>
-      <w:r>
-        <w:rPr/>
-        <w:t xml:space="preserve">}. </w:t>
+        <w:t xml:space="preserve">W.7 Instruction: You are a cybersecurity expert that has been trained to give precise responses to complex cybersecurity questions. You work in a SOC protecting data for enterprise customers helping to protect their digital assets. Question: Give an example CVE related to {cwe:Weakness.name} (CWE-{cwe.id}) and explain its cause. Answer: Examples include CVE {cve:cwe.observed_as.id}. It demonstrates weakness CWE-{cwe.id} by doing the following: {cve.descriptions}. </w:t>
       </w:r>
     </w:p>
     <w:p>
@@ -3129,118 +3150,26 @@
       </w:pPr>
       <w:r>
         <w:rPr/>
-        <w:t xml:space="preserve">P.1 Instruction: You are a cybersecurity expert that has been trained to give precise responses to complex cybersecurity questions. You work in a SOC protecting data for enterprise customers helping to protect their digital assets. Question: Assess the exploitability likelihood for </w:t>
-      </w:r>
-      <w:r>
-        <w:rPr/>
-        <w:t>CVE-{e:EPSS.cve}</w:t>
-      </w:r>
-      <w:r>
-        <w:rPr/>
-        <w:t xml:space="preserve">with EPSS and percentile. Answer: </w:t>
-      </w:r>
-      <w:r>
-        <w:rPr/>
-        <w:t xml:space="preserve">CVE-{cve:e.scores.id} </w:t>
-      </w:r>
-      <w:r>
-        <w:rPr/>
-        <w:t xml:space="preserve">has an EPSS of {e.epss} </w:t>
-      </w:r>
-      <w:r>
-        <w:rPr/>
-        <w:t xml:space="preserve">and a percentile of </w:t>
-      </w:r>
-      <w:r>
-        <w:rPr/>
-        <w:t xml:space="preserve">{e.percentile}. Higher percentiles indicate greater exploit likelihood; prioritize remediation accordingly. </w:t>
-      </w:r>
-    </w:p>
-    <w:p>
-      <w:pPr>
-        <w:pStyle w:val="BodyText"/>
-        <w:rPr/>
-      </w:pPr>
-      <w:r>
-        <w:rPr/>
-      </w:r>
-    </w:p>
-    <w:p>
-      <w:pPr>
-        <w:pStyle w:val="BodyText"/>
-        <w:rPr/>
-      </w:pPr>
-      <w:r>
-        <w:rPr/>
-        <w:t xml:space="preserve">P.2 Instruction: You are a cybersecurity expert that has been trained to give precise responses to complex cybersecurity questions. You work in a SOC protecting data for enterprise customers helping to protect their digital assets. Question: Compare EPSS and CVSS for </w:t>
-      </w:r>
-      <w:r>
-        <w:rPr/>
-        <w:t>CVE-</w:t>
-      </w:r>
-      <w:r>
-        <w:rPr/>
-        <w:t>{</w:t>
-      </w:r>
-      <w:r>
-        <w:rPr/>
-        <w:t>e:EPSS.</w:t>
-      </w:r>
-      <w:r>
-        <w:rPr/>
-        <w:t xml:space="preserve">cve} and explain prioritization. Answer: </w:t>
-      </w:r>
-      <w:r>
-        <w:rPr/>
-        <w:t>CVE-</w:t>
-      </w:r>
-      <w:r>
-        <w:rPr/>
-        <w:t>{cve:</w:t>
-      </w:r>
-      <w:r>
-        <w:rPr/>
-        <w:t>e.scores</w:t>
-      </w:r>
-      <w:r>
-        <w:rPr/>
-        <w:t xml:space="preserve">.id} </w:t>
-      </w:r>
-      <w:r>
-        <w:rPr/>
-        <w:t>has an</w:t>
-      </w:r>
-      <w:r>
-        <w:rPr/>
-        <w:t xml:space="preserve"> EPSS </w:t>
-      </w:r>
-      <w:r>
-        <w:rPr/>
-        <w:t xml:space="preserve">of </w:t>
-      </w:r>
-      <w:r>
-        <w:rPr/>
-        <w:t>{e.epss} reflect</w:t>
-      </w:r>
-      <w:r>
-        <w:rPr/>
-        <w:t xml:space="preserve">ing </w:t>
-      </w:r>
-      <w:r>
-        <w:rPr/>
-        <w:t xml:space="preserve">exploitation likelihood; </w:t>
-      </w:r>
-      <w:r>
-        <w:rPr/>
-        <w:t xml:space="preserve">a </w:t>
-      </w:r>
-      <w:r>
-        <w:rPr/>
-        <w:t xml:space="preserve">CVSS </w:t>
-      </w:r>
-      <w:r>
-        <w:rPr/>
-        <w:t>of</w:t>
+        <w:t xml:space="preserve">P.1 Instruction: You are a cybersecurity expert that has been trained to give precise responses to complex cybersecurity questions. You work in a SOC protecting data for enterprise customers helping to protect their digital assets. Question: Assess the exploitability likelihood for CVE-{e:EPSS.cve}with EPSS and percentile. Answer: CVE-{cve:e.scores.id} has an EPSS of {e.epss} and a percentile of {e.percentile}. Higher percentiles indicate greater exploit likelihood; prioritize remediation accordingly. </w:t>
+      </w:r>
+    </w:p>
+    <w:p>
+      <w:pPr>
+        <w:pStyle w:val="BodyText"/>
+        <w:rPr/>
+      </w:pPr>
+      <w:r>
+        <w:rPr/>
+      </w:r>
+    </w:p>
+    <w:p>
+      <w:pPr>
+        <w:pStyle w:val="BodyText"/>
+        <w:rPr/>
+      </w:pPr>
+      <w:r>
+        <w:rPr/>
+        <w:t>P.2 Instruction: You are a cybersecurity expert that has been trained to give precise responses to complex cybersecurity questions. You work in a SOC protecting data for enterprise customers helping to protect their digital assets. Question: Compare EPSS and CVSS for CVE-{e:EPSS.cve} and explain prioritization. Answer: CVE-{cve:e.scores.id} has an EPSS of {e.epss} reflecting exploitation likelihood; a CVSS of</w:t>
       </w:r>
       <w:r>
         <w:rPr>
@@ -3272,104 +3201,16 @@
         <w:pStyle w:val="BodyText"/>
         <w:rPr/>
       </w:pPr>
-      <w:commentRangeStart w:id="26"/>
-      <w:r>
-        <w:rPr/>
-        <w:t xml:space="preserve">P.3 Instruction: You are a cybersecurity expert that has been trained to give precise responses to complex cybersecurity questions. You work in a SOC protecting data for enterprise customers helping to protect their digital assets. Question: Explain how EPSS for </w:t>
-      </w:r>
-      <w:r>
-        <w:rPr/>
-        <w:t>CVE-</w:t>
-      </w:r>
-      <w:r>
-        <w:rPr/>
-        <w:t>{</w:t>
-      </w:r>
-      <w:r>
-        <w:rPr/>
-        <w:t>e:EPSS.</w:t>
-      </w:r>
-      <w:r>
-        <w:rPr/>
-        <w:t>cve_</w:t>
-      </w:r>
-      <w:r>
-        <w:rPr/>
-        <w:t>FAIL</w:t>
-      </w:r>
-      <w:r>
-        <w:rPr/>
-        <w:t xml:space="preserve">} informs short-term patching. Answer: On {epss:EPSS.date}, {cve:CVE.id} had EPSS {epss:EPSS.epss}, indicating probability of near-term exploitation. Rising scores suggest prioritizing immediate remediation. </w:t>
-      </w:r>
-      <w:commentRangeEnd w:id="26"/>
-      <w:r>
-        <w:commentReference w:id="26"/>
-      </w:r>
-      <w:r>
-        <w:rPr/>
-      </w:r>
-    </w:p>
-    <w:p>
-      <w:pPr>
-        <w:pStyle w:val="BodyText"/>
-        <w:rPr/>
-      </w:pPr>
-      <w:r>
-        <w:rPr/>
-      </w:r>
-    </w:p>
-    <w:p>
-      <w:pPr>
-        <w:pStyle w:val="BodyText"/>
-        <w:rPr/>
-      </w:pPr>
-      <w:commentRangeStart w:id="27"/>
-      <w:r>
-        <w:rPr/>
-        <w:t>P.4 Instruction: You are a cybersecurity expert that has been trained to give precise responses to complex cybersecurity questions. You work in a SOC protecting data for enterprise customers helping to protect their digital assets. Question: Given {cve:CVE.id_</w:t>
-      </w:r>
-      <w:r>
-        <w:rPr/>
-        <w:t>FAIL</w:t>
-      </w:r>
-      <w:r>
-        <w:rPr/>
-        <w:t xml:space="preserve">} with EPSS {epss:EPSS.epss} and another CVE with lower EPSS, which to prioritize? Answer: {cve:CVE.id} with higher EPSS {epss:EPSS.epss} should be prioritized due to greater real-world exploit likelihood. </w:t>
-      </w:r>
-      <w:commentRangeEnd w:id="27"/>
-      <w:r>
-        <w:commentReference w:id="27"/>
-      </w:r>
-      <w:r>
-        <w:rPr/>
-      </w:r>
-    </w:p>
-    <w:p>
-      <w:pPr>
-        <w:pStyle w:val="BodyText"/>
-        <w:rPr/>
-      </w:pPr>
-      <w:r>
-        <w:rPr/>
-      </w:r>
-    </w:p>
-    <w:p>
-      <w:pPr>
-        <w:pStyle w:val="BodyText"/>
-        <w:rPr/>
-      </w:pPr>
+      <w:r>
+        <w:rPr>
+          <w:shd w:fill="FFFF00" w:val="clear"/>
+        </w:rPr>
+        <w:t xml:space="preserve">REVIEW THIS: </w:t>
+      </w:r>
       <w:commentRangeStart w:id="28"/>
       <w:r>
         <w:rPr/>
-        <w:t>P.5 Instruction: You are a cybersecurity expert that has been trained to give precise responses to complex cybersecurity questions. You work in a SOC protecting data for enterprise customers helping to protect their digital assets. Question: Correlate EPSS {epss:EPSS.epss_</w:t>
-      </w:r>
-      <w:r>
-        <w:rPr/>
-        <w:t>FAIL</w:t>
-      </w:r>
-      <w:r>
-        <w:rPr/>
-        <w:t xml:space="preserve">} for {cve:CVE.id} with external threat intelligence. Answer: EPSS {epss:EPSS.epss} for {cve:CVE.id} suggests exploit likelihood; combine with KEV, exploit DB, or campaign data to confirm real-world risk. </w:t>
+        <w:t xml:space="preserve">P.3 Instruction: You are a cybersecurity expert that has been trained to give precise responses to complex cybersecurity questions. You work in a SOC protecting data for enterprise customers helping to protect their digital assets. Question: Explain how EPSS for CVE-{e:EPSS.cve_FAIL} informs short-term patching. Answer: On {epss:EPSS.date}, {cve:CVE.id} had EPSS {epss:EPSS.epss}, indicating probability of near-term exploitation. Rising scores suggest prioritizing immediate remediation. </w:t>
       </w:r>
       <w:commentRangeEnd w:id="28"/>
       <w:r>
@@ -3394,8 +3235,15 @@
         <w:rPr/>
       </w:pPr>
       <w:r>
-        <w:rPr/>
-        <w:t>P.6 Instruction: You are a cybersecurity expert that has been trained to give precise responses to complex cybersecurity questions. You work in a SOC protecting data for enterprise customers helping to protect their digital assets. Question: Provide an EPSS-based risk assessment for {cve:</w:t>
+        <w:rPr>
+          <w:shd w:fill="FFFF00" w:val="clear"/>
+        </w:rPr>
+        <w:t xml:space="preserve">REVIEW THIS: </w:t>
+      </w:r>
+      <w:commentRangeStart w:id="29"/>
+      <w:r>
+        <w:rPr/>
+        <w:t>P.4 Instruction: You are a cybersecurity expert that has been trained to give precise responses to complex cybersecurity questions. You work in a SOC protecting data for enterprise customers helping to protect their digital assets. Question: Given {cve:</w:t>
       </w:r>
       <w:r>
         <w:rPr/>
@@ -3403,55 +3251,98 @@
       </w:r>
       <w:r>
         <w:rPr/>
-        <w:t xml:space="preserve">.id}, with CVSS. Answer: {cve.id} </w:t>
-      </w:r>
-      <w:r>
-        <w:rPr/>
-        <w:t>has an</w:t>
-      </w:r>
-      <w:r>
-        <w:rPr/>
-        <w:t xml:space="preserve"> EPSS </w:t>
-      </w:r>
-      <w:r>
-        <w:rPr/>
-        <w:t xml:space="preserve">of </w:t>
-      </w:r>
-      <w:r>
-        <w:rPr/>
-        <w:t>{e:EPSS.epss} (</w:t>
-      </w:r>
-      <w:r>
-        <w:rPr/>
-        <w:t xml:space="preserve">probability </w:t>
-      </w:r>
-      <w:r>
-        <w:rPr/>
-        <w:t xml:space="preserve">of near-term exploitation) </w:t>
-      </w:r>
-      <w:r>
-        <w:rPr/>
-        <w:t>with a percentile of {e.percentile}</w:t>
-      </w:r>
-      <w:r>
-        <w:rPr/>
-        <w:t xml:space="preserve">, </w:t>
-      </w:r>
-      <w:r>
-        <w:rPr/>
-        <w:t xml:space="preserve">and a </w:t>
-      </w:r>
-      <w:r>
-        <w:rPr/>
-        <w:t>CVSS {cve.cvss3_1_</w:t>
-      </w:r>
-      <w:r>
-        <w:rPr/>
-        <w:t>baseScore</w:t>
-      </w:r>
-      <w:r>
-        <w:rPr/>
-        <w:t xml:space="preserve">} indicates severity. Use both plus context to prioritize remediation. </w:t>
+        <w:t>.</w:t>
+      </w:r>
+      <w:r>
+        <w:rPr/>
+        <w:t>cve</w:t>
+      </w:r>
+      <w:r>
+        <w:rPr/>
+        <w:t>} with EPSS {e:EPSS.epss} and another CVE with lower EPSS, which to prioritize? Answer: {cve.id} with higher EPSS {</w:t>
+      </w:r>
+      <w:r>
+        <w:rPr/>
+        <w:t>e</w:t>
+      </w:r>
+      <w:r>
+        <w:rPr/>
+        <w:t xml:space="preserve">.epss} should be prioritized due to greater real-world exploit likelihood. </w:t>
+      </w:r>
+      <w:commentRangeEnd w:id="29"/>
+      <w:r>
+        <w:commentReference w:id="29"/>
+      </w:r>
+      <w:r>
+        <w:rPr/>
+      </w:r>
+    </w:p>
+    <w:p>
+      <w:pPr>
+        <w:pStyle w:val="BodyText"/>
+        <w:rPr/>
+      </w:pPr>
+      <w:r>
+        <w:rPr/>
+      </w:r>
+    </w:p>
+    <w:p>
+      <w:pPr>
+        <w:pStyle w:val="BodyText"/>
+        <w:rPr/>
+      </w:pPr>
+      <w:r>
+        <w:rPr>
+          <w:shd w:fill="FFFF00" w:val="clear"/>
+        </w:rPr>
+        <w:t xml:space="preserve">REVIEW THIS: </w:t>
+      </w:r>
+      <w:commentRangeStart w:id="30"/>
+      <w:r>
+        <w:rPr/>
+        <w:t>P.5 Instruction: You are a cybersecurity expert that has been trained to give precise responses to complex cybersecurity questions. You work in a SOC protecting data for enterprise customers helping to protect their digital assets. Question: Correlate EPSS {e:EPSS.epss} for {cve:</w:t>
+      </w:r>
+      <w:r>
+        <w:rPr/>
+        <w:t>e.cve</w:t>
+      </w:r>
+      <w:r>
+        <w:rPr/>
+        <w:t>} with external threat intelligence. Answer: EPSS {e.epss} for {</w:t>
+      </w:r>
+      <w:r>
+        <w:rPr/>
+        <w:t>e.cve</w:t>
+      </w:r>
+      <w:r>
+        <w:rPr/>
+        <w:t xml:space="preserve">} suggests exploit likelihood; combine with KEV, exploit DB, or campaign data to confirm real-world risk. </w:t>
+      </w:r>
+      <w:commentRangeEnd w:id="30"/>
+      <w:r>
+        <w:commentReference w:id="30"/>
+      </w:r>
+      <w:r>
+        <w:rPr/>
+      </w:r>
+    </w:p>
+    <w:p>
+      <w:pPr>
+        <w:pStyle w:val="BodyText"/>
+        <w:rPr/>
+      </w:pPr>
+      <w:r>
+        <w:rPr/>
+      </w:r>
+    </w:p>
+    <w:p>
+      <w:pPr>
+        <w:pStyle w:val="BodyText"/>
+        <w:rPr/>
+      </w:pPr>
+      <w:r>
+        <w:rPr/>
+        <w:t xml:space="preserve">P.6 Instruction: You are a cybersecurity expert that has been trained to give precise responses to complex cybersecurity questions. You work in a SOC protecting data for enterprise customers helping to protect their digital assets. Question: Provide an EPSS-based risk assessment for {cve:e.id}, with CVSS. Answer: {cve.id} has an EPSS of {e:EPSS.epss} (probability of near-term exploitation) with a percentile of {e.percentile}, and a CVSS {cve.cvss3_1_baseScore} indicates severity. Use both plus context to prioritize remediation. </w:t>
       </w:r>
     </w:p>
     <w:p>
@@ -3477,13 +3368,27 @@
     <w:p>
       <w:pPr>
         <w:pStyle w:val="BodyText"/>
+        <w:rPr>
+          <w:shd w:fill="DDDDDD" w:val="clear"/>
+        </w:rPr>
+      </w:pPr>
+      <w:r>
+        <w:rPr>
+          <w:shd w:fill="FFFF00" w:val="clear"/>
+        </w:rPr>
+        <w:t>REVIEW templates E.x: these are supposed to be  about ENGAGE, but none are</w:t>
+      </w:r>
+    </w:p>
+    <w:p>
+      <w:pPr>
+        <w:pStyle w:val="BodyText"/>
         <w:rPr/>
       </w:pPr>
       <w:r>
         <w:rPr/>
         <w:t xml:space="preserve">E.1 Instruction: You are a cybersecurity expert that has been trained to give precise responses to complex cybersecurity questions. You work in a SOC protecting data for enterprise customers helping to protect their digital assets. Question: Describe how defenders can detect or disrupt the technique {ap:attack-pattern.name} ({ap.id}). </w:t>
       </w:r>
-      <w:commentRangeStart w:id="29"/>
+      <w:commentRangeStart w:id="31"/>
       <w:r>
         <w:rPr/>
         <w:t>Answer</w:t>
@@ -3491,9 +3396,9 @@
       <w:r>
         <w:rPr/>
       </w:r>
-      <w:commentRangeEnd w:id="29"/>
-      <w:r>
-        <w:commentReference w:id="29"/>
+      <w:commentRangeEnd w:id="31"/>
+      <w:r>
+        <w:commentReference w:id="31"/>
       </w:r>
       <w:r>
         <w:rPr/>
@@ -3547,14 +3452,14 @@
         <w:rPr/>
         <w:t xml:space="preserve">E.2 Instruction: You are a cybersecurity expert that has been trained to give precise responses to complex cybersecurity questions. You work in a SOC protecting data for enterprise customers helping to protect their digital assets. Question: Explain how deception can be applied against the technique {ap:attack-pattern.name} ({ap.id}). </w:t>
       </w:r>
-      <w:commentRangeStart w:id="30"/>
+      <w:commentRangeStart w:id="32"/>
       <w:r>
         <w:rPr/>
         <w:t xml:space="preserve">Answer: Deception can be applied against {ap.name} by deploying decoy systems or false targets that attract and expose adversary actions as defined in {ap.x_mitre_detection[_!=""]}. </w:t>
       </w:r>
-      <w:commentRangeEnd w:id="30"/>
-      <w:r>
-        <w:commentReference w:id="30"/>
+      <w:commentRangeEnd w:id="32"/>
+      <w:r>
+        <w:commentReference w:id="32"/>
       </w:r>
       <w:r>
         <w:rPr/>
@@ -3578,7 +3483,7 @@
         <w:rPr/>
         <w:t xml:space="preserve">E.3 Instruction: You are a cybersecurity expert that has been trained to give precise responses to complex cybersecurity questions. You work in a SOC protecting data for enterprise customers helping to protect their digital assets. </w:t>
       </w:r>
-      <w:commentRangeStart w:id="31"/>
+      <w:commentRangeStart w:id="33"/>
       <w:r>
         <w:rPr/>
         <w:t>Question:</w:t>
@@ -3586,9 +3491,9 @@
       <w:r>
         <w:rPr/>
       </w:r>
-      <w:commentRangeEnd w:id="31"/>
-      <w:r>
-        <w:commentReference w:id="31"/>
+      <w:commentRangeEnd w:id="33"/>
+      <w:r>
+        <w:commentReference w:id="33"/>
       </w:r>
       <w:r>
         <w:rPr/>
@@ -3623,7 +3528,7 @@
         <w:rPr/>
         <w:t xml:space="preserve">E.4 Instruction: You are a cybersecurity expert that has been trained to give precise responses to complex cybersecurity questions. You work in a SOC protecting data for enterprise customers helping to protect their digital assets. </w:t>
       </w:r>
-      <w:commentRangeStart w:id="32"/>
+      <w:commentRangeStart w:id="34"/>
       <w:r>
         <w:rPr/>
         <w:t>Question</w:t>
@@ -3631,9 +3536,9 @@
       <w:r>
         <w:rPr/>
       </w:r>
-      <w:commentRangeEnd w:id="32"/>
-      <w:r>
-        <w:commentReference w:id="32"/>
+      <w:commentRangeEnd w:id="34"/>
+      <w:r>
+        <w:commentReference w:id="34"/>
       </w:r>
       <w:r>
         <w:rPr/>
@@ -3658,7 +3563,7 @@
         <w:rPr/>
         <w:t xml:space="preserve">E.5 Instruction: You are a cybersecurity expert that has been trained to give precise responses to complex cybersecurity questions. You work in a SOC protecting data for enterprise customers helping to protect their digital assets. </w:t>
       </w:r>
-      <w:commentRangeStart w:id="33"/>
+      <w:commentRangeStart w:id="35"/>
       <w:r>
         <w:rPr/>
         <w:t>Question</w:t>
@@ -3666,9 +3571,9 @@
       <w:r>
         <w:rPr/>
       </w:r>
-      <w:commentRangeEnd w:id="33"/>
-      <w:r>
-        <w:commentReference w:id="33"/>
+      <w:commentRangeEnd w:id="35"/>
+      <w:r>
+        <w:commentReference w:id="35"/>
       </w:r>
       <w:r>
         <w:rPr/>
@@ -3693,7 +3598,7 @@
         <w:rPr/>
         <w:t xml:space="preserve">E.6 Instruction: You are a cybersecurity expert that has been trained to give precise responses to complex cybersecurity questions. You work in a SOC protecting data for enterprise customers helping to protect their digital assets. </w:t>
       </w:r>
-      <w:commentRangeStart w:id="34"/>
+      <w:commentRangeStart w:id="36"/>
       <w:r>
         <w:rPr/>
         <w:t>Question</w:t>
@@ -3701,9 +3606,9 @@
       <w:r>
         <w:rPr/>
       </w:r>
-      <w:commentRangeEnd w:id="34"/>
-      <w:r>
-        <w:commentReference w:id="34"/>
+      <w:commentRangeEnd w:id="36"/>
+      <w:r>
+        <w:commentReference w:id="36"/>
       </w:r>
       <w:r>
         <w:rPr/>
@@ -3843,7 +3748,15 @@
       </w:pPr>
       <w:r>
         <w:rPr/>
-        <w:t xml:space="preserve">M.4 Instruction: You are a cybersecurity expert that has been trained to give precise responses to complex cybersecurity questions. You work in a SOC protecting data for enterprise customers helping to protect their digital assets. Question: What subtechniques fall under attack pattern  {ap:sub.subtechnique-of.id}? Answer: Subtechniques of {ap.name} (ID {ap.id}) include {sub:attack-pattern.name}. </w:t>
+        <w:t xml:space="preserve">M.4 Instruction: You are a cybersecurity expert that has been trained to give precise responses to complex cybersecurity questions. You work in a SOC protecting data for enterprise customers helping to protect their digital assets. Question: What subtechniques fall under attack pattern  {ap:sub.subtechnique-of.id}? Answer: </w:t>
+      </w:r>
+      <w:r>
+        <w:rPr/>
+        <w:t>s</w:t>
+      </w:r>
+      <w:r>
+        <w:rPr/>
+        <w:t xml:space="preserve">ubtechniques of {ap.name} (ID {ap.id}) include {sub:attack-pattern.name}. </w:t>
       </w:r>
     </w:p>
     <w:p>
@@ -3872,15 +3785,31 @@
       </w:pPr>
       <w:r>
         <w:rPr/>
-        <w:t>M.5 Instruction: You are a cybersecurity expert that has been trained to give precise responses to complex cybersecurity questions. You work in a SOC protecting data for enterprise customers helping to protect their digital assets. Question: How can attack pattern {ap:attack-pattern.id} be detected in network traffic? Answer: {ap.name} (ID {ap.id}) can be detected in network traffic by monitoring {ap.x_mitre_data_sources[?~"Network Traffic"</w:t>
-      </w:r>
-      <w:r>
-        <w:rPr/>
-        <w:t>]</w:t>
-      </w:r>
-      <w:r>
-        <w:rPr/>
-        <w:t>} in the following way: {ap.x_mitre_detection}</w:t>
+        <w:t xml:space="preserve">M.5 Instruction: You are a cybersecurity expert that has been trained to give precise responses to complex cybersecurity questions. You work in a SOC protecting data for enterprise customers helping to protect their digital assets. Question: How can attack pattern {ap:attack-pattern.id} be detected in network traffic? Answer: </w:t>
+      </w:r>
+      <w:r>
+        <w:rPr/>
+        <w:t xml:space="preserve">attack pattern </w:t>
+      </w:r>
+      <w:r>
+        <w:rPr/>
+        <w:t xml:space="preserve">{ap.name} (ID {ap.id}) can be detected in network traffic in the following way. </w:t>
+      </w:r>
+      <w:r>
+        <w:rPr/>
+        <w:t xml:space="preserve">Detection strategy {det:ap.detects&lt;x-mitre-detection-strategy.name} ({det.id}) is implemented by {an:det.implemented_by.name} ({an.id}), which requires data component {an.requires_data.name[_~"network traffic"]}. The detection analytic proceeds as follows: </w:t>
+      </w:r>
+      <w:r>
+        <w:rPr/>
+        <w:t>{</w:t>
+      </w:r>
+      <w:r>
+        <w:rPr/>
+        <w:t>an.description</w:t>
+      </w:r>
+      <w:r>
+        <w:rPr/>
+        <w:t>}</w:t>
       </w:r>
     </w:p>
     <w:p>
@@ -4016,20 +3945,36 @@
     </w:p>
     <w:p>
       <w:pPr>
+        <w:pStyle w:val="BodyText"/>
+        <w:rPr>
+          <w:shd w:fill="DDDDDD" w:val="clear"/>
+        </w:rPr>
+      </w:pPr>
+      <w:r>
+        <w:rPr/>
+      </w:r>
+    </w:p>
+    <w:p>
+      <w:pPr>
+        <w:pStyle w:val="BodyText"/>
+        <w:rPr>
+          <w:shd w:fill="DDDDDD" w:val="clear"/>
+        </w:rPr>
+      </w:pPr>
+      <w:r>
+        <w:rPr>
+          <w:shd w:fill="FFFF00" w:val="clear"/>
+        </w:rPr>
+        <w:t xml:space="preserve">REVIEW THIS: </w:t>
+      </w:r>
+    </w:p>
+    <w:p>
+      <w:pPr>
         <w:pStyle w:val="Normal"/>
         <w:rPr/>
       </w:pPr>
       <w:r>
         <w:rPr/>
-      </w:r>
-    </w:p>
-    <w:p>
-      <w:pPr>
-        <w:pStyle w:val="Normal"/>
-        <w:rPr/>
-      </w:pPr>
-      <w:r>
-        <w:rPr/>
         <w:t>longpath.1 Instruction: You are a cybersecurity expert that has been trained to give precise responses to complex cybersecurity questions. You work in a SOC protecting data for enterprise customers helping to protect their digital assets. Question: Which technique and malware are used by both intrusion sets {is1:intrusion-set.name} (ID {is1.id}) and {is2:intrusion-set.name} (ID {is2.id})? Recommend a course of action for that technique. Answer: An attack pattern used by both intrusion sets {is1.name} and {is2.name} is {ap1:is1.uses&gt;attack-pattern.name} (ID {ap1.id}). Both intrusion sets rely on malware {m1:is1.uses&gt;malware.name} (ID {m1.id}). A course of action recommended for that technique is {</w:t>
       </w:r>
       <w:r>
@@ -4038,7 +3983,7 @@
         </w:rPr>
         <w:t>coa1:ap1.mitigates</w:t>
       </w:r>
-      <w:commentRangeStart w:id="35"/>
+      <w:commentRangeStart w:id="37"/>
       <w:r>
         <w:rPr>
           <w:shd w:fill="FFFF00" w:val="clear"/>
@@ -4050,9 +3995,9 @@
           <w:shd w:fill="FFFF00" w:val="clear"/>
         </w:rPr>
       </w:r>
-      <w:commentRangeEnd w:id="35"/>
-      <w:r>
-        <w:commentReference w:id="35"/>
+      <w:commentRangeEnd w:id="37"/>
+      <w:r>
+        <w:commentReference w:id="37"/>
       </w:r>
       <w:r>
         <w:rPr>
@@ -4064,7 +4009,7 @@
         <w:rPr/>
         <w:t>}.  &lt;* this is an 'invisible' constraint: {ap2:is2.uses&gt;attack-pattern.id} {</w:t>
       </w:r>
-      <w:commentRangeStart w:id="36"/>
+      <w:commentRangeStart w:id="38"/>
       <w:r>
         <w:rPr/>
         <w:t>force  ap1.id=ap2.id</w:t>
@@ -4072,15 +4017,15 @@
       <w:r>
         <w:rPr/>
       </w:r>
-      <w:commentRangeEnd w:id="36"/>
-      <w:r>
-        <w:commentReference w:id="36"/>
+      <w:commentRangeEnd w:id="38"/>
+      <w:r>
+        <w:commentReference w:id="38"/>
       </w:r>
       <w:r>
         <w:rPr/>
         <w:t xml:space="preserve">}  {m2:is2.uses&gt;malware.id} </w:t>
       </w:r>
-      <w:commentRangeStart w:id="37"/>
+      <w:commentRangeStart w:id="39"/>
       <w:r>
         <w:rPr/>
         <w:t>{force m1.id=m2.id}</w:t>
@@ -4088,9 +4033,9 @@
       <w:r>
         <w:rPr/>
       </w:r>
-      <w:commentRangeEnd w:id="37"/>
-      <w:r>
-        <w:commentReference w:id="37"/>
+      <w:commentRangeEnd w:id="39"/>
+      <w:r>
+        <w:commentReference w:id="39"/>
       </w:r>
       <w:r>
         <w:rPr/>
@@ -4135,7 +4080,7 @@
   <w:comment w:id="0" w:author="I.C." w:date="2026-02-22T19:31:19Z" w:initials="I">
     <w:p>
       <w:pPr>
-        <w:overflowPunct w:val="true"/>
+        <w:overflowPunct w:val="false"/>
         <w:rPr/>
       </w:pPr>
       <w:r>
@@ -4151,7 +4096,7 @@
   <w:comment w:id="1" w:author="I.C." w:date="2026-02-22T21:09:02Z" w:initials="I">
     <w:p>
       <w:pPr>
-        <w:overflowPunct w:val="false"/>
+        <w:overflowPunct w:val="true"/>
         <w:bidi w:val="0"/>
         <w:spacing w:before="0" w:after="0"/>
         <w:jc w:val="start"/>
@@ -4170,7 +4115,7 @@
   <w:comment w:id="2" w:author="I.C." w:date="2026-02-07T17:27:00Z" w:initials="I">
     <w:p>
       <w:pPr>
-        <w:overflowPunct w:val="true"/>
+        <w:overflowPunct w:val="false"/>
         <w:bidi w:val="0"/>
         <w:rPr/>
       </w:pPr>
@@ -4188,7 +4133,7 @@
     </w:p>
     <w:p>
       <w:pPr>
-        <w:overflowPunct w:val="true"/>
+        <w:overflowPunct w:val="false"/>
         <w:bidi w:val="0"/>
         <w:rPr/>
       </w:pPr>
@@ -4208,7 +4153,7 @@
   <w:comment w:id="3" w:author="I.C." w:date="2026-02-07T17:33:00Z" w:initials="I">
     <w:p>
       <w:pPr>
-        <w:overflowPunct w:val="true"/>
+        <w:overflowPunct w:val="false"/>
         <w:bidi w:val="0"/>
         <w:rPr/>
       </w:pPr>
@@ -4228,7 +4173,7 @@
   <w:comment w:id="4" w:author="I.C." w:date="2026-02-07T17:40:00Z" w:initials="I">
     <w:p>
       <w:pPr>
-        <w:overflowPunct w:val="true"/>
+        <w:overflowPunct w:val="false"/>
         <w:bidi w:val="0"/>
         <w:rPr/>
       </w:pPr>
@@ -4248,7 +4193,7 @@
   <w:comment w:id="5" w:author="I.C." w:date="2026-02-07T17:53:00Z" w:initials="I">
     <w:p>
       <w:pPr>
-        <w:overflowPunct w:val="true"/>
+        <w:overflowPunct w:val="false"/>
         <w:bidi w:val="0"/>
         <w:rPr/>
       </w:pPr>
@@ -4276,30 +4221,26 @@
       </w:r>
     </w:p>
   </w:comment>
-  <w:comment w:id="6" w:author="I.C." w:date="2026-02-07T17:54:00Z" w:initials="I">
-    <w:p>
-      <w:pPr>
-        <w:overflowPunct w:val="true"/>
-        <w:bidi w:val="0"/>
-        <w:rPr/>
-      </w:pPr>
-      <w:r>
-        <w:rPr>
-          <w:rFonts w:ascii="Liberation Serif;Times New Roman" w:hAnsi="Liberation Serif;Times New Roman" w:eastAsia="DejaVu Sans" w:cs="Noto Sans Arabic UI"/>
-          <w:color w:val="auto"/>
+  <w:comment w:id="6" w:author="I.C." w:date="2026-03-21T11:23:03Z" w:initials="I">
+    <w:p>
+      <w:pPr>
+        <w:overflowPunct w:val="false"/>
+        <w:rPr/>
+      </w:pPr>
+      <w:r>
+        <w:rPr>
+          <w:rFonts w:ascii="Liberation Serif" w:hAnsi="Liberation Serif" w:eastAsia="DejaVu Sans" w:cs="Noto Sans Arabic UI"/>
           <w:kern w:val="0"/>
-          <w:sz w:val="24"/>
-          <w:szCs w:val="24"/>
           <w:lang w:val="en-US" w:eastAsia="en-US" w:bidi="en-US"/>
         </w:rPr>
-        <w:t>add support for substring check</w:t>
+        <w:t>an invisible field to constrain description to contain additional substring</w:t>
       </w:r>
     </w:p>
   </w:comment>
   <w:comment w:id="7" w:author="I.C." w:date="2026-02-22T21:18:12Z" w:initials="I">
     <w:p>
       <w:pPr>
-        <w:overflowPunct w:val="false"/>
+        <w:overflowPunct w:val="true"/>
         <w:bidi w:val="0"/>
         <w:spacing w:before="0" w:after="0"/>
         <w:jc w:val="start"/>
@@ -4311,14 +4252,14 @@
           <w:kern w:val="0"/>
           <w:lang w:val="en-US" w:eastAsia="en-US" w:bidi="en-US"/>
         </w:rPr>
-        <w:t>modified to match revised ATT&amp;CK detection shema</w:t>
+        <w:t>modified to match revised ATT&amp;CK detection schema</w:t>
       </w:r>
     </w:p>
   </w:comment>
   <w:comment w:id="8" w:author="I.C." w:date="2026-02-07T20:04:00Z" w:initials="I">
     <w:p>
       <w:pPr>
-        <w:overflowPunct w:val="true"/>
+        <w:overflowPunct w:val="false"/>
         <w:bidi w:val="0"/>
         <w:rPr/>
       </w:pPr>
@@ -4336,7 +4277,7 @@
     </w:p>
     <w:p>
       <w:pPr>
-        <w:overflowPunct w:val="true"/>
+        <w:overflowPunct w:val="false"/>
         <w:bidi w:val="0"/>
         <w:rPr/>
       </w:pPr>
@@ -4356,7 +4297,7 @@
   <w:comment w:id="9" w:author="I.C." w:date="2026-02-07T20:05:00Z" w:initials="I">
     <w:p>
       <w:pPr>
-        <w:overflowPunct w:val="true"/>
+        <w:overflowPunct w:val="false"/>
         <w:bidi w:val="0"/>
         <w:rPr/>
       </w:pPr>
@@ -4369,14 +4310,14 @@
           <w:szCs w:val="24"/>
           <w:lang w:val="en-US" w:eastAsia="en-US" w:bidi="en-US"/>
         </w:rPr>
-        <w:t>non specific general template</w:t>
+        <w:t>“data encryption” not in any technique’s description</w:t>
       </w:r>
     </w:p>
   </w:comment>
   <w:comment w:id="10" w:author="I.C." w:date="2026-02-07T20:12:00Z" w:initials="I">
     <w:p>
       <w:pPr>
-        <w:overflowPunct w:val="true"/>
+        <w:overflowPunct w:val="false"/>
         <w:bidi w:val="0"/>
         <w:rPr/>
       </w:pPr>
@@ -4394,7 +4335,7 @@
     </w:p>
     <w:p>
       <w:pPr>
-        <w:overflowPunct w:val="true"/>
+        <w:overflowPunct w:val="false"/>
         <w:bidi w:val="0"/>
         <w:rPr/>
       </w:pPr>
@@ -4411,10 +4352,26 @@
       </w:r>
     </w:p>
   </w:comment>
-  <w:comment w:id="11" w:author="I.C." w:date="2026-02-08T20:22:00Z" w:initials="I">
-    <w:p>
-      <w:pPr>
-        <w:overflowPunct w:val="true"/>
+  <w:comment w:id="11" w:author="I.C." w:date="2026-03-21T11:30:14Z" w:initials="I">
+    <w:p>
+      <w:pPr>
+        <w:overflowPunct w:val="false"/>
+        <w:rPr/>
+      </w:pPr>
+      <w:r>
+        <w:rPr>
+          <w:rFonts w:ascii="Liberation Serif" w:hAnsi="Liberation Serif" w:eastAsia="DejaVu Sans" w:cs="Noto Sans Arabic UI"/>
+          <w:kern w:val="0"/>
+          <w:lang w:val="en-US" w:eastAsia="en-US" w:bidi="en-US"/>
+        </w:rPr>
+        <w:t>“elevated execution” does not exist in current sources</w:t>
+      </w:r>
+    </w:p>
+  </w:comment>
+  <w:comment w:id="12" w:author="I.C." w:date="2026-02-08T20:22:00Z" w:initials="I">
+    <w:p>
+      <w:pPr>
+        <w:overflowPunct w:val="false"/>
         <w:bidi w:val="0"/>
         <w:rPr/>
       </w:pPr>
@@ -4431,10 +4388,10 @@
       </w:r>
     </w:p>
   </w:comment>
-  <w:comment w:id="12" w:author="I.C." w:date="2026-02-08T20:21:00Z" w:initials="I">
-    <w:p>
-      <w:pPr>
-        <w:overflowPunct w:val="true"/>
+  <w:comment w:id="13" w:author="I.C." w:date="2026-02-08T20:21:00Z" w:initials="I">
+    <w:p>
+      <w:pPr>
+        <w:overflowPunct w:val="false"/>
         <w:bidi w:val="0"/>
         <w:rPr/>
       </w:pPr>
@@ -4451,10 +4408,10 @@
       </w:r>
     </w:p>
   </w:comment>
-  <w:comment w:id="13" w:author="I.C." w:date="2026-02-09T17:14:00Z" w:initials="I">
-    <w:p>
-      <w:pPr>
-        <w:overflowPunct w:val="true"/>
+  <w:comment w:id="14" w:author="I.C." w:date="2026-02-09T17:14:00Z" w:initials="I">
+    <w:p>
+      <w:pPr>
+        <w:overflowPunct w:val="false"/>
         <w:bidi w:val="0"/>
         <w:rPr/>
       </w:pPr>
@@ -4472,7 +4429,7 @@
     </w:p>
     <w:p>
       <w:pPr>
-        <w:overflowPunct w:val="true"/>
+        <w:overflowPunct w:val="false"/>
         <w:bidi w:val="0"/>
         <w:rPr/>
       </w:pPr>
@@ -4489,10 +4446,10 @@
       </w:r>
     </w:p>
   </w:comment>
-  <w:comment w:id="14" w:author="I.C." w:date="2026-02-09T17:24:00Z" w:initials="I">
-    <w:p>
-      <w:pPr>
-        <w:overflowPunct w:val="true"/>
+  <w:comment w:id="15" w:author="I.C." w:date="2026-02-09T17:24:00Z" w:initials="I">
+    <w:p>
+      <w:pPr>
+        <w:overflowPunct w:val="false"/>
         <w:bidi w:val="0"/>
         <w:rPr/>
       </w:pPr>
@@ -4520,10 +4477,10 @@
       </w:r>
     </w:p>
   </w:comment>
-  <w:comment w:id="15" w:author="I.C." w:date="2026-02-09T17:25:00Z" w:initials="I">
-    <w:p>
-      <w:pPr>
-        <w:overflowPunct w:val="true"/>
+  <w:comment w:id="16" w:author="I.C." w:date="2026-02-09T17:25:00Z" w:initials="I">
+    <w:p>
+      <w:pPr>
+        <w:overflowPunct w:val="false"/>
         <w:bidi w:val="0"/>
         <w:rPr/>
       </w:pPr>
@@ -4537,33 +4494,13 @@
           <w:lang w:val="en-US" w:eastAsia="en-US" w:bidi="en-US"/>
         </w:rPr>
         <w:t>Confirm that using delimiters OK in the training text, since the description is sometimes very long and the remainder of the template may be confusing otherwise.</w:t>
-      </w:r>
-    </w:p>
-  </w:comment>
-  <w:comment w:id="16" w:author="I.C." w:date="2026-02-09T17:27:00Z" w:initials="I">
-    <w:p>
-      <w:pPr>
-        <w:overflowPunct w:val="true"/>
-        <w:bidi w:val="0"/>
-        <w:rPr/>
-      </w:pPr>
-      <w:r>
-        <w:rPr>
-          <w:rFonts w:ascii="Liberation Serif;Times New Roman" w:hAnsi="Liberation Serif;Times New Roman" w:eastAsia="DejaVu Sans" w:cs="Noto Sans Arabic UI"/>
-          <w:color w:val="auto"/>
-          <w:kern w:val="0"/>
-          <w:sz w:val="24"/>
-          <w:szCs w:val="24"/>
-          <w:lang w:val="en-US" w:eastAsia="en-US" w:bidi="en-US"/>
-        </w:rPr>
-        <w:t>Very specific with hardware security OR supply chain compromise.</w:t>
       </w:r>
     </w:p>
   </w:comment>
   <w:comment w:id="17" w:author="I.C." w:date="2026-02-09T17:27:00Z" w:initials="I">
     <w:p>
       <w:pPr>
-        <w:overflowPunct w:val="true"/>
+        <w:overflowPunct w:val="false"/>
         <w:bidi w:val="0"/>
         <w:rPr/>
       </w:pPr>
@@ -4580,169 +4517,10 @@
       </w:r>
     </w:p>
   </w:comment>
-  <w:comment w:id="18" w:author="I.C." w:date="2026-02-09T18:39:00Z" w:initials="I">
-    <w:p>
-      <w:pPr>
-        <w:overflowPunct w:val="true"/>
-        <w:bidi w:val="0"/>
-        <w:rPr/>
-      </w:pPr>
-      <w:r>
-        <w:rPr>
-          <w:rFonts w:ascii="Liberation Serif;Times New Roman" w:hAnsi="Liberation Serif;Times New Roman" w:eastAsia="DejaVu Sans" w:cs="Noto Sans Arabic UI"/>
-          <w:color w:val="auto"/>
-          <w:kern w:val="0"/>
-          <w:sz w:val="24"/>
-          <w:szCs w:val="24"/>
-          <w:lang w:val="en-US" w:eastAsia="en-US" w:bidi="en-US"/>
-        </w:rPr>
-        <w:t>Changed from “Which attack patterns …” since template gen can’t generate lists.</w:t>
-      </w:r>
-    </w:p>
-  </w:comment>
-  <w:comment w:id="19" w:author="I.C." w:date="2026-02-09T19:31:00Z" w:initials="I">
-    <w:p>
-      <w:pPr>
-        <w:overflowPunct w:val="true"/>
-        <w:bidi w:val="0"/>
-        <w:rPr/>
-      </w:pPr>
-      <w:r>
-        <w:rPr>
-          <w:rFonts w:ascii="Liberation Serif;Times New Roman" w:hAnsi="Liberation Serif;Times New Roman" w:eastAsia="DejaVu Sans" w:cs="Noto Sans Arabic UI"/>
-          <w:color w:val="auto"/>
-          <w:kern w:val="0"/>
-          <w:sz w:val="24"/>
-          <w:szCs w:val="24"/>
-          <w:lang w:val="en-US" w:eastAsia="en-US" w:bidi="en-US"/>
-        </w:rPr>
-        <w:t>Deleted since direct access to vector string fields is not possible.</w:t>
-      </w:r>
-    </w:p>
-  </w:comment>
-  <w:comment w:id="20" w:author="I.C." w:date="2026-02-09T19:31:00Z" w:initials="I">
-    <w:p>
-      <w:pPr>
-        <w:overflowPunct w:val="true"/>
-        <w:bidi w:val="0"/>
-        <w:rPr/>
-      </w:pPr>
-      <w:r>
-        <w:rPr>
-          <w:rFonts w:ascii="Liberation Serif;Times New Roman" w:hAnsi="Liberation Serif;Times New Roman" w:eastAsia="DejaVu Sans" w:cs="Noto Sans Arabic UI"/>
-          <w:color w:val="auto"/>
-          <w:kern w:val="0"/>
-          <w:sz w:val="24"/>
-          <w:szCs w:val="24"/>
-          <w:lang w:val="en-US" w:eastAsia="en-US" w:bidi="en-US"/>
-        </w:rPr>
-        <w:t>Modified from original to fit schema</w:t>
-      </w:r>
-    </w:p>
-  </w:comment>
-  <w:comment w:id="21" w:author="I.C." w:date="2026-02-09T20:05:00Z" w:initials="I">
-    <w:p>
-      <w:pPr>
-        <w:overflowPunct w:val="true"/>
-        <w:bidi w:val="0"/>
-        <w:rPr/>
-      </w:pPr>
-      <w:r>
-        <w:rPr>
-          <w:rFonts w:ascii="Liberation Serif;Times New Roman" w:hAnsi="Liberation Serif;Times New Roman" w:eastAsia="DejaVu Sans" w:cs="Noto Sans Arabic UI"/>
-          <w:color w:val="auto"/>
-          <w:kern w:val="0"/>
-          <w:sz w:val="24"/>
-          <w:szCs w:val="24"/>
-          <w:lang w:val="en-US" w:eastAsia="en-US" w:bidi="en-US"/>
-        </w:rPr>
-        <w:t>not a template; more like a malformed instruction</w:t>
-      </w:r>
-    </w:p>
-  </w:comment>
-  <w:comment w:id="22" w:author="I.C." w:date="2026-02-09T20:06:00Z" w:initials="I">
-    <w:p>
-      <w:pPr>
-        <w:overflowPunct w:val="true"/>
-        <w:bidi w:val="0"/>
-        <w:rPr/>
-      </w:pPr>
-      <w:r>
-        <w:rPr>
-          <w:rFonts w:ascii="Liberation Serif;Times New Roman" w:hAnsi="Liberation Serif;Times New Roman" w:eastAsia="DejaVu Sans" w:cs="Noto Sans Arabic UI"/>
-          <w:color w:val="auto"/>
-          <w:kern w:val="0"/>
-          <w:sz w:val="24"/>
-          <w:szCs w:val="24"/>
-          <w:lang w:val="en-US" w:eastAsia="en-US" w:bidi="en-US"/>
-        </w:rPr>
-        <w:t>Malformed template.</w:t>
-      </w:r>
-    </w:p>
-  </w:comment>
-  <w:comment w:id="23" w:author="I.C." w:date="2026-02-11T17:55:00Z" w:initials="I">
-    <w:p>
-      <w:pPr>
-        <w:overflowPunct w:val="true"/>
-        <w:bidi w:val="0"/>
-        <w:rPr/>
-      </w:pPr>
-      <w:r>
-        <w:rPr>
-          <w:rFonts w:ascii="Liberation Serif;Times New Roman" w:hAnsi="Liberation Serif;Times New Roman" w:eastAsia="DejaVu Sans" w:cs="Noto Sans Arabic UI"/>
-          <w:color w:val="auto"/>
-          <w:kern w:val="0"/>
-          <w:sz w:val="24"/>
-          <w:szCs w:val="24"/>
-          <w:lang w:val="en-US" w:eastAsia="en-US" w:bidi="en-US"/>
-        </w:rPr>
-        <w:t>should use list comprehension, when supported</w:t>
-      </w:r>
-    </w:p>
-  </w:comment>
-  <w:comment w:id="24" w:author="I.C." w:date="2026-02-13T13:44:00Z" w:initials="I">
-    <w:p>
-      <w:pPr>
-        <w:overflowPunct w:val="true"/>
-        <w:bidi w:val="0"/>
-        <w:rPr/>
-      </w:pPr>
-      <w:r>
-        <w:rPr>
-          <w:rFonts w:ascii="Liberation Serif;Times New Roman" w:hAnsi="Liberation Serif;Times New Roman" w:eastAsia="DejaVu Sans" w:cs="Noto Sans Arabic UI"/>
-          <w:color w:val="auto"/>
-          <w:kern w:val="0"/>
-          <w:sz w:val="24"/>
-          <w:szCs w:val="24"/>
-          <w:lang w:val="en-US" w:eastAsia="en-US" w:bidi="en-US"/>
-        </w:rPr>
-        <w:t>Generated by Gemini from original 4.9 template.</w:t>
-      </w:r>
-    </w:p>
-  </w:comment>
-  <w:comment w:id="25" w:author="I.C." w:date="2026-02-12T13:21:00Z" w:initials="I">
-    <w:p>
-      <w:pPr>
-        <w:overflowPunct w:val="true"/>
-        <w:bidi w:val="0"/>
-        <w:rPr/>
-      </w:pPr>
-      <w:r>
-        <w:rPr>
-          <w:rFonts w:ascii="Liberation Serif;Times New Roman" w:hAnsi="Liberation Serif;Times New Roman" w:eastAsia="DejaVu Sans" w:cs="Noto Sans Arabic UI"/>
-          <w:color w:val="auto"/>
-          <w:kern w:val="0"/>
-          <w:sz w:val="24"/>
-          <w:szCs w:val="24"/>
-          <w:lang w:val="en-US" w:eastAsia="en-US" w:bidi="en-US"/>
-        </w:rPr>
-        <w:t>make list when possible</w:t>
-      </w:r>
-    </w:p>
-  </w:comment>
-  <w:comment w:id="26" w:author="I.C." w:date="2026-03-20T08:15:34Z" w:initials="I">
-    <w:p>
-      <w:pPr>
+  <w:comment w:id="18" w:author="I.C." w:date="2026-03-21T11:33:06Z" w:initials="I">
+    <w:p>
+      <w:pPr>
+        <w:overflowPunct w:val="false"/>
         <w:rPr/>
       </w:pPr>
       <w:r>
@@ -4751,13 +4529,194 @@
           <w:kern w:val="0"/>
           <w:lang w:val="en-US" w:eastAsia="en-US" w:bidi="en-US"/>
         </w:rPr>
-        <w:t>EPSS has no field date.</w:t>
+        <w:t>constrain for both words separately; they don’t show up together</w:t>
       </w:r>
     </w:p>
   </w:comment>
-  <w:comment w:id="27" w:author="I.C." w:date="2026-03-20T08:16:26Z" w:initials="I">
-    <w:p>
-      <w:pPr>
+  <w:comment w:id="19" w:author="I.C." w:date="2026-02-09T17:27:00Z" w:initials="I">
+    <w:p>
+      <w:pPr>
+        <w:overflowPunct w:val="false"/>
+        <w:bidi w:val="0"/>
+        <w:rPr/>
+      </w:pPr>
+      <w:r>
+        <w:rPr>
+          <w:rFonts w:ascii="Liberation Serif;Times New Roman" w:hAnsi="Liberation Serif;Times New Roman" w:eastAsia="DejaVu Sans" w:cs="Noto Sans Arabic UI"/>
+          <w:color w:val="auto"/>
+          <w:kern w:val="0"/>
+          <w:sz w:val="24"/>
+          <w:szCs w:val="24"/>
+          <w:lang w:val="en-US" w:eastAsia="en-US" w:bidi="en-US"/>
+        </w:rPr>
+        <w:t>Very specific with hardware security OR supply chain compromise.</w:t>
+      </w:r>
+    </w:p>
+  </w:comment>
+  <w:comment w:id="20" w:author="I.C." w:date="2026-02-09T18:39:00Z" w:initials="I">
+    <w:p>
+      <w:pPr>
+        <w:overflowPunct w:val="false"/>
+        <w:bidi w:val="0"/>
+        <w:rPr/>
+      </w:pPr>
+      <w:r>
+        <w:rPr>
+          <w:rFonts w:ascii="Liberation Serif;Times New Roman" w:hAnsi="Liberation Serif;Times New Roman" w:eastAsia="DejaVu Sans" w:cs="Noto Sans Arabic UI"/>
+          <w:color w:val="auto"/>
+          <w:kern w:val="0"/>
+          <w:sz w:val="24"/>
+          <w:szCs w:val="24"/>
+          <w:lang w:val="en-US" w:eastAsia="en-US" w:bidi="en-US"/>
+        </w:rPr>
+        <w:t>Changed from “Which attack patterns …” since template gen can’t generate lists.</w:t>
+      </w:r>
+    </w:p>
+  </w:comment>
+  <w:comment w:id="21" w:author="I.C." w:date="2026-02-09T19:31:00Z" w:initials="I">
+    <w:p>
+      <w:pPr>
+        <w:overflowPunct w:val="false"/>
+        <w:bidi w:val="0"/>
+        <w:rPr/>
+      </w:pPr>
+      <w:r>
+        <w:rPr>
+          <w:rFonts w:ascii="Liberation Serif;Times New Roman" w:hAnsi="Liberation Serif;Times New Roman" w:eastAsia="DejaVu Sans" w:cs="Noto Sans Arabic UI"/>
+          <w:color w:val="auto"/>
+          <w:kern w:val="0"/>
+          <w:sz w:val="24"/>
+          <w:szCs w:val="24"/>
+          <w:lang w:val="en-US" w:eastAsia="en-US" w:bidi="en-US"/>
+        </w:rPr>
+        <w:t>Deleted since direct access to vector string fields is not possible.</w:t>
+      </w:r>
+    </w:p>
+  </w:comment>
+  <w:comment w:id="22" w:author="I.C." w:date="2026-02-09T19:31:00Z" w:initials="I">
+    <w:p>
+      <w:pPr>
+        <w:overflowPunct w:val="false"/>
+        <w:bidi w:val="0"/>
+        <w:rPr/>
+      </w:pPr>
+      <w:r>
+        <w:rPr>
+          <w:rFonts w:ascii="Liberation Serif;Times New Roman" w:hAnsi="Liberation Serif;Times New Roman" w:eastAsia="DejaVu Sans" w:cs="Noto Sans Arabic UI"/>
+          <w:color w:val="auto"/>
+          <w:kern w:val="0"/>
+          <w:sz w:val="24"/>
+          <w:szCs w:val="24"/>
+          <w:lang w:val="en-US" w:eastAsia="en-US" w:bidi="en-US"/>
+        </w:rPr>
+        <w:t>Modified from original to fit schema</w:t>
+      </w:r>
+    </w:p>
+  </w:comment>
+  <w:comment w:id="23" w:author="I.C." w:date="2026-02-09T20:05:00Z" w:initials="I">
+    <w:p>
+      <w:pPr>
+        <w:overflowPunct w:val="false"/>
+        <w:bidi w:val="0"/>
+        <w:rPr/>
+      </w:pPr>
+      <w:r>
+        <w:rPr>
+          <w:rFonts w:ascii="Liberation Serif;Times New Roman" w:hAnsi="Liberation Serif;Times New Roman" w:eastAsia="DejaVu Sans" w:cs="Noto Sans Arabic UI"/>
+          <w:color w:val="auto"/>
+          <w:kern w:val="0"/>
+          <w:sz w:val="24"/>
+          <w:szCs w:val="24"/>
+          <w:lang w:val="en-US" w:eastAsia="en-US" w:bidi="en-US"/>
+        </w:rPr>
+        <w:t>not a template; more like a malformed instruction</w:t>
+      </w:r>
+    </w:p>
+  </w:comment>
+  <w:comment w:id="24" w:author="I.C." w:date="2026-02-09T20:06:00Z" w:initials="I">
+    <w:p>
+      <w:pPr>
+        <w:overflowPunct w:val="false"/>
+        <w:bidi w:val="0"/>
+        <w:rPr/>
+      </w:pPr>
+      <w:r>
+        <w:rPr>
+          <w:rFonts w:ascii="Liberation Serif;Times New Roman" w:hAnsi="Liberation Serif;Times New Roman" w:eastAsia="DejaVu Sans" w:cs="Noto Sans Arabic UI"/>
+          <w:color w:val="auto"/>
+          <w:kern w:val="0"/>
+          <w:sz w:val="24"/>
+          <w:szCs w:val="24"/>
+          <w:lang w:val="en-US" w:eastAsia="en-US" w:bidi="en-US"/>
+        </w:rPr>
+        <w:t>Malformed template.</w:t>
+      </w:r>
+    </w:p>
+  </w:comment>
+  <w:comment w:id="25" w:author="I.C." w:date="2026-02-11T17:55:00Z" w:initials="I">
+    <w:p>
+      <w:pPr>
+        <w:overflowPunct w:val="false"/>
+        <w:bidi w:val="0"/>
+        <w:rPr/>
+      </w:pPr>
+      <w:r>
+        <w:rPr>
+          <w:rFonts w:ascii="Liberation Serif;Times New Roman" w:hAnsi="Liberation Serif;Times New Roman" w:eastAsia="DejaVu Sans" w:cs="Noto Sans Arabic UI"/>
+          <w:color w:val="auto"/>
+          <w:kern w:val="0"/>
+          <w:sz w:val="24"/>
+          <w:szCs w:val="24"/>
+          <w:lang w:val="en-US" w:eastAsia="en-US" w:bidi="en-US"/>
+        </w:rPr>
+        <w:t>should use list comprehension, when supported</w:t>
+      </w:r>
+    </w:p>
+  </w:comment>
+  <w:comment w:id="26" w:author="I.C." w:date="2026-02-13T13:44:00Z" w:initials="I">
+    <w:p>
+      <w:pPr>
+        <w:overflowPunct w:val="false"/>
+        <w:bidi w:val="0"/>
+        <w:rPr/>
+      </w:pPr>
+      <w:r>
+        <w:rPr>
+          <w:rFonts w:ascii="Liberation Serif;Times New Roman" w:hAnsi="Liberation Serif;Times New Roman" w:eastAsia="DejaVu Sans" w:cs="Noto Sans Arabic UI"/>
+          <w:color w:val="auto"/>
+          <w:kern w:val="0"/>
+          <w:sz w:val="24"/>
+          <w:szCs w:val="24"/>
+          <w:lang w:val="en-US" w:eastAsia="en-US" w:bidi="en-US"/>
+        </w:rPr>
+        <w:t>Generated by Gemini from original 4.9 template.</w:t>
+      </w:r>
+    </w:p>
+  </w:comment>
+  <w:comment w:id="27" w:author="I.C." w:date="2026-02-12T13:21:00Z" w:initials="I">
+    <w:p>
+      <w:pPr>
+        <w:overflowPunct w:val="false"/>
+        <w:bidi w:val="0"/>
+        <w:rPr/>
+      </w:pPr>
+      <w:r>
+        <w:rPr>
+          <w:rFonts w:ascii="Liberation Serif;Times New Roman" w:hAnsi="Liberation Serif;Times New Roman" w:eastAsia="DejaVu Sans" w:cs="Noto Sans Arabic UI"/>
+          <w:color w:val="auto"/>
+          <w:kern w:val="0"/>
+          <w:sz w:val="24"/>
+          <w:szCs w:val="24"/>
+          <w:lang w:val="en-US" w:eastAsia="en-US" w:bidi="en-US"/>
+        </w:rPr>
+        <w:t>make list when possible</w:t>
+      </w:r>
+    </w:p>
+  </w:comment>
+  <w:comment w:id="28" w:author="I.C." w:date="2026-03-20T08:15:34Z" w:initials="I">
+    <w:p>
+      <w:pPr>
+        <w:overflowPunct w:val="false"/>
         <w:rPr/>
       </w:pPr>
       <w:r>
@@ -4766,13 +4725,14 @@
           <w:kern w:val="0"/>
           <w:lang w:val="en-US" w:eastAsia="en-US" w:bidi="en-US"/>
         </w:rPr>
-        <w:t>Malformed template.</w:t>
+        <w:t>EPSS has no field date.</w:t>
       </w:r>
     </w:p>
   </w:comment>
-  <w:comment w:id="28" w:author="I.C." w:date="2026-03-20T08:17:01Z" w:initials="I">
-    <w:p>
-      <w:pPr>
+  <w:comment w:id="29" w:author="I.C." w:date="2026-03-20T08:16:26Z" w:initials="I">
+    <w:p>
+      <w:pPr>
+        <w:overflowPunct w:val="false"/>
         <w:rPr/>
       </w:pPr>
       <w:r>
@@ -4781,136 +4741,14 @@
           <w:kern w:val="0"/>
           <w:lang w:val="en-US" w:eastAsia="en-US" w:bidi="en-US"/>
         </w:rPr>
-        <w:t>Malformed template.</w:t>
+        <w:t>Malformed template. It is a general quiz question and not a template.</w:t>
       </w:r>
     </w:p>
   </w:comment>
-  <w:comment w:id="29" w:author="I.C." w:date="2026-01-29T21:13:00Z" w:initials="I">
+  <w:comment w:id="30" w:author="I.C." w:date="2026-03-20T08:17:01Z" w:initials="I">
     <w:p>
       <w:pPr>
         <w:overflowPunct w:val="false"/>
-        <w:bidi w:val="0"/>
-        <w:jc w:val="start"/>
-        <w:rPr/>
-      </w:pPr>
-      <w:r>
-        <w:rPr>
-          <w:rFonts w:ascii="Liberation Serif;Times New Roman" w:hAnsi="Liberation Serif;Times New Roman" w:eastAsia="DejaVu Sans" w:cs="Noto Sans Arabic UI"/>
-          <w:color w:val="auto"/>
-          <w:kern w:val="0"/>
-          <w:sz w:val="24"/>
-          <w:szCs w:val="24"/>
-          <w:lang w:val="en-US" w:eastAsia="en-US" w:bidi="en-US"/>
-        </w:rPr>
-        <w:t>Not really ENGAGE-spacific.</w:t>
-      </w:r>
-    </w:p>
-  </w:comment>
-  <w:comment w:id="30" w:author="I.C." w:date="2026-01-29T21:14:00Z" w:initials="I">
-    <w:p>
-      <w:pPr>
-        <w:overflowPunct w:val="false"/>
-        <w:bidi w:val="0"/>
-        <w:jc w:val="start"/>
-        <w:rPr/>
-      </w:pPr>
-      <w:r>
-        <w:rPr>
-          <w:rFonts w:ascii="Liberation Serif;Times New Roman" w:hAnsi="Liberation Serif;Times New Roman" w:eastAsia="DejaVu Sans" w:cs="Noto Sans Arabic UI"/>
-          <w:color w:val="auto"/>
-          <w:kern w:val="0"/>
-          <w:sz w:val="24"/>
-          <w:szCs w:val="24"/>
-          <w:lang w:val="en-US" w:eastAsia="en-US" w:bidi="en-US"/>
-        </w:rPr>
-        <w:t>Not ENGAGE-specific.</w:t>
-      </w:r>
-    </w:p>
-    <w:p>
-      <w:pPr>
-        <w:overflowPunct w:val="false"/>
-        <w:bidi w:val="0"/>
-        <w:jc w:val="start"/>
-        <w:rPr/>
-      </w:pPr>
-      <w:r>
-        <w:rPr>
-          <w:rFonts w:ascii="Liberation Serif;Times New Roman" w:hAnsi="Liberation Serif;Times New Roman" w:eastAsia="DejaVu Sans" w:cs="Noto Sans Arabic UI"/>
-          <w:color w:val="auto"/>
-          <w:kern w:val="0"/>
-          <w:sz w:val="24"/>
-          <w:szCs w:val="24"/>
-          <w:lang w:val="en-US" w:eastAsia="en-US" w:bidi="en-US"/>
-        </w:rPr>
-        <w:t>General statement.</w:t>
-      </w:r>
-    </w:p>
-  </w:comment>
-  <w:comment w:id="31" w:author="I.C." w:date="2026-02-13T11:27:00Z" w:initials="I">
-    <w:p>
-      <w:pPr>
-        <w:overflowPunct w:val="false"/>
-        <w:bidi w:val="0"/>
-        <w:jc w:val="start"/>
-        <w:rPr/>
-      </w:pPr>
-      <w:r>
-        <w:rPr>
-          <w:rFonts w:ascii="Liberation Serif;Times New Roman" w:hAnsi="Liberation Serif;Times New Roman" w:eastAsia="DejaVu Sans" w:cs="Noto Sans Arabic UI"/>
-          <w:color w:val="auto"/>
-          <w:kern w:val="0"/>
-          <w:sz w:val="24"/>
-          <w:szCs w:val="24"/>
-          <w:lang w:val="en-US" w:eastAsia="en-US" w:bidi="en-US"/>
-        </w:rPr>
-        <w:t>Not ENGAGE-specific.</w:t>
-      </w:r>
-    </w:p>
-    <w:p>
-      <w:pPr>
-        <w:overflowPunct w:val="false"/>
-        <w:bidi w:val="0"/>
-        <w:jc w:val="start"/>
-        <w:rPr/>
-      </w:pPr>
-      <w:r>
-        <w:rPr>
-          <w:rFonts w:ascii="Liberation Serif;Times New Roman" w:hAnsi="Liberation Serif;Times New Roman" w:eastAsia="DejaVu Sans" w:cs="Noto Sans Arabic UI"/>
-          <w:color w:val="auto"/>
-          <w:kern w:val="0"/>
-          <w:sz w:val="24"/>
-          <w:szCs w:val="24"/>
-          <w:lang w:val="en-US" w:eastAsia="en-US" w:bidi="en-US"/>
-        </w:rPr>
-        <w:t>General statement.</w:t>
-      </w:r>
-    </w:p>
-  </w:comment>
-  <w:comment w:id="32" w:author="I.C." w:date="2026-02-13T11:27:00Z" w:initials="I">
-    <w:p>
-      <w:pPr>
-        <w:overflowPunct w:val="false"/>
-        <w:bidi w:val="0"/>
-        <w:jc w:val="start"/>
-        <w:rPr/>
-      </w:pPr>
-      <w:r>
-        <w:rPr>
-          <w:rFonts w:ascii="Liberation Serif;Times New Roman" w:hAnsi="Liberation Serif;Times New Roman" w:eastAsia="DejaVu Sans" w:cs="Noto Sans Arabic UI"/>
-          <w:color w:val="auto"/>
-          <w:kern w:val="0"/>
-          <w:sz w:val="24"/>
-          <w:szCs w:val="24"/>
-          <w:lang w:val="en-US" w:eastAsia="en-US" w:bidi="en-US"/>
-        </w:rPr>
-        <w:t>Not ENGAGE-specific.</w:t>
-      </w:r>
-    </w:p>
-    <w:p>
-      <w:pPr>
-        <w:overflowPunct w:val="false"/>
-        <w:bidi w:val="0"/>
-        <w:jc w:val="start"/>
         <w:rPr/>
       </w:pPr>
       <w:r>
@@ -4919,34 +4757,12 @@
           <w:kern w:val="0"/>
           <w:lang w:val="en-US" w:eastAsia="en-US" w:bidi="en-US"/>
         </w:rPr>
-      </w:r>
-    </w:p>
-  </w:comment>
-  <w:comment w:id="33" w:author="I.C." w:date="2026-02-13T11:33:00Z" w:initials="I">
+        <w:t>Malformed template. The EPSS can have any value. Do you want a threshold:</w:t>
+      </w:r>
+    </w:p>
     <w:p>
       <w:pPr>
         <w:overflowPunct w:val="false"/>
-        <w:bidi w:val="0"/>
-        <w:jc w:val="start"/>
-        <w:rPr/>
-      </w:pPr>
-      <w:r>
-        <w:rPr>
-          <w:rFonts w:ascii="Liberation Serif;Times New Roman" w:hAnsi="Liberation Serif;Times New Roman" w:eastAsia="DejaVu Sans" w:cs="Noto Sans Arabic UI"/>
-          <w:color w:val="auto"/>
-          <w:kern w:val="0"/>
-          <w:sz w:val="24"/>
-          <w:szCs w:val="24"/>
-          <w:lang w:val="en-US" w:eastAsia="en-US" w:bidi="en-US"/>
-        </w:rPr>
-        <w:t>Not ENGAGE-specific.</w:t>
-      </w:r>
-    </w:p>
-    <w:p>
-      <w:pPr>
-        <w:overflowPunct w:val="false"/>
-        <w:bidi w:val="0"/>
-        <w:jc w:val="start"/>
         <w:rPr/>
       </w:pPr>
       <w:r>
@@ -4955,13 +4771,14 @@
           <w:kern w:val="0"/>
           <w:lang w:val="en-US" w:eastAsia="en-US" w:bidi="en-US"/>
         </w:rPr>
+        <w:t>Use {e.epss[?&gt;0.9]}</w:t>
       </w:r>
     </w:p>
   </w:comment>
-  <w:comment w:id="34" w:author="I.C." w:date="2026-02-13T11:39:00Z" w:initials="I">
-    <w:p>
-      <w:pPr>
-        <w:overflowPunct w:val="false"/>
+  <w:comment w:id="31" w:author="I.C." w:date="2026-01-29T21:13:00Z" w:initials="I">
+    <w:p>
+      <w:pPr>
+        <w:overflowPunct w:val="true"/>
         <w:bidi w:val="0"/>
         <w:jc w:val="start"/>
         <w:rPr/>
@@ -4975,14 +4792,115 @@
           <w:szCs w:val="24"/>
           <w:lang w:val="en-US" w:eastAsia="en-US" w:bidi="en-US"/>
         </w:rPr>
+        <w:t>Not really ENGAGE-specific.</w:t>
+      </w:r>
+    </w:p>
+  </w:comment>
+  <w:comment w:id="32" w:author="I.C." w:date="2026-01-29T21:14:00Z" w:initials="I">
+    <w:p>
+      <w:pPr>
+        <w:overflowPunct w:val="true"/>
+        <w:bidi w:val="0"/>
+        <w:jc w:val="start"/>
+        <w:rPr/>
+      </w:pPr>
+      <w:r>
+        <w:rPr>
+          <w:rFonts w:ascii="Liberation Serif;Times New Roman" w:hAnsi="Liberation Serif;Times New Roman" w:eastAsia="DejaVu Sans" w:cs="Noto Sans Arabic UI"/>
+          <w:color w:val="auto"/>
+          <w:kern w:val="0"/>
+          <w:sz w:val="24"/>
+          <w:szCs w:val="24"/>
+          <w:lang w:val="en-US" w:eastAsia="en-US" w:bidi="en-US"/>
+        </w:rPr>
         <w:t>Not ENGAGE-specific.</w:t>
       </w:r>
     </w:p>
+    <w:p>
+      <w:pPr>
+        <w:overflowPunct w:val="true"/>
+        <w:bidi w:val="0"/>
+        <w:jc w:val="start"/>
+        <w:rPr/>
+      </w:pPr>
+      <w:r>
+        <w:rPr>
+          <w:rFonts w:ascii="Liberation Serif;Times New Roman" w:hAnsi="Liberation Serif;Times New Roman" w:eastAsia="DejaVu Sans" w:cs="Noto Sans Arabic UI"/>
+          <w:color w:val="auto"/>
+          <w:kern w:val="0"/>
+          <w:sz w:val="24"/>
+          <w:szCs w:val="24"/>
+          <w:lang w:val="en-US" w:eastAsia="en-US" w:bidi="en-US"/>
+        </w:rPr>
+        <w:t>General statement.</w:t>
+      </w:r>
+    </w:p>
   </w:comment>
-  <w:comment w:id="35" w:author="I.C." w:date="2026-02-20T09:14:58Z" w:initials="I">
+  <w:comment w:id="33" w:author="I.C." w:date="2026-02-13T11:27:00Z" w:initials="I">
     <w:p>
       <w:pPr>
         <w:overflowPunct w:val="true"/>
+        <w:bidi w:val="0"/>
+        <w:jc w:val="start"/>
+        <w:rPr/>
+      </w:pPr>
+      <w:r>
+        <w:rPr>
+          <w:rFonts w:ascii="Liberation Serif;Times New Roman" w:hAnsi="Liberation Serif;Times New Roman" w:eastAsia="DejaVu Sans" w:cs="Noto Sans Arabic UI"/>
+          <w:color w:val="auto"/>
+          <w:kern w:val="0"/>
+          <w:sz w:val="24"/>
+          <w:szCs w:val="24"/>
+          <w:lang w:val="en-US" w:eastAsia="en-US" w:bidi="en-US"/>
+        </w:rPr>
+        <w:t>Not ENGAGE-specific.</w:t>
+      </w:r>
+    </w:p>
+    <w:p>
+      <w:pPr>
+        <w:overflowPunct w:val="true"/>
+        <w:bidi w:val="0"/>
+        <w:jc w:val="start"/>
+        <w:rPr/>
+      </w:pPr>
+      <w:r>
+        <w:rPr>
+          <w:rFonts w:ascii="Liberation Serif;Times New Roman" w:hAnsi="Liberation Serif;Times New Roman" w:eastAsia="DejaVu Sans" w:cs="Noto Sans Arabic UI"/>
+          <w:color w:val="auto"/>
+          <w:kern w:val="0"/>
+          <w:sz w:val="24"/>
+          <w:szCs w:val="24"/>
+          <w:lang w:val="en-US" w:eastAsia="en-US" w:bidi="en-US"/>
+        </w:rPr>
+        <w:t>General statement.</w:t>
+      </w:r>
+    </w:p>
+  </w:comment>
+  <w:comment w:id="34" w:author="I.C." w:date="2026-02-13T11:27:00Z" w:initials="I">
+    <w:p>
+      <w:pPr>
+        <w:overflowPunct w:val="true"/>
+        <w:bidi w:val="0"/>
+        <w:jc w:val="start"/>
+        <w:rPr/>
+      </w:pPr>
+      <w:r>
+        <w:rPr>
+          <w:rFonts w:ascii="Liberation Serif;Times New Roman" w:hAnsi="Liberation Serif;Times New Roman" w:eastAsia="DejaVu Sans" w:cs="Noto Sans Arabic UI"/>
+          <w:color w:val="auto"/>
+          <w:kern w:val="0"/>
+          <w:sz w:val="24"/>
+          <w:szCs w:val="24"/>
+          <w:lang w:val="en-US" w:eastAsia="en-US" w:bidi="en-US"/>
+        </w:rPr>
+        <w:t>Not ENGAGE-specific.</w:t>
+      </w:r>
+    </w:p>
+    <w:p>
+      <w:pPr>
+        <w:overflowPunct w:val="true"/>
+        <w:bidi w:val="0"/>
+        <w:jc w:val="start"/>
         <w:rPr/>
       </w:pPr>
       <w:r>
@@ -4991,14 +4909,34 @@
           <w:kern w:val="0"/>
           <w:lang w:val="en-US" w:eastAsia="en-US" w:bidi="en-US"/>
         </w:rPr>
-        <w:t>this is an inverse edge; the originating node is implicit (a coa)</w:t>
       </w:r>
     </w:p>
   </w:comment>
-  <w:comment w:id="36" w:author="I.C." w:date="2026-02-20T09:12:05Z" w:initials="I">
+  <w:comment w:id="35" w:author="I.C." w:date="2026-02-13T11:33:00Z" w:initials="I">
     <w:p>
       <w:pPr>
         <w:overflowPunct w:val="true"/>
+        <w:bidi w:val="0"/>
+        <w:jc w:val="start"/>
+        <w:rPr/>
+      </w:pPr>
+      <w:r>
+        <w:rPr>
+          <w:rFonts w:ascii="Liberation Serif;Times New Roman" w:hAnsi="Liberation Serif;Times New Roman" w:eastAsia="DejaVu Sans" w:cs="Noto Sans Arabic UI"/>
+          <w:color w:val="auto"/>
+          <w:kern w:val="0"/>
+          <w:sz w:val="24"/>
+          <w:szCs w:val="24"/>
+          <w:lang w:val="en-US" w:eastAsia="en-US" w:bidi="en-US"/>
+        </w:rPr>
+        <w:t>Not ENGAGE-specific.</w:t>
+      </w:r>
+    </w:p>
+    <w:p>
+      <w:pPr>
+        <w:overflowPunct w:val="true"/>
+        <w:bidi w:val="0"/>
+        <w:jc w:val="start"/>
         <w:rPr/>
       </w:pPr>
       <w:r>
@@ -5007,14 +4945,66 @@
           <w:kern w:val="0"/>
           <w:lang w:val="en-US" w:eastAsia="en-US" w:bidi="en-US"/>
         </w:rPr>
+      </w:r>
+    </w:p>
+  </w:comment>
+  <w:comment w:id="36" w:author="I.C." w:date="2026-02-13T11:39:00Z" w:initials="I">
+    <w:p>
+      <w:pPr>
+        <w:overflowPunct w:val="true"/>
+        <w:bidi w:val="0"/>
+        <w:jc w:val="start"/>
+        <w:rPr/>
+      </w:pPr>
+      <w:r>
+        <w:rPr>
+          <w:rFonts w:ascii="Liberation Serif;Times New Roman" w:hAnsi="Liberation Serif;Times New Roman" w:eastAsia="DejaVu Sans" w:cs="Noto Sans Arabic UI"/>
+          <w:color w:val="auto"/>
+          <w:kern w:val="0"/>
+          <w:sz w:val="24"/>
+          <w:szCs w:val="24"/>
+          <w:lang w:val="en-US" w:eastAsia="en-US" w:bidi="en-US"/>
+        </w:rPr>
+        <w:t>Not ENGAGE-specific.</w:t>
+      </w:r>
+    </w:p>
+  </w:comment>
+  <w:comment w:id="37" w:author="I.C." w:date="2026-02-20T09:14:58Z" w:initials="I">
+    <w:p>
+      <w:pPr>
+        <w:overflowPunct w:val="false"/>
+        <w:rPr/>
+      </w:pPr>
+      <w:r>
+        <w:rPr>
+          <w:rFonts w:ascii="Liberation Serif" w:hAnsi="Liberation Serif" w:eastAsia="DejaVu Sans" w:cs="Noto Sans Arabic UI"/>
+          <w:kern w:val="0"/>
+          <w:lang w:val="en-US" w:eastAsia="en-US" w:bidi="en-US"/>
+        </w:rPr>
+        <w:t>this is an inverse edge; the originating node is implicit (a coa)</w:t>
+      </w:r>
+    </w:p>
+  </w:comment>
+  <w:comment w:id="38" w:author="I.C." w:date="2026-02-20T09:12:05Z" w:initials="I">
+    <w:p>
+      <w:pPr>
+        <w:overflowPunct w:val="false"/>
+        <w:rPr/>
+      </w:pPr>
+      <w:r>
+        <w:rPr>
+          <w:rFonts w:ascii="Liberation Serif" w:hAnsi="Liberation Serif" w:eastAsia="DejaVu Sans" w:cs="Noto Sans Arabic UI"/>
+          <w:kern w:val="0"/>
+          <w:lang w:val="en-US" w:eastAsia="en-US" w:bidi="en-US"/>
+        </w:rPr>
         <w:t>join on same ap.</w:t>
       </w:r>
     </w:p>
   </w:comment>
-  <w:comment w:id="37" w:author="I.C." w:date="2026-02-20T09:12:42Z" w:initials="I">
-    <w:p>
-      <w:pPr>
-        <w:overflowPunct w:val="true"/>
+  <w:comment w:id="39" w:author="I.C." w:date="2026-02-20T09:12:42Z" w:initials="I">
+    <w:p>
+      <w:pPr>
+        <w:overflowPunct w:val="false"/>
         <w:rPr/>
       </w:pPr>
       <w:r>
@@ -5311,7 +5301,7 @@
     <w:pPr>
       <w:widowControl/>
       <w:suppressAutoHyphens w:val="true"/>
-      <w:overflowPunct w:val="false"/>
+      <w:overflowPunct w:val="true"/>
       <w:bidi w:val="0"/>
       <w:spacing w:before="0" w:after="0"/>
       <w:jc w:val="start"/>
